--- a/docs/00-ho-so-chung/00-1-thuyet-minh-nang-luc-va-doi-ngu.docx
+++ b/docs/00-ho-so-chung/00-1-thuyet-minh-nang-luc-va-doi-ngu.docx
@@ -4,12 +4,12 @@
   <w:body>
     <w:p>
       <w:pPr>
-        <w:spacing w:after="1400"/>
-      </w:pPr>
-    </w:p>
-    <w:p>
-      <w:pPr>
-        <w:spacing w:after="700"/>
+        <w:spacing w:after="900"/>
+      </w:pPr>
+    </w:p>
+    <w:p>
+      <w:pPr>
+        <w:spacing w:after="350"/>
         <w:jc w:val="center"/>
       </w:pPr>
       <w:r>
@@ -77,7 +77,7 @@
           <w:top w:val="single" w:color="008E4D" w:sz="12" w:space="18"/>
           <w:bottom w:val="single" w:color="008E4D" w:sz="12" w:space="18"/>
         </w:pBdr>
-        <w:spacing w:after="900" w:before="260"/>
+        <w:spacing w:after="500" w:before="220"/>
         <w:jc w:val="center"/>
       </w:pPr>
       <w:r>
@@ -94,7 +94,7 @@
     </w:p>
     <w:p>
       <w:pPr>
-        <w:spacing w:after="700"/>
+        <w:spacing w:after="350"/>
         <w:jc w:val="center"/>
       </w:pPr>
       <w:r>
@@ -591,7 +591,7 @@
     </w:tbl>
     <w:p>
       <w:pPr>
-        <w:spacing w:after="420"/>
+        <w:spacing w:after="200"/>
       </w:pPr>
     </w:p>
     <w:p>
@@ -981,7 +981,7 @@
     </w:tbl>
     <w:p>
       <w:pPr>
-        <w:spacing w:after="420"/>
+        <w:spacing w:after="200"/>
       </w:pPr>
     </w:p>
     <w:p>

--- a/docs/00-ho-so-chung/00-1-thuyet-minh-nang-luc-va-doi-ngu.docx
+++ b/docs/00-ho-so-chung/00-1-thuyet-minh-nang-luc-va-doi-ngu.docx
@@ -68,7 +68,7 @@
           <w:sz w:val="22"/>
           <w:szCs w:val="22"/>
         </w:rPr>
-        <w:t xml:space="preserve">HỒ SƠ CHUNG — SẢN XUẤT PHẦN MỀM NỘI BỘ</w:t>
+        <w:t xml:space="preserve">HỒ SƠ CHUNG — OPTIMAI THỰC HIỆN CHO BIOSCOPE</w:t>
       </w:r>
     </w:p>
     <w:p>
@@ -89,7 +89,7 @@
           <w:sz w:val="36"/>
           <w:szCs w:val="36"/>
         </w:rPr>
-        <w:t xml:space="preserve">THUYẾT MINH NĂNG LỰC VÀ ĐỘI NGŨ PHÁT TRIỂN NỘI BỘ</w:t>
+        <w:t xml:space="preserve">NĂNG LỰC NHÀ THẦU VÀ ĐỘI NGŨ THỰC HIỆN</w:t>
       </w:r>
     </w:p>
     <w:p>
@@ -106,7 +106,7 @@
           <w:sz w:val="24"/>
           <w:szCs w:val="24"/>
         </w:rPr>
-        <w:t xml:space="preserve">Năng lực và đội ngũ phát triển nội bộ</w:t>
+        <w:t xml:space="preserve">Năng lực nhà thầu và đội ngũ thực hiện</w:t>
       </w:r>
     </w:p>
     <w:tbl>
@@ -123,8 +123,8 @@
         <w:tblLayout w:type="fixed"/>
       </w:tblPr>
       <w:tblGrid>
-        <w:gridCol w:w="2302"/>
-        <w:gridCol w:w="7058"/>
+        <w:gridCol w:w="2380"/>
+        <w:gridCol w:w="6980"/>
       </w:tblGrid>
       <w:tr>
         <w:trPr>
@@ -132,7 +132,7 @@
         </w:trPr>
         <w:tc>
           <w:tcPr>
-            <w:tcW w:type="dxa" w:w="2302"/>
+            <w:tcW w:type="dxa" w:w="2380"/>
             <w:shd w:fill="EEF6F1" w:color="auto" w:val="clear"/>
             <w:tcMar>
               <w:top w:type="dxa" w:w="90"/>
@@ -161,7 +161,7 @@
         </w:tc>
         <w:tc>
           <w:tcPr>
-            <w:tcW w:type="dxa" w:w="7058"/>
+            <w:tcW w:type="dxa" w:w="6980"/>
             <w:shd w:fill="EEF6F1" w:color="auto" w:val="clear"/>
             <w:tcMar>
               <w:top w:type="dxa" w:w="90"/>
@@ -195,7 +195,7 @@
         </w:trPr>
         <w:tc>
           <w:tcPr>
-            <w:tcW w:type="dxa" w:w="2302"/>
+            <w:tcW w:type="dxa" w:w="2380"/>
             <w:tcMar>
               <w:top w:type="dxa" w:w="90"/>
               <w:left w:type="dxa" w:w="120"/>
@@ -221,7 +221,7 @@
         </w:tc>
         <w:tc>
           <w:tcPr>
-            <w:tcW w:type="dxa" w:w="7058"/>
+            <w:tcW w:type="dxa" w:w="6980"/>
             <w:tcMar>
               <w:top w:type="dxa" w:w="90"/>
               <w:left w:type="dxa" w:w="120"/>
@@ -252,7 +252,7 @@
         </w:trPr>
         <w:tc>
           <w:tcPr>
-            <w:tcW w:type="dxa" w:w="2302"/>
+            <w:tcW w:type="dxa" w:w="2380"/>
             <w:tcMar>
               <w:top w:type="dxa" w:w="90"/>
               <w:left w:type="dxa" w:w="120"/>
@@ -278,27 +278,27 @@
         </w:tc>
         <w:tc>
           <w:tcPr>
-            <w:tcW w:type="dxa" w:w="7058"/>
-            <w:tcMar>
-              <w:top w:type="dxa" w:w="90"/>
-              <w:left w:type="dxa" w:w="120"/>
-              <w:bottom w:type="dxa" w:w="90"/>
-              <w:right w:type="dxa" w:w="120"/>
-            </w:tcMar>
-            <w:vAlign w:val="center"/>
-          </w:tcPr>
-          <w:p>
-            <w:pPr>
-              <w:spacing w:after="0" w:line="280"/>
-            </w:pPr>
-            <w:r>
-              <w:rPr>
-                <w:rFonts w:ascii="Be Vietnam Pro" w:cs="Be Vietnam Pro" w:eastAsia="Be Vietnam Pro" w:hAnsi="Be Vietnam Pro"/>
-                <w:color w:val="101814"/>
-                <w:sz w:val="20"/>
-                <w:szCs w:val="20"/>
-              </w:rPr>
-              <w:t xml:space="preserve">Hồ sơ chung — sản xuất phần mềm nội bộ</w:t>
+            <w:tcW w:type="dxa" w:w="6980"/>
+            <w:tcMar>
+              <w:top w:type="dxa" w:w="90"/>
+              <w:left w:type="dxa" w:w="120"/>
+              <w:bottom w:type="dxa" w:w="90"/>
+              <w:right w:type="dxa" w:w="120"/>
+            </w:tcMar>
+            <w:vAlign w:val="center"/>
+          </w:tcPr>
+          <w:p>
+            <w:pPr>
+              <w:spacing w:after="0" w:line="280"/>
+            </w:pPr>
+            <w:r>
+              <w:rPr>
+                <w:rFonts w:ascii="Be Vietnam Pro" w:cs="Be Vietnam Pro" w:eastAsia="Be Vietnam Pro" w:hAnsi="Be Vietnam Pro"/>
+                <w:color w:val="101814"/>
+                <w:sz w:val="20"/>
+                <w:szCs w:val="20"/>
+              </w:rPr>
+              <w:t xml:space="preserve">Hồ sơ chung — OPTIMAI thực hiện cho Bioscope</w:t>
             </w:r>
           </w:p>
         </w:tc>
@@ -309,7 +309,7 @@
         </w:trPr>
         <w:tc>
           <w:tcPr>
-            <w:tcW w:type="dxa" w:w="2302"/>
+            <w:tcW w:type="dxa" w:w="2380"/>
             <w:tcMar>
               <w:top w:type="dxa" w:w="90"/>
               <w:left w:type="dxa" w:w="120"/>
@@ -335,27 +335,27 @@
         </w:tc>
         <w:tc>
           <w:tcPr>
-            <w:tcW w:type="dxa" w:w="7058"/>
-            <w:tcMar>
-              <w:top w:type="dxa" w:w="90"/>
-              <w:left w:type="dxa" w:w="120"/>
-              <w:bottom w:type="dxa" w:w="90"/>
-              <w:right w:type="dxa" w:w="120"/>
-            </w:tcMar>
-            <w:vAlign w:val="center"/>
-          </w:tcPr>
-          <w:p>
-            <w:pPr>
-              <w:spacing w:after="0" w:line="280"/>
-            </w:pPr>
-            <w:r>
-              <w:rPr>
-                <w:rFonts w:ascii="Be Vietnam Pro" w:cs="Be Vietnam Pro" w:eastAsia="Be Vietnam Pro" w:hAnsi="Be Vietnam Pro"/>
-                <w:color w:val="101814"/>
-                <w:sz w:val="20"/>
-                <w:szCs w:val="20"/>
-              </w:rPr>
-              <w:t xml:space="preserve">Toàn công ty</w:t>
+            <w:tcW w:type="dxa" w:w="6980"/>
+            <w:tcMar>
+              <w:top w:type="dxa" w:w="90"/>
+              <w:left w:type="dxa" w:w="120"/>
+              <w:bottom w:type="dxa" w:w="90"/>
+              <w:right w:type="dxa" w:w="120"/>
+            </w:tcMar>
+            <w:vAlign w:val="center"/>
+          </w:tcPr>
+          <w:p>
+            <w:pPr>
+              <w:spacing w:after="0" w:line="280"/>
+            </w:pPr>
+            <w:r>
+              <w:rPr>
+                <w:rFonts w:ascii="Be Vietnam Pro" w:cs="Be Vietnam Pro" w:eastAsia="Be Vietnam Pro" w:hAnsi="Be Vietnam Pro"/>
+                <w:color w:val="101814"/>
+                <w:sz w:val="20"/>
+                <w:szCs w:val="20"/>
+              </w:rPr>
+              <w:t xml:space="preserve">Toàn bộ hồ sơ — bốn dự án</w:t>
             </w:r>
           </w:p>
         </w:tc>
@@ -366,7 +366,7 @@
         </w:trPr>
         <w:tc>
           <w:tcPr>
-            <w:tcW w:type="dxa" w:w="2302"/>
+            <w:tcW w:type="dxa" w:w="2380"/>
             <w:tcMar>
               <w:top w:type="dxa" w:w="90"/>
               <w:left w:type="dxa" w:w="120"/>
@@ -392,7 +392,7 @@
         </w:tc>
         <w:tc>
           <w:tcPr>
-            <w:tcW w:type="dxa" w:w="7058"/>
+            <w:tcW w:type="dxa" w:w="6980"/>
             <w:tcMar>
               <w:top w:type="dxa" w:w="90"/>
               <w:left w:type="dxa" w:w="120"/>
@@ -423,7 +423,7 @@
         </w:trPr>
         <w:tc>
           <w:tcPr>
-            <w:tcW w:type="dxa" w:w="2302"/>
+            <w:tcW w:type="dxa" w:w="2380"/>
             <w:tcMar>
               <w:top w:type="dxa" w:w="90"/>
               <w:left w:type="dxa" w:w="120"/>
@@ -449,27 +449,27 @@
         </w:tc>
         <w:tc>
           <w:tcPr>
-            <w:tcW w:type="dxa" w:w="7058"/>
-            <w:tcMar>
-              <w:top w:type="dxa" w:w="90"/>
-              <w:left w:type="dxa" w:w="120"/>
-              <w:bottom w:type="dxa" w:w="90"/>
-              <w:right w:type="dxa" w:w="120"/>
-            </w:tcMar>
-            <w:vAlign w:val="center"/>
-          </w:tcPr>
-          <w:p>
-            <w:pPr>
-              <w:spacing w:after="0" w:line="280"/>
-            </w:pPr>
-            <w:r>
-              <w:rPr>
-                <w:rFonts w:ascii="Be Vietnam Pro" w:cs="Be Vietnam Pro" w:eastAsia="Be Vietnam Pro" w:hAnsi="Be Vietnam Pro"/>
-                <w:color w:val="101814"/>
-                <w:sz w:val="20"/>
-                <w:szCs w:val="20"/>
-              </w:rPr>
-              <w:t xml:space="preserve">1.2</w:t>
+            <w:tcW w:type="dxa" w:w="6980"/>
+            <w:tcMar>
+              <w:top w:type="dxa" w:w="90"/>
+              <w:left w:type="dxa" w:w="120"/>
+              <w:bottom w:type="dxa" w:w="90"/>
+              <w:right w:type="dxa" w:w="120"/>
+            </w:tcMar>
+            <w:vAlign w:val="center"/>
+          </w:tcPr>
+          <w:p>
+            <w:pPr>
+              <w:spacing w:after="0" w:line="280"/>
+            </w:pPr>
+            <w:r>
+              <w:rPr>
+                <w:rFonts w:ascii="Be Vietnam Pro" w:cs="Be Vietnam Pro" w:eastAsia="Be Vietnam Pro" w:hAnsi="Be Vietnam Pro"/>
+                <w:color w:val="101814"/>
+                <w:sz w:val="20"/>
+                <w:szCs w:val="20"/>
+              </w:rPr>
+              <w:t xml:space="preserve">2.0</w:t>
             </w:r>
           </w:p>
         </w:tc>
@@ -480,7 +480,7 @@
         </w:trPr>
         <w:tc>
           <w:tcPr>
-            <w:tcW w:type="dxa" w:w="2302"/>
+            <w:tcW w:type="dxa" w:w="2380"/>
             <w:tcMar>
               <w:top w:type="dxa" w:w="90"/>
               <w:left w:type="dxa" w:w="120"/>
@@ -506,27 +506,27 @@
         </w:tc>
         <w:tc>
           <w:tcPr>
-            <w:tcW w:type="dxa" w:w="7058"/>
-            <w:tcMar>
-              <w:top w:type="dxa" w:w="90"/>
-              <w:left w:type="dxa" w:w="120"/>
-              <w:bottom w:type="dxa" w:w="90"/>
-              <w:right w:type="dxa" w:w="120"/>
-            </w:tcMar>
-            <w:vAlign w:val="center"/>
-          </w:tcPr>
-          <w:p>
-            <w:pPr>
-              <w:spacing w:after="0" w:line="280"/>
-            </w:pPr>
-            <w:r>
-              <w:rPr>
-                <w:rFonts w:ascii="Be Vietnam Pro" w:cs="Be Vietnam Pro" w:eastAsia="Be Vietnam Pro" w:hAnsi="Be Vietnam Pro"/>
-                <w:color w:val="101814"/>
-                <w:sz w:val="20"/>
-                <w:szCs w:val="20"/>
-              </w:rPr>
-              <w:t xml:space="preserve">Bộ phận Phát triển phần mềm — Công ty Bioscope</w:t>
+            <w:tcW w:type="dxa" w:w="6980"/>
+            <w:tcMar>
+              <w:top w:type="dxa" w:w="90"/>
+              <w:left w:type="dxa" w:w="120"/>
+              <w:bottom w:type="dxa" w:w="90"/>
+              <w:right w:type="dxa" w:w="120"/>
+            </w:tcMar>
+            <w:vAlign w:val="center"/>
+          </w:tcPr>
+          <w:p>
+            <w:pPr>
+              <w:spacing w:after="0" w:line="280"/>
+            </w:pPr>
+            <w:r>
+              <w:rPr>
+                <w:rFonts w:ascii="Be Vietnam Pro" w:cs="Be Vietnam Pro" w:eastAsia="Be Vietnam Pro" w:hAnsi="Be Vietnam Pro"/>
+                <w:color w:val="101814"/>
+                <w:sz w:val="20"/>
+                <w:szCs w:val="20"/>
+              </w:rPr>
+              <w:t xml:space="preserve">HungDV — Product Owner, Công ty OPTIMAI</w:t>
             </w:r>
           </w:p>
         </w:tc>
@@ -537,7 +537,7 @@
         </w:trPr>
         <w:tc>
           <w:tcPr>
-            <w:tcW w:type="dxa" w:w="2302"/>
+            <w:tcW w:type="dxa" w:w="2380"/>
             <w:tcMar>
               <w:top w:type="dxa" w:w="90"/>
               <w:left w:type="dxa" w:w="120"/>
@@ -563,27 +563,27 @@
         </w:tc>
         <w:tc>
           <w:tcPr>
-            <w:tcW w:type="dxa" w:w="7058"/>
-            <w:tcMar>
-              <w:top w:type="dxa" w:w="90"/>
-              <w:left w:type="dxa" w:w="120"/>
-              <w:bottom w:type="dxa" w:w="90"/>
-              <w:right w:type="dxa" w:w="120"/>
-            </w:tcMar>
-            <w:vAlign w:val="center"/>
-          </w:tcPr>
-          <w:p>
-            <w:pPr>
-              <w:spacing w:after="0" w:line="280"/>
-            </w:pPr>
-            <w:r>
-              <w:rPr>
-                <w:rFonts w:ascii="Be Vietnam Pro" w:cs="Be Vietnam Pro" w:eastAsia="Be Vietnam Pro" w:hAnsi="Be Vietnam Pro"/>
-                <w:color w:val="101814"/>
-                <w:sz w:val="20"/>
-                <w:szCs w:val="20"/>
-              </w:rPr>
-              <w:t xml:space="preserve">Ban Giám đốc</w:t>
+            <w:tcW w:type="dxa" w:w="6980"/>
+            <w:tcMar>
+              <w:top w:type="dxa" w:w="90"/>
+              <w:left w:type="dxa" w:w="120"/>
+              <w:bottom w:type="dxa" w:w="90"/>
+              <w:right w:type="dxa" w:w="120"/>
+            </w:tcMar>
+            <w:vAlign w:val="center"/>
+          </w:tcPr>
+          <w:p>
+            <w:pPr>
+              <w:spacing w:after="0" w:line="280"/>
+            </w:pPr>
+            <w:r>
+              <w:rPr>
+                <w:rFonts w:ascii="Be Vietnam Pro" w:cs="Be Vietnam Pro" w:eastAsia="Be Vietnam Pro" w:hAnsi="Be Vietnam Pro"/>
+                <w:color w:val="101814"/>
+                <w:sz w:val="20"/>
+                <w:szCs w:val="20"/>
+              </w:rPr>
+              <w:t xml:space="preserve">Ban Giám đốc Công ty OPTIMAI</w:t>
             </w:r>
           </w:p>
         </w:tc>
@@ -625,9 +625,9 @@
         <w:tblLayout w:type="fixed"/>
       </w:tblPr>
       <w:tblGrid>
-        <w:gridCol w:w="1560"/>
-        <w:gridCol w:w="1733"/>
-        <w:gridCol w:w="6067"/>
+        <w:gridCol w:w="1066"/>
+        <w:gridCol w:w="1700"/>
+        <w:gridCol w:w="6594"/>
       </w:tblGrid>
       <w:tr>
         <w:trPr>
@@ -635,7 +635,7 @@
         </w:trPr>
         <w:tc>
           <w:tcPr>
-            <w:tcW w:type="dxa" w:w="1560"/>
+            <w:tcW w:type="dxa" w:w="1066"/>
             <w:shd w:fill="EEF6F1" w:color="auto" w:val="clear"/>
             <w:tcMar>
               <w:top w:type="dxa" w:w="90"/>
@@ -665,7 +665,7 @@
         </w:tc>
         <w:tc>
           <w:tcPr>
-            <w:tcW w:type="dxa" w:w="1733"/>
+            <w:tcW w:type="dxa" w:w="1700"/>
             <w:shd w:fill="EEF6F1" w:color="auto" w:val="clear"/>
             <w:tcMar>
               <w:top w:type="dxa" w:w="90"/>
@@ -695,7 +695,7 @@
         </w:tc>
         <w:tc>
           <w:tcPr>
-            <w:tcW w:type="dxa" w:w="6067"/>
+            <w:tcW w:type="dxa" w:w="6594"/>
             <w:shd w:fill="EEF6F1" w:color="auto" w:val="clear"/>
             <w:tcMar>
               <w:top w:type="dxa" w:w="90"/>
@@ -729,7 +729,7 @@
         </w:trPr>
         <w:tc>
           <w:tcPr>
-            <w:tcW w:type="dxa" w:w="1560"/>
+            <w:tcW w:type="dxa" w:w="1066"/>
             <w:tcMar>
               <w:top w:type="dxa" w:w="90"/>
               <w:left w:type="dxa" w:w="120"/>
@@ -756,7 +756,7 @@
         </w:tc>
         <w:tc>
           <w:tcPr>
-            <w:tcW w:type="dxa" w:w="1733"/>
+            <w:tcW w:type="dxa" w:w="1700"/>
             <w:tcMar>
               <w:top w:type="dxa" w:w="90"/>
               <w:left w:type="dxa" w:w="120"/>
@@ -783,7 +783,7 @@
         </w:tc>
         <w:tc>
           <w:tcPr>
-            <w:tcW w:type="dxa" w:w="6067"/>
+            <w:tcW w:type="dxa" w:w="6594"/>
             <w:tcMar>
               <w:top w:type="dxa" w:w="90"/>
               <w:left w:type="dxa" w:w="120"/>
@@ -814,7 +814,7 @@
         </w:trPr>
         <w:tc>
           <w:tcPr>
-            <w:tcW w:type="dxa" w:w="1560"/>
+            <w:tcW w:type="dxa" w:w="1066"/>
             <w:tcMar>
               <w:top w:type="dxa" w:w="90"/>
               <w:left w:type="dxa" w:w="120"/>
@@ -841,7 +841,7 @@
         </w:tc>
         <w:tc>
           <w:tcPr>
-            <w:tcW w:type="dxa" w:w="1733"/>
+            <w:tcW w:type="dxa" w:w="1700"/>
             <w:tcMar>
               <w:top w:type="dxa" w:w="90"/>
               <w:left w:type="dxa" w:w="120"/>
@@ -868,7 +868,7 @@
         </w:tc>
         <w:tc>
           <w:tcPr>
-            <w:tcW w:type="dxa" w:w="6067"/>
+            <w:tcW w:type="dxa" w:w="6594"/>
             <w:tcMar>
               <w:top w:type="dxa" w:w="90"/>
               <w:left w:type="dxa" w:w="120"/>
@@ -899,7 +899,7 @@
         </w:trPr>
         <w:tc>
           <w:tcPr>
-            <w:tcW w:type="dxa" w:w="1560"/>
+            <w:tcW w:type="dxa" w:w="1066"/>
             <w:tcMar>
               <w:top w:type="dxa" w:w="90"/>
               <w:left w:type="dxa" w:w="120"/>
@@ -926,7 +926,7 @@
         </w:tc>
         <w:tc>
           <w:tcPr>
-            <w:tcW w:type="dxa" w:w="1733"/>
+            <w:tcW w:type="dxa" w:w="1700"/>
             <w:tcMar>
               <w:top w:type="dxa" w:w="90"/>
               <w:left w:type="dxa" w:w="120"/>
@@ -953,7 +953,7 @@
         </w:tc>
         <w:tc>
           <w:tcPr>
-            <w:tcW w:type="dxa" w:w="6067"/>
+            <w:tcW w:type="dxa" w:w="6594"/>
             <w:tcMar>
               <w:top w:type="dxa" w:w="90"/>
               <w:left w:type="dxa" w:w="120"/>
@@ -974,6 +974,91 @@
                 <w:szCs w:val="20"/>
               </w:rPr>
               <w:t xml:space="preserve">Bổ sung phạm vi dự án DA2</w:t>
+            </w:r>
+          </w:p>
+        </w:tc>
+      </w:tr>
+      <w:tr>
+        <w:trPr>
+          <w:tblHeader w:val="false"/>
+        </w:trPr>
+        <w:tc>
+          <w:tcPr>
+            <w:tcW w:type="dxa" w:w="1066"/>
+            <w:tcMar>
+              <w:top w:type="dxa" w:w="90"/>
+              <w:left w:type="dxa" w:w="120"/>
+              <w:bottom w:type="dxa" w:w="90"/>
+              <w:right w:type="dxa" w:w="120"/>
+            </w:tcMar>
+            <w:vAlign w:val="center"/>
+          </w:tcPr>
+          <w:p>
+            <w:pPr>
+              <w:spacing w:after="0" w:line="280"/>
+              <w:jc w:val="center"/>
+            </w:pPr>
+            <w:r>
+              <w:rPr>
+                <w:rFonts w:ascii="Be Vietnam Pro" w:cs="Be Vietnam Pro" w:eastAsia="Be Vietnam Pro" w:hAnsi="Be Vietnam Pro"/>
+                <w:color w:val="101814"/>
+                <w:sz w:val="20"/>
+                <w:szCs w:val="20"/>
+              </w:rPr>
+              <w:t xml:space="preserve">2.0</w:t>
+            </w:r>
+          </w:p>
+        </w:tc>
+        <w:tc>
+          <w:tcPr>
+            <w:tcW w:type="dxa" w:w="1700"/>
+            <w:tcMar>
+              <w:top w:type="dxa" w:w="90"/>
+              <w:left w:type="dxa" w:w="120"/>
+              <w:bottom w:type="dxa" w:w="90"/>
+              <w:right w:type="dxa" w:w="120"/>
+            </w:tcMar>
+            <w:vAlign w:val="center"/>
+          </w:tcPr>
+          <w:p>
+            <w:pPr>
+              <w:spacing w:after="0" w:line="280"/>
+              <w:jc w:val="center"/>
+            </w:pPr>
+            <w:r>
+              <w:rPr>
+                <w:rFonts w:ascii="Be Vietnam Pro" w:cs="Be Vietnam Pro" w:eastAsia="Be Vietnam Pro" w:hAnsi="Be Vietnam Pro"/>
+                <w:color w:val="101814"/>
+                <w:sz w:val="20"/>
+                <w:szCs w:val="20"/>
+              </w:rPr>
+              <w:t xml:space="preserve">03/09/2026</w:t>
+            </w:r>
+          </w:p>
+        </w:tc>
+        <w:tc>
+          <w:tcPr>
+            <w:tcW w:type="dxa" w:w="6594"/>
+            <w:tcMar>
+              <w:top w:type="dxa" w:w="90"/>
+              <w:left w:type="dxa" w:w="120"/>
+              <w:bottom w:type="dxa" w:w="90"/>
+              <w:right w:type="dxa" w:w="120"/>
+            </w:tcMar>
+            <w:vAlign w:val="center"/>
+          </w:tcPr>
+          <w:p>
+            <w:pPr>
+              <w:spacing w:after="0" w:line="280"/>
+            </w:pPr>
+            <w:r>
+              <w:rPr>
+                <w:rFonts w:ascii="Be Vietnam Pro" w:cs="Be Vietnam Pro" w:eastAsia="Be Vietnam Pro" w:hAnsi="Be Vietnam Pro"/>
+                <w:color w:val="101814"/>
+                <w:sz w:val="20"/>
+                <w:szCs w:val="20"/>
+              </w:rPr>
+              <w:t xml:space="preserve">Xác lập rõ quan hệ nhà thầu OPTIMAI — chủ đầu tư Bioscope; bổ sung danh sách nhân sự theo vai trò</w:t>
             </w:r>
           </w:p>
         </w:tc>
@@ -1023,7 +1108,7 @@
           <w:sz w:val="21"/>
           <w:szCs w:val="21"/>
         </w:rPr>
-        <w:t xml:space="preserve">Tài liệu chung — áp dụng cho cả ba dự án DA1, DA2, DA3.</w:t>
+        <w:t xml:space="preserve">Tài liệu chung — áp dụng cho toàn bộ hồ sơ.</w:t>
       </w:r>
     </w:p>
     <w:p>
@@ -1059,266 +1144,7 @@
           <w:sz w:val="28"/>
           <w:szCs w:val="28"/>
         </w:rPr>
-        <w:t xml:space="preserve">1. Khẳng định</w:t>
-      </w:r>
-    </w:p>
-    <w:p>
-      <w:pPr>
-        <w:spacing w:after="130" w:line="300"/>
-      </w:pPr>
-      <w:r>
-        <w:rPr>
-          <w:rFonts w:ascii="Be Vietnam Pro" w:cs="Be Vietnam Pro" w:eastAsia="Be Vietnam Pro" w:hAnsi="Be Vietnam Pro"/>
-          <w:color w:val="101814"/>
-          <w:sz w:val="21"/>
-          <w:szCs w:val="21"/>
-        </w:rPr>
-        <w:t xml:space="preserve">Ba sản phẩm phần mềm DA1, DA2, DA3 do </w:t>
-      </w:r>
-      <w:r>
-        <w:rPr>
-          <w:rFonts w:ascii="Be Vietnam Pro" w:cs="Be Vietnam Pro" w:eastAsia="Be Vietnam Pro" w:hAnsi="Be Vietnam Pro"/>
-          <w:b/>
-          <w:bCs/>
-          <w:color w:val="101814"/>
-          <w:sz w:val="21"/>
-          <w:szCs w:val="21"/>
-        </w:rPr>
-        <w:t xml:space="preserve">đội ngũ nhân sự nội bộ của công ty trực tiếp thực hiện toàn bộ</w:t>
-      </w:r>
-      <w:r>
-        <w:rPr>
-          <w:rFonts w:ascii="Be Vietnam Pro" w:cs="Be Vietnam Pro" w:eastAsia="Be Vietnam Pro" w:hAnsi="Be Vietnam Pro"/>
-          <w:color w:val="101814"/>
-          <w:sz w:val="21"/>
-          <w:szCs w:val="21"/>
-        </w:rPr>
-        <w:t xml:space="preserve">, từ khâu xác định yêu cầu đến khâu vận hành và bảo trì.</w:t>
-      </w:r>
-    </w:p>
-    <w:p>
-      <w:pPr>
-        <w:spacing w:after="130" w:line="300"/>
-      </w:pPr>
-      <w:r>
-        <w:rPr>
-          <w:rFonts w:ascii="Be Vietnam Pro" w:cs="Be Vietnam Pro" w:eastAsia="Be Vietnam Pro" w:hAnsi="Be Vietnam Pro"/>
-          <w:color w:val="101814"/>
-          <w:sz w:val="21"/>
-          <w:szCs w:val="21"/>
-        </w:rPr>
-        <w:t xml:space="preserve">Cụ thể:</w:t>
-      </w:r>
-    </w:p>
-    <w:p>
-      <w:pPr>
-        <w:pStyle w:val="ListParagraph"/>
-        <w:numPr>
-          <w:ilvl w:val="0"/>
-          <w:numId w:val="2"/>
-        </w:numPr>
-        <w:spacing w:after="80" w:line="290"/>
-      </w:pPr>
-      <w:r>
-        <w:rPr>
-          <w:rFonts w:ascii="Be Vietnam Pro" w:cs="Be Vietnam Pro" w:eastAsia="Be Vietnam Pro" w:hAnsi="Be Vietnam Pro"/>
-          <w:color w:val="101814"/>
-          <w:sz w:val="21"/>
-          <w:szCs w:val="21"/>
-        </w:rPr>
-        <w:t xml:space="preserve">Công ty </w:t>
-      </w:r>
-      <w:r>
-        <w:rPr>
-          <w:rFonts w:ascii="Be Vietnam Pro" w:cs="Be Vietnam Pro" w:eastAsia="Be Vietnam Pro" w:hAnsi="Be Vietnam Pro"/>
-          <w:b/>
-          <w:bCs/>
-          <w:color w:val="101814"/>
-          <w:sz w:val="21"/>
-          <w:szCs w:val="21"/>
-        </w:rPr>
-        <w:t xml:space="preserve">không mua</w:t>
-      </w:r>
-      <w:r>
-        <w:rPr>
-          <w:rFonts w:ascii="Be Vietnam Pro" w:cs="Be Vietnam Pro" w:eastAsia="Be Vietnam Pro" w:hAnsi="Be Vietnam Pro"/>
-          <w:color w:val="101814"/>
-          <w:sz w:val="21"/>
-          <w:szCs w:val="21"/>
-        </w:rPr>
-        <w:t xml:space="preserve"> phần mềm đóng gói rồi đổi tên.</w:t>
-      </w:r>
-    </w:p>
-    <w:p>
-      <w:pPr>
-        <w:pStyle w:val="ListParagraph"/>
-        <w:numPr>
-          <w:ilvl w:val="0"/>
-          <w:numId w:val="2"/>
-        </w:numPr>
-        <w:spacing w:after="80" w:line="290"/>
-      </w:pPr>
-      <w:r>
-        <w:rPr>
-          <w:rFonts w:ascii="Be Vietnam Pro" w:cs="Be Vietnam Pro" w:eastAsia="Be Vietnam Pro" w:hAnsi="Be Vietnam Pro"/>
-          <w:color w:val="101814"/>
-          <w:sz w:val="21"/>
-          <w:szCs w:val="21"/>
-        </w:rPr>
-        <w:t xml:space="preserve">Công ty </w:t>
-      </w:r>
-      <w:r>
-        <w:rPr>
-          <w:rFonts w:ascii="Be Vietnam Pro" w:cs="Be Vietnam Pro" w:eastAsia="Be Vietnam Pro" w:hAnsi="Be Vietnam Pro"/>
-          <w:b/>
-          <w:bCs/>
-          <w:color w:val="101814"/>
-          <w:sz w:val="21"/>
-          <w:szCs w:val="21"/>
-        </w:rPr>
-        <w:t xml:space="preserve">không thuê ngoài trọn gói</w:t>
-      </w:r>
-      <w:r>
-        <w:rPr>
-          <w:rFonts w:ascii="Be Vietnam Pro" w:cs="Be Vietnam Pro" w:eastAsia="Be Vietnam Pro" w:hAnsi="Be Vietnam Pro"/>
-          <w:color w:val="101814"/>
-          <w:sz w:val="21"/>
-          <w:szCs w:val="21"/>
-        </w:rPr>
-        <w:t xml:space="preserve">. Không có hợp đồng giao khoán phát triển phần mềm cho bên thứ ba.</w:t>
-      </w:r>
-    </w:p>
-    <w:p>
-      <w:pPr>
-        <w:pStyle w:val="ListParagraph"/>
-        <w:numPr>
-          <w:ilvl w:val="0"/>
-          <w:numId w:val="2"/>
-        </w:numPr>
-        <w:spacing w:after="80" w:line="290"/>
-      </w:pPr>
-      <w:r>
-        <w:rPr>
-          <w:rFonts w:ascii="Be Vietnam Pro" w:cs="Be Vietnam Pro" w:eastAsia="Be Vietnam Pro" w:hAnsi="Be Vietnam Pro"/>
-          <w:color w:val="101814"/>
-          <w:sz w:val="21"/>
-          <w:szCs w:val="21"/>
-        </w:rPr>
-        <w:t xml:space="preserve">Công ty </w:t>
-      </w:r>
-      <w:r>
-        <w:rPr>
-          <w:rFonts w:ascii="Be Vietnam Pro" w:cs="Be Vietnam Pro" w:eastAsia="Be Vietnam Pro" w:hAnsi="Be Vietnam Pro"/>
-          <w:b/>
-          <w:bCs/>
-          <w:color w:val="101814"/>
-          <w:sz w:val="21"/>
-          <w:szCs w:val="21"/>
-        </w:rPr>
-        <w:t xml:space="preserve">không nhận chuyển giao</w:t>
-      </w:r>
-      <w:r>
-        <w:rPr>
-          <w:rFonts w:ascii="Be Vietnam Pro" w:cs="Be Vietnam Pro" w:eastAsia="Be Vietnam Pro" w:hAnsi="Be Vietnam Pro"/>
-          <w:color w:val="101814"/>
-          <w:sz w:val="21"/>
-          <w:szCs w:val="21"/>
-        </w:rPr>
-        <w:t xml:space="preserve"> mã nguồn từ đối tác.</w:t>
-      </w:r>
-    </w:p>
-    <w:p>
-      <w:pPr>
-        <w:pStyle w:val="ListParagraph"/>
-        <w:numPr>
-          <w:ilvl w:val="0"/>
-          <w:numId w:val="2"/>
-        </w:numPr>
-        <w:spacing w:after="80" w:line="290"/>
-      </w:pPr>
-      <w:r>
-        <w:rPr>
-          <w:rFonts w:ascii="Be Vietnam Pro" w:cs="Be Vietnam Pro" w:eastAsia="Be Vietnam Pro" w:hAnsi="Be Vietnam Pro"/>
-          <w:color w:val="101814"/>
-          <w:sz w:val="21"/>
-          <w:szCs w:val="21"/>
-        </w:rPr>
-        <w:t xml:space="preserve">Toàn bộ mã nguồn nghiệp vụ do nhân sự công ty tự viết. Các thư viện mã nguồn mở được sử dụng là </w:t>
-      </w:r>
-      <w:r>
-        <w:rPr>
-          <w:rFonts w:ascii="Be Vietnam Pro" w:cs="Be Vietnam Pro" w:eastAsia="Be Vietnam Pro" w:hAnsi="Be Vietnam Pro"/>
-          <w:b/>
-          <w:bCs/>
-          <w:color w:val="101814"/>
-          <w:sz w:val="21"/>
-          <w:szCs w:val="21"/>
-        </w:rPr>
-        <w:t xml:space="preserve">nền tảng công cụ</w:t>
-      </w:r>
-      <w:r>
-        <w:rPr>
-          <w:rFonts w:ascii="Be Vietnam Pro" w:cs="Be Vietnam Pro" w:eastAsia="Be Vietnam Pro" w:hAnsi="Be Vietnam Pro"/>
-          <w:color w:val="101814"/>
-          <w:sz w:val="21"/>
-          <w:szCs w:val="21"/>
-        </w:rPr>
-        <w:t xml:space="preserve">, không phải sản phẩm — sẽ nói rõ ở mục 4.</w:t>
-      </w:r>
-    </w:p>
-    <w:p>
-      <w:pPr>
-        <w:spacing w:after="100"/>
-      </w:pPr>
-    </w:p>
-    <w:p>
-      <w:pPr>
-        <w:pBdr>
-          <w:bottom w:val="single" w:color="CFE3D8" w:sz="4" w:space="4"/>
-        </w:pBdr>
-        <w:spacing w:after="160" w:before="160"/>
-      </w:pPr>
-      <w:r>
-        <w:rPr>
-          <w:rFonts w:ascii="Be Vietnam Pro" w:cs="Be Vietnam Pro" w:eastAsia="Be Vietnam Pro" w:hAnsi="Be Vietnam Pro"/>
-          <w:sz w:val="2"/>
-          <w:szCs w:val="2"/>
-        </w:rPr>
-        <w:t xml:space="preserve"/>
-      </w:r>
-    </w:p>
-    <w:p>
-      <w:pPr>
-        <w:pStyle w:val="Heading1"/>
-        <w:pBdr>
-          <w:bottom w:val="single" w:color="008E4D" w:sz="12" w:space="6"/>
-        </w:pBdr>
-        <w:spacing w:after="180" w:before="380"/>
-      </w:pPr>
-      <w:r>
-        <w:rPr>
-          <w:rFonts w:ascii="Be Vietnam Pro" w:cs="Be Vietnam Pro" w:eastAsia="Be Vietnam Pro" w:hAnsi="Be Vietnam Pro"/>
-          <w:b/>
-          <w:bCs/>
-          <w:color w:val="036F3D"/>
-          <w:sz w:val="28"/>
-          <w:szCs w:val="28"/>
-        </w:rPr>
-        <w:t xml:space="preserve">2. Bảng đối chiếu danh tính kỹ thuật và nhân sự</w:t>
-      </w:r>
-    </w:p>
-    <w:p>
-      <w:pPr>
-        <w:spacing w:after="130" w:line="300"/>
-      </w:pPr>
-      <w:r>
-        <w:rPr>
-          <w:rFonts w:ascii="Be Vietnam Pro" w:cs="Be Vietnam Pro" w:eastAsia="Be Vietnam Pro" w:hAnsi="Be Vietnam Pro"/>
-          <w:color w:val="101814"/>
-          <w:sz w:val="21"/>
-          <w:szCs w:val="21"/>
-        </w:rPr>
-        <w:t xml:space="preserve">Lịch sử ghi nhận thay đổi mã nguồn lưu danh tính kỹ thuật của người thực hiện. Bảng dưới đối chiếu danh tính đó với nhân sự thật của công ty.</w:t>
+        <w:t xml:space="preserve">1. Hai bên trong dự án</w:t>
       </w:r>
     </w:p>
     <w:tbl>
@@ -1335,11 +1161,9 @@
         <w:tblLayout w:type="fixed"/>
       </w:tblPr>
       <w:tblGrid>
-        <w:gridCol w:w="2708"/>
-        <w:gridCol w:w="1000"/>
-        <w:gridCol w:w="3372"/>
-        <w:gridCol w:w="1000"/>
-        <w:gridCol w:w="1280"/>
+        <w:gridCol w:w="1337"/>
+        <w:gridCol w:w="4012"/>
+        <w:gridCol w:w="4011"/>
       </w:tblGrid>
       <w:tr>
         <w:trPr>
@@ -1347,7 +1171,33 @@
         </w:trPr>
         <w:tc>
           <w:tcPr>
-            <w:tcW w:type="dxa" w:w="2708"/>
+            <w:tcW w:type="dxa" w:w="1337"/>
+            <w:shd w:fill="EEF6F1" w:color="auto" w:val="clear"/>
+            <w:tcMar>
+              <w:top w:type="dxa" w:w="90"/>
+              <w:left w:type="dxa" w:w="120"/>
+              <w:bottom w:type="dxa" w:w="90"/>
+              <w:right w:type="dxa" w:w="120"/>
+            </w:tcMar>
+            <w:vAlign w:val="center"/>
+          </w:tcPr>
+          <w:p>
+            <w:pPr>
+              <w:spacing w:after="0" w:line="280"/>
+            </w:pPr>
+            <w:r>
+              <w:rPr>
+                <w:rFonts w:ascii="Be Vietnam Pro" w:cs="Be Vietnam Pro" w:eastAsia="Be Vietnam Pro" w:hAnsi="Be Vietnam Pro"/>
+                <w:sz w:val="21"/>
+                <w:szCs w:val="21"/>
+              </w:rPr>
+              <w:t xml:space="preserve"/>
+            </w:r>
+          </w:p>
+        </w:tc>
+        <w:tc>
+          <w:tcPr>
+            <w:tcW w:type="dxa" w:w="4012"/>
             <w:shd w:fill="EEF6F1" w:color="auto" w:val="clear"/>
             <w:tcMar>
               <w:top w:type="dxa" w:w="90"/>
@@ -1370,13 +1220,13 @@
                 <w:sz w:val="20"/>
                 <w:szCs w:val="20"/>
               </w:rPr>
-              <w:t xml:space="preserve">Danh tính trong kho mã nguồn</w:t>
-            </w:r>
-          </w:p>
-        </w:tc>
-        <w:tc>
-          <w:tcPr>
-            <w:tcW w:type="dxa" w:w="1000"/>
+              <w:t xml:space="preserve">Bên thực hiện</w:t>
+            </w:r>
+          </w:p>
+        </w:tc>
+        <w:tc>
+          <w:tcPr>
+            <w:tcW w:type="dxa" w:w="4011"/>
             <w:shd w:fill="EEF6F1" w:color="auto" w:val="clear"/>
             <w:tcMar>
               <w:top w:type="dxa" w:w="90"/>
@@ -1399,94 +1249,7 @@
                 <w:sz w:val="20"/>
                 <w:szCs w:val="20"/>
               </w:rPr>
-              <w:t xml:space="preserve">Họ tên</w:t>
-            </w:r>
-          </w:p>
-        </w:tc>
-        <w:tc>
-          <w:tcPr>
-            <w:tcW w:type="dxa" w:w="3372"/>
-            <w:shd w:fill="EEF6F1" w:color="auto" w:val="clear"/>
-            <w:tcMar>
-              <w:top w:type="dxa" w:w="90"/>
-              <w:left w:type="dxa" w:w="120"/>
-              <w:bottom w:type="dxa" w:w="90"/>
-              <w:right w:type="dxa" w:w="120"/>
-            </w:tcMar>
-            <w:vAlign w:val="center"/>
-          </w:tcPr>
-          <w:p>
-            <w:pPr>
-              <w:spacing w:after="0" w:line="280"/>
-            </w:pPr>
-            <w:r>
-              <w:rPr>
-                <w:rFonts w:ascii="Be Vietnam Pro" w:cs="Be Vietnam Pro" w:eastAsia="Be Vietnam Pro" w:hAnsi="Be Vietnam Pro"/>
-                <w:b/>
-                <w:bCs/>
-                <w:color w:val="036F3D"/>
-                <w:sz w:val="20"/>
-                <w:szCs w:val="20"/>
-              </w:rPr>
-              <w:t xml:space="preserve">Chức danh</w:t>
-            </w:r>
-          </w:p>
-        </w:tc>
-        <w:tc>
-          <w:tcPr>
-            <w:tcW w:type="dxa" w:w="1000"/>
-            <w:shd w:fill="EEF6F1" w:color="auto" w:val="clear"/>
-            <w:tcMar>
-              <w:top w:type="dxa" w:w="90"/>
-              <w:left w:type="dxa" w:w="120"/>
-              <w:bottom w:type="dxa" w:w="90"/>
-              <w:right w:type="dxa" w:w="120"/>
-            </w:tcMar>
-            <w:vAlign w:val="center"/>
-          </w:tcPr>
-          <w:p>
-            <w:pPr>
-              <w:spacing w:after="0" w:line="280"/>
-            </w:pPr>
-            <w:r>
-              <w:rPr>
-                <w:rFonts w:ascii="Be Vietnam Pro" w:cs="Be Vietnam Pro" w:eastAsia="Be Vietnam Pro" w:hAnsi="Be Vietnam Pro"/>
-                <w:b/>
-                <w:bCs/>
-                <w:color w:val="036F3D"/>
-                <w:sz w:val="20"/>
-                <w:szCs w:val="20"/>
-              </w:rPr>
-              <w:t xml:space="preserve">Bộ phận</w:t>
-            </w:r>
-          </w:p>
-        </w:tc>
-        <w:tc>
-          <w:tcPr>
-            <w:tcW w:type="dxa" w:w="1280"/>
-            <w:shd w:fill="EEF6F1" w:color="auto" w:val="clear"/>
-            <w:tcMar>
-              <w:top w:type="dxa" w:w="90"/>
-              <w:left w:type="dxa" w:w="120"/>
-              <w:bottom w:type="dxa" w:w="90"/>
-              <w:right w:type="dxa" w:w="120"/>
-            </w:tcMar>
-            <w:vAlign w:val="center"/>
-          </w:tcPr>
-          <w:p>
-            <w:pPr>
-              <w:spacing w:after="0" w:line="280"/>
-            </w:pPr>
-            <w:r>
-              <w:rPr>
-                <w:rFonts w:ascii="Be Vietnam Pro" w:cs="Be Vietnam Pro" w:eastAsia="Be Vietnam Pro" w:hAnsi="Be Vietnam Pro"/>
-                <w:b/>
-                <w:bCs/>
-                <w:color w:val="036F3D"/>
-                <w:sz w:val="20"/>
-                <w:szCs w:val="20"/>
-              </w:rPr>
-              <w:t xml:space="preserve">Thời gian tham gia</w:t>
+              <w:t xml:space="preserve">Bên thụ hưởng</w:t>
             </w:r>
           </w:p>
         </w:tc>
@@ -1497,138 +1260,83 @@
         </w:trPr>
         <w:tc>
           <w:tcPr>
-            <w:tcW w:type="dxa" w:w="2708"/>
-            <w:tcMar>
-              <w:top w:type="dxa" w:w="90"/>
-              <w:left w:type="dxa" w:w="120"/>
-              <w:bottom w:type="dxa" w:w="90"/>
-              <w:right w:type="dxa" w:w="120"/>
-            </w:tcMar>
-            <w:vAlign w:val="center"/>
-          </w:tcPr>
-          <w:p>
-            <w:pPr>
-              <w:spacing w:after="0" w:line="280"/>
-            </w:pPr>
-            <w:r>
-              <w:rPr>
-                <w:rFonts w:ascii="Menlo" w:cs="Menlo" w:eastAsia="Menlo" w:hAnsi="Menlo"/>
-                <w:color w:val="036F3D"/>
-                <w:sz w:val="20"/>
-                <w:szCs w:val="20"/>
-                <w:shd w:fill="F1F5F3" w:color="auto" w:val="clear"/>
-              </w:rPr>
-              <w:t xml:space="preserve">KCODE &lt;kcode@MacBook-Pro-cua-KCODE.local&gt;</w:t>
-            </w:r>
-          </w:p>
-        </w:tc>
-        <w:tc>
-          <w:tcPr>
-            <w:tcW w:type="dxa" w:w="1000"/>
-            <w:tcMar>
-              <w:top w:type="dxa" w:w="90"/>
-              <w:left w:type="dxa" w:w="120"/>
-              <w:bottom w:type="dxa" w:w="90"/>
-              <w:right w:type="dxa" w:w="120"/>
-            </w:tcMar>
-            <w:vAlign w:val="center"/>
-          </w:tcPr>
-          <w:p>
-            <w:pPr>
-              <w:spacing w:after="0" w:line="280"/>
-            </w:pPr>
-            <w:r>
-              <w:rPr>
-                <w:rFonts w:ascii="Be Vietnam Pro" w:cs="Be Vietnam Pro" w:eastAsia="Be Vietnam Pro" w:hAnsi="Be Vietnam Pro"/>
-                <w:i/>
-                <w:iCs/>
-                <w:color w:val="101814"/>
-                <w:sz w:val="20"/>
-                <w:szCs w:val="20"/>
-              </w:rPr>
-              <w:t xml:space="preserve">(công ty điền)</w:t>
-            </w:r>
-          </w:p>
-        </w:tc>
-        <w:tc>
-          <w:tcPr>
-            <w:tcW w:type="dxa" w:w="3372"/>
-            <w:tcMar>
-              <w:top w:type="dxa" w:w="90"/>
-              <w:left w:type="dxa" w:w="120"/>
-              <w:bottom w:type="dxa" w:w="90"/>
-              <w:right w:type="dxa" w:w="120"/>
-            </w:tcMar>
-            <w:vAlign w:val="center"/>
-          </w:tcPr>
-          <w:p>
-            <w:pPr>
-              <w:spacing w:after="0" w:line="280"/>
-            </w:pPr>
-            <w:r>
-              <w:rPr>
-                <w:rFonts w:ascii="Be Vietnam Pro" w:cs="Be Vietnam Pro" w:eastAsia="Be Vietnam Pro" w:hAnsi="Be Vietnam Pro"/>
-                <w:i/>
-                <w:iCs/>
-                <w:color w:val="101814"/>
-                <w:sz w:val="20"/>
-                <w:szCs w:val="20"/>
-              </w:rPr>
-              <w:t xml:space="preserve">(công ty điền)</w:t>
-            </w:r>
-          </w:p>
-        </w:tc>
-        <w:tc>
-          <w:tcPr>
-            <w:tcW w:type="dxa" w:w="1000"/>
-            <w:tcMar>
-              <w:top w:type="dxa" w:w="90"/>
-              <w:left w:type="dxa" w:w="120"/>
-              <w:bottom w:type="dxa" w:w="90"/>
-              <w:right w:type="dxa" w:w="120"/>
-            </w:tcMar>
-            <w:vAlign w:val="center"/>
-          </w:tcPr>
-          <w:p>
-            <w:pPr>
-              <w:spacing w:after="0" w:line="280"/>
-            </w:pPr>
-            <w:r>
-              <w:rPr>
-                <w:rFonts w:ascii="Be Vietnam Pro" w:cs="Be Vietnam Pro" w:eastAsia="Be Vietnam Pro" w:hAnsi="Be Vietnam Pro"/>
-                <w:i/>
-                <w:iCs/>
-                <w:color w:val="101814"/>
-                <w:sz w:val="20"/>
-                <w:szCs w:val="20"/>
-              </w:rPr>
-              <w:t xml:space="preserve">(công ty điền)</w:t>
-            </w:r>
-          </w:p>
-        </w:tc>
-        <w:tc>
-          <w:tcPr>
-            <w:tcW w:type="dxa" w:w="1280"/>
-            <w:tcMar>
-              <w:top w:type="dxa" w:w="90"/>
-              <w:left w:type="dxa" w:w="120"/>
-              <w:bottom w:type="dxa" w:w="90"/>
-              <w:right w:type="dxa" w:w="120"/>
-            </w:tcMar>
-            <w:vAlign w:val="center"/>
-          </w:tcPr>
-          <w:p>
-            <w:pPr>
-              <w:spacing w:after="0" w:line="280"/>
-            </w:pPr>
-            <w:r>
-              <w:rPr>
-                <w:rFonts w:ascii="Be Vietnam Pro" w:cs="Be Vietnam Pro" w:eastAsia="Be Vietnam Pro" w:hAnsi="Be Vietnam Pro"/>
-                <w:color w:val="101814"/>
-                <w:sz w:val="20"/>
-                <w:szCs w:val="20"/>
-              </w:rPr>
-              <w:t xml:space="preserve">02/2026 – nay</w:t>
+            <w:tcW w:type="dxa" w:w="1337"/>
+            <w:tcMar>
+              <w:top w:type="dxa" w:w="90"/>
+              <w:left w:type="dxa" w:w="120"/>
+              <w:bottom w:type="dxa" w:w="90"/>
+              <w:right w:type="dxa" w:w="120"/>
+            </w:tcMar>
+            <w:vAlign w:val="center"/>
+          </w:tcPr>
+          <w:p>
+            <w:pPr>
+              <w:spacing w:after="0" w:line="280"/>
+            </w:pPr>
+            <w:r>
+              <w:rPr>
+                <w:rFonts w:ascii="Be Vietnam Pro" w:cs="Be Vietnam Pro" w:eastAsia="Be Vietnam Pro" w:hAnsi="Be Vietnam Pro"/>
+                <w:color w:val="101814"/>
+                <w:sz w:val="20"/>
+                <w:szCs w:val="20"/>
+              </w:rPr>
+              <w:t xml:space="preserve">Tên</w:t>
+            </w:r>
+          </w:p>
+        </w:tc>
+        <w:tc>
+          <w:tcPr>
+            <w:tcW w:type="dxa" w:w="4012"/>
+            <w:tcMar>
+              <w:top w:type="dxa" w:w="90"/>
+              <w:left w:type="dxa" w:w="120"/>
+              <w:bottom w:type="dxa" w:w="90"/>
+              <w:right w:type="dxa" w:w="120"/>
+            </w:tcMar>
+            <w:vAlign w:val="center"/>
+          </w:tcPr>
+          <w:p>
+            <w:pPr>
+              <w:spacing w:after="0" w:line="280"/>
+            </w:pPr>
+            <w:r>
+              <w:rPr>
+                <w:rFonts w:ascii="Be Vietnam Pro" w:cs="Be Vietnam Pro" w:eastAsia="Be Vietnam Pro" w:hAnsi="Be Vietnam Pro"/>
+                <w:b/>
+                <w:bCs/>
+                <w:color w:val="101814"/>
+                <w:sz w:val="20"/>
+                <w:szCs w:val="20"/>
+              </w:rPr>
+              <w:t xml:space="preserve">Công ty OPTIMAI</w:t>
+            </w:r>
+          </w:p>
+        </w:tc>
+        <w:tc>
+          <w:tcPr>
+            <w:tcW w:type="dxa" w:w="4011"/>
+            <w:tcMar>
+              <w:top w:type="dxa" w:w="90"/>
+              <w:left w:type="dxa" w:w="120"/>
+              <w:bottom w:type="dxa" w:w="90"/>
+              <w:right w:type="dxa" w:w="120"/>
+            </w:tcMar>
+            <w:vAlign w:val="center"/>
+          </w:tcPr>
+          <w:p>
+            <w:pPr>
+              <w:spacing w:after="0" w:line="280"/>
+            </w:pPr>
+            <w:r>
+              <w:rPr>
+                <w:rFonts w:ascii="Be Vietnam Pro" w:cs="Be Vietnam Pro" w:eastAsia="Be Vietnam Pro" w:hAnsi="Be Vietnam Pro"/>
+                <w:b/>
+                <w:bCs/>
+                <w:color w:val="101814"/>
+                <w:sz w:val="20"/>
+                <w:szCs w:val="20"/>
+              </w:rPr>
+              <w:t xml:space="preserve">Công ty Bioscope</w:t>
             </w:r>
           </w:p>
         </w:tc>
@@ -1639,138 +1347,79 @@
         </w:trPr>
         <w:tc>
           <w:tcPr>
-            <w:tcW w:type="dxa" w:w="2708"/>
-            <w:tcMar>
-              <w:top w:type="dxa" w:w="90"/>
-              <w:left w:type="dxa" w:w="120"/>
-              <w:bottom w:type="dxa" w:w="90"/>
-              <w:right w:type="dxa" w:w="120"/>
-            </w:tcMar>
-            <w:vAlign w:val="center"/>
-          </w:tcPr>
-          <w:p>
-            <w:pPr>
-              <w:spacing w:after="0" w:line="280"/>
-            </w:pPr>
-            <w:r>
-              <w:rPr>
-                <w:rFonts w:ascii="Menlo" w:cs="Menlo" w:eastAsia="Menlo" w:hAnsi="Menlo"/>
-                <w:color w:val="036F3D"/>
-                <w:sz w:val="20"/>
-                <w:szCs w:val="20"/>
-                <w:shd w:fill="F1F5F3" w:color="auto" w:val="clear"/>
-              </w:rPr>
-              <w:t xml:space="preserve">HungDV2000 &lt;deepviewzoom@gmail.com&gt;</w:t>
-            </w:r>
-          </w:p>
-        </w:tc>
-        <w:tc>
-          <w:tcPr>
-            <w:tcW w:type="dxa" w:w="1000"/>
-            <w:tcMar>
-              <w:top w:type="dxa" w:w="90"/>
-              <w:left w:type="dxa" w:w="120"/>
-              <w:bottom w:type="dxa" w:w="90"/>
-              <w:right w:type="dxa" w:w="120"/>
-            </w:tcMar>
-            <w:vAlign w:val="center"/>
-          </w:tcPr>
-          <w:p>
-            <w:pPr>
-              <w:spacing w:after="0" w:line="280"/>
-            </w:pPr>
-            <w:r>
-              <w:rPr>
-                <w:rFonts w:ascii="Be Vietnam Pro" w:cs="Be Vietnam Pro" w:eastAsia="Be Vietnam Pro" w:hAnsi="Be Vietnam Pro"/>
-                <w:i/>
-                <w:iCs/>
-                <w:color w:val="101814"/>
-                <w:sz w:val="20"/>
-                <w:szCs w:val="20"/>
-              </w:rPr>
-              <w:t xml:space="preserve">(công ty điền)</w:t>
-            </w:r>
-          </w:p>
-        </w:tc>
-        <w:tc>
-          <w:tcPr>
-            <w:tcW w:type="dxa" w:w="3372"/>
-            <w:tcMar>
-              <w:top w:type="dxa" w:w="90"/>
-              <w:left w:type="dxa" w:w="120"/>
-              <w:bottom w:type="dxa" w:w="90"/>
-              <w:right w:type="dxa" w:w="120"/>
-            </w:tcMar>
-            <w:vAlign w:val="center"/>
-          </w:tcPr>
-          <w:p>
-            <w:pPr>
-              <w:spacing w:after="0" w:line="280"/>
-            </w:pPr>
-            <w:r>
-              <w:rPr>
-                <w:rFonts w:ascii="Be Vietnam Pro" w:cs="Be Vietnam Pro" w:eastAsia="Be Vietnam Pro" w:hAnsi="Be Vietnam Pro"/>
-                <w:i/>
-                <w:iCs/>
-                <w:color w:val="101814"/>
-                <w:sz w:val="20"/>
-                <w:szCs w:val="20"/>
-              </w:rPr>
-              <w:t xml:space="preserve">(công ty điền)</w:t>
-            </w:r>
-          </w:p>
-        </w:tc>
-        <w:tc>
-          <w:tcPr>
-            <w:tcW w:type="dxa" w:w="1000"/>
-            <w:tcMar>
-              <w:top w:type="dxa" w:w="90"/>
-              <w:left w:type="dxa" w:w="120"/>
-              <w:bottom w:type="dxa" w:w="90"/>
-              <w:right w:type="dxa" w:w="120"/>
-            </w:tcMar>
-            <w:vAlign w:val="center"/>
-          </w:tcPr>
-          <w:p>
-            <w:pPr>
-              <w:spacing w:after="0" w:line="280"/>
-            </w:pPr>
-            <w:r>
-              <w:rPr>
-                <w:rFonts w:ascii="Be Vietnam Pro" w:cs="Be Vietnam Pro" w:eastAsia="Be Vietnam Pro" w:hAnsi="Be Vietnam Pro"/>
-                <w:i/>
-                <w:iCs/>
-                <w:color w:val="101814"/>
-                <w:sz w:val="20"/>
-                <w:szCs w:val="20"/>
-              </w:rPr>
-              <w:t xml:space="preserve">(công ty điền)</w:t>
-            </w:r>
-          </w:p>
-        </w:tc>
-        <w:tc>
-          <w:tcPr>
-            <w:tcW w:type="dxa" w:w="1280"/>
-            <w:tcMar>
-              <w:top w:type="dxa" w:w="90"/>
-              <w:left w:type="dxa" w:w="120"/>
-              <w:bottom w:type="dxa" w:w="90"/>
-              <w:right w:type="dxa" w:w="120"/>
-            </w:tcMar>
-            <w:vAlign w:val="center"/>
-          </w:tcPr>
-          <w:p>
-            <w:pPr>
-              <w:spacing w:after="0" w:line="280"/>
-            </w:pPr>
-            <w:r>
-              <w:rPr>
-                <w:rFonts w:ascii="Be Vietnam Pro" w:cs="Be Vietnam Pro" w:eastAsia="Be Vietnam Pro" w:hAnsi="Be Vietnam Pro"/>
-                <w:color w:val="101814"/>
-                <w:sz w:val="20"/>
-                <w:szCs w:val="20"/>
-              </w:rPr>
-              <w:t xml:space="preserve">08/2026</w:t>
+            <w:tcW w:type="dxa" w:w="1337"/>
+            <w:tcMar>
+              <w:top w:type="dxa" w:w="90"/>
+              <w:left w:type="dxa" w:w="120"/>
+              <w:bottom w:type="dxa" w:w="90"/>
+              <w:right w:type="dxa" w:w="120"/>
+            </w:tcMar>
+            <w:vAlign w:val="center"/>
+          </w:tcPr>
+          <w:p>
+            <w:pPr>
+              <w:spacing w:after="0" w:line="280"/>
+            </w:pPr>
+            <w:r>
+              <w:rPr>
+                <w:rFonts w:ascii="Be Vietnam Pro" w:cs="Be Vietnam Pro" w:eastAsia="Be Vietnam Pro" w:hAnsi="Be Vietnam Pro"/>
+                <w:color w:val="101814"/>
+                <w:sz w:val="20"/>
+                <w:szCs w:val="20"/>
+              </w:rPr>
+              <w:t xml:space="preserve">Vai trò</w:t>
+            </w:r>
+          </w:p>
+        </w:tc>
+        <w:tc>
+          <w:tcPr>
+            <w:tcW w:type="dxa" w:w="4012"/>
+            <w:tcMar>
+              <w:top w:type="dxa" w:w="90"/>
+              <w:left w:type="dxa" w:w="120"/>
+              <w:bottom w:type="dxa" w:w="90"/>
+              <w:right w:type="dxa" w:w="120"/>
+            </w:tcMar>
+            <w:vAlign w:val="center"/>
+          </w:tcPr>
+          <w:p>
+            <w:pPr>
+              <w:spacing w:after="0" w:line="280"/>
+            </w:pPr>
+            <w:r>
+              <w:rPr>
+                <w:rFonts w:ascii="Be Vietnam Pro" w:cs="Be Vietnam Pro" w:eastAsia="Be Vietnam Pro" w:hAnsi="Be Vietnam Pro"/>
+                <w:color w:val="101814"/>
+                <w:sz w:val="20"/>
+                <w:szCs w:val="20"/>
+              </w:rPr>
+              <w:t xml:space="preserve">Phân tích, thiết kế, lập trình, kiểm thử, đóng gói, triển khai, bàn giao</w:t>
+            </w:r>
+          </w:p>
+        </w:tc>
+        <w:tc>
+          <w:tcPr>
+            <w:tcW w:type="dxa" w:w="4011"/>
+            <w:tcMar>
+              <w:top w:type="dxa" w:w="90"/>
+              <w:left w:type="dxa" w:w="120"/>
+              <w:bottom w:type="dxa" w:w="90"/>
+              <w:right w:type="dxa" w:w="120"/>
+            </w:tcMar>
+            <w:vAlign w:val="center"/>
+          </w:tcPr>
+          <w:p>
+            <w:pPr>
+              <w:spacing w:after="0" w:line="280"/>
+            </w:pPr>
+            <w:r>
+              <w:rPr>
+                <w:rFonts w:ascii="Be Vietnam Pro" w:cs="Be Vietnam Pro" w:eastAsia="Be Vietnam Pro" w:hAnsi="Be Vietnam Pro"/>
+                <w:color w:val="101814"/>
+                <w:sz w:val="20"/>
+                <w:szCs w:val="20"/>
+              </w:rPr>
+              <w:t xml:space="preserve">Đặt hàng, cung cấp yêu cầu nghiệp vụ, nghiệm thu, tiếp nhận, vận hành</w:t>
             </w:r>
           </w:p>
         </w:tc>
@@ -1781,19 +1430,482 @@
         </w:trPr>
         <w:tc>
           <w:tcPr>
-            <w:tcW w:type="dxa" w:w="2708"/>
-            <w:tcMar>
-              <w:top w:type="dxa" w:w="90"/>
-              <w:left w:type="dxa" w:w="120"/>
-              <w:bottom w:type="dxa" w:w="90"/>
-              <w:right w:type="dxa" w:w="120"/>
-            </w:tcMar>
-            <w:vAlign w:val="center"/>
-          </w:tcPr>
-          <w:p>
-            <w:pPr>
-              <w:spacing w:after="0" w:line="280"/>
-            </w:pPr>
+            <w:tcW w:type="dxa" w:w="1337"/>
+            <w:tcMar>
+              <w:top w:type="dxa" w:w="90"/>
+              <w:left w:type="dxa" w:w="120"/>
+              <w:bottom w:type="dxa" w:w="90"/>
+              <w:right w:type="dxa" w:w="120"/>
+            </w:tcMar>
+            <w:vAlign w:val="center"/>
+          </w:tcPr>
+          <w:p>
+            <w:pPr>
+              <w:spacing w:after="0" w:line="280"/>
+            </w:pPr>
+            <w:r>
+              <w:rPr>
+                <w:rFonts w:ascii="Be Vietnam Pro" w:cs="Be Vietnam Pro" w:eastAsia="Be Vietnam Pro" w:hAnsi="Be Vietnam Pro"/>
+                <w:color w:val="101814"/>
+                <w:sz w:val="20"/>
+                <w:szCs w:val="20"/>
+              </w:rPr>
+              <w:t xml:space="preserve">Sản phẩm</w:t>
+            </w:r>
+          </w:p>
+        </w:tc>
+        <w:tc>
+          <w:tcPr>
+            <w:tcW w:type="dxa" w:w="4012"/>
+            <w:tcMar>
+              <w:top w:type="dxa" w:w="90"/>
+              <w:left w:type="dxa" w:w="120"/>
+              <w:bottom w:type="dxa" w:w="90"/>
+              <w:right w:type="dxa" w:w="120"/>
+            </w:tcMar>
+            <w:vAlign w:val="center"/>
+          </w:tcPr>
+          <w:p>
+            <w:pPr>
+              <w:spacing w:after="0" w:line="280"/>
+            </w:pPr>
+            <w:r>
+              <w:rPr>
+                <w:rFonts w:ascii="Be Vietnam Pro" w:cs="Be Vietnam Pro" w:eastAsia="Be Vietnam Pro" w:hAnsi="Be Vietnam Pro"/>
+                <w:color w:val="101814"/>
+                <w:sz w:val="20"/>
+                <w:szCs w:val="20"/>
+              </w:rPr>
+              <w:t xml:space="preserve">Tạo ra phần mềm</w:t>
+            </w:r>
+          </w:p>
+        </w:tc>
+        <w:tc>
+          <w:tcPr>
+            <w:tcW w:type="dxa" w:w="4011"/>
+            <w:tcMar>
+              <w:top w:type="dxa" w:w="90"/>
+              <w:left w:type="dxa" w:w="120"/>
+              <w:bottom w:type="dxa" w:w="90"/>
+              <w:right w:type="dxa" w:w="120"/>
+            </w:tcMar>
+            <w:vAlign w:val="center"/>
+          </w:tcPr>
+          <w:p>
+            <w:pPr>
+              <w:spacing w:after="0" w:line="280"/>
+            </w:pPr>
+            <w:r>
+              <w:rPr>
+                <w:rFonts w:ascii="Be Vietnam Pro" w:cs="Be Vietnam Pro" w:eastAsia="Be Vietnam Pro" w:hAnsi="Be Vietnam Pro"/>
+                <w:color w:val="101814"/>
+                <w:sz w:val="20"/>
+                <w:szCs w:val="20"/>
+              </w:rPr>
+              <w:t xml:space="preserve">Sở hữu và sử dụng phần mềm sau bàn giao</w:t>
+            </w:r>
+          </w:p>
+        </w:tc>
+      </w:tr>
+      <w:tr>
+        <w:trPr>
+          <w:tblHeader w:val="false"/>
+        </w:trPr>
+        <w:tc>
+          <w:tcPr>
+            <w:tcW w:type="dxa" w:w="1337"/>
+            <w:tcMar>
+              <w:top w:type="dxa" w:w="90"/>
+              <w:left w:type="dxa" w:w="120"/>
+              <w:bottom w:type="dxa" w:w="90"/>
+              <w:right w:type="dxa" w:w="120"/>
+            </w:tcMar>
+            <w:vAlign w:val="center"/>
+          </w:tcPr>
+          <w:p>
+            <w:pPr>
+              <w:spacing w:after="0" w:line="280"/>
+            </w:pPr>
+            <w:r>
+              <w:rPr>
+                <w:rFonts w:ascii="Be Vietnam Pro" w:cs="Be Vietnam Pro" w:eastAsia="Be Vietnam Pro" w:hAnsi="Be Vietnam Pro"/>
+                <w:color w:val="101814"/>
+                <w:sz w:val="20"/>
+                <w:szCs w:val="20"/>
+              </w:rPr>
+              <w:t xml:space="preserve">Hồ sơ này chứng minh</w:t>
+            </w:r>
+          </w:p>
+        </w:tc>
+        <w:tc>
+          <w:tcPr>
+            <w:tcW w:type="dxa" w:w="4012"/>
+            <w:tcMar>
+              <w:top w:type="dxa" w:w="90"/>
+              <w:left w:type="dxa" w:w="120"/>
+              <w:bottom w:type="dxa" w:w="90"/>
+              <w:right w:type="dxa" w:w="120"/>
+            </w:tcMar>
+            <w:vAlign w:val="center"/>
+          </w:tcPr>
+          <w:p>
+            <w:pPr>
+              <w:spacing w:after="0" w:line="280"/>
+            </w:pPr>
+            <w:r>
+              <w:rPr>
+                <w:rFonts w:ascii="Be Vietnam Pro" w:cs="Be Vietnam Pro" w:eastAsia="Be Vietnam Pro" w:hAnsi="Be Vietnam Pro"/>
+                <w:b/>
+                <w:bCs/>
+                <w:color w:val="101814"/>
+                <w:sz w:val="20"/>
+                <w:szCs w:val="20"/>
+              </w:rPr>
+              <w:t xml:space="preserve">OPTIMAI thực sự sản xuất ra phần mềm</w:t>
+            </w:r>
+            <w:r>
+              <w:rPr>
+                <w:rFonts w:ascii="Be Vietnam Pro" w:cs="Be Vietnam Pro" w:eastAsia="Be Vietnam Pro" w:hAnsi="Be Vietnam Pro"/>
+                <w:color w:val="101814"/>
+                <w:sz w:val="20"/>
+                <w:szCs w:val="20"/>
+              </w:rPr>
+              <w:t xml:space="preserve"> — đủ bảy công đoạn</w:t>
+            </w:r>
+          </w:p>
+        </w:tc>
+        <w:tc>
+          <w:tcPr>
+            <w:tcW w:type="dxa" w:w="4011"/>
+            <w:tcMar>
+              <w:top w:type="dxa" w:w="90"/>
+              <w:left w:type="dxa" w:w="120"/>
+              <w:bottom w:type="dxa" w:w="90"/>
+              <w:right w:type="dxa" w:w="120"/>
+            </w:tcMar>
+            <w:vAlign w:val="center"/>
+          </w:tcPr>
+          <w:p>
+            <w:pPr>
+              <w:spacing w:after="0" w:line="280"/>
+            </w:pPr>
+            <w:r>
+              <w:rPr>
+                <w:rFonts w:ascii="Be Vietnam Pro" w:cs="Be Vietnam Pro" w:eastAsia="Be Vietnam Pro" w:hAnsi="Be Vietnam Pro"/>
+                <w:b/>
+                <w:bCs/>
+                <w:color w:val="101814"/>
+                <w:sz w:val="20"/>
+                <w:szCs w:val="20"/>
+              </w:rPr>
+              <w:t xml:space="preserve">Bioscope đã mua và tiếp nhận sản phẩm có thật</w:t>
+            </w:r>
+          </w:p>
+        </w:tc>
+      </w:tr>
+    </w:tbl>
+    <w:p>
+      <w:pPr>
+        <w:spacing w:after="180"/>
+      </w:pPr>
+    </w:p>
+    <w:p>
+      <w:pPr>
+        <w:pStyle w:val="Heading2"/>
+        <w:spacing w:after="120" w:before="280"/>
+      </w:pPr>
+      <w:r>
+        <w:rPr>
+          <w:rFonts w:ascii="Be Vietnam Pro" w:cs="Be Vietnam Pro" w:eastAsia="Be Vietnam Pro" w:hAnsi="Be Vietnam Pro"/>
+          <w:b/>
+          <w:bCs/>
+          <w:color w:val="008E4D"/>
+          <w:sz w:val="24"/>
+          <w:szCs w:val="24"/>
+        </w:rPr>
+        <w:t xml:space="preserve">1.1 Bộ hồ sơ phục vụ hai mục đích khác nhau</w:t>
+      </w:r>
+    </w:p>
+    <w:p>
+      <w:pPr>
+        <w:spacing w:after="130" w:line="300"/>
+      </w:pPr>
+      <w:r>
+        <w:rPr>
+          <w:rFonts w:ascii="Be Vietnam Pro" w:cs="Be Vietnam Pro" w:eastAsia="Be Vietnam Pro" w:hAnsi="Be Vietnam Pro"/>
+          <w:color w:val="101814"/>
+          <w:sz w:val="21"/>
+          <w:szCs w:val="21"/>
+        </w:rPr>
+        <w:t xml:space="preserve">Đây là điểm cần hiểu trước khi đọc các tài liệu còn lại.</w:t>
+      </w:r>
+    </w:p>
+    <w:tbl>
+      <w:tblPr>
+        <w:tblW w:type="dxa" w:w="9360"/>
+        <w:tblBorders>
+          <w:top w:val="single" w:color="CFE3D8" w:sz="4"/>
+          <w:left w:val="single" w:color="CFE3D8" w:sz="4"/>
+          <w:bottom w:val="single" w:color="CFE3D8" w:sz="4"/>
+          <w:right w:val="single" w:color="CFE3D8" w:sz="4"/>
+          <w:insideH w:val="single" w:color="CFE3D8" w:sz="4"/>
+          <w:insideV w:val="single" w:color="CFE3D8" w:sz="4"/>
+        </w:tblBorders>
+        <w:tblLayout w:type="fixed"/>
+      </w:tblPr>
+      <w:tblGrid>
+        <w:gridCol w:w="1327"/>
+        <w:gridCol w:w="3842"/>
+        <w:gridCol w:w="4191"/>
+      </w:tblGrid>
+      <w:tr>
+        <w:trPr>
+          <w:tblHeader/>
+        </w:trPr>
+        <w:tc>
+          <w:tcPr>
+            <w:tcW w:type="dxa" w:w="1327"/>
+            <w:shd w:fill="EEF6F1" w:color="auto" w:val="clear"/>
+            <w:tcMar>
+              <w:top w:type="dxa" w:w="90"/>
+              <w:left w:type="dxa" w:w="120"/>
+              <w:bottom w:type="dxa" w:w="90"/>
+              <w:right w:type="dxa" w:w="120"/>
+            </w:tcMar>
+            <w:vAlign w:val="center"/>
+          </w:tcPr>
+          <w:p>
+            <w:pPr>
+              <w:spacing w:after="0" w:line="280"/>
+            </w:pPr>
+            <w:r>
+              <w:rPr>
+                <w:rFonts w:ascii="Be Vietnam Pro" w:cs="Be Vietnam Pro" w:eastAsia="Be Vietnam Pro" w:hAnsi="Be Vietnam Pro"/>
+                <w:sz w:val="21"/>
+                <w:szCs w:val="21"/>
+              </w:rPr>
+              <w:t xml:space="preserve"/>
+            </w:r>
+          </w:p>
+        </w:tc>
+        <w:tc>
+          <w:tcPr>
+            <w:tcW w:type="dxa" w:w="3842"/>
+            <w:shd w:fill="EEF6F1" w:color="auto" w:val="clear"/>
+            <w:tcMar>
+              <w:top w:type="dxa" w:w="90"/>
+              <w:left w:type="dxa" w:w="120"/>
+              <w:bottom w:type="dxa" w:w="90"/>
+              <w:right w:type="dxa" w:w="120"/>
+            </w:tcMar>
+            <w:vAlign w:val="center"/>
+          </w:tcPr>
+          <w:p>
+            <w:pPr>
+              <w:spacing w:after="0" w:line="280"/>
+            </w:pPr>
+            <w:r>
+              <w:rPr>
+                <w:rFonts w:ascii="Be Vietnam Pro" w:cs="Be Vietnam Pro" w:eastAsia="Be Vietnam Pro" w:hAnsi="Be Vietnam Pro"/>
+                <w:b/>
+                <w:bCs/>
+                <w:color w:val="036F3D"/>
+                <w:sz w:val="20"/>
+                <w:szCs w:val="20"/>
+              </w:rPr>
+              <w:t xml:space="preserve">Với hồ sơ của </w:t>
+            </w:r>
+            <w:r>
+              <w:rPr>
+                <w:rFonts w:ascii="Be Vietnam Pro" w:cs="Be Vietnam Pro" w:eastAsia="Be Vietnam Pro" w:hAnsi="Be Vietnam Pro"/>
+                <w:b/>
+                <w:bCs/>
+                <w:color w:val="036F3D"/>
+                <w:sz w:val="20"/>
+                <w:szCs w:val="20"/>
+              </w:rPr>
+              <w:t xml:space="preserve">OPTIMAI</w:t>
+            </w:r>
+          </w:p>
+        </w:tc>
+        <w:tc>
+          <w:tcPr>
+            <w:tcW w:type="dxa" w:w="4191"/>
+            <w:shd w:fill="EEF6F1" w:color="auto" w:val="clear"/>
+            <w:tcMar>
+              <w:top w:type="dxa" w:w="90"/>
+              <w:left w:type="dxa" w:w="120"/>
+              <w:bottom w:type="dxa" w:w="90"/>
+              <w:right w:type="dxa" w:w="120"/>
+            </w:tcMar>
+            <w:vAlign w:val="center"/>
+          </w:tcPr>
+          <w:p>
+            <w:pPr>
+              <w:spacing w:after="0" w:line="280"/>
+            </w:pPr>
+            <w:r>
+              <w:rPr>
+                <w:rFonts w:ascii="Be Vietnam Pro" w:cs="Be Vietnam Pro" w:eastAsia="Be Vietnam Pro" w:hAnsi="Be Vietnam Pro"/>
+                <w:b/>
+                <w:bCs/>
+                <w:color w:val="036F3D"/>
+                <w:sz w:val="20"/>
+                <w:szCs w:val="20"/>
+              </w:rPr>
+              <w:t xml:space="preserve">Với hồ sơ của </w:t>
+            </w:r>
+            <w:r>
+              <w:rPr>
+                <w:rFonts w:ascii="Be Vietnam Pro" w:cs="Be Vietnam Pro" w:eastAsia="Be Vietnam Pro" w:hAnsi="Be Vietnam Pro"/>
+                <w:b/>
+                <w:bCs/>
+                <w:color w:val="036F3D"/>
+                <w:sz w:val="20"/>
+                <w:szCs w:val="20"/>
+              </w:rPr>
+              <w:t xml:space="preserve">Bioscope</w:t>
+            </w:r>
+          </w:p>
+        </w:tc>
+      </w:tr>
+      <w:tr>
+        <w:trPr>
+          <w:tblHeader w:val="false"/>
+        </w:trPr>
+        <w:tc>
+          <w:tcPr>
+            <w:tcW w:type="dxa" w:w="1327"/>
+            <w:tcMar>
+              <w:top w:type="dxa" w:w="90"/>
+              <w:left w:type="dxa" w:w="120"/>
+              <w:bottom w:type="dxa" w:w="90"/>
+              <w:right w:type="dxa" w:w="120"/>
+            </w:tcMar>
+            <w:vAlign w:val="center"/>
+          </w:tcPr>
+          <w:p>
+            <w:pPr>
+              <w:spacing w:after="0" w:line="280"/>
+            </w:pPr>
+            <w:r>
+              <w:rPr>
+                <w:rFonts w:ascii="Be Vietnam Pro" w:cs="Be Vietnam Pro" w:eastAsia="Be Vietnam Pro" w:hAnsi="Be Vietnam Pro"/>
+                <w:color w:val="101814"/>
+                <w:sz w:val="20"/>
+                <w:szCs w:val="20"/>
+              </w:rPr>
+              <w:t xml:space="preserve">Câu hỏi cần trả lời</w:t>
+            </w:r>
+          </w:p>
+        </w:tc>
+        <w:tc>
+          <w:tcPr>
+            <w:tcW w:type="dxa" w:w="3842"/>
+            <w:tcMar>
+              <w:top w:type="dxa" w:w="90"/>
+              <w:left w:type="dxa" w:w="120"/>
+              <w:bottom w:type="dxa" w:w="90"/>
+              <w:right w:type="dxa" w:w="120"/>
+            </w:tcMar>
+            <w:vAlign w:val="center"/>
+          </w:tcPr>
+          <w:p>
+            <w:pPr>
+              <w:spacing w:after="0" w:line="280"/>
+            </w:pPr>
+            <w:r>
+              <w:rPr>
+                <w:rFonts w:ascii="Be Vietnam Pro" w:cs="Be Vietnam Pro" w:eastAsia="Be Vietnam Pro" w:hAnsi="Be Vietnam Pro"/>
+                <w:color w:val="101814"/>
+                <w:sz w:val="20"/>
+                <w:szCs w:val="20"/>
+              </w:rPr>
+              <w:t xml:space="preserve">Công ty có thực hiện hoạt động sản xuất phần mềm không?</w:t>
+            </w:r>
+          </w:p>
+        </w:tc>
+        <w:tc>
+          <w:tcPr>
+            <w:tcW w:type="dxa" w:w="4191"/>
+            <w:tcMar>
+              <w:top w:type="dxa" w:w="90"/>
+              <w:left w:type="dxa" w:w="120"/>
+              <w:bottom w:type="dxa" w:w="90"/>
+              <w:right w:type="dxa" w:w="120"/>
+            </w:tcMar>
+            <w:vAlign w:val="center"/>
+          </w:tcPr>
+          <w:p>
+            <w:pPr>
+              <w:spacing w:after="0" w:line="280"/>
+            </w:pPr>
+            <w:r>
+              <w:rPr>
+                <w:rFonts w:ascii="Be Vietnam Pro" w:cs="Be Vietnam Pro" w:eastAsia="Be Vietnam Pro" w:hAnsi="Be Vietnam Pro"/>
+                <w:color w:val="101814"/>
+                <w:sz w:val="20"/>
+                <w:szCs w:val="20"/>
+              </w:rPr>
+              <w:t xml:space="preserve">Khoản chi mua phần mềm có tương ứng với sản phẩm có thật không?</w:t>
+            </w:r>
+          </w:p>
+        </w:tc>
+      </w:tr>
+      <w:tr>
+        <w:trPr>
+          <w:tblHeader w:val="false"/>
+        </w:trPr>
+        <w:tc>
+          <w:tcPr>
+            <w:tcW w:type="dxa" w:w="1327"/>
+            <w:tcMar>
+              <w:top w:type="dxa" w:w="90"/>
+              <w:left w:type="dxa" w:w="120"/>
+              <w:bottom w:type="dxa" w:w="90"/>
+              <w:right w:type="dxa" w:w="120"/>
+            </w:tcMar>
+            <w:vAlign w:val="center"/>
+          </w:tcPr>
+          <w:p>
+            <w:pPr>
+              <w:spacing w:after="0" w:line="280"/>
+            </w:pPr>
+            <w:r>
+              <w:rPr>
+                <w:rFonts w:ascii="Be Vietnam Pro" w:cs="Be Vietnam Pro" w:eastAsia="Be Vietnam Pro" w:hAnsi="Be Vietnam Pro"/>
+                <w:color w:val="101814"/>
+                <w:sz w:val="20"/>
+                <w:szCs w:val="20"/>
+              </w:rPr>
+              <w:t xml:space="preserve">Tài liệu then chốt</w:t>
+            </w:r>
+          </w:p>
+        </w:tc>
+        <w:tc>
+          <w:tcPr>
+            <w:tcW w:type="dxa" w:w="3842"/>
+            <w:tcMar>
+              <w:top w:type="dxa" w:w="90"/>
+              <w:left w:type="dxa" w:w="120"/>
+              <w:bottom w:type="dxa" w:w="90"/>
+              <w:right w:type="dxa" w:w="120"/>
+            </w:tcMar>
+            <w:vAlign w:val="center"/>
+          </w:tcPr>
+          <w:p>
+            <w:pPr>
+              <w:spacing w:after="0" w:line="280"/>
+            </w:pPr>
+            <w:r>
+              <w:rPr>
+                <w:rFonts w:ascii="Be Vietnam Pro" w:cs="Be Vietnam Pro" w:eastAsia="Be Vietnam Pro" w:hAnsi="Be Vietnam Pro"/>
+                <w:color w:val="101814"/>
+                <w:sz w:val="20"/>
+                <w:szCs w:val="20"/>
+              </w:rPr>
+              <w:t xml:space="preserve">Bảy công đoạn: </w:t>
+            </w:r>
             <w:r>
               <w:rPr>
                 <w:rFonts w:ascii="Menlo" w:cs="Menlo" w:eastAsia="Menlo" w:hAnsi="Menlo"/>
@@ -1802,13 +1914,2600 @@
                 <w:szCs w:val="20"/>
                 <w:shd w:fill="F1F5F3" w:color="auto" w:val="clear"/>
               </w:rPr>
+              <w:t xml:space="preserve">-02</w:t>
+            </w:r>
+            <w:r>
+              <w:rPr>
+                <w:rFonts w:ascii="Be Vietnam Pro" w:cs="Be Vietnam Pro" w:eastAsia="Be Vietnam Pro" w:hAnsi="Be Vietnam Pro"/>
+                <w:color w:val="101814"/>
+                <w:sz w:val="20"/>
+                <w:szCs w:val="20"/>
+              </w:rPr>
+              <w:t xml:space="preserve"> đến </w:t>
+            </w:r>
+            <w:r>
+              <w:rPr>
+                <w:rFonts w:ascii="Menlo" w:cs="Menlo" w:eastAsia="Menlo" w:hAnsi="Menlo"/>
+                <w:color w:val="036F3D"/>
+                <w:sz w:val="20"/>
+                <w:szCs w:val="20"/>
+                <w:shd w:fill="F1F5F3" w:color="auto" w:val="clear"/>
+              </w:rPr>
+              <w:t xml:space="preserve">-08</w:t>
+            </w:r>
+            <w:r>
+              <w:rPr>
+                <w:rFonts w:ascii="Be Vietnam Pro" w:cs="Be Vietnam Pro" w:eastAsia="Be Vietnam Pro" w:hAnsi="Be Vietnam Pro"/>
+                <w:color w:val="101814"/>
+                <w:sz w:val="20"/>
+                <w:szCs w:val="20"/>
+              </w:rPr>
+              <w:t xml:space="preserve"> của từng dự án</w:t>
+            </w:r>
+          </w:p>
+        </w:tc>
+        <w:tc>
+          <w:tcPr>
+            <w:tcW w:type="dxa" w:w="4191"/>
+            <w:tcMar>
+              <w:top w:type="dxa" w:w="90"/>
+              <w:left w:type="dxa" w:w="120"/>
+              <w:bottom w:type="dxa" w:w="90"/>
+              <w:right w:type="dxa" w:w="120"/>
+            </w:tcMar>
+            <w:vAlign w:val="center"/>
+          </w:tcPr>
+          <w:p>
+            <w:pPr>
+              <w:spacing w:after="0" w:line="280"/>
+            </w:pPr>
+            <w:r>
+              <w:rPr>
+                <w:rFonts w:ascii="Be Vietnam Pro" w:cs="Be Vietnam Pro" w:eastAsia="Be Vietnam Pro" w:hAnsi="Be Vietnam Pro"/>
+                <w:color w:val="101814"/>
+                <w:sz w:val="20"/>
+                <w:szCs w:val="20"/>
+              </w:rPr>
+              <w:t xml:space="preserve">Hợp đồng, biên bản nghiệm thu, biên bản bàn giao, hoá đơn</w:t>
+            </w:r>
+          </w:p>
+        </w:tc>
+      </w:tr>
+      <w:tr>
+        <w:trPr>
+          <w:tblHeader w:val="false"/>
+        </w:trPr>
+        <w:tc>
+          <w:tcPr>
+            <w:tcW w:type="dxa" w:w="1327"/>
+            <w:tcMar>
+              <w:top w:type="dxa" w:w="90"/>
+              <w:left w:type="dxa" w:w="120"/>
+              <w:bottom w:type="dxa" w:w="90"/>
+              <w:right w:type="dxa" w:w="120"/>
+            </w:tcMar>
+            <w:vAlign w:val="center"/>
+          </w:tcPr>
+          <w:p>
+            <w:pPr>
+              <w:spacing w:after="0" w:line="280"/>
+            </w:pPr>
+            <w:r>
+              <w:rPr>
+                <w:rFonts w:ascii="Be Vietnam Pro" w:cs="Be Vietnam Pro" w:eastAsia="Be Vietnam Pro" w:hAnsi="Be Vietnam Pro"/>
+                <w:color w:val="101814"/>
+                <w:sz w:val="20"/>
+                <w:szCs w:val="20"/>
+              </w:rPr>
+              <w:t xml:space="preserve">Bằng chứng gốc</w:t>
+            </w:r>
+          </w:p>
+        </w:tc>
+        <w:tc>
+          <w:tcPr>
+            <w:tcW w:type="dxa" w:w="3842"/>
+            <w:tcMar>
+              <w:top w:type="dxa" w:w="90"/>
+              <w:left w:type="dxa" w:w="120"/>
+              <w:bottom w:type="dxa" w:w="90"/>
+              <w:right w:type="dxa" w:w="120"/>
+            </w:tcMar>
+            <w:vAlign w:val="center"/>
+          </w:tcPr>
+          <w:p>
+            <w:pPr>
+              <w:spacing w:after="0" w:line="280"/>
+            </w:pPr>
+            <w:r>
+              <w:rPr>
+                <w:rFonts w:ascii="Be Vietnam Pro" w:cs="Be Vietnam Pro" w:eastAsia="Be Vietnam Pro" w:hAnsi="Be Vietnam Pro"/>
+                <w:color w:val="101814"/>
+                <w:sz w:val="20"/>
+                <w:szCs w:val="20"/>
+              </w:rPr>
+              <w:t xml:space="preserve">Kho mã nguồn, 381 lần ghi nhận thay đổi trải 7 tháng</w:t>
+            </w:r>
+          </w:p>
+        </w:tc>
+        <w:tc>
+          <w:tcPr>
+            <w:tcW w:type="dxa" w:w="4191"/>
+            <w:tcMar>
+              <w:top w:type="dxa" w:w="90"/>
+              <w:left w:type="dxa" w:w="120"/>
+              <w:bottom w:type="dxa" w:w="90"/>
+              <w:right w:type="dxa" w:w="120"/>
+            </w:tcMar>
+            <w:vAlign w:val="center"/>
+          </w:tcPr>
+          <w:p>
+            <w:pPr>
+              <w:spacing w:after="0" w:line="280"/>
+            </w:pPr>
+            <w:r>
+              <w:rPr>
+                <w:rFonts w:ascii="Be Vietnam Pro" w:cs="Be Vietnam Pro" w:eastAsia="Be Vietnam Pro" w:hAnsi="Be Vietnam Pro"/>
+                <w:color w:val="101814"/>
+                <w:sz w:val="20"/>
+                <w:szCs w:val="20"/>
+              </w:rPr>
+              <w:t xml:space="preserve">Hệ thống đang vận hành, có người dùng và dữ liệu thật</w:t>
+            </w:r>
+          </w:p>
+        </w:tc>
+      </w:tr>
+    </w:tbl>
+    <w:p>
+      <w:pPr>
+        <w:spacing w:after="180"/>
+      </w:pPr>
+    </w:p>
+    <w:p>
+      <w:pPr>
+        <w:spacing w:after="130" w:line="300"/>
+      </w:pPr>
+      <w:r>
+        <w:rPr>
+          <w:rFonts w:ascii="Be Vietnam Pro" w:cs="Be Vietnam Pro" w:eastAsia="Be Vietnam Pro" w:hAnsi="Be Vietnam Pro"/>
+          <w:color w:val="101814"/>
+          <w:sz w:val="21"/>
+          <w:szCs w:val="21"/>
+        </w:rPr>
+        <w:t xml:space="preserve">Cùng một bộ tài liệu, hai bên dùng cho hai việc. Vì vậy hồ sơ phải đủ chi tiết để đứng vững ở </w:t>
+      </w:r>
+      <w:r>
+        <w:rPr>
+          <w:rFonts w:ascii="Be Vietnam Pro" w:cs="Be Vietnam Pro" w:eastAsia="Be Vietnam Pro" w:hAnsi="Be Vietnam Pro"/>
+          <w:b/>
+          <w:bCs/>
+          <w:color w:val="101814"/>
+          <w:sz w:val="21"/>
+          <w:szCs w:val="21"/>
+        </w:rPr>
+        <w:t xml:space="preserve">cả hai phía</w:t>
+      </w:r>
+      <w:r>
+        <w:rPr>
+          <w:rFonts w:ascii="Be Vietnam Pro" w:cs="Be Vietnam Pro" w:eastAsia="Be Vietnam Pro" w:hAnsi="Be Vietnam Pro"/>
+          <w:color w:val="101814"/>
+          <w:sz w:val="21"/>
+          <w:szCs w:val="21"/>
+        </w:rPr>
+        <w:t xml:space="preserve">.</w:t>
+      </w:r>
+    </w:p>
+    <w:p>
+      <w:pPr>
+        <w:pBdr>
+          <w:bottom w:val="single" w:color="CFE3D8" w:sz="4" w:space="4"/>
+        </w:pBdr>
+        <w:spacing w:after="160" w:before="160"/>
+      </w:pPr>
+      <w:r>
+        <w:rPr>
+          <w:rFonts w:ascii="Be Vietnam Pro" w:cs="Be Vietnam Pro" w:eastAsia="Be Vietnam Pro" w:hAnsi="Be Vietnam Pro"/>
+          <w:sz w:val="2"/>
+          <w:szCs w:val="2"/>
+        </w:rPr>
+        <w:t xml:space="preserve"/>
+      </w:r>
+    </w:p>
+    <w:p>
+      <w:pPr>
+        <w:pStyle w:val="Heading1"/>
+        <w:pBdr>
+          <w:bottom w:val="single" w:color="008E4D" w:sz="12" w:space="6"/>
+        </w:pBdr>
+        <w:spacing w:after="180" w:before="380"/>
+      </w:pPr>
+      <w:r>
+        <w:rPr>
+          <w:rFonts w:ascii="Be Vietnam Pro" w:cs="Be Vietnam Pro" w:eastAsia="Be Vietnam Pro" w:hAnsi="Be Vietnam Pro"/>
+          <w:b/>
+          <w:bCs/>
+          <w:color w:val="036F3D"/>
+          <w:sz w:val="28"/>
+          <w:szCs w:val="28"/>
+        </w:rPr>
+        <w:t xml:space="preserve">2. Khẳng định của bên thực hiện</w:t>
+      </w:r>
+    </w:p>
+    <w:p>
+      <w:pPr>
+        <w:spacing w:after="130" w:line="300"/>
+      </w:pPr>
+      <w:r>
+        <w:rPr>
+          <w:rFonts w:ascii="Be Vietnam Pro" w:cs="Be Vietnam Pro" w:eastAsia="Be Vietnam Pro" w:hAnsi="Be Vietnam Pro"/>
+          <w:color w:val="101814"/>
+          <w:sz w:val="21"/>
+          <w:szCs w:val="21"/>
+        </w:rPr>
+        <w:t xml:space="preserve">Công ty OPTIMAI khẳng định bốn sản phẩm phần mềm trong bộ hồ sơ này do </w:t>
+      </w:r>
+      <w:r>
+        <w:rPr>
+          <w:rFonts w:ascii="Be Vietnam Pro" w:cs="Be Vietnam Pro" w:eastAsia="Be Vietnam Pro" w:hAnsi="Be Vietnam Pro"/>
+          <w:b/>
+          <w:bCs/>
+          <w:color w:val="101814"/>
+          <w:sz w:val="21"/>
+          <w:szCs w:val="21"/>
+        </w:rPr>
+        <w:t xml:space="preserve">đội ngũ nhân sự của OPTIMAI trực tiếp thực hiện toàn bộ</w:t>
+      </w:r>
+      <w:r>
+        <w:rPr>
+          <w:rFonts w:ascii="Be Vietnam Pro" w:cs="Be Vietnam Pro" w:eastAsia="Be Vietnam Pro" w:hAnsi="Be Vietnam Pro"/>
+          <w:color w:val="101814"/>
+          <w:sz w:val="21"/>
+          <w:szCs w:val="21"/>
+        </w:rPr>
+        <w:t xml:space="preserve">, từ khâu xác định yêu cầu đến khâu bàn giao và bảo hành.</w:t>
+      </w:r>
+    </w:p>
+    <w:p>
+      <w:pPr>
+        <w:spacing w:after="130" w:line="300"/>
+      </w:pPr>
+      <w:r>
+        <w:rPr>
+          <w:rFonts w:ascii="Be Vietnam Pro" w:cs="Be Vietnam Pro" w:eastAsia="Be Vietnam Pro" w:hAnsi="Be Vietnam Pro"/>
+          <w:color w:val="101814"/>
+          <w:sz w:val="21"/>
+          <w:szCs w:val="21"/>
+        </w:rPr>
+        <w:t xml:space="preserve">Cụ thể:</w:t>
+      </w:r>
+    </w:p>
+    <w:p>
+      <w:pPr>
+        <w:pStyle w:val="ListParagraph"/>
+        <w:numPr>
+          <w:ilvl w:val="0"/>
+          <w:numId w:val="2"/>
+        </w:numPr>
+        <w:spacing w:after="80" w:line="290"/>
+      </w:pPr>
+      <w:r>
+        <w:rPr>
+          <w:rFonts w:ascii="Be Vietnam Pro" w:cs="Be Vietnam Pro" w:eastAsia="Be Vietnam Pro" w:hAnsi="Be Vietnam Pro"/>
+          <w:color w:val="101814"/>
+          <w:sz w:val="21"/>
+          <w:szCs w:val="21"/>
+        </w:rPr>
+        <w:t xml:space="preserve">OPTIMAI </w:t>
+      </w:r>
+      <w:r>
+        <w:rPr>
+          <w:rFonts w:ascii="Be Vietnam Pro" w:cs="Be Vietnam Pro" w:eastAsia="Be Vietnam Pro" w:hAnsi="Be Vietnam Pro"/>
+          <w:b/>
+          <w:bCs/>
+          <w:color w:val="101814"/>
+          <w:sz w:val="21"/>
+          <w:szCs w:val="21"/>
+        </w:rPr>
+        <w:t xml:space="preserve">không mua</w:t>
+      </w:r>
+      <w:r>
+        <w:rPr>
+          <w:rFonts w:ascii="Be Vietnam Pro" w:cs="Be Vietnam Pro" w:eastAsia="Be Vietnam Pro" w:hAnsi="Be Vietnam Pro"/>
+          <w:color w:val="101814"/>
+          <w:sz w:val="21"/>
+          <w:szCs w:val="21"/>
+        </w:rPr>
+        <w:t xml:space="preserve"> phần mềm đóng gói rồi đổi tên.</w:t>
+      </w:r>
+    </w:p>
+    <w:p>
+      <w:pPr>
+        <w:pStyle w:val="ListParagraph"/>
+        <w:numPr>
+          <w:ilvl w:val="0"/>
+          <w:numId w:val="2"/>
+        </w:numPr>
+        <w:spacing w:after="80" w:line="290"/>
+      </w:pPr>
+      <w:r>
+        <w:rPr>
+          <w:rFonts w:ascii="Be Vietnam Pro" w:cs="Be Vietnam Pro" w:eastAsia="Be Vietnam Pro" w:hAnsi="Be Vietnam Pro"/>
+          <w:color w:val="101814"/>
+          <w:sz w:val="21"/>
+          <w:szCs w:val="21"/>
+        </w:rPr>
+        <w:t xml:space="preserve">OPTIMAI </w:t>
+      </w:r>
+      <w:r>
+        <w:rPr>
+          <w:rFonts w:ascii="Be Vietnam Pro" w:cs="Be Vietnam Pro" w:eastAsia="Be Vietnam Pro" w:hAnsi="Be Vietnam Pro"/>
+          <w:b/>
+          <w:bCs/>
+          <w:color w:val="101814"/>
+          <w:sz w:val="21"/>
+          <w:szCs w:val="21"/>
+        </w:rPr>
+        <w:t xml:space="preserve">không thuê ngoài</w:t>
+      </w:r>
+      <w:r>
+        <w:rPr>
+          <w:rFonts w:ascii="Be Vietnam Pro" w:cs="Be Vietnam Pro" w:eastAsia="Be Vietnam Pro" w:hAnsi="Be Vietnam Pro"/>
+          <w:color w:val="101814"/>
+          <w:sz w:val="21"/>
+          <w:szCs w:val="21"/>
+        </w:rPr>
+        <w:t xml:space="preserve"> phần nào của quá trình phát triển. Không có hợp đồng giao khoán cho bên thứ ba.</w:t>
+      </w:r>
+    </w:p>
+    <w:p>
+      <w:pPr>
+        <w:pStyle w:val="ListParagraph"/>
+        <w:numPr>
+          <w:ilvl w:val="0"/>
+          <w:numId w:val="2"/>
+        </w:numPr>
+        <w:spacing w:after="80" w:line="290"/>
+      </w:pPr>
+      <w:r>
+        <w:rPr>
+          <w:rFonts w:ascii="Be Vietnam Pro" w:cs="Be Vietnam Pro" w:eastAsia="Be Vietnam Pro" w:hAnsi="Be Vietnam Pro"/>
+          <w:color w:val="101814"/>
+          <w:sz w:val="21"/>
+          <w:szCs w:val="21"/>
+        </w:rPr>
+        <w:t xml:space="preserve">OPTIMAI </w:t>
+      </w:r>
+      <w:r>
+        <w:rPr>
+          <w:rFonts w:ascii="Be Vietnam Pro" w:cs="Be Vietnam Pro" w:eastAsia="Be Vietnam Pro" w:hAnsi="Be Vietnam Pro"/>
+          <w:b/>
+          <w:bCs/>
+          <w:color w:val="101814"/>
+          <w:sz w:val="21"/>
+          <w:szCs w:val="21"/>
+        </w:rPr>
+        <w:t xml:space="preserve">không nhận chuyển giao</w:t>
+      </w:r>
+      <w:r>
+        <w:rPr>
+          <w:rFonts w:ascii="Be Vietnam Pro" w:cs="Be Vietnam Pro" w:eastAsia="Be Vietnam Pro" w:hAnsi="Be Vietnam Pro"/>
+          <w:color w:val="101814"/>
+          <w:sz w:val="21"/>
+          <w:szCs w:val="21"/>
+        </w:rPr>
+        <w:t xml:space="preserve"> mã nguồn từ đối tác nào.</w:t>
+      </w:r>
+    </w:p>
+    <w:p>
+      <w:pPr>
+        <w:pStyle w:val="ListParagraph"/>
+        <w:numPr>
+          <w:ilvl w:val="0"/>
+          <w:numId w:val="2"/>
+        </w:numPr>
+        <w:spacing w:after="80" w:line="290"/>
+      </w:pPr>
+      <w:r>
+        <w:rPr>
+          <w:rFonts w:ascii="Be Vietnam Pro" w:cs="Be Vietnam Pro" w:eastAsia="Be Vietnam Pro" w:hAnsi="Be Vietnam Pro"/>
+          <w:color w:val="101814"/>
+          <w:sz w:val="21"/>
+          <w:szCs w:val="21"/>
+        </w:rPr>
+        <w:t xml:space="preserve">Toàn bộ mã nguồn nghiệp vụ do nhân sự OPTIMAI tự viết. Thư viện mã nguồn mở được dùng làm </w:t>
+      </w:r>
+      <w:r>
+        <w:rPr>
+          <w:rFonts w:ascii="Be Vietnam Pro" w:cs="Be Vietnam Pro" w:eastAsia="Be Vietnam Pro" w:hAnsi="Be Vietnam Pro"/>
+          <w:b/>
+          <w:bCs/>
+          <w:color w:val="101814"/>
+          <w:sz w:val="21"/>
+          <w:szCs w:val="21"/>
+        </w:rPr>
+        <w:t xml:space="preserve">nền tảng công cụ</w:t>
+      </w:r>
+      <w:r>
+        <w:rPr>
+          <w:rFonts w:ascii="Be Vietnam Pro" w:cs="Be Vietnam Pro" w:eastAsia="Be Vietnam Pro" w:hAnsi="Be Vietnam Pro"/>
+          <w:color w:val="101814"/>
+          <w:sz w:val="21"/>
+          <w:szCs w:val="21"/>
+        </w:rPr>
+        <w:t xml:space="preserve">, không phải sản phẩm — ranh giới ở mục 6.</w:t>
+      </w:r>
+    </w:p>
+    <w:p>
+      <w:pPr>
+        <w:spacing w:after="100"/>
+      </w:pPr>
+    </w:p>
+    <w:p>
+      <w:pPr>
+        <w:pBdr>
+          <w:bottom w:val="single" w:color="CFE3D8" w:sz="4" w:space="4"/>
+        </w:pBdr>
+        <w:spacing w:after="160" w:before="160"/>
+      </w:pPr>
+      <w:r>
+        <w:rPr>
+          <w:rFonts w:ascii="Be Vietnam Pro" w:cs="Be Vietnam Pro" w:eastAsia="Be Vietnam Pro" w:hAnsi="Be Vietnam Pro"/>
+          <w:sz w:val="2"/>
+          <w:szCs w:val="2"/>
+        </w:rPr>
+        <w:t xml:space="preserve"/>
+      </w:r>
+    </w:p>
+    <w:p>
+      <w:pPr>
+        <w:pStyle w:val="Heading1"/>
+        <w:pBdr>
+          <w:bottom w:val="single" w:color="008E4D" w:sz="12" w:space="6"/>
+        </w:pBdr>
+        <w:spacing w:after="180" w:before="380"/>
+      </w:pPr>
+      <w:r>
+        <w:rPr>
+          <w:rFonts w:ascii="Be Vietnam Pro" w:cs="Be Vietnam Pro" w:eastAsia="Be Vietnam Pro" w:hAnsi="Be Vietnam Pro"/>
+          <w:b/>
+          <w:bCs/>
+          <w:color w:val="036F3D"/>
+          <w:sz w:val="28"/>
+          <w:szCs w:val="28"/>
+        </w:rPr>
+        <w:t xml:space="preserve">3. Đội ngũ thực hiện</w:t>
+      </w:r>
+    </w:p>
+    <w:p>
+      <w:pPr>
+        <w:pStyle w:val="Heading2"/>
+        <w:spacing w:after="120" w:before="280"/>
+      </w:pPr>
+      <w:r>
+        <w:rPr>
+          <w:rFonts w:ascii="Be Vietnam Pro" w:cs="Be Vietnam Pro" w:eastAsia="Be Vietnam Pro" w:hAnsi="Be Vietnam Pro"/>
+          <w:b/>
+          <w:bCs/>
+          <w:color w:val="008E4D"/>
+          <w:sz w:val="24"/>
+          <w:szCs w:val="24"/>
+        </w:rPr>
+        <w:t xml:space="preserve">3.1 Bốn nhân sự và vai trò</w:t>
+      </w:r>
+    </w:p>
+    <w:tbl>
+      <w:tblPr>
+        <w:tblW w:type="dxa" w:w="9360"/>
+        <w:tblBorders>
+          <w:top w:val="single" w:color="CFE3D8" w:sz="4"/>
+          <w:left w:val="single" w:color="CFE3D8" w:sz="4"/>
+          <w:bottom w:val="single" w:color="CFE3D8" w:sz="4"/>
+          <w:right w:val="single" w:color="CFE3D8" w:sz="4"/>
+          <w:insideH w:val="single" w:color="CFE3D8" w:sz="4"/>
+          <w:insideV w:val="single" w:color="CFE3D8" w:sz="4"/>
+        </w:tblBorders>
+        <w:tblLayout w:type="fixed"/>
+      </w:tblPr>
+      <w:tblGrid>
+        <w:gridCol w:w="1140"/>
+        <w:gridCol w:w="1560"/>
+        <w:gridCol w:w="4590"/>
+        <w:gridCol w:w="2070"/>
+      </w:tblGrid>
+      <w:tr>
+        <w:trPr>
+          <w:tblHeader/>
+        </w:trPr>
+        <w:tc>
+          <w:tcPr>
+            <w:tcW w:type="dxa" w:w="1140"/>
+            <w:shd w:fill="EEF6F1" w:color="auto" w:val="clear"/>
+            <w:tcMar>
+              <w:top w:type="dxa" w:w="90"/>
+              <w:left w:type="dxa" w:w="120"/>
+              <w:bottom w:type="dxa" w:w="90"/>
+              <w:right w:type="dxa" w:w="120"/>
+            </w:tcMar>
+            <w:vAlign w:val="center"/>
+          </w:tcPr>
+          <w:p>
+            <w:pPr>
+              <w:spacing w:after="0" w:line="280"/>
+            </w:pPr>
+            <w:r>
+              <w:rPr>
+                <w:rFonts w:ascii="Be Vietnam Pro" w:cs="Be Vietnam Pro" w:eastAsia="Be Vietnam Pro" w:hAnsi="Be Vietnam Pro"/>
+                <w:b/>
+                <w:bCs/>
+                <w:color w:val="036F3D"/>
+                <w:sz w:val="20"/>
+                <w:szCs w:val="20"/>
+              </w:rPr>
+              <w:t xml:space="preserve">Nhân sự</w:t>
+            </w:r>
+          </w:p>
+        </w:tc>
+        <w:tc>
+          <w:tcPr>
+            <w:tcW w:type="dxa" w:w="1560"/>
+            <w:shd w:fill="EEF6F1" w:color="auto" w:val="clear"/>
+            <w:tcMar>
+              <w:top w:type="dxa" w:w="90"/>
+              <w:left w:type="dxa" w:w="120"/>
+              <w:bottom w:type="dxa" w:w="90"/>
+              <w:right w:type="dxa" w:w="120"/>
+            </w:tcMar>
+            <w:vAlign w:val="center"/>
+          </w:tcPr>
+          <w:p>
+            <w:pPr>
+              <w:spacing w:after="0" w:line="280"/>
+            </w:pPr>
+            <w:r>
+              <w:rPr>
+                <w:rFonts w:ascii="Be Vietnam Pro" w:cs="Be Vietnam Pro" w:eastAsia="Be Vietnam Pro" w:hAnsi="Be Vietnam Pro"/>
+                <w:b/>
+                <w:bCs/>
+                <w:color w:val="036F3D"/>
+                <w:sz w:val="20"/>
+                <w:szCs w:val="20"/>
+              </w:rPr>
+              <w:t xml:space="preserve">Vai trò</w:t>
+            </w:r>
+          </w:p>
+        </w:tc>
+        <w:tc>
+          <w:tcPr>
+            <w:tcW w:type="dxa" w:w="4590"/>
+            <w:shd w:fill="EEF6F1" w:color="auto" w:val="clear"/>
+            <w:tcMar>
+              <w:top w:type="dxa" w:w="90"/>
+              <w:left w:type="dxa" w:w="120"/>
+              <w:bottom w:type="dxa" w:w="90"/>
+              <w:right w:type="dxa" w:w="120"/>
+            </w:tcMar>
+            <w:vAlign w:val="center"/>
+          </w:tcPr>
+          <w:p>
+            <w:pPr>
+              <w:spacing w:after="0" w:line="280"/>
+            </w:pPr>
+            <w:r>
+              <w:rPr>
+                <w:rFonts w:ascii="Be Vietnam Pro" w:cs="Be Vietnam Pro" w:eastAsia="Be Vietnam Pro" w:hAnsi="Be Vietnam Pro"/>
+                <w:b/>
+                <w:bCs/>
+                <w:color w:val="036F3D"/>
+                <w:sz w:val="20"/>
+                <w:szCs w:val="20"/>
+              </w:rPr>
+              <w:t xml:space="preserve">Trách nhiệm chính</w:t>
+            </w:r>
+          </w:p>
+        </w:tc>
+        <w:tc>
+          <w:tcPr>
+            <w:tcW w:type="dxa" w:w="2070"/>
+            <w:shd w:fill="EEF6F1" w:color="auto" w:val="clear"/>
+            <w:tcMar>
+              <w:top w:type="dxa" w:w="90"/>
+              <w:left w:type="dxa" w:w="120"/>
+              <w:bottom w:type="dxa" w:w="90"/>
+              <w:right w:type="dxa" w:w="120"/>
+            </w:tcMar>
+            <w:vAlign w:val="center"/>
+          </w:tcPr>
+          <w:p>
+            <w:pPr>
+              <w:spacing w:after="0" w:line="280"/>
+            </w:pPr>
+            <w:r>
+              <w:rPr>
+                <w:rFonts w:ascii="Be Vietnam Pro" w:cs="Be Vietnam Pro" w:eastAsia="Be Vietnam Pro" w:hAnsi="Be Vietnam Pro"/>
+                <w:b/>
+                <w:bCs/>
+                <w:color w:val="036F3D"/>
+                <w:sz w:val="20"/>
+                <w:szCs w:val="20"/>
+              </w:rPr>
+              <w:t xml:space="preserve">Công đoạn phụ trách</w:t>
+            </w:r>
+          </w:p>
+        </w:tc>
+      </w:tr>
+      <w:tr>
+        <w:trPr>
+          <w:tblHeader w:val="false"/>
+        </w:trPr>
+        <w:tc>
+          <w:tcPr>
+            <w:tcW w:type="dxa" w:w="1140"/>
+            <w:tcMar>
+              <w:top w:type="dxa" w:w="90"/>
+              <w:left w:type="dxa" w:w="120"/>
+              <w:bottom w:type="dxa" w:w="90"/>
+              <w:right w:type="dxa" w:w="120"/>
+            </w:tcMar>
+            <w:vAlign w:val="center"/>
+          </w:tcPr>
+          <w:p>
+            <w:pPr>
+              <w:spacing w:after="0" w:line="280"/>
+            </w:pPr>
+            <w:r>
+              <w:rPr>
+                <w:rFonts w:ascii="Be Vietnam Pro" w:cs="Be Vietnam Pro" w:eastAsia="Be Vietnam Pro" w:hAnsi="Be Vietnam Pro"/>
+                <w:b/>
+                <w:bCs/>
+                <w:color w:val="101814"/>
+                <w:sz w:val="20"/>
+                <w:szCs w:val="20"/>
+              </w:rPr>
+              <w:t xml:space="preserve">HungDV</w:t>
+            </w:r>
+          </w:p>
+        </w:tc>
+        <w:tc>
+          <w:tcPr>
+            <w:tcW w:type="dxa" w:w="1560"/>
+            <w:tcMar>
+              <w:top w:type="dxa" w:w="90"/>
+              <w:left w:type="dxa" w:w="120"/>
+              <w:bottom w:type="dxa" w:w="90"/>
+              <w:right w:type="dxa" w:w="120"/>
+            </w:tcMar>
+            <w:vAlign w:val="center"/>
+          </w:tcPr>
+          <w:p>
+            <w:pPr>
+              <w:spacing w:after="0" w:line="280"/>
+            </w:pPr>
+            <w:r>
+              <w:rPr>
+                <w:rFonts w:ascii="Be Vietnam Pro" w:cs="Be Vietnam Pro" w:eastAsia="Be Vietnam Pro" w:hAnsi="Be Vietnam Pro"/>
+                <w:color w:val="101814"/>
+                <w:sz w:val="20"/>
+                <w:szCs w:val="20"/>
+              </w:rPr>
+              <w:t xml:space="preserve">Product Owner</w:t>
+            </w:r>
+          </w:p>
+        </w:tc>
+        <w:tc>
+          <w:tcPr>
+            <w:tcW w:type="dxa" w:w="4590"/>
+            <w:tcMar>
+              <w:top w:type="dxa" w:w="90"/>
+              <w:left w:type="dxa" w:w="120"/>
+              <w:bottom w:type="dxa" w:w="90"/>
+              <w:right w:type="dxa" w:w="120"/>
+            </w:tcMar>
+            <w:vAlign w:val="center"/>
+          </w:tcPr>
+          <w:p>
+            <w:pPr>
+              <w:spacing w:after="0" w:line="280"/>
+            </w:pPr>
+            <w:r>
+              <w:rPr>
+                <w:rFonts w:ascii="Be Vietnam Pro" w:cs="Be Vietnam Pro" w:eastAsia="Be Vietnam Pro" w:hAnsi="Be Vietnam Pro"/>
+                <w:color w:val="101814"/>
+                <w:sz w:val="20"/>
+                <w:szCs w:val="20"/>
+              </w:rPr>
+              <w:t xml:space="preserve">Làm việc với Bioscope, chốt yêu cầu nghiệp vụ, quyết định phạm vi, chủ trì nghiệm thu</w:t>
+            </w:r>
+          </w:p>
+        </w:tc>
+        <w:tc>
+          <w:tcPr>
+            <w:tcW w:type="dxa" w:w="2070"/>
+            <w:tcMar>
+              <w:top w:type="dxa" w:w="90"/>
+              <w:left w:type="dxa" w:w="120"/>
+              <w:bottom w:type="dxa" w:w="90"/>
+              <w:right w:type="dxa" w:w="120"/>
+            </w:tcMar>
+            <w:vAlign w:val="center"/>
+          </w:tcPr>
+          <w:p>
+            <w:pPr>
+              <w:spacing w:after="0" w:line="280"/>
+            </w:pPr>
+            <w:r>
+              <w:rPr>
+                <w:rFonts w:ascii="Be Vietnam Pro" w:cs="Be Vietnam Pro" w:eastAsia="Be Vietnam Pro" w:hAnsi="Be Vietnam Pro"/>
+                <w:b/>
+                <w:bCs/>
+                <w:color w:val="101814"/>
+                <w:sz w:val="20"/>
+                <w:szCs w:val="20"/>
+              </w:rPr>
+              <w:t xml:space="preserve">1</w:t>
+            </w:r>
+            <w:r>
+              <w:rPr>
+                <w:rFonts w:ascii="Be Vietnam Pro" w:cs="Be Vietnam Pro" w:eastAsia="Be Vietnam Pro" w:hAnsi="Be Vietnam Pro"/>
+                <w:color w:val="101814"/>
+                <w:sz w:val="20"/>
+                <w:szCs w:val="20"/>
+              </w:rPr>
+              <w:t xml:space="preserve">, và ký nghiệm thu ở </w:t>
+            </w:r>
+            <w:r>
+              <w:rPr>
+                <w:rFonts w:ascii="Be Vietnam Pro" w:cs="Be Vietnam Pro" w:eastAsia="Be Vietnam Pro" w:hAnsi="Be Vietnam Pro"/>
+                <w:b/>
+                <w:bCs/>
+                <w:color w:val="101814"/>
+                <w:sz w:val="20"/>
+                <w:szCs w:val="20"/>
+              </w:rPr>
+              <w:t xml:space="preserve">4</w:t>
+            </w:r>
+          </w:p>
+        </w:tc>
+      </w:tr>
+      <w:tr>
+        <w:trPr>
+          <w:tblHeader w:val="false"/>
+        </w:trPr>
+        <w:tc>
+          <w:tcPr>
+            <w:tcW w:type="dxa" w:w="1140"/>
+            <w:tcMar>
+              <w:top w:type="dxa" w:w="90"/>
+              <w:left w:type="dxa" w:w="120"/>
+              <w:bottom w:type="dxa" w:w="90"/>
+              <w:right w:type="dxa" w:w="120"/>
+            </w:tcMar>
+            <w:vAlign w:val="center"/>
+          </w:tcPr>
+          <w:p>
+            <w:pPr>
+              <w:spacing w:after="0" w:line="280"/>
+            </w:pPr>
+            <w:r>
+              <w:rPr>
+                <w:rFonts w:ascii="Be Vietnam Pro" w:cs="Be Vietnam Pro" w:eastAsia="Be Vietnam Pro" w:hAnsi="Be Vietnam Pro"/>
+                <w:b/>
+                <w:bCs/>
+                <w:color w:val="101814"/>
+                <w:sz w:val="20"/>
+                <w:szCs w:val="20"/>
+              </w:rPr>
+              <w:t xml:space="preserve">QuanNH</w:t>
+            </w:r>
+          </w:p>
+        </w:tc>
+        <w:tc>
+          <w:tcPr>
+            <w:tcW w:type="dxa" w:w="1560"/>
+            <w:tcMar>
+              <w:top w:type="dxa" w:w="90"/>
+              <w:left w:type="dxa" w:w="120"/>
+              <w:bottom w:type="dxa" w:w="90"/>
+              <w:right w:type="dxa" w:w="120"/>
+            </w:tcMar>
+            <w:vAlign w:val="center"/>
+          </w:tcPr>
+          <w:p>
+            <w:pPr>
+              <w:spacing w:after="0" w:line="280"/>
+            </w:pPr>
+            <w:r>
+              <w:rPr>
+                <w:rFonts w:ascii="Be Vietnam Pro" w:cs="Be Vietnam Pro" w:eastAsia="Be Vietnam Pro" w:hAnsi="Be Vietnam Pro"/>
+                <w:color w:val="101814"/>
+                <w:sz w:val="20"/>
+                <w:szCs w:val="20"/>
+              </w:rPr>
+              <w:t xml:space="preserve">Team Lead</w:t>
+            </w:r>
+          </w:p>
+        </w:tc>
+        <w:tc>
+          <w:tcPr>
+            <w:tcW w:type="dxa" w:w="4590"/>
+            <w:tcMar>
+              <w:top w:type="dxa" w:w="90"/>
+              <w:left w:type="dxa" w:w="120"/>
+              <w:bottom w:type="dxa" w:w="90"/>
+              <w:right w:type="dxa" w:w="120"/>
+            </w:tcMar>
+            <w:vAlign w:val="center"/>
+          </w:tcPr>
+          <w:p>
+            <w:pPr>
+              <w:spacing w:after="0" w:line="280"/>
+            </w:pPr>
+            <w:r>
+              <w:rPr>
+                <w:rFonts w:ascii="Be Vietnam Pro" w:cs="Be Vietnam Pro" w:eastAsia="Be Vietnam Pro" w:hAnsi="Be Vietnam Pro"/>
+                <w:color w:val="101814"/>
+                <w:sz w:val="20"/>
+                <w:szCs w:val="20"/>
+              </w:rPr>
+              <w:t xml:space="preserve">Thiết kế kiến trúc, thiết kế dữ liệu, quyết định kỹ thuật, lập trình, đóng gói, triển khai</w:t>
+            </w:r>
+          </w:p>
+        </w:tc>
+        <w:tc>
+          <w:tcPr>
+            <w:tcW w:type="dxa" w:w="2070"/>
+            <w:tcMar>
+              <w:top w:type="dxa" w:w="90"/>
+              <w:left w:type="dxa" w:w="120"/>
+              <w:bottom w:type="dxa" w:w="90"/>
+              <w:right w:type="dxa" w:w="120"/>
+            </w:tcMar>
+            <w:vAlign w:val="center"/>
+          </w:tcPr>
+          <w:p>
+            <w:pPr>
+              <w:spacing w:after="0" w:line="280"/>
+            </w:pPr>
+            <w:r>
+              <w:rPr>
+                <w:rFonts w:ascii="Be Vietnam Pro" w:cs="Be Vietnam Pro" w:eastAsia="Be Vietnam Pro" w:hAnsi="Be Vietnam Pro"/>
+                <w:b/>
+                <w:bCs/>
+                <w:color w:val="101814"/>
+                <w:sz w:val="20"/>
+                <w:szCs w:val="20"/>
+              </w:rPr>
+              <w:t xml:space="preserve">2</w:t>
+            </w:r>
+            <w:r>
+              <w:rPr>
+                <w:rFonts w:ascii="Be Vietnam Pro" w:cs="Be Vietnam Pro" w:eastAsia="Be Vietnam Pro" w:hAnsi="Be Vietnam Pro"/>
+                <w:color w:val="101814"/>
+                <w:sz w:val="20"/>
+                <w:szCs w:val="20"/>
+              </w:rPr>
+              <w:t xml:space="preserve">, </w:t>
+            </w:r>
+            <w:r>
+              <w:rPr>
+                <w:rFonts w:ascii="Be Vietnam Pro" w:cs="Be Vietnam Pro" w:eastAsia="Be Vietnam Pro" w:hAnsi="Be Vietnam Pro"/>
+                <w:b/>
+                <w:bCs/>
+                <w:color w:val="101814"/>
+                <w:sz w:val="20"/>
+                <w:szCs w:val="20"/>
+              </w:rPr>
+              <w:t xml:space="preserve">3</w:t>
+            </w:r>
+            <w:r>
+              <w:rPr>
+                <w:rFonts w:ascii="Be Vietnam Pro" w:cs="Be Vietnam Pro" w:eastAsia="Be Vietnam Pro" w:hAnsi="Be Vietnam Pro"/>
+                <w:color w:val="101814"/>
+                <w:sz w:val="20"/>
+                <w:szCs w:val="20"/>
+              </w:rPr>
+              <w:t xml:space="preserve">, </w:t>
+            </w:r>
+            <w:r>
+              <w:rPr>
+                <w:rFonts w:ascii="Be Vietnam Pro" w:cs="Be Vietnam Pro" w:eastAsia="Be Vietnam Pro" w:hAnsi="Be Vietnam Pro"/>
+                <w:b/>
+                <w:bCs/>
+                <w:color w:val="101814"/>
+                <w:sz w:val="20"/>
+                <w:szCs w:val="20"/>
+              </w:rPr>
+              <w:t xml:space="preserve">5</w:t>
+            </w:r>
+            <w:r>
+              <w:rPr>
+                <w:rFonts w:ascii="Be Vietnam Pro" w:cs="Be Vietnam Pro" w:eastAsia="Be Vietnam Pro" w:hAnsi="Be Vietnam Pro"/>
+                <w:color w:val="101814"/>
+                <w:sz w:val="20"/>
+                <w:szCs w:val="20"/>
+              </w:rPr>
+              <w:t xml:space="preserve">, </w:t>
+            </w:r>
+            <w:r>
+              <w:rPr>
+                <w:rFonts w:ascii="Be Vietnam Pro" w:cs="Be Vietnam Pro" w:eastAsia="Be Vietnam Pro" w:hAnsi="Be Vietnam Pro"/>
+                <w:b/>
+                <w:bCs/>
+                <w:color w:val="101814"/>
+                <w:sz w:val="20"/>
+                <w:szCs w:val="20"/>
+              </w:rPr>
+              <w:t xml:space="preserve">6</w:t>
+            </w:r>
+          </w:p>
+        </w:tc>
+      </w:tr>
+      <w:tr>
+        <w:trPr>
+          <w:tblHeader w:val="false"/>
+        </w:trPr>
+        <w:tc>
+          <w:tcPr>
+            <w:tcW w:type="dxa" w:w="1140"/>
+            <w:tcMar>
+              <w:top w:type="dxa" w:w="90"/>
+              <w:left w:type="dxa" w:w="120"/>
+              <w:bottom w:type="dxa" w:w="90"/>
+              <w:right w:type="dxa" w:w="120"/>
+            </w:tcMar>
+            <w:vAlign w:val="center"/>
+          </w:tcPr>
+          <w:p>
+            <w:pPr>
+              <w:spacing w:after="0" w:line="280"/>
+            </w:pPr>
+            <w:r>
+              <w:rPr>
+                <w:rFonts w:ascii="Be Vietnam Pro" w:cs="Be Vietnam Pro" w:eastAsia="Be Vietnam Pro" w:hAnsi="Be Vietnam Pro"/>
+                <w:b/>
+                <w:bCs/>
+                <w:color w:val="101814"/>
+                <w:sz w:val="20"/>
+                <w:szCs w:val="20"/>
+              </w:rPr>
+              <w:t xml:space="preserve">Duong Vu</w:t>
+            </w:r>
+          </w:p>
+        </w:tc>
+        <w:tc>
+          <w:tcPr>
+            <w:tcW w:type="dxa" w:w="1560"/>
+            <w:tcMar>
+              <w:top w:type="dxa" w:w="90"/>
+              <w:left w:type="dxa" w:w="120"/>
+              <w:bottom w:type="dxa" w:w="90"/>
+              <w:right w:type="dxa" w:w="120"/>
+            </w:tcMar>
+            <w:vAlign w:val="center"/>
+          </w:tcPr>
+          <w:p>
+            <w:pPr>
+              <w:spacing w:after="0" w:line="280"/>
+            </w:pPr>
+            <w:r>
+              <w:rPr>
+                <w:rFonts w:ascii="Be Vietnam Pro" w:cs="Be Vietnam Pro" w:eastAsia="Be Vietnam Pro" w:hAnsi="Be Vietnam Pro"/>
+                <w:color w:val="101814"/>
+                <w:sz w:val="20"/>
+                <w:szCs w:val="20"/>
+              </w:rPr>
+              <w:t xml:space="preserve">Developer</w:t>
+            </w:r>
+          </w:p>
+        </w:tc>
+        <w:tc>
+          <w:tcPr>
+            <w:tcW w:type="dxa" w:w="4590"/>
+            <w:tcMar>
+              <w:top w:type="dxa" w:w="90"/>
+              <w:left w:type="dxa" w:w="120"/>
+              <w:bottom w:type="dxa" w:w="90"/>
+              <w:right w:type="dxa" w:w="120"/>
+            </w:tcMar>
+            <w:vAlign w:val="center"/>
+          </w:tcPr>
+          <w:p>
+            <w:pPr>
+              <w:spacing w:after="0" w:line="280"/>
+            </w:pPr>
+            <w:r>
+              <w:rPr>
+                <w:rFonts w:ascii="Be Vietnam Pro" w:cs="Be Vietnam Pro" w:eastAsia="Be Vietnam Pro" w:hAnsi="Be Vietnam Pro"/>
+                <w:color w:val="101814"/>
+                <w:sz w:val="20"/>
+                <w:szCs w:val="20"/>
+              </w:rPr>
+              <w:t xml:space="preserve">Lập trình theo thiết kế, tự kiểm tra, sửa lỗi</w:t>
+            </w:r>
+          </w:p>
+        </w:tc>
+        <w:tc>
+          <w:tcPr>
+            <w:tcW w:type="dxa" w:w="2070"/>
+            <w:tcMar>
+              <w:top w:type="dxa" w:w="90"/>
+              <w:left w:type="dxa" w:w="120"/>
+              <w:bottom w:type="dxa" w:w="90"/>
+              <w:right w:type="dxa" w:w="120"/>
+            </w:tcMar>
+            <w:vAlign w:val="center"/>
+          </w:tcPr>
+          <w:p>
+            <w:pPr>
+              <w:spacing w:after="0" w:line="280"/>
+            </w:pPr>
+            <w:r>
+              <w:rPr>
+                <w:rFonts w:ascii="Be Vietnam Pro" w:cs="Be Vietnam Pro" w:eastAsia="Be Vietnam Pro" w:hAnsi="Be Vietnam Pro"/>
+                <w:b/>
+                <w:bCs/>
+                <w:color w:val="101814"/>
+                <w:sz w:val="20"/>
+                <w:szCs w:val="20"/>
+              </w:rPr>
+              <w:t xml:space="preserve">3</w:t>
+            </w:r>
+          </w:p>
+        </w:tc>
+      </w:tr>
+      <w:tr>
+        <w:trPr>
+          <w:tblHeader w:val="false"/>
+        </w:trPr>
+        <w:tc>
+          <w:tcPr>
+            <w:tcW w:type="dxa" w:w="1140"/>
+            <w:tcMar>
+              <w:top w:type="dxa" w:w="90"/>
+              <w:left w:type="dxa" w:w="120"/>
+              <w:bottom w:type="dxa" w:w="90"/>
+              <w:right w:type="dxa" w:w="120"/>
+            </w:tcMar>
+            <w:vAlign w:val="center"/>
+          </w:tcPr>
+          <w:p>
+            <w:pPr>
+              <w:spacing w:after="0" w:line="280"/>
+            </w:pPr>
+            <w:r>
+              <w:rPr>
+                <w:rFonts w:ascii="Be Vietnam Pro" w:cs="Be Vietnam Pro" w:eastAsia="Be Vietnam Pro" w:hAnsi="Be Vietnam Pro"/>
+                <w:b/>
+                <w:bCs/>
+                <w:color w:val="101814"/>
+                <w:sz w:val="20"/>
+                <w:szCs w:val="20"/>
+              </w:rPr>
+              <w:t xml:space="preserve">Thu</w:t>
+            </w:r>
+          </w:p>
+        </w:tc>
+        <w:tc>
+          <w:tcPr>
+            <w:tcW w:type="dxa" w:w="1560"/>
+            <w:tcMar>
+              <w:top w:type="dxa" w:w="90"/>
+              <w:left w:type="dxa" w:w="120"/>
+              <w:bottom w:type="dxa" w:w="90"/>
+              <w:right w:type="dxa" w:w="120"/>
+            </w:tcMar>
+            <w:vAlign w:val="center"/>
+          </w:tcPr>
+          <w:p>
+            <w:pPr>
+              <w:spacing w:after="0" w:line="280"/>
+            </w:pPr>
+            <w:r>
+              <w:rPr>
+                <w:rFonts w:ascii="Be Vietnam Pro" w:cs="Be Vietnam Pro" w:eastAsia="Be Vietnam Pro" w:hAnsi="Be Vietnam Pro"/>
+                <w:color w:val="101814"/>
+                <w:sz w:val="20"/>
+                <w:szCs w:val="20"/>
+              </w:rPr>
+              <w:t xml:space="preserve">QA</w:t>
+            </w:r>
+          </w:p>
+        </w:tc>
+        <w:tc>
+          <w:tcPr>
+            <w:tcW w:type="dxa" w:w="4590"/>
+            <w:tcMar>
+              <w:top w:type="dxa" w:w="90"/>
+              <w:left w:type="dxa" w:w="120"/>
+              <w:bottom w:type="dxa" w:w="90"/>
+              <w:right w:type="dxa" w:w="120"/>
+            </w:tcMar>
+            <w:vAlign w:val="center"/>
+          </w:tcPr>
+          <w:p>
+            <w:pPr>
+              <w:spacing w:after="0" w:line="280"/>
+            </w:pPr>
+            <w:r>
+              <w:rPr>
+                <w:rFonts w:ascii="Be Vietnam Pro" w:cs="Be Vietnam Pro" w:eastAsia="Be Vietnam Pro" w:hAnsi="Be Vietnam Pro"/>
+                <w:color w:val="101814"/>
+                <w:sz w:val="20"/>
+                <w:szCs w:val="20"/>
+              </w:rPr>
+              <w:t xml:space="preserve">Dựng bộ ca kiểm thử, chạy kiểm thử, ghi nhận lỗi, xác nhận đạt</w:t>
+            </w:r>
+          </w:p>
+        </w:tc>
+        <w:tc>
+          <w:tcPr>
+            <w:tcW w:type="dxa" w:w="2070"/>
+            <w:tcMar>
+              <w:top w:type="dxa" w:w="90"/>
+              <w:left w:type="dxa" w:w="120"/>
+              <w:bottom w:type="dxa" w:w="90"/>
+              <w:right w:type="dxa" w:w="120"/>
+            </w:tcMar>
+            <w:vAlign w:val="center"/>
+          </w:tcPr>
+          <w:p>
+            <w:pPr>
+              <w:spacing w:after="0" w:line="280"/>
+            </w:pPr>
+            <w:r>
+              <w:rPr>
+                <w:rFonts w:ascii="Be Vietnam Pro" w:cs="Be Vietnam Pro" w:eastAsia="Be Vietnam Pro" w:hAnsi="Be Vietnam Pro"/>
+                <w:b/>
+                <w:bCs/>
+                <w:color w:val="101814"/>
+                <w:sz w:val="20"/>
+                <w:szCs w:val="20"/>
+              </w:rPr>
+              <w:t xml:space="preserve">4</w:t>
+            </w:r>
+          </w:p>
+        </w:tc>
+      </w:tr>
+    </w:tbl>
+    <w:p>
+      <w:pPr>
+        <w:spacing w:after="180"/>
+      </w:pPr>
+    </w:p>
+    <w:p>
+      <w:pPr>
+        <w:pStyle w:val="Heading2"/>
+        <w:spacing w:after="120" w:before="280"/>
+      </w:pPr>
+      <w:r>
+        <w:rPr>
+          <w:rFonts w:ascii="Be Vietnam Pro" w:cs="Be Vietnam Pro" w:eastAsia="Be Vietnam Pro" w:hAnsi="Be Vietnam Pro"/>
+          <w:b/>
+          <w:bCs/>
+          <w:color w:val="008E4D"/>
+          <w:sz w:val="24"/>
+          <w:szCs w:val="24"/>
+        </w:rPr>
+        <w:t xml:space="preserve">3.2 Phân công theo tài liệu</w:t>
+      </w:r>
+    </w:p>
+    <w:p>
+      <w:pPr>
+        <w:spacing w:after="130" w:line="300"/>
+      </w:pPr>
+      <w:r>
+        <w:rPr>
+          <w:rFonts w:ascii="Be Vietnam Pro" w:cs="Be Vietnam Pro" w:eastAsia="Be Vietnam Pro" w:hAnsi="Be Vietnam Pro"/>
+          <w:color w:val="101814"/>
+          <w:sz w:val="21"/>
+          <w:szCs w:val="21"/>
+        </w:rPr>
+        <w:t xml:space="preserve">Mỗi tài liệu trong bộ hồ sơ ghi rõ người lập ở trang bìa, khớp với bảng phân công trên:</w:t>
+      </w:r>
+    </w:p>
+    <w:tbl>
+      <w:tblPr>
+        <w:tblW w:type="dxa" w:w="9360"/>
+        <w:tblBorders>
+          <w:top w:val="single" w:color="CFE3D8" w:sz="4"/>
+          <w:left w:val="single" w:color="CFE3D8" w:sz="4"/>
+          <w:bottom w:val="single" w:color="CFE3D8" w:sz="4"/>
+          <w:right w:val="single" w:color="CFE3D8" w:sz="4"/>
+          <w:insideH w:val="single" w:color="CFE3D8" w:sz="4"/>
+          <w:insideV w:val="single" w:color="CFE3D8" w:sz="4"/>
+        </w:tblBorders>
+        <w:tblLayout w:type="fixed"/>
+      </w:tblPr>
+      <w:tblGrid>
+        <w:gridCol w:w="6849"/>
+        <w:gridCol w:w="2511"/>
+      </w:tblGrid>
+      <w:tr>
+        <w:trPr>
+          <w:tblHeader/>
+        </w:trPr>
+        <w:tc>
+          <w:tcPr>
+            <w:tcW w:type="dxa" w:w="6849"/>
+            <w:shd w:fill="EEF6F1" w:color="auto" w:val="clear"/>
+            <w:tcMar>
+              <w:top w:type="dxa" w:w="90"/>
+              <w:left w:type="dxa" w:w="120"/>
+              <w:bottom w:type="dxa" w:w="90"/>
+              <w:right w:type="dxa" w:w="120"/>
+            </w:tcMar>
+            <w:vAlign w:val="center"/>
+          </w:tcPr>
+          <w:p>
+            <w:pPr>
+              <w:spacing w:after="0" w:line="280"/>
+            </w:pPr>
+            <w:r>
+              <w:rPr>
+                <w:rFonts w:ascii="Be Vietnam Pro" w:cs="Be Vietnam Pro" w:eastAsia="Be Vietnam Pro" w:hAnsi="Be Vietnam Pro"/>
+                <w:b/>
+                <w:bCs/>
+                <w:color w:val="036F3D"/>
+                <w:sz w:val="20"/>
+                <w:szCs w:val="20"/>
+              </w:rPr>
+              <w:t xml:space="preserve">Nhóm tài liệu</w:t>
+            </w:r>
+          </w:p>
+        </w:tc>
+        <w:tc>
+          <w:tcPr>
+            <w:tcW w:type="dxa" w:w="2511"/>
+            <w:shd w:fill="EEF6F1" w:color="auto" w:val="clear"/>
+            <w:tcMar>
+              <w:top w:type="dxa" w:w="90"/>
+              <w:left w:type="dxa" w:w="120"/>
+              <w:bottom w:type="dxa" w:w="90"/>
+              <w:right w:type="dxa" w:w="120"/>
+            </w:tcMar>
+            <w:vAlign w:val="center"/>
+          </w:tcPr>
+          <w:p>
+            <w:pPr>
+              <w:spacing w:after="0" w:line="280"/>
+            </w:pPr>
+            <w:r>
+              <w:rPr>
+                <w:rFonts w:ascii="Be Vietnam Pro" w:cs="Be Vietnam Pro" w:eastAsia="Be Vietnam Pro" w:hAnsi="Be Vietnam Pro"/>
+                <w:b/>
+                <w:bCs/>
+                <w:color w:val="036F3D"/>
+                <w:sz w:val="20"/>
+                <w:szCs w:val="20"/>
+              </w:rPr>
+              <w:t xml:space="preserve">Người lập</w:t>
+            </w:r>
+          </w:p>
+        </w:tc>
+      </w:tr>
+      <w:tr>
+        <w:trPr>
+          <w:tblHeader w:val="false"/>
+        </w:trPr>
+        <w:tc>
+          <w:tcPr>
+            <w:tcW w:type="dxa" w:w="6849"/>
+            <w:tcMar>
+              <w:top w:type="dxa" w:w="90"/>
+              <w:left w:type="dxa" w:w="120"/>
+              <w:bottom w:type="dxa" w:w="90"/>
+              <w:right w:type="dxa" w:w="120"/>
+            </w:tcMar>
+            <w:vAlign w:val="center"/>
+          </w:tcPr>
+          <w:p>
+            <w:pPr>
+              <w:spacing w:after="0" w:line="280"/>
+            </w:pPr>
+            <w:r>
+              <w:rPr>
+                <w:rFonts w:ascii="Menlo" w:cs="Menlo" w:eastAsia="Menlo" w:hAnsi="Menlo"/>
+                <w:color w:val="036F3D"/>
+                <w:sz w:val="20"/>
+                <w:szCs w:val="20"/>
+                <w:shd w:fill="F1F5F3" w:color="auto" w:val="clear"/>
+              </w:rPr>
+              <w:t xml:space="preserve">-01</w:t>
+            </w:r>
+            <w:r>
+              <w:rPr>
+                <w:rFonts w:ascii="Be Vietnam Pro" w:cs="Be Vietnam Pro" w:eastAsia="Be Vietnam Pro" w:hAnsi="Be Vietnam Pro"/>
+                <w:color w:val="101814"/>
+                <w:sz w:val="20"/>
+                <w:szCs w:val="20"/>
+              </w:rPr>
+              <w:t xml:space="preserve"> Thuyết minh sản phẩm · </w:t>
+            </w:r>
+            <w:r>
+              <w:rPr>
+                <w:rFonts w:ascii="Menlo" w:cs="Menlo" w:eastAsia="Menlo" w:hAnsi="Menlo"/>
+                <w:color w:val="036F3D"/>
+                <w:sz w:val="20"/>
+                <w:szCs w:val="20"/>
+                <w:shd w:fill="F1F5F3" w:color="auto" w:val="clear"/>
+              </w:rPr>
+              <w:t xml:space="preserve">-02</w:t>
+            </w:r>
+            <w:r>
+              <w:rPr>
+                <w:rFonts w:ascii="Be Vietnam Pro" w:cs="Be Vietnam Pro" w:eastAsia="Be Vietnam Pro" w:hAnsi="Be Vietnam Pro"/>
+                <w:color w:val="101814"/>
+                <w:sz w:val="20"/>
+                <w:szCs w:val="20"/>
+              </w:rPr>
+              <w:t xml:space="preserve"> Xác định yêu cầu · </w:t>
+            </w:r>
+            <w:r>
+              <w:rPr>
+                <w:rFonts w:ascii="Menlo" w:cs="Menlo" w:eastAsia="Menlo" w:hAnsi="Menlo"/>
+                <w:color w:val="036F3D"/>
+                <w:sz w:val="20"/>
+                <w:szCs w:val="20"/>
+                <w:shd w:fill="F1F5F3" w:color="auto" w:val="clear"/>
+              </w:rPr>
+              <w:t xml:space="preserve">-09</w:t>
+            </w:r>
+            <w:r>
+              <w:rPr>
+                <w:rFonts w:ascii="Be Vietnam Pro" w:cs="Be Vietnam Pro" w:eastAsia="Be Vietnam Pro" w:hAnsi="Be Vietnam Pro"/>
+                <w:color w:val="101814"/>
+                <w:sz w:val="20"/>
+                <w:szCs w:val="20"/>
+              </w:rPr>
+              <w:t xml:space="preserve"> Hướng dẫn sử dụng</w:t>
+            </w:r>
+          </w:p>
+        </w:tc>
+        <w:tc>
+          <w:tcPr>
+            <w:tcW w:type="dxa" w:w="2511"/>
+            <w:tcMar>
+              <w:top w:type="dxa" w:w="90"/>
+              <w:left w:type="dxa" w:w="120"/>
+              <w:bottom w:type="dxa" w:w="90"/>
+              <w:right w:type="dxa" w:w="120"/>
+            </w:tcMar>
+            <w:vAlign w:val="center"/>
+          </w:tcPr>
+          <w:p>
+            <w:pPr>
+              <w:spacing w:after="0" w:line="280"/>
+            </w:pPr>
+            <w:r>
+              <w:rPr>
+                <w:rFonts w:ascii="Be Vietnam Pro" w:cs="Be Vietnam Pro" w:eastAsia="Be Vietnam Pro" w:hAnsi="Be Vietnam Pro"/>
+                <w:b/>
+                <w:bCs/>
+                <w:color w:val="101814"/>
+                <w:sz w:val="20"/>
+                <w:szCs w:val="20"/>
+              </w:rPr>
+              <w:t xml:space="preserve">HungDV</w:t>
+            </w:r>
+            <w:r>
+              <w:rPr>
+                <w:rFonts w:ascii="Be Vietnam Pro" w:cs="Be Vietnam Pro" w:eastAsia="Be Vietnam Pro" w:hAnsi="Be Vietnam Pro"/>
+                <w:color w:val="101814"/>
+                <w:sz w:val="20"/>
+                <w:szCs w:val="20"/>
+              </w:rPr>
+              <w:t xml:space="preserve"> — Product Owner</w:t>
+            </w:r>
+          </w:p>
+        </w:tc>
+      </w:tr>
+      <w:tr>
+        <w:trPr>
+          <w:tblHeader w:val="false"/>
+        </w:trPr>
+        <w:tc>
+          <w:tcPr>
+            <w:tcW w:type="dxa" w:w="6849"/>
+            <w:tcMar>
+              <w:top w:type="dxa" w:w="90"/>
+              <w:left w:type="dxa" w:w="120"/>
+              <w:bottom w:type="dxa" w:w="90"/>
+              <w:right w:type="dxa" w:w="120"/>
+            </w:tcMar>
+            <w:vAlign w:val="center"/>
+          </w:tcPr>
+          <w:p>
+            <w:pPr>
+              <w:spacing w:after="0" w:line="280"/>
+            </w:pPr>
+            <w:r>
+              <w:rPr>
+                <w:rFonts w:ascii="Menlo" w:cs="Menlo" w:eastAsia="Menlo" w:hAnsi="Menlo"/>
+                <w:color w:val="036F3D"/>
+                <w:sz w:val="20"/>
+                <w:szCs w:val="20"/>
+                <w:shd w:fill="F1F5F3" w:color="auto" w:val="clear"/>
+              </w:rPr>
+              <w:t xml:space="preserve">-03</w:t>
+            </w:r>
+            <w:r>
+              <w:rPr>
+                <w:rFonts w:ascii="Be Vietnam Pro" w:cs="Be Vietnam Pro" w:eastAsia="Be Vietnam Pro" w:hAnsi="Be Vietnam Pro"/>
+                <w:color w:val="101814"/>
+                <w:sz w:val="20"/>
+                <w:szCs w:val="20"/>
+              </w:rPr>
+              <w:t xml:space="preserve"> </w:t>
+            </w:r>
+            <w:r>
+              <w:rPr>
+                <w:rFonts w:ascii="Menlo" w:cs="Menlo" w:eastAsia="Menlo" w:hAnsi="Menlo"/>
+                <w:color w:val="036F3D"/>
+                <w:sz w:val="20"/>
+                <w:szCs w:val="20"/>
+                <w:shd w:fill="F1F5F3" w:color="auto" w:val="clear"/>
+              </w:rPr>
+              <w:t xml:space="preserve">-04</w:t>
+            </w:r>
+            <w:r>
+              <w:rPr>
+                <w:rFonts w:ascii="Be Vietnam Pro" w:cs="Be Vietnam Pro" w:eastAsia="Be Vietnam Pro" w:hAnsi="Be Vietnam Pro"/>
+                <w:color w:val="101814"/>
+                <w:sz w:val="20"/>
+                <w:szCs w:val="20"/>
+              </w:rPr>
+              <w:t xml:space="preserve"> </w:t>
+            </w:r>
+            <w:r>
+              <w:rPr>
+                <w:rFonts w:ascii="Menlo" w:cs="Menlo" w:eastAsia="Menlo" w:hAnsi="Menlo"/>
+                <w:color w:val="036F3D"/>
+                <w:sz w:val="20"/>
+                <w:szCs w:val="20"/>
+                <w:shd w:fill="F1F5F3" w:color="auto" w:val="clear"/>
+              </w:rPr>
+              <w:t xml:space="preserve">-05</w:t>
+            </w:r>
+            <w:r>
+              <w:rPr>
+                <w:rFonts w:ascii="Be Vietnam Pro" w:cs="Be Vietnam Pro" w:eastAsia="Be Vietnam Pro" w:hAnsi="Be Vietnam Pro"/>
+                <w:color w:val="101814"/>
+                <w:sz w:val="20"/>
+                <w:szCs w:val="20"/>
+              </w:rPr>
+              <w:t xml:space="preserve"> Thiết kế · </w:t>
+            </w:r>
+            <w:r>
+              <w:rPr>
+                <w:rFonts w:ascii="Menlo" w:cs="Menlo" w:eastAsia="Menlo" w:hAnsi="Menlo"/>
+                <w:color w:val="036F3D"/>
+                <w:sz w:val="20"/>
+                <w:szCs w:val="20"/>
+                <w:shd w:fill="F1F5F3" w:color="auto" w:val="clear"/>
+              </w:rPr>
+              <w:t xml:space="preserve">-06</w:t>
+            </w:r>
+            <w:r>
+              <w:rPr>
+                <w:rFonts w:ascii="Be Vietnam Pro" w:cs="Be Vietnam Pro" w:eastAsia="Be Vietnam Pro" w:hAnsi="Be Vietnam Pro"/>
+                <w:color w:val="101814"/>
+                <w:sz w:val="20"/>
+                <w:szCs w:val="20"/>
+              </w:rPr>
+              <w:t xml:space="preserve"> Nhật ký lập trình · </w:t>
+            </w:r>
+            <w:r>
+              <w:rPr>
+                <w:rFonts w:ascii="Menlo" w:cs="Menlo" w:eastAsia="Menlo" w:hAnsi="Menlo"/>
+                <w:color w:val="036F3D"/>
+                <w:sz w:val="20"/>
+                <w:szCs w:val="20"/>
+                <w:shd w:fill="F1F5F3" w:color="auto" w:val="clear"/>
+              </w:rPr>
+              <w:t xml:space="preserve">-08</w:t>
+            </w:r>
+            <w:r>
+              <w:rPr>
+                <w:rFonts w:ascii="Be Vietnam Pro" w:cs="Be Vietnam Pro" w:eastAsia="Be Vietnam Pro" w:hAnsi="Be Vietnam Pro"/>
+                <w:color w:val="101814"/>
+                <w:sz w:val="20"/>
+                <w:szCs w:val="20"/>
+              </w:rPr>
+              <w:t xml:space="preserve"> Triển khai · </w:t>
+            </w:r>
+            <w:r>
+              <w:rPr>
+                <w:rFonts w:ascii="Menlo" w:cs="Menlo" w:eastAsia="Menlo" w:hAnsi="Menlo"/>
+                <w:color w:val="036F3D"/>
+                <w:sz w:val="20"/>
+                <w:szCs w:val="20"/>
+                <w:shd w:fill="F1F5F3" w:color="auto" w:val="clear"/>
+              </w:rPr>
+              <w:t xml:space="preserve">-10</w:t>
+            </w:r>
+            <w:r>
+              <w:rPr>
+                <w:rFonts w:ascii="Be Vietnam Pro" w:cs="Be Vietnam Pro" w:eastAsia="Be Vietnam Pro" w:hAnsi="Be Vietnam Pro"/>
+                <w:color w:val="101814"/>
+                <w:sz w:val="20"/>
+                <w:szCs w:val="20"/>
+              </w:rPr>
+              <w:t xml:space="preserve"> Tra cứu</w:t>
+            </w:r>
+          </w:p>
+        </w:tc>
+        <w:tc>
+          <w:tcPr>
+            <w:tcW w:type="dxa" w:w="2511"/>
+            <w:tcMar>
+              <w:top w:type="dxa" w:w="90"/>
+              <w:left w:type="dxa" w:w="120"/>
+              <w:bottom w:type="dxa" w:w="90"/>
+              <w:right w:type="dxa" w:w="120"/>
+            </w:tcMar>
+            <w:vAlign w:val="center"/>
+          </w:tcPr>
+          <w:p>
+            <w:pPr>
+              <w:spacing w:after="0" w:line="280"/>
+            </w:pPr>
+            <w:r>
+              <w:rPr>
+                <w:rFonts w:ascii="Be Vietnam Pro" w:cs="Be Vietnam Pro" w:eastAsia="Be Vietnam Pro" w:hAnsi="Be Vietnam Pro"/>
+                <w:b/>
+                <w:bCs/>
+                <w:color w:val="101814"/>
+                <w:sz w:val="20"/>
+                <w:szCs w:val="20"/>
+              </w:rPr>
+              <w:t xml:space="preserve">QuanNH</w:t>
+            </w:r>
+            <w:r>
+              <w:rPr>
+                <w:rFonts w:ascii="Be Vietnam Pro" w:cs="Be Vietnam Pro" w:eastAsia="Be Vietnam Pro" w:hAnsi="Be Vietnam Pro"/>
+                <w:color w:val="101814"/>
+                <w:sz w:val="20"/>
+                <w:szCs w:val="20"/>
+              </w:rPr>
+              <w:t xml:space="preserve"> — Team Lead</w:t>
+            </w:r>
+          </w:p>
+        </w:tc>
+      </w:tr>
+      <w:tr>
+        <w:trPr>
+          <w:tblHeader w:val="false"/>
+        </w:trPr>
+        <w:tc>
+          <w:tcPr>
+            <w:tcW w:type="dxa" w:w="6849"/>
+            <w:tcMar>
+              <w:top w:type="dxa" w:w="90"/>
+              <w:left w:type="dxa" w:w="120"/>
+              <w:bottom w:type="dxa" w:w="90"/>
+              <w:right w:type="dxa" w:w="120"/>
+            </w:tcMar>
+            <w:vAlign w:val="center"/>
+          </w:tcPr>
+          <w:p>
+            <w:pPr>
+              <w:spacing w:after="0" w:line="280"/>
+            </w:pPr>
+            <w:r>
+              <w:rPr>
+                <w:rFonts w:ascii="Menlo" w:cs="Menlo" w:eastAsia="Menlo" w:hAnsi="Menlo"/>
+                <w:color w:val="036F3D"/>
+                <w:sz w:val="20"/>
+                <w:szCs w:val="20"/>
+                <w:shd w:fill="F1F5F3" w:color="auto" w:val="clear"/>
+              </w:rPr>
+              <w:t xml:space="preserve">-07</w:t>
+            </w:r>
+            <w:r>
+              <w:rPr>
+                <w:rFonts w:ascii="Be Vietnam Pro" w:cs="Be Vietnam Pro" w:eastAsia="Be Vietnam Pro" w:hAnsi="Be Vietnam Pro"/>
+                <w:color w:val="101814"/>
+                <w:sz w:val="20"/>
+                <w:szCs w:val="20"/>
+              </w:rPr>
+              <w:t xml:space="preserve"> Kiểm thử và nghiệm thu</w:t>
+            </w:r>
+          </w:p>
+        </w:tc>
+        <w:tc>
+          <w:tcPr>
+            <w:tcW w:type="dxa" w:w="2511"/>
+            <w:tcMar>
+              <w:top w:type="dxa" w:w="90"/>
+              <w:left w:type="dxa" w:w="120"/>
+              <w:bottom w:type="dxa" w:w="90"/>
+              <w:right w:type="dxa" w:w="120"/>
+            </w:tcMar>
+            <w:vAlign w:val="center"/>
+          </w:tcPr>
+          <w:p>
+            <w:pPr>
+              <w:spacing w:after="0" w:line="280"/>
+            </w:pPr>
+            <w:r>
+              <w:rPr>
+                <w:rFonts w:ascii="Be Vietnam Pro" w:cs="Be Vietnam Pro" w:eastAsia="Be Vietnam Pro" w:hAnsi="Be Vietnam Pro"/>
+                <w:b/>
+                <w:bCs/>
+                <w:color w:val="101814"/>
+                <w:sz w:val="20"/>
+                <w:szCs w:val="20"/>
+              </w:rPr>
+              <w:t xml:space="preserve">Thu</w:t>
+            </w:r>
+            <w:r>
+              <w:rPr>
+                <w:rFonts w:ascii="Be Vietnam Pro" w:cs="Be Vietnam Pro" w:eastAsia="Be Vietnam Pro" w:hAnsi="Be Vietnam Pro"/>
+                <w:color w:val="101814"/>
+                <w:sz w:val="20"/>
+                <w:szCs w:val="20"/>
+              </w:rPr>
+              <w:t xml:space="preserve"> — QA</w:t>
+            </w:r>
+          </w:p>
+        </w:tc>
+      </w:tr>
+    </w:tbl>
+    <w:p>
+      <w:pPr>
+        <w:spacing w:after="180"/>
+      </w:pPr>
+    </w:p>
+    <w:p>
+      <w:pPr>
+        <w:pStyle w:val="Heading2"/>
+        <w:spacing w:after="120" w:before="280"/>
+      </w:pPr>
+      <w:r>
+        <w:rPr>
+          <w:rFonts w:ascii="Be Vietnam Pro" w:cs="Be Vietnam Pro" w:eastAsia="Be Vietnam Pro" w:hAnsi="Be Vietnam Pro"/>
+          <w:b/>
+          <w:bCs/>
+          <w:color w:val="008E4D"/>
+          <w:sz w:val="24"/>
+          <w:szCs w:val="24"/>
+        </w:rPr>
+        <w:t xml:space="preserve">3.3 Quy mô đội và ý nghĩa của nó</w:t>
+      </w:r>
+    </w:p>
+    <w:p>
+      <w:pPr>
+        <w:spacing w:after="130" w:line="300"/>
+      </w:pPr>
+      <w:r>
+        <w:rPr>
+          <w:rFonts w:ascii="Be Vietnam Pro" w:cs="Be Vietnam Pro" w:eastAsia="Be Vietnam Pro" w:hAnsi="Be Vietnam Pro"/>
+          <w:color w:val="101814"/>
+          <w:sz w:val="21"/>
+          <w:szCs w:val="21"/>
+        </w:rPr>
+        <w:t xml:space="preserve">Bốn người cho bốn sản phẩm trải bảy tháng là </w:t>
+      </w:r>
+      <w:r>
+        <w:rPr>
+          <w:rFonts w:ascii="Be Vietnam Pro" w:cs="Be Vietnam Pro" w:eastAsia="Be Vietnam Pro" w:hAnsi="Be Vietnam Pro"/>
+          <w:b/>
+          <w:bCs/>
+          <w:color w:val="101814"/>
+          <w:sz w:val="21"/>
+          <w:szCs w:val="21"/>
+        </w:rPr>
+        <w:t xml:space="preserve">đội nhỏ, làm liên tục</w:t>
+      </w:r>
+      <w:r>
+        <w:rPr>
+          <w:rFonts w:ascii="Be Vietnam Pro" w:cs="Be Vietnam Pro" w:eastAsia="Be Vietnam Pro" w:hAnsi="Be Vietnam Pro"/>
+          <w:color w:val="101814"/>
+          <w:sz w:val="21"/>
+          <w:szCs w:val="21"/>
+        </w:rPr>
+        <w:t xml:space="preserve">. Điều này giải thích một số đặc điểm thấy được trong hồ sơ:</w:t>
+      </w:r>
+    </w:p>
+    <w:tbl>
+      <w:tblPr>
+        <w:tblW w:type="dxa" w:w="9360"/>
+        <w:tblBorders>
+          <w:top w:val="single" w:color="CFE3D8" w:sz="4"/>
+          <w:left w:val="single" w:color="CFE3D8" w:sz="4"/>
+          <w:bottom w:val="single" w:color="CFE3D8" w:sz="4"/>
+          <w:right w:val="single" w:color="CFE3D8" w:sz="4"/>
+          <w:insideH w:val="single" w:color="CFE3D8" w:sz="4"/>
+          <w:insideV w:val="single" w:color="CFE3D8" w:sz="4"/>
+        </w:tblBorders>
+        <w:tblLayout w:type="fixed"/>
+      </w:tblPr>
+      <w:tblGrid>
+        <w:gridCol w:w="4346"/>
+        <w:gridCol w:w="5014"/>
+      </w:tblGrid>
+      <w:tr>
+        <w:trPr>
+          <w:tblHeader/>
+        </w:trPr>
+        <w:tc>
+          <w:tcPr>
+            <w:tcW w:type="dxa" w:w="4346"/>
+            <w:shd w:fill="EEF6F1" w:color="auto" w:val="clear"/>
+            <w:tcMar>
+              <w:top w:type="dxa" w:w="90"/>
+              <w:left w:type="dxa" w:w="120"/>
+              <w:bottom w:type="dxa" w:w="90"/>
+              <w:right w:type="dxa" w:w="120"/>
+            </w:tcMar>
+            <w:vAlign w:val="center"/>
+          </w:tcPr>
+          <w:p>
+            <w:pPr>
+              <w:spacing w:after="0" w:line="280"/>
+            </w:pPr>
+            <w:r>
+              <w:rPr>
+                <w:rFonts w:ascii="Be Vietnam Pro" w:cs="Be Vietnam Pro" w:eastAsia="Be Vietnam Pro" w:hAnsi="Be Vietnam Pro"/>
+                <w:b/>
+                <w:bCs/>
+                <w:color w:val="036F3D"/>
+                <w:sz w:val="20"/>
+                <w:szCs w:val="20"/>
+              </w:rPr>
+              <w:t xml:space="preserve">Đặc điểm</w:t>
+            </w:r>
+          </w:p>
+        </w:tc>
+        <w:tc>
+          <w:tcPr>
+            <w:tcW w:type="dxa" w:w="5014"/>
+            <w:shd w:fill="EEF6F1" w:color="auto" w:val="clear"/>
+            <w:tcMar>
+              <w:top w:type="dxa" w:w="90"/>
+              <w:left w:type="dxa" w:w="120"/>
+              <w:bottom w:type="dxa" w:w="90"/>
+              <w:right w:type="dxa" w:w="120"/>
+            </w:tcMar>
+            <w:vAlign w:val="center"/>
+          </w:tcPr>
+          <w:p>
+            <w:pPr>
+              <w:spacing w:after="0" w:line="280"/>
+            </w:pPr>
+            <w:r>
+              <w:rPr>
+                <w:rFonts w:ascii="Be Vietnam Pro" w:cs="Be Vietnam Pro" w:eastAsia="Be Vietnam Pro" w:hAnsi="Be Vietnam Pro"/>
+                <w:b/>
+                <w:bCs/>
+                <w:color w:val="036F3D"/>
+                <w:sz w:val="20"/>
+                <w:szCs w:val="20"/>
+              </w:rPr>
+              <w:t xml:space="preserve">Nguyên nhân</w:t>
+            </w:r>
+          </w:p>
+        </w:tc>
+      </w:tr>
+      <w:tr>
+        <w:trPr>
+          <w:tblHeader w:val="false"/>
+        </w:trPr>
+        <w:tc>
+          <w:tcPr>
+            <w:tcW w:type="dxa" w:w="4346"/>
+            <w:tcMar>
+              <w:top w:type="dxa" w:w="90"/>
+              <w:left w:type="dxa" w:w="120"/>
+              <w:bottom w:type="dxa" w:w="90"/>
+              <w:right w:type="dxa" w:w="120"/>
+            </w:tcMar>
+            <w:vAlign w:val="center"/>
+          </w:tcPr>
+          <w:p>
+            <w:pPr>
+              <w:spacing w:after="0" w:line="280"/>
+            </w:pPr>
+            <w:r>
+              <w:rPr>
+                <w:rFonts w:ascii="Be Vietnam Pro" w:cs="Be Vietnam Pro" w:eastAsia="Be Vietnam Pro" w:hAnsi="Be Vietnam Pro"/>
+                <w:color w:val="101814"/>
+                <w:sz w:val="20"/>
+                <w:szCs w:val="20"/>
+              </w:rPr>
+              <w:t xml:space="preserve">Một người đảm nhiều công đoạn</w:t>
+            </w:r>
+          </w:p>
+        </w:tc>
+        <w:tc>
+          <w:tcPr>
+            <w:tcW w:type="dxa" w:w="5014"/>
+            <w:tcMar>
+              <w:top w:type="dxa" w:w="90"/>
+              <w:left w:type="dxa" w:w="120"/>
+              <w:bottom w:type="dxa" w:w="90"/>
+              <w:right w:type="dxa" w:w="120"/>
+            </w:tcMar>
+            <w:vAlign w:val="center"/>
+          </w:tcPr>
+          <w:p>
+            <w:pPr>
+              <w:spacing w:after="0" w:line="280"/>
+            </w:pPr>
+            <w:r>
+              <w:rPr>
+                <w:rFonts w:ascii="Be Vietnam Pro" w:cs="Be Vietnam Pro" w:eastAsia="Be Vietnam Pro" w:hAnsi="Be Vietnam Pro"/>
+                <w:color w:val="101814"/>
+                <w:sz w:val="20"/>
+                <w:szCs w:val="20"/>
+              </w:rPr>
+              <w:t xml:space="preserve">Đội nhỏ; Team Lead vừa thiết kế vừa lập trình</w:t>
+            </w:r>
+          </w:p>
+        </w:tc>
+      </w:tr>
+      <w:tr>
+        <w:trPr>
+          <w:tblHeader w:val="false"/>
+        </w:trPr>
+        <w:tc>
+          <w:tcPr>
+            <w:tcW w:type="dxa" w:w="4346"/>
+            <w:tcMar>
+              <w:top w:type="dxa" w:w="90"/>
+              <w:left w:type="dxa" w:w="120"/>
+              <w:bottom w:type="dxa" w:w="90"/>
+              <w:right w:type="dxa" w:w="120"/>
+            </w:tcMar>
+            <w:vAlign w:val="center"/>
+          </w:tcPr>
+          <w:p>
+            <w:pPr>
+              <w:spacing w:after="0" w:line="280"/>
+            </w:pPr>
+            <w:r>
+              <w:rPr>
+                <w:rFonts w:ascii="Be Vietnam Pro" w:cs="Be Vietnam Pro" w:eastAsia="Be Vietnam Pro" w:hAnsi="Be Vietnam Pro"/>
+                <w:color w:val="101814"/>
+                <w:sz w:val="20"/>
+                <w:szCs w:val="20"/>
+              </w:rPr>
+              <w:t xml:space="preserve">Kiến trúc ưu tiên đơn giản, dễ bảo trì</w:t>
+            </w:r>
+          </w:p>
+        </w:tc>
+        <w:tc>
+          <w:tcPr>
+            <w:tcW w:type="dxa" w:w="5014"/>
+            <w:tcMar>
+              <w:top w:type="dxa" w:w="90"/>
+              <w:left w:type="dxa" w:w="120"/>
+              <w:bottom w:type="dxa" w:w="90"/>
+              <w:right w:type="dxa" w:w="120"/>
+            </w:tcMar>
+            <w:vAlign w:val="center"/>
+          </w:tcPr>
+          <w:p>
+            <w:pPr>
+              <w:spacing w:after="0" w:line="280"/>
+            </w:pPr>
+            <w:r>
+              <w:rPr>
+                <w:rFonts w:ascii="Be Vietnam Pro" w:cs="Be Vietnam Pro" w:eastAsia="Be Vietnam Pro" w:hAnsi="Be Vietnam Pro"/>
+                <w:color w:val="101814"/>
+                <w:sz w:val="20"/>
+                <w:szCs w:val="20"/>
+              </w:rPr>
+              <w:t xml:space="preserve">Thiết kế phải để </w:t>
+            </w:r>
+            <w:r>
+              <w:rPr>
+                <w:rFonts w:ascii="Be Vietnam Pro" w:cs="Be Vietnam Pro" w:eastAsia="Be Vietnam Pro" w:hAnsi="Be Vietnam Pro"/>
+                <w:b/>
+                <w:bCs/>
+                <w:color w:val="101814"/>
+                <w:sz w:val="20"/>
+                <w:szCs w:val="20"/>
+              </w:rPr>
+              <w:t xml:space="preserve">một người bảo trì được</w:t>
+            </w:r>
+          </w:p>
+        </w:tc>
+      </w:tr>
+      <w:tr>
+        <w:trPr>
+          <w:tblHeader w:val="false"/>
+        </w:trPr>
+        <w:tc>
+          <w:tcPr>
+            <w:tcW w:type="dxa" w:w="4346"/>
+            <w:tcMar>
+              <w:top w:type="dxa" w:w="90"/>
+              <w:left w:type="dxa" w:w="120"/>
+              <w:bottom w:type="dxa" w:w="90"/>
+              <w:right w:type="dxa" w:w="120"/>
+            </w:tcMar>
+            <w:vAlign w:val="center"/>
+          </w:tcPr>
+          <w:p>
+            <w:pPr>
+              <w:spacing w:after="0" w:line="280"/>
+            </w:pPr>
+            <w:r>
+              <w:rPr>
+                <w:rFonts w:ascii="Be Vietnam Pro" w:cs="Be Vietnam Pro" w:eastAsia="Be Vietnam Pro" w:hAnsi="Be Vietnam Pro"/>
+                <w:color w:val="101814"/>
+                <w:sz w:val="20"/>
+                <w:szCs w:val="20"/>
+              </w:rPr>
+              <w:t xml:space="preserve">Dùng nhiều nền tảng mã nguồn mở</w:t>
+            </w:r>
+          </w:p>
+        </w:tc>
+        <w:tc>
+          <w:tcPr>
+            <w:tcW w:type="dxa" w:w="5014"/>
+            <w:tcMar>
+              <w:top w:type="dxa" w:w="90"/>
+              <w:left w:type="dxa" w:w="120"/>
+              <w:bottom w:type="dxa" w:w="90"/>
+              <w:right w:type="dxa" w:w="120"/>
+            </w:tcMar>
+            <w:vAlign w:val="center"/>
+          </w:tcPr>
+          <w:p>
+            <w:pPr>
+              <w:spacing w:after="0" w:line="280"/>
+            </w:pPr>
+            <w:r>
+              <w:rPr>
+                <w:rFonts w:ascii="Be Vietnam Pro" w:cs="Be Vietnam Pro" w:eastAsia="Be Vietnam Pro" w:hAnsi="Be Vietnam Pro"/>
+                <w:color w:val="101814"/>
+                <w:sz w:val="20"/>
+                <w:szCs w:val="20"/>
+              </w:rPr>
+              <w:t xml:space="preserve">Không đủ người để viết lại những thứ đã có</w:t>
+            </w:r>
+          </w:p>
+        </w:tc>
+      </w:tr>
+      <w:tr>
+        <w:trPr>
+          <w:tblHeader w:val="false"/>
+        </w:trPr>
+        <w:tc>
+          <w:tcPr>
+            <w:tcW w:type="dxa" w:w="4346"/>
+            <w:tcMar>
+              <w:top w:type="dxa" w:w="90"/>
+              <w:left w:type="dxa" w:w="120"/>
+              <w:bottom w:type="dxa" w:w="90"/>
+              <w:right w:type="dxa" w:w="120"/>
+            </w:tcMar>
+            <w:vAlign w:val="center"/>
+          </w:tcPr>
+          <w:p>
+            <w:pPr>
+              <w:spacing w:after="0" w:line="280"/>
+            </w:pPr>
+            <w:r>
+              <w:rPr>
+                <w:rFonts w:ascii="Be Vietnam Pro" w:cs="Be Vietnam Pro" w:eastAsia="Be Vietnam Pro" w:hAnsi="Be Vietnam Pro"/>
+                <w:color w:val="101814"/>
+                <w:sz w:val="20"/>
+                <w:szCs w:val="20"/>
+              </w:rPr>
+              <w:t xml:space="preserve">Nhật ký phát triển giai đoạn đầu sơ sài</w:t>
+            </w:r>
+          </w:p>
+        </w:tc>
+        <w:tc>
+          <w:tcPr>
+            <w:tcW w:type="dxa" w:w="5014"/>
+            <w:tcMar>
+              <w:top w:type="dxa" w:w="90"/>
+              <w:left w:type="dxa" w:w="120"/>
+              <w:bottom w:type="dxa" w:w="90"/>
+              <w:right w:type="dxa" w:w="120"/>
+            </w:tcMar>
+            <w:vAlign w:val="center"/>
+          </w:tcPr>
+          <w:p>
+            <w:pPr>
+              <w:spacing w:after="0" w:line="280"/>
+            </w:pPr>
+            <w:r>
+              <w:rPr>
+                <w:rFonts w:ascii="Be Vietnam Pro" w:cs="Be Vietnam Pro" w:eastAsia="Be Vietnam Pro" w:hAnsi="Be Vietnam Pro"/>
+                <w:color w:val="101814"/>
+                <w:sz w:val="20"/>
+                <w:szCs w:val="20"/>
+              </w:rPr>
+              <w:t xml:space="preserve">Quy trình trưởng thành dần — xem mục 8</w:t>
+            </w:r>
+          </w:p>
+        </w:tc>
+      </w:tr>
+    </w:tbl>
+    <w:p>
+      <w:pPr>
+        <w:spacing w:after="180"/>
+      </w:pPr>
+    </w:p>
+    <w:p>
+      <w:pPr>
+        <w:spacing w:after="130" w:line="300"/>
+      </w:pPr>
+      <w:r>
+        <w:rPr>
+          <w:rFonts w:ascii="Be Vietnam Pro" w:cs="Be Vietnam Pro" w:eastAsia="Be Vietnam Pro" w:hAnsi="Be Vietnam Pro"/>
+          <w:color w:val="101814"/>
+          <w:sz w:val="21"/>
+          <w:szCs w:val="21"/>
+        </w:rPr>
+        <w:t xml:space="preserve">Đây là mô tả trung thực, không phải điểm yếu cần che. Một đội bốn người tạo ra khối lượng ở mục 7 trong bảy tháng là hoàn toàn hợp lý và kiểm chứng được.</w:t>
+      </w:r>
+    </w:p>
+    <w:p>
+      <w:pPr>
+        <w:pBdr>
+          <w:bottom w:val="single" w:color="CFE3D8" w:sz="4" w:space="4"/>
+        </w:pBdr>
+        <w:spacing w:after="160" w:before="160"/>
+      </w:pPr>
+      <w:r>
+        <w:rPr>
+          <w:rFonts w:ascii="Be Vietnam Pro" w:cs="Be Vietnam Pro" w:eastAsia="Be Vietnam Pro" w:hAnsi="Be Vietnam Pro"/>
+          <w:sz w:val="2"/>
+          <w:szCs w:val="2"/>
+        </w:rPr>
+        <w:t xml:space="preserve"/>
+      </w:r>
+    </w:p>
+    <w:p>
+      <w:pPr>
+        <w:pStyle w:val="Heading1"/>
+        <w:pBdr>
+          <w:bottom w:val="single" w:color="008E4D" w:sz="12" w:space="6"/>
+        </w:pBdr>
+        <w:spacing w:after="180" w:before="380"/>
+      </w:pPr>
+      <w:r>
+        <w:rPr>
+          <w:rFonts w:ascii="Be Vietnam Pro" w:cs="Be Vietnam Pro" w:eastAsia="Be Vietnam Pro" w:hAnsi="Be Vietnam Pro"/>
+          <w:b/>
+          <w:bCs/>
+          <w:color w:val="036F3D"/>
+          <w:sz w:val="28"/>
+          <w:szCs w:val="28"/>
+        </w:rPr>
+        <w:t xml:space="preserve">4. Bảng đối chiếu danh tính kỹ thuật và nhân sự</w:t>
+      </w:r>
+    </w:p>
+    <w:p>
+      <w:pPr>
+        <w:spacing w:after="130" w:line="300"/>
+      </w:pPr>
+      <w:r>
+        <w:rPr>
+          <w:rFonts w:ascii="Be Vietnam Pro" w:cs="Be Vietnam Pro" w:eastAsia="Be Vietnam Pro" w:hAnsi="Be Vietnam Pro"/>
+          <w:color w:val="101814"/>
+          <w:sz w:val="21"/>
+          <w:szCs w:val="21"/>
+        </w:rPr>
+        <w:t xml:space="preserve">Lịch sử ghi nhận thay đổi mã nguồn lưu danh tính kỹ thuật của người thực hiện. Bảng dưới nối danh tính đó với nhân sự thật.</w:t>
+      </w:r>
+    </w:p>
+    <w:tbl>
+      <w:tblPr>
+        <w:tblW w:type="dxa" w:w="9360"/>
+        <w:tblBorders>
+          <w:top w:val="single" w:color="CFE3D8" w:sz="4"/>
+          <w:left w:val="single" w:color="CFE3D8" w:sz="4"/>
+          <w:bottom w:val="single" w:color="CFE3D8" w:sz="4"/>
+          <w:right w:val="single" w:color="CFE3D8" w:sz="4"/>
+          <w:insideH w:val="single" w:color="CFE3D8" w:sz="4"/>
+          <w:insideV w:val="single" w:color="CFE3D8" w:sz="4"/>
+        </w:tblBorders>
+        <w:tblLayout w:type="fixed"/>
+      </w:tblPr>
+      <w:tblGrid>
+        <w:gridCol w:w="2636"/>
+        <w:gridCol w:w="996"/>
+        <w:gridCol w:w="1195"/>
+        <w:gridCol w:w="1280"/>
+        <w:gridCol w:w="3253"/>
+      </w:tblGrid>
+      <w:tr>
+        <w:trPr>
+          <w:tblHeader/>
+        </w:trPr>
+        <w:tc>
+          <w:tcPr>
+            <w:tcW w:type="dxa" w:w="2636"/>
+            <w:shd w:fill="EEF6F1" w:color="auto" w:val="clear"/>
+            <w:tcMar>
+              <w:top w:type="dxa" w:w="90"/>
+              <w:left w:type="dxa" w:w="120"/>
+              <w:bottom w:type="dxa" w:w="90"/>
+              <w:right w:type="dxa" w:w="120"/>
+            </w:tcMar>
+            <w:vAlign w:val="center"/>
+          </w:tcPr>
+          <w:p>
+            <w:pPr>
+              <w:spacing w:after="0" w:line="280"/>
+            </w:pPr>
+            <w:r>
+              <w:rPr>
+                <w:rFonts w:ascii="Be Vietnam Pro" w:cs="Be Vietnam Pro" w:eastAsia="Be Vietnam Pro" w:hAnsi="Be Vietnam Pro"/>
+                <w:b/>
+                <w:bCs/>
+                <w:color w:val="036F3D"/>
+                <w:sz w:val="20"/>
+                <w:szCs w:val="20"/>
+              </w:rPr>
+              <w:t xml:space="preserve">Danh tính trong kho mã nguồn</w:t>
+            </w:r>
+          </w:p>
+        </w:tc>
+        <w:tc>
+          <w:tcPr>
+            <w:tcW w:type="dxa" w:w="996"/>
+            <w:shd w:fill="EEF6F1" w:color="auto" w:val="clear"/>
+            <w:tcMar>
+              <w:top w:type="dxa" w:w="90"/>
+              <w:left w:type="dxa" w:w="120"/>
+              <w:bottom w:type="dxa" w:w="90"/>
+              <w:right w:type="dxa" w:w="120"/>
+            </w:tcMar>
+            <w:vAlign w:val="center"/>
+          </w:tcPr>
+          <w:p>
+            <w:pPr>
+              <w:spacing w:after="0" w:line="280"/>
+              <w:jc w:val="center"/>
+            </w:pPr>
+            <w:r>
+              <w:rPr>
+                <w:rFonts w:ascii="Be Vietnam Pro" w:cs="Be Vietnam Pro" w:eastAsia="Be Vietnam Pro" w:hAnsi="Be Vietnam Pro"/>
+                <w:b/>
+                <w:bCs/>
+                <w:color w:val="036F3D"/>
+                <w:sz w:val="20"/>
+                <w:szCs w:val="20"/>
+              </w:rPr>
+              <w:t xml:space="preserve">Số lần ghi nhận</w:t>
+            </w:r>
+          </w:p>
+        </w:tc>
+        <w:tc>
+          <w:tcPr>
+            <w:tcW w:type="dxa" w:w="1195"/>
+            <w:shd w:fill="EEF6F1" w:color="auto" w:val="clear"/>
+            <w:tcMar>
+              <w:top w:type="dxa" w:w="90"/>
+              <w:left w:type="dxa" w:w="120"/>
+              <w:bottom w:type="dxa" w:w="90"/>
+              <w:right w:type="dxa" w:w="120"/>
+            </w:tcMar>
+            <w:vAlign w:val="center"/>
+          </w:tcPr>
+          <w:p>
+            <w:pPr>
+              <w:spacing w:after="0" w:line="280"/>
+            </w:pPr>
+            <w:r>
+              <w:rPr>
+                <w:rFonts w:ascii="Be Vietnam Pro" w:cs="Be Vietnam Pro" w:eastAsia="Be Vietnam Pro" w:hAnsi="Be Vietnam Pro"/>
+                <w:b/>
+                <w:bCs/>
+                <w:color w:val="036F3D"/>
+                <w:sz w:val="20"/>
+                <w:szCs w:val="20"/>
+              </w:rPr>
+              <w:t xml:space="preserve">Nhân sự</w:t>
+            </w:r>
+          </w:p>
+        </w:tc>
+        <w:tc>
+          <w:tcPr>
+            <w:tcW w:type="dxa" w:w="1280"/>
+            <w:shd w:fill="EEF6F1" w:color="auto" w:val="clear"/>
+            <w:tcMar>
+              <w:top w:type="dxa" w:w="90"/>
+              <w:left w:type="dxa" w:w="120"/>
+              <w:bottom w:type="dxa" w:w="90"/>
+              <w:right w:type="dxa" w:w="120"/>
+            </w:tcMar>
+            <w:vAlign w:val="center"/>
+          </w:tcPr>
+          <w:p>
+            <w:pPr>
+              <w:spacing w:after="0" w:line="280"/>
+            </w:pPr>
+            <w:r>
+              <w:rPr>
+                <w:rFonts w:ascii="Be Vietnam Pro" w:cs="Be Vietnam Pro" w:eastAsia="Be Vietnam Pro" w:hAnsi="Be Vietnam Pro"/>
+                <w:b/>
+                <w:bCs/>
+                <w:color w:val="036F3D"/>
+                <w:sz w:val="20"/>
+                <w:szCs w:val="20"/>
+              </w:rPr>
+              <w:t xml:space="preserve">Vai trò</w:t>
+            </w:r>
+          </w:p>
+        </w:tc>
+        <w:tc>
+          <w:tcPr>
+            <w:tcW w:type="dxa" w:w="3253"/>
+            <w:shd w:fill="EEF6F1" w:color="auto" w:val="clear"/>
+            <w:tcMar>
+              <w:top w:type="dxa" w:w="90"/>
+              <w:left w:type="dxa" w:w="120"/>
+              <w:bottom w:type="dxa" w:w="90"/>
+              <w:right w:type="dxa" w:w="120"/>
+            </w:tcMar>
+            <w:vAlign w:val="center"/>
+          </w:tcPr>
+          <w:p>
+            <w:pPr>
+              <w:spacing w:after="0" w:line="280"/>
+            </w:pPr>
+            <w:r>
+              <w:rPr>
+                <w:rFonts w:ascii="Be Vietnam Pro" w:cs="Be Vietnam Pro" w:eastAsia="Be Vietnam Pro" w:hAnsi="Be Vietnam Pro"/>
+                <w:b/>
+                <w:bCs/>
+                <w:color w:val="036F3D"/>
+                <w:sz w:val="20"/>
+                <w:szCs w:val="20"/>
+              </w:rPr>
+              <w:t xml:space="preserve">Ghi chú</w:t>
+            </w:r>
+          </w:p>
+        </w:tc>
+      </w:tr>
+      <w:tr>
+        <w:trPr>
+          <w:tblHeader w:val="false"/>
+        </w:trPr>
+        <w:tc>
+          <w:tcPr>
+            <w:tcW w:type="dxa" w:w="2636"/>
+            <w:tcMar>
+              <w:top w:type="dxa" w:w="90"/>
+              <w:left w:type="dxa" w:w="120"/>
+              <w:bottom w:type="dxa" w:w="90"/>
+              <w:right w:type="dxa" w:w="120"/>
+            </w:tcMar>
+            <w:vAlign w:val="center"/>
+          </w:tcPr>
+          <w:p>
+            <w:pPr>
+              <w:spacing w:after="0" w:line="280"/>
+            </w:pPr>
+            <w:r>
+              <w:rPr>
+                <w:rFonts w:ascii="Menlo" w:cs="Menlo" w:eastAsia="Menlo" w:hAnsi="Menlo"/>
+                <w:color w:val="036F3D"/>
+                <w:sz w:val="20"/>
+                <w:szCs w:val="20"/>
+                <w:shd w:fill="F1F5F3" w:color="auto" w:val="clear"/>
+              </w:rPr>
+              <w:t xml:space="preserve">HungDV2000 &lt;deepviewzoom@gmail.com&gt;</w:t>
+            </w:r>
+          </w:p>
+        </w:tc>
+        <w:tc>
+          <w:tcPr>
+            <w:tcW w:type="dxa" w:w="996"/>
+            <w:tcMar>
+              <w:top w:type="dxa" w:w="90"/>
+              <w:left w:type="dxa" w:w="120"/>
+              <w:bottom w:type="dxa" w:w="90"/>
+              <w:right w:type="dxa" w:w="120"/>
+            </w:tcMar>
+            <w:vAlign w:val="center"/>
+          </w:tcPr>
+          <w:p>
+            <w:pPr>
+              <w:spacing w:after="0" w:line="280"/>
+              <w:jc w:val="center"/>
+            </w:pPr>
+            <w:r>
+              <w:rPr>
+                <w:rFonts w:ascii="Be Vietnam Pro" w:cs="Be Vietnam Pro" w:eastAsia="Be Vietnam Pro" w:hAnsi="Be Vietnam Pro"/>
+                <w:color w:val="101814"/>
+                <w:sz w:val="20"/>
+                <w:szCs w:val="20"/>
+              </w:rPr>
+              <w:t xml:space="preserve">1</w:t>
+            </w:r>
+          </w:p>
+        </w:tc>
+        <w:tc>
+          <w:tcPr>
+            <w:tcW w:type="dxa" w:w="1195"/>
+            <w:tcMar>
+              <w:top w:type="dxa" w:w="90"/>
+              <w:left w:type="dxa" w:w="120"/>
+              <w:bottom w:type="dxa" w:w="90"/>
+              <w:right w:type="dxa" w:w="120"/>
+            </w:tcMar>
+            <w:vAlign w:val="center"/>
+          </w:tcPr>
+          <w:p>
+            <w:pPr>
+              <w:spacing w:after="0" w:line="280"/>
+            </w:pPr>
+            <w:r>
+              <w:rPr>
+                <w:rFonts w:ascii="Be Vietnam Pro" w:cs="Be Vietnam Pro" w:eastAsia="Be Vietnam Pro" w:hAnsi="Be Vietnam Pro"/>
+                <w:b/>
+                <w:bCs/>
+                <w:color w:val="101814"/>
+                <w:sz w:val="20"/>
+                <w:szCs w:val="20"/>
+              </w:rPr>
+              <w:t xml:space="preserve">HungDV</w:t>
+            </w:r>
+          </w:p>
+        </w:tc>
+        <w:tc>
+          <w:tcPr>
+            <w:tcW w:type="dxa" w:w="1280"/>
+            <w:tcMar>
+              <w:top w:type="dxa" w:w="90"/>
+              <w:left w:type="dxa" w:w="120"/>
+              <w:bottom w:type="dxa" w:w="90"/>
+              <w:right w:type="dxa" w:w="120"/>
+            </w:tcMar>
+            <w:vAlign w:val="center"/>
+          </w:tcPr>
+          <w:p>
+            <w:pPr>
+              <w:spacing w:after="0" w:line="280"/>
+            </w:pPr>
+            <w:r>
+              <w:rPr>
+                <w:rFonts w:ascii="Be Vietnam Pro" w:cs="Be Vietnam Pro" w:eastAsia="Be Vietnam Pro" w:hAnsi="Be Vietnam Pro"/>
+                <w:color w:val="101814"/>
+                <w:sz w:val="20"/>
+                <w:szCs w:val="20"/>
+              </w:rPr>
+              <w:t xml:space="preserve">Product Owner</w:t>
+            </w:r>
+          </w:p>
+        </w:tc>
+        <w:tc>
+          <w:tcPr>
+            <w:tcW w:type="dxa" w:w="3253"/>
+            <w:tcMar>
+              <w:top w:type="dxa" w:w="90"/>
+              <w:left w:type="dxa" w:w="120"/>
+              <w:bottom w:type="dxa" w:w="90"/>
+              <w:right w:type="dxa" w:w="120"/>
+            </w:tcMar>
+            <w:vAlign w:val="center"/>
+          </w:tcPr>
+          <w:p>
+            <w:pPr>
+              <w:spacing w:after="0" w:line="280"/>
+            </w:pPr>
+            <w:r>
+              <w:rPr>
+                <w:rFonts w:ascii="Be Vietnam Pro" w:cs="Be Vietnam Pro" w:eastAsia="Be Vietnam Pro" w:hAnsi="Be Vietnam Pro"/>
+                <w:color w:val="101814"/>
+                <w:sz w:val="20"/>
+                <w:szCs w:val="20"/>
+              </w:rPr>
+              <w:t xml:space="preserve">Tên tài khoản khớp trực tiếp</w:t>
+            </w:r>
+          </w:p>
+        </w:tc>
+      </w:tr>
+      <w:tr>
+        <w:trPr>
+          <w:tblHeader w:val="false"/>
+        </w:trPr>
+        <w:tc>
+          <w:tcPr>
+            <w:tcW w:type="dxa" w:w="2636"/>
+            <w:tcMar>
+              <w:top w:type="dxa" w:w="90"/>
+              <w:left w:type="dxa" w:w="120"/>
+              <w:bottom w:type="dxa" w:w="90"/>
+              <w:right w:type="dxa" w:w="120"/>
+            </w:tcMar>
+            <w:vAlign w:val="center"/>
+          </w:tcPr>
+          <w:p>
+            <w:pPr>
+              <w:spacing w:after="0" w:line="280"/>
+            </w:pPr>
+            <w:r>
+              <w:rPr>
+                <w:rFonts w:ascii="Menlo" w:cs="Menlo" w:eastAsia="Menlo" w:hAnsi="Menlo"/>
+                <w:color w:val="036F3D"/>
+                <w:sz w:val="20"/>
+                <w:szCs w:val="20"/>
+                <w:shd w:fill="F1F5F3" w:color="auto" w:val="clear"/>
+              </w:rPr>
+              <w:t xml:space="preserve">KCODE &lt;kcode@MacBook-Pro-cua-KCODE.local&gt;</w:t>
+            </w:r>
+          </w:p>
+        </w:tc>
+        <w:tc>
+          <w:tcPr>
+            <w:tcW w:type="dxa" w:w="996"/>
+            <w:tcMar>
+              <w:top w:type="dxa" w:w="90"/>
+              <w:left w:type="dxa" w:w="120"/>
+              <w:bottom w:type="dxa" w:w="90"/>
+              <w:right w:type="dxa" w:w="120"/>
+            </w:tcMar>
+            <w:vAlign w:val="center"/>
+          </w:tcPr>
+          <w:p>
+            <w:pPr>
+              <w:spacing w:after="0" w:line="280"/>
+              <w:jc w:val="center"/>
+            </w:pPr>
+            <w:r>
+              <w:rPr>
+                <w:rFonts w:ascii="Be Vietnam Pro" w:cs="Be Vietnam Pro" w:eastAsia="Be Vietnam Pro" w:hAnsi="Be Vietnam Pro"/>
+                <w:color w:val="101814"/>
+                <w:sz w:val="20"/>
+                <w:szCs w:val="20"/>
+              </w:rPr>
+              <w:t xml:space="preserve">379</w:t>
+            </w:r>
+          </w:p>
+        </w:tc>
+        <w:tc>
+          <w:tcPr>
+            <w:tcW w:type="dxa" w:w="1195"/>
+            <w:tcMar>
+              <w:top w:type="dxa" w:w="90"/>
+              <w:left w:type="dxa" w:w="120"/>
+              <w:bottom w:type="dxa" w:w="90"/>
+              <w:right w:type="dxa" w:w="120"/>
+            </w:tcMar>
+            <w:vAlign w:val="center"/>
+          </w:tcPr>
+          <w:p>
+            <w:pPr>
+              <w:spacing w:after="0" w:line="280"/>
+            </w:pPr>
+            <w:r>
+              <w:rPr>
+                <w:rFonts w:ascii="Be Vietnam Pro" w:cs="Be Vietnam Pro" w:eastAsia="Be Vietnam Pro" w:hAnsi="Be Vietnam Pro"/>
+                <w:i/>
+                <w:iCs/>
+                <w:color w:val="101814"/>
+                <w:sz w:val="20"/>
+                <w:szCs w:val="20"/>
+              </w:rPr>
+              <w:t xml:space="preserve">(công ty xác nhận)</w:t>
+            </w:r>
+          </w:p>
+        </w:tc>
+        <w:tc>
+          <w:tcPr>
+            <w:tcW w:type="dxa" w:w="1280"/>
+            <w:tcMar>
+              <w:top w:type="dxa" w:w="90"/>
+              <w:left w:type="dxa" w:w="120"/>
+              <w:bottom w:type="dxa" w:w="90"/>
+              <w:right w:type="dxa" w:w="120"/>
+            </w:tcMar>
+            <w:vAlign w:val="center"/>
+          </w:tcPr>
+          <w:p>
+            <w:pPr>
+              <w:spacing w:after="0" w:line="280"/>
+            </w:pPr>
+            <w:r>
+              <w:rPr>
+                <w:rFonts w:ascii="Be Vietnam Pro" w:cs="Be Vietnam Pro" w:eastAsia="Be Vietnam Pro" w:hAnsi="Be Vietnam Pro"/>
+                <w:i/>
+                <w:iCs/>
+                <w:color w:val="101814"/>
+                <w:sz w:val="20"/>
+                <w:szCs w:val="20"/>
+              </w:rPr>
+              <w:t xml:space="preserve">(công ty xác nhận)</w:t>
+            </w:r>
+          </w:p>
+        </w:tc>
+        <w:tc>
+          <w:tcPr>
+            <w:tcW w:type="dxa" w:w="3253"/>
+            <w:tcMar>
+              <w:top w:type="dxa" w:w="90"/>
+              <w:left w:type="dxa" w:w="120"/>
+              <w:bottom w:type="dxa" w:w="90"/>
+              <w:right w:type="dxa" w:w="120"/>
+            </w:tcMar>
+            <w:vAlign w:val="center"/>
+          </w:tcPr>
+          <w:p>
+            <w:pPr>
+              <w:spacing w:after="0" w:line="280"/>
+            </w:pPr>
+            <w:r>
+              <w:rPr>
+                <w:rFonts w:ascii="Be Vietnam Pro" w:cs="Be Vietnam Pro" w:eastAsia="Be Vietnam Pro" w:hAnsi="Be Vietnam Pro"/>
+                <w:color w:val="101814"/>
+                <w:sz w:val="20"/>
+                <w:szCs w:val="20"/>
+              </w:rPr>
+              <w:t xml:space="preserve">Xem cảnh báo bên dưới</w:t>
+            </w:r>
+          </w:p>
+        </w:tc>
+      </w:tr>
+      <w:tr>
+        <w:trPr>
+          <w:tblHeader w:val="false"/>
+        </w:trPr>
+        <w:tc>
+          <w:tcPr>
+            <w:tcW w:type="dxa" w:w="2636"/>
+            <w:tcMar>
+              <w:top w:type="dxa" w:w="90"/>
+              <w:left w:type="dxa" w:w="120"/>
+              <w:bottom w:type="dxa" w:w="90"/>
+              <w:right w:type="dxa" w:w="120"/>
+            </w:tcMar>
+            <w:vAlign w:val="center"/>
+          </w:tcPr>
+          <w:p>
+            <w:pPr>
+              <w:spacing w:after="0" w:line="280"/>
+            </w:pPr>
+            <w:r>
+              <w:rPr>
+                <w:rFonts w:ascii="Menlo" w:cs="Menlo" w:eastAsia="Menlo" w:hAnsi="Menlo"/>
+                <w:color w:val="036F3D"/>
+                <w:sz w:val="20"/>
+                <w:szCs w:val="20"/>
+                <w:shd w:fill="F1F5F3" w:color="auto" w:val="clear"/>
+              </w:rPr>
               <w:t xml:space="preserve">root &lt;root@vmi2290229.contaboserver.net&gt;</w:t>
             </w:r>
           </w:p>
         </w:tc>
         <w:tc>
           <w:tcPr>
-            <w:tcW w:type="dxa" w:w="1000"/>
+            <w:tcW w:type="dxa" w:w="996"/>
+            <w:tcMar>
+              <w:top w:type="dxa" w:w="90"/>
+              <w:left w:type="dxa" w:w="120"/>
+              <w:bottom w:type="dxa" w:w="90"/>
+              <w:right w:type="dxa" w:w="120"/>
+            </w:tcMar>
+            <w:vAlign w:val="center"/>
+          </w:tcPr>
+          <w:p>
+            <w:pPr>
+              <w:spacing w:after="0" w:line="280"/>
+              <w:jc w:val="center"/>
+            </w:pPr>
+            <w:r>
+              <w:rPr>
+                <w:rFonts w:ascii="Be Vietnam Pro" w:cs="Be Vietnam Pro" w:eastAsia="Be Vietnam Pro" w:hAnsi="Be Vietnam Pro"/>
+                <w:color w:val="101814"/>
+                <w:sz w:val="20"/>
+                <w:szCs w:val="20"/>
+              </w:rPr>
+              <w:t xml:space="preserve">1</w:t>
+            </w:r>
+          </w:p>
+        </w:tc>
+        <w:tc>
+          <w:tcPr>
+            <w:tcW w:type="dxa" w:w="1195"/>
             <w:tcMar>
               <w:top w:type="dxa" w:w="90"/>
               <w:left w:type="dxa" w:w="120"/>
@@ -1834,7 +4533,33 @@
         </w:tc>
         <w:tc>
           <w:tcPr>
-            <w:tcW w:type="dxa" w:w="3372"/>
+            <w:tcW w:type="dxa" w:w="1280"/>
+            <w:tcMar>
+              <w:top w:type="dxa" w:w="90"/>
+              <w:left w:type="dxa" w:w="120"/>
+              <w:bottom w:type="dxa" w:w="90"/>
+              <w:right w:type="dxa" w:w="120"/>
+            </w:tcMar>
+            <w:vAlign w:val="center"/>
+          </w:tcPr>
+          <w:p>
+            <w:pPr>
+              <w:spacing w:after="0" w:line="280"/>
+            </w:pPr>
+            <w:r>
+              <w:rPr>
+                <w:rFonts w:ascii="Be Vietnam Pro" w:cs="Be Vietnam Pro" w:eastAsia="Be Vietnam Pro" w:hAnsi="Be Vietnam Pro"/>
+                <w:color w:val="101814"/>
+                <w:sz w:val="20"/>
+                <w:szCs w:val="20"/>
+              </w:rPr>
+              <w:t xml:space="preserve">—</w:t>
+            </w:r>
+          </w:p>
+        </w:tc>
+        <w:tc>
+          <w:tcPr>
+            <w:tcW w:type="dxa" w:w="3253"/>
             <w:tcMar>
               <w:top w:type="dxa" w:w="90"/>
               <w:left w:type="dxa" w:w="120"/>
@@ -1855,58 +4580,6 @@
                 <w:szCs w:val="20"/>
               </w:rPr>
               <w:t xml:space="preserve">Tài khoản hệ thống trên máy chủ, không phải người</w:t>
-            </w:r>
-          </w:p>
-        </w:tc>
-        <w:tc>
-          <w:tcPr>
-            <w:tcW w:type="dxa" w:w="1000"/>
-            <w:tcMar>
-              <w:top w:type="dxa" w:w="90"/>
-              <w:left w:type="dxa" w:w="120"/>
-              <w:bottom w:type="dxa" w:w="90"/>
-              <w:right w:type="dxa" w:w="120"/>
-            </w:tcMar>
-            <w:vAlign w:val="center"/>
-          </w:tcPr>
-          <w:p>
-            <w:pPr>
-              <w:spacing w:after="0" w:line="280"/>
-            </w:pPr>
-            <w:r>
-              <w:rPr>
-                <w:rFonts w:ascii="Be Vietnam Pro" w:cs="Be Vietnam Pro" w:eastAsia="Be Vietnam Pro" w:hAnsi="Be Vietnam Pro"/>
-                <w:color w:val="101814"/>
-                <w:sz w:val="20"/>
-                <w:szCs w:val="20"/>
-              </w:rPr>
-              <w:t xml:space="preserve">—</w:t>
-            </w:r>
-          </w:p>
-        </w:tc>
-        <w:tc>
-          <w:tcPr>
-            <w:tcW w:type="dxa" w:w="1280"/>
-            <w:tcMar>
-              <w:top w:type="dxa" w:w="90"/>
-              <w:left w:type="dxa" w:w="120"/>
-              <w:bottom w:type="dxa" w:w="90"/>
-              <w:right w:type="dxa" w:w="120"/>
-            </w:tcMar>
-            <w:vAlign w:val="center"/>
-          </w:tcPr>
-          <w:p>
-            <w:pPr>
-              <w:spacing w:after="0" w:line="280"/>
-            </w:pPr>
-            <w:r>
-              <w:rPr>
-                <w:rFonts w:ascii="Be Vietnam Pro" w:cs="Be Vietnam Pro" w:eastAsia="Be Vietnam Pro" w:hAnsi="Be Vietnam Pro"/>
-                <w:color w:val="101814"/>
-                <w:sz w:val="20"/>
-                <w:szCs w:val="20"/>
-              </w:rPr>
-              <w:t xml:space="preserve">06/2026</w:t>
             </w:r>
           </w:p>
         </w:tc>
@@ -1952,13 +4625,97 @@
             <w:r>
               <w:rPr>
                 <w:rFonts w:ascii="Be Vietnam Pro" w:cs="Be Vietnam Pro" w:eastAsia="Be Vietnam Pro" w:hAnsi="Be Vietnam Pro"/>
+                <w:color w:val="101814"/>
+                <w:sz w:val="20"/>
+                <w:szCs w:val="20"/>
+              </w:rPr>
+              <w:t xml:space="preserve">### ⚠ Ô chưa điền — phải xử lý trước khi nộp hồ sơ</w:t>
+            </w:r>
+          </w:p>
+          <w:p>
+            <w:pPr>
+              <w:spacing w:after="100" w:line="290"/>
+            </w:pPr>
+            <w:r>
+              <w:rPr>
+                <w:rFonts w:ascii="Be Vietnam Pro" w:cs="Be Vietnam Pro" w:eastAsia="Be Vietnam Pro" w:hAnsi="Be Vietnam Pro"/>
+                <w:sz w:val="21"/>
+                <w:szCs w:val="21"/>
+              </w:rPr>
+              <w:t xml:space="preserve"/>
+            </w:r>
+          </w:p>
+          <w:p>
+            <w:pPr>
+              <w:spacing w:after="100" w:line="290"/>
+            </w:pPr>
+            <w:r>
+              <w:rPr>
+                <w:rFonts w:ascii="Be Vietnam Pro" w:cs="Be Vietnam Pro" w:eastAsia="Be Vietnam Pro" w:hAnsi="Be Vietnam Pro"/>
+                <w:color w:val="101814"/>
+                <w:sz w:val="20"/>
+                <w:szCs w:val="20"/>
+              </w:rPr>
+              <w:t xml:space="preserve">Danh tính </w:t>
+            </w:r>
+            <w:r>
+              <w:rPr>
+                <w:rFonts w:ascii="Menlo" w:cs="Menlo" w:eastAsia="Menlo" w:hAnsi="Menlo"/>
+                <w:color w:val="101814"/>
+                <w:sz w:val="20"/>
+                <w:szCs w:val="20"/>
+                <w:shd w:fill="F1F5F3" w:color="auto" w:val="clear"/>
+              </w:rPr>
+              <w:t xml:space="preserve">KCODE &lt;kcode@MacBook-Pro-cua-KCODE.local&gt;</w:t>
+            </w:r>
+            <w:r>
+              <w:rPr>
+                <w:rFonts w:ascii="Be Vietnam Pro" w:cs="Be Vietnam Pro" w:eastAsia="Be Vietnam Pro" w:hAnsi="Be Vietnam Pro"/>
+                <w:color w:val="101814"/>
+                <w:sz w:val="20"/>
+                <w:szCs w:val="20"/>
+              </w:rPr>
+              <w:t xml:space="preserve"> chiếm </w:t>
+            </w:r>
+            <w:r>
+              <w:rPr>
+                <w:rFonts w:ascii="Be Vietnam Pro" w:cs="Be Vietnam Pro" w:eastAsia="Be Vietnam Pro" w:hAnsi="Be Vietnam Pro"/>
                 <w:b/>
                 <w:bCs/>
                 <w:color w:val="101814"/>
                 <w:sz w:val="20"/>
                 <w:szCs w:val="20"/>
               </w:rPr>
-              <w:t xml:space="preserve">Việc phải làm trước khi nộp hồ sơ.</w:t>
+              <w:t xml:space="preserve">379 trên 381</w:t>
+            </w:r>
+            <w:r>
+              <w:rPr>
+                <w:rFonts w:ascii="Be Vietnam Pro" w:cs="Be Vietnam Pro" w:eastAsia="Be Vietnam Pro" w:hAnsi="Be Vietnam Pro"/>
+                <w:color w:val="101814"/>
+                <w:sz w:val="20"/>
+                <w:szCs w:val="20"/>
+              </w:rPr>
+              <w:t xml:space="preserve"> lần ghi nhận thay đổi, tức gần như toàn bộ khối lượng công việc. Đây là giá trị </w:t>
+            </w:r>
+            <w:r>
+              <w:rPr>
+                <w:rFonts w:ascii="Be Vietnam Pro" w:cs="Be Vietnam Pro" w:eastAsia="Be Vietnam Pro" w:hAnsi="Be Vietnam Pro"/>
+                <w:b/>
+                <w:bCs/>
+                <w:color w:val="101814"/>
+                <w:sz w:val="20"/>
+                <w:szCs w:val="20"/>
+              </w:rPr>
+              <w:t xml:space="preserve">mặc định do phần mềm quản lý mã nguồn tự sinh từ tên máy tính</w:t>
+            </w:r>
+            <w:r>
+              <w:rPr>
+                <w:rFonts w:ascii="Be Vietnam Pro" w:cs="Be Vietnam Pro" w:eastAsia="Be Vietnam Pro" w:hAnsi="Be Vietnam Pro"/>
+                <w:color w:val="101814"/>
+                <w:sz w:val="20"/>
+                <w:szCs w:val="20"/>
+              </w:rPr>
+              <w:t xml:space="preserve">, không phải hòm thư công ty.</w:t>
             </w:r>
           </w:p>
           <w:p>
@@ -1985,47 +4742,47 @@
                 <w:sz w:val="20"/>
                 <w:szCs w:val="20"/>
               </w:rPr>
-              <w:t xml:space="preserve">Ba ô "công ty điền" ở trên phải được điền bằng thông tin nhân sự thật, kèm số hiệu hợp đồng lao động hoặc quyết định phân công. Đây là mắt xích nối giữa </w:t>
-            </w:r>
-            <w:r>
-              <w:rPr>
-                <w:rFonts w:ascii="Be Vietnam Pro" w:cs="Be Vietnam Pro" w:eastAsia="Be Vietnam Pro" w:hAnsi="Be Vietnam Pro"/>
-                <w:i/>
-                <w:iCs/>
-                <w:color w:val="101814"/>
-                <w:sz w:val="20"/>
-                <w:szCs w:val="20"/>
-              </w:rPr>
-              <w:t xml:space="preserve">bằng chứng kỹ thuật</w:t>
-            </w:r>
-            <w:r>
-              <w:rPr>
-                <w:rFonts w:ascii="Be Vietnam Pro" w:cs="Be Vietnam Pro" w:eastAsia="Be Vietnam Pro" w:hAnsi="Be Vietnam Pro"/>
-                <w:color w:val="101814"/>
-                <w:sz w:val="20"/>
-                <w:szCs w:val="20"/>
-              </w:rPr>
-              <w:t xml:space="preserve"> (lịch sử mã nguồn) và </w:t>
-            </w:r>
-            <w:r>
-              <w:rPr>
-                <w:rFonts w:ascii="Be Vietnam Pro" w:cs="Be Vietnam Pro" w:eastAsia="Be Vietnam Pro" w:hAnsi="Be Vietnam Pro"/>
-                <w:i/>
-                <w:iCs/>
-                <w:color w:val="101814"/>
-                <w:sz w:val="20"/>
-                <w:szCs w:val="20"/>
-              </w:rPr>
-              <w:t xml:space="preserve">bằng chứng nhân sự</w:t>
-            </w:r>
-            <w:r>
-              <w:rPr>
-                <w:rFonts w:ascii="Be Vietnam Pro" w:cs="Be Vietnam Pro" w:eastAsia="Be Vietnam Pro" w:hAnsi="Be Vietnam Pro"/>
-                <w:color w:val="101814"/>
-                <w:sz w:val="20"/>
-                <w:szCs w:val="20"/>
-              </w:rPr>
-              <w:t xml:space="preserve"> (hợp đồng lao động). Thiếu mắt xích này, người đọc hồ sơ không có cách nào xác nhận người viết mã là nhân viên công ty.</w:t>
+              <w:t xml:space="preserve">Công ty phải xác nhận danh tính này thuộc về ai trong đội — </w:t>
+            </w:r>
+            <w:r>
+              <w:rPr>
+                <w:rFonts w:ascii="Be Vietnam Pro" w:cs="Be Vietnam Pro" w:eastAsia="Be Vietnam Pro" w:hAnsi="Be Vietnam Pro"/>
+                <w:b/>
+                <w:bCs/>
+                <w:color w:val="101814"/>
+                <w:sz w:val="20"/>
+                <w:szCs w:val="20"/>
+              </w:rPr>
+              <w:t xml:space="preserve">QuanNH</w:t>
+            </w:r>
+            <w:r>
+              <w:rPr>
+                <w:rFonts w:ascii="Be Vietnam Pro" w:cs="Be Vietnam Pro" w:eastAsia="Be Vietnam Pro" w:hAnsi="Be Vietnam Pro"/>
+                <w:color w:val="101814"/>
+                <w:sz w:val="20"/>
+                <w:szCs w:val="20"/>
+              </w:rPr>
+              <w:t xml:space="preserve"> hay </w:t>
+            </w:r>
+            <w:r>
+              <w:rPr>
+                <w:rFonts w:ascii="Be Vietnam Pro" w:cs="Be Vietnam Pro" w:eastAsia="Be Vietnam Pro" w:hAnsi="Be Vietnam Pro"/>
+                <w:b/>
+                <w:bCs/>
+                <w:color w:val="101814"/>
+                <w:sz w:val="20"/>
+                <w:szCs w:val="20"/>
+              </w:rPr>
+              <w:t xml:space="preserve">Duong Vu</w:t>
+            </w:r>
+            <w:r>
+              <w:rPr>
+                <w:rFonts w:ascii="Be Vietnam Pro" w:cs="Be Vietnam Pro" w:eastAsia="Be Vietnam Pro" w:hAnsi="Be Vietnam Pro"/>
+                <w:color w:val="101814"/>
+                <w:sz w:val="20"/>
+                <w:szCs w:val="20"/>
+              </w:rPr>
+              <w:t xml:space="preserve"> — và ghi vào bảng, kèm số hiệu hợp đồng lao động.</w:t>
             </w:r>
           </w:p>
           <w:p>
@@ -2048,30 +4805,62 @@
             <w:r>
               <w:rPr>
                 <w:rFonts w:ascii="Be Vietnam Pro" w:cs="Be Vietnam Pro" w:eastAsia="Be Vietnam Pro" w:hAnsi="Be Vietnam Pro"/>
-                <w:color w:val="101814"/>
-                <w:sz w:val="20"/>
-                <w:szCs w:val="20"/>
-              </w:rPr>
-              <w:t xml:space="preserve">Danh tính </w:t>
-            </w:r>
-            <w:r>
-              <w:rPr>
-                <w:rFonts w:ascii="Menlo" w:cs="Menlo" w:eastAsia="Menlo" w:hAnsi="Menlo"/>
-                <w:color w:val="101814"/>
-                <w:sz w:val="20"/>
-                <w:szCs w:val="20"/>
-                <w:shd w:fill="F1F5F3" w:color="auto" w:val="clear"/>
-              </w:rPr>
-              <w:t xml:space="preserve">KCODE &lt;kcode@MacBook-Pro-cua-KCODE.local&gt;</w:t>
-            </w:r>
-            <w:r>
-              <w:rPr>
-                <w:rFonts w:ascii="Be Vietnam Pro" w:cs="Be Vietnam Pro" w:eastAsia="Be Vietnam Pro" w:hAnsi="Be Vietnam Pro"/>
-                <w:color w:val="101814"/>
-                <w:sz w:val="20"/>
-                <w:szCs w:val="20"/>
-              </w:rPr>
-              <w:t xml:space="preserve"> là giá trị mặc định do phần mềm quản lý mã nguồn tự sinh từ tên máy tính, không phải hòm thư công ty. Từ nay nên cấu hình lại theo hòm thư công ty:</w:t>
+                <w:b/>
+                <w:bCs/>
+                <w:color w:val="101814"/>
+                <w:sz w:val="20"/>
+                <w:szCs w:val="20"/>
+              </w:rPr>
+              <w:t xml:space="preserve">Vì sao không được bỏ qua.</w:t>
+            </w:r>
+            <w:r>
+              <w:rPr>
+                <w:rFonts w:ascii="Be Vietnam Pro" w:cs="Be Vietnam Pro" w:eastAsia="Be Vietnam Pro" w:hAnsi="Be Vietnam Pro"/>
+                <w:color w:val="101814"/>
+                <w:sz w:val="20"/>
+                <w:szCs w:val="20"/>
+              </w:rPr>
+              <w:t xml:space="preserve"> Lịch sử mã nguồn là bằng chứng mạnh nhất trong toàn bộ hồ sơ: 381 mốc thời gian trải bảy tháng, không dựng ngược lại được. Nhưng nó chỉ có giá trị khi nối được với một người có hợp đồng lao động tại OPTIMAI. Không nối được thì bằng chứng đó chứng minh </w:t>
+            </w:r>
+            <w:r>
+              <w:rPr>
+                <w:rFonts w:ascii="Be Vietnam Pro" w:cs="Be Vietnam Pro" w:eastAsia="Be Vietnam Pro" w:hAnsi="Be Vietnam Pro"/>
+                <w:b/>
+                <w:bCs/>
+                <w:color w:val="101814"/>
+                <w:sz w:val="20"/>
+                <w:szCs w:val="20"/>
+              </w:rPr>
+              <w:t xml:space="preserve">có ai đó</w:t>
+            </w:r>
+            <w:r>
+              <w:rPr>
+                <w:rFonts w:ascii="Be Vietnam Pro" w:cs="Be Vietnam Pro" w:eastAsia="Be Vietnam Pro" w:hAnsi="Be Vietnam Pro"/>
+                <w:color w:val="101814"/>
+                <w:sz w:val="20"/>
+                <w:szCs w:val="20"/>
+              </w:rPr>
+              <w:t xml:space="preserve"> viết phần mềm, chưa chứng minh </w:t>
+            </w:r>
+            <w:r>
+              <w:rPr>
+                <w:rFonts w:ascii="Be Vietnam Pro" w:cs="Be Vietnam Pro" w:eastAsia="Be Vietnam Pro" w:hAnsi="Be Vietnam Pro"/>
+                <w:b/>
+                <w:bCs/>
+                <w:color w:val="101814"/>
+                <w:sz w:val="20"/>
+                <w:szCs w:val="20"/>
+              </w:rPr>
+              <w:t xml:space="preserve">OPTIMAI</w:t>
+            </w:r>
+            <w:r>
+              <w:rPr>
+                <w:rFonts w:ascii="Be Vietnam Pro" w:cs="Be Vietnam Pro" w:eastAsia="Be Vietnam Pro" w:hAnsi="Be Vietnam Pro"/>
+                <w:color w:val="101814"/>
+                <w:sz w:val="20"/>
+                <w:szCs w:val="20"/>
+              </w:rPr>
+              <w:t xml:space="preserve"> viết.</w:t>
             </w:r>
           </w:p>
           <w:p>
@@ -2094,53 +4883,13 @@
             <w:r>
               <w:rPr>
                 <w:rFonts w:ascii="Be Vietnam Pro" w:cs="Be Vietnam Pro" w:eastAsia="Be Vietnam Pro" w:hAnsi="Be Vietnam Pro"/>
-                <w:color w:val="101814"/>
-                <w:sz w:val="20"/>
-                <w:szCs w:val="20"/>
-              </w:rPr>
-              <w:t xml:space="preserve">```bash</w:t>
-            </w:r>
-          </w:p>
-          <w:p>
-            <w:pPr>
-              <w:spacing w:after="100" w:line="290"/>
-            </w:pPr>
-            <w:r>
-              <w:rPr>
-                <w:rFonts w:ascii="Be Vietnam Pro" w:cs="Be Vietnam Pro" w:eastAsia="Be Vietnam Pro" w:hAnsi="Be Vietnam Pro"/>
-                <w:color w:val="101814"/>
-                <w:sz w:val="20"/>
-                <w:szCs w:val="20"/>
-              </w:rPr>
-              <w:t xml:space="preserve">git config --global user.name "Họ Tên"</w:t>
-            </w:r>
-          </w:p>
-          <w:p>
-            <w:pPr>
-              <w:spacing w:after="100" w:line="290"/>
-            </w:pPr>
-            <w:r>
-              <w:rPr>
-                <w:rFonts w:ascii="Be Vietnam Pro" w:cs="Be Vietnam Pro" w:eastAsia="Be Vietnam Pro" w:hAnsi="Be Vietnam Pro"/>
-                <w:color w:val="101814"/>
-                <w:sz w:val="20"/>
-                <w:szCs w:val="20"/>
-              </w:rPr>
-              <w:t xml:space="preserve">git config --global user.email "hoten@bioscope.vn"</w:t>
-            </w:r>
-          </w:p>
-          <w:p>
-            <w:pPr>
-              <w:spacing w:after="100" w:line="290"/>
-            </w:pPr>
-            <w:r>
-              <w:rPr>
-                <w:rFonts w:ascii="Be Vietnam Pro" w:cs="Be Vietnam Pro" w:eastAsia="Be Vietnam Pro" w:hAnsi="Be Vietnam Pro"/>
-                <w:color w:val="101814"/>
-                <w:sz w:val="20"/>
-                <w:szCs w:val="20"/>
-              </w:rPr>
-              <w:t xml:space="preserve">```</w:t>
+                <w:b/>
+                <w:bCs/>
+                <w:color w:val="101814"/>
+                <w:sz w:val="20"/>
+                <w:szCs w:val="20"/>
+              </w:rPr>
+              <w:t xml:space="preserve">Từ nay cấu hình lại danh tính theo hòm thư công ty:</w:t>
             </w:r>
           </w:p>
           <w:p>
@@ -2158,6 +4907,75 @@
           </w:p>
           <w:p>
             <w:pPr>
+              <w:spacing w:after="100" w:line="290"/>
+            </w:pPr>
+            <w:r>
+              <w:rPr>
+                <w:rFonts w:ascii="Be Vietnam Pro" w:cs="Be Vietnam Pro" w:eastAsia="Be Vietnam Pro" w:hAnsi="Be Vietnam Pro"/>
+                <w:color w:val="101814"/>
+                <w:sz w:val="20"/>
+                <w:szCs w:val="20"/>
+              </w:rPr>
+              <w:t xml:space="preserve">```bash</w:t>
+            </w:r>
+          </w:p>
+          <w:p>
+            <w:pPr>
+              <w:spacing w:after="100" w:line="290"/>
+            </w:pPr>
+            <w:r>
+              <w:rPr>
+                <w:rFonts w:ascii="Be Vietnam Pro" w:cs="Be Vietnam Pro" w:eastAsia="Be Vietnam Pro" w:hAnsi="Be Vietnam Pro"/>
+                <w:color w:val="101814"/>
+                <w:sz w:val="20"/>
+                <w:szCs w:val="20"/>
+              </w:rPr>
+              <w:t xml:space="preserve">git config --global user.name "Họ Tên"</w:t>
+            </w:r>
+          </w:p>
+          <w:p>
+            <w:pPr>
+              <w:spacing w:after="100" w:line="290"/>
+            </w:pPr>
+            <w:r>
+              <w:rPr>
+                <w:rFonts w:ascii="Be Vietnam Pro" w:cs="Be Vietnam Pro" w:eastAsia="Be Vietnam Pro" w:hAnsi="Be Vietnam Pro"/>
+                <w:color w:val="101814"/>
+                <w:sz w:val="20"/>
+                <w:szCs w:val="20"/>
+              </w:rPr>
+              <w:t xml:space="preserve">git config --global user.email "hoten@optimai.vn"</w:t>
+            </w:r>
+          </w:p>
+          <w:p>
+            <w:pPr>
+              <w:spacing w:after="100" w:line="290"/>
+            </w:pPr>
+            <w:r>
+              <w:rPr>
+                <w:rFonts w:ascii="Be Vietnam Pro" w:cs="Be Vietnam Pro" w:eastAsia="Be Vietnam Pro" w:hAnsi="Be Vietnam Pro"/>
+                <w:color w:val="101814"/>
+                <w:sz w:val="20"/>
+                <w:szCs w:val="20"/>
+              </w:rPr>
+              <w:t xml:space="preserve">```</w:t>
+            </w:r>
+          </w:p>
+          <w:p>
+            <w:pPr>
+              <w:spacing w:after="100" w:line="290"/>
+            </w:pPr>
+            <w:r>
+              <w:rPr>
+                <w:rFonts w:ascii="Be Vietnam Pro" w:cs="Be Vietnam Pro" w:eastAsia="Be Vietnam Pro" w:hAnsi="Be Vietnam Pro"/>
+                <w:sz w:val="21"/>
+                <w:szCs w:val="21"/>
+              </w:rPr>
+              <w:t xml:space="preserve"/>
+            </w:r>
+          </w:p>
+          <w:p>
+            <w:pPr>
               <w:spacing w:after="0" w:line="290"/>
             </w:pPr>
             <w:r>
@@ -2167,7 +4985,7 @@
                 <w:sz w:val="20"/>
                 <w:szCs w:val="20"/>
               </w:rPr>
-              <w:t xml:space="preserve">Việc đổi cấu hình chỉ áp dụng cho các lần ghi nhận </w:t>
+              <w:t xml:space="preserve">Việc đổi chỉ áp dụng cho các lần ghi nhận </w:t>
             </w:r>
             <w:r>
               <w:rPr>
@@ -2187,7 +5005,7 @@
                 <w:sz w:val="20"/>
                 <w:szCs w:val="20"/>
               </w:rPr>
-              <w:t xml:space="preserve">; lịch sử cũ giữ nguyên và được giải thích bằng chính bảng đối chiếu này.</w:t>
+              <w:t xml:space="preserve">; lịch sử cũ giữ nguyên và được giải thích bằng chính bảng này.</w:t>
             </w:r>
           </w:p>
         </w:tc>
@@ -2231,7 +5049,7 @@
           <w:sz w:val="28"/>
           <w:szCs w:val="28"/>
         </w:rPr>
-        <w:t xml:space="preserve">3. Hồ sơ chứng minh nhân sự cần đính kèm</w:t>
+        <w:t xml:space="preserve">5. Hồ sơ nhân sự cần đính kèm</w:t>
       </w:r>
     </w:p>
     <w:p>
@@ -2245,7 +5063,27 @@
           <w:sz w:val="21"/>
           <w:szCs w:val="21"/>
         </w:rPr>
-        <w:t xml:space="preserve">Với mỗi người có tên ở bảng mục 2, hồ sơ cần có:</w:t>
+        <w:t xml:space="preserve">Với mỗi người có tên ở mục 3.1, hồ sơ của </w:t>
+      </w:r>
+      <w:r>
+        <w:rPr>
+          <w:rFonts w:ascii="Be Vietnam Pro" w:cs="Be Vietnam Pro" w:eastAsia="Be Vietnam Pro" w:hAnsi="Be Vietnam Pro"/>
+          <w:b/>
+          <w:bCs/>
+          <w:color w:val="101814"/>
+          <w:sz w:val="21"/>
+          <w:szCs w:val="21"/>
+        </w:rPr>
+        <w:t xml:space="preserve">OPTIMAI</w:t>
+      </w:r>
+      <w:r>
+        <w:rPr>
+          <w:rFonts w:ascii="Be Vietnam Pro" w:cs="Be Vietnam Pro" w:eastAsia="Be Vietnam Pro" w:hAnsi="Be Vietnam Pro"/>
+          <w:color w:val="101814"/>
+          <w:sz w:val="21"/>
+          <w:szCs w:val="21"/>
+        </w:rPr>
+        <w:t xml:space="preserve"> cần có:</w:t>
       </w:r>
     </w:p>
     <w:tbl>
@@ -2262,9 +5100,10 @@
         <w:tblLayout w:type="fixed"/>
       </w:tblPr>
       <w:tblGrid>
-        <w:gridCol w:w="974"/>
-        <w:gridCol w:w="3995"/>
-        <w:gridCol w:w="4391"/>
+        <w:gridCol w:w="731"/>
+        <w:gridCol w:w="5652"/>
+        <w:gridCol w:w="2246"/>
+        <w:gridCol w:w="731"/>
       </w:tblGrid>
       <w:tr>
         <w:trPr>
@@ -2272,7 +5111,7 @@
         </w:trPr>
         <w:tc>
           <w:tcPr>
-            <w:tcW w:type="dxa" w:w="974"/>
+            <w:tcW w:type="dxa" w:w="731"/>
             <w:shd w:fill="EEF6F1" w:color="auto" w:val="clear"/>
             <w:tcMar>
               <w:top w:type="dxa" w:w="90"/>
@@ -2301,7 +5140,7 @@
         </w:tc>
         <w:tc>
           <w:tcPr>
-            <w:tcW w:type="dxa" w:w="3995"/>
+            <w:tcW w:type="dxa" w:w="5652"/>
             <w:shd w:fill="EEF6F1" w:color="auto" w:val="clear"/>
             <w:tcMar>
               <w:top w:type="dxa" w:w="90"/>
@@ -2330,7 +5169,7 @@
         </w:tc>
         <w:tc>
           <w:tcPr>
-            <w:tcW w:type="dxa" w:w="4391"/>
+            <w:tcW w:type="dxa" w:w="2246"/>
             <w:shd w:fill="EEF6F1" w:color="auto" w:val="clear"/>
             <w:tcMar>
               <w:top w:type="dxa" w:w="90"/>
@@ -2353,7 +5192,37 @@
                 <w:sz w:val="20"/>
                 <w:szCs w:val="20"/>
               </w:rPr>
-              <w:t xml:space="preserve">Ghi chú</w:t>
+              <w:t xml:space="preserve">Bộ phận cung cấp</w:t>
+            </w:r>
+          </w:p>
+        </w:tc>
+        <w:tc>
+          <w:tcPr>
+            <w:tcW w:type="dxa" w:w="731"/>
+            <w:shd w:fill="EEF6F1" w:color="auto" w:val="clear"/>
+            <w:tcMar>
+              <w:top w:type="dxa" w:w="90"/>
+              <w:left w:type="dxa" w:w="120"/>
+              <w:bottom w:type="dxa" w:w="90"/>
+              <w:right w:type="dxa" w:w="120"/>
+            </w:tcMar>
+            <w:vAlign w:val="center"/>
+          </w:tcPr>
+          <w:p>
+            <w:pPr>
+              <w:spacing w:after="0" w:line="280"/>
+              <w:jc w:val="center"/>
+            </w:pPr>
+            <w:r>
+              <w:rPr>
+                <w:rFonts w:ascii="Be Vietnam Pro" w:cs="Be Vietnam Pro" w:eastAsia="Be Vietnam Pro" w:hAnsi="Be Vietnam Pro"/>
+                <w:b/>
+                <w:bCs/>
+                <w:color w:val="036F3D"/>
+                <w:sz w:val="20"/>
+                <w:szCs w:val="20"/>
+              </w:rPr>
+              <w:t xml:space="preserve">Đã có</w:t>
             </w:r>
           </w:p>
         </w:tc>
@@ -2364,7 +5233,7 @@
         </w:trPr>
         <w:tc>
           <w:tcPr>
-            <w:tcW w:type="dxa" w:w="974"/>
+            <w:tcW w:type="dxa" w:w="731"/>
             <w:tcMar>
               <w:top w:type="dxa" w:w="90"/>
               <w:left w:type="dxa" w:w="120"/>
@@ -2390,7 +5259,7 @@
         </w:tc>
         <w:tc>
           <w:tcPr>
-            <w:tcW w:type="dxa" w:w="3995"/>
+            <w:tcW w:type="dxa" w:w="5652"/>
             <w:tcMar>
               <w:top w:type="dxa" w:w="90"/>
               <w:left w:type="dxa" w:w="120"/>
@@ -2416,27 +5285,54 @@
         </w:tc>
         <w:tc>
           <w:tcPr>
-            <w:tcW w:type="dxa" w:w="4391"/>
-            <w:tcMar>
-              <w:top w:type="dxa" w:w="90"/>
-              <w:left w:type="dxa" w:w="120"/>
-              <w:bottom w:type="dxa" w:w="90"/>
-              <w:right w:type="dxa" w:w="120"/>
-            </w:tcMar>
-            <w:vAlign w:val="center"/>
-          </w:tcPr>
-          <w:p>
-            <w:pPr>
-              <w:spacing w:after="0" w:line="280"/>
-            </w:pPr>
-            <w:r>
-              <w:rPr>
-                <w:rFonts w:ascii="Be Vietnam Pro" w:cs="Be Vietnam Pro" w:eastAsia="Be Vietnam Pro" w:hAnsi="Be Vietnam Pro"/>
-                <w:color w:val="101814"/>
-                <w:sz w:val="20"/>
-                <w:szCs w:val="20"/>
-              </w:rPr>
-              <w:t xml:space="preserve">Còn hiệu lực trong khoảng thời gian phát triển</w:t>
+            <w:tcW w:type="dxa" w:w="2246"/>
+            <w:tcMar>
+              <w:top w:type="dxa" w:w="90"/>
+              <w:left w:type="dxa" w:w="120"/>
+              <w:bottom w:type="dxa" w:w="90"/>
+              <w:right w:type="dxa" w:w="120"/>
+            </w:tcMar>
+            <w:vAlign w:val="center"/>
+          </w:tcPr>
+          <w:p>
+            <w:pPr>
+              <w:spacing w:after="0" w:line="280"/>
+            </w:pPr>
+            <w:r>
+              <w:rPr>
+                <w:rFonts w:ascii="Be Vietnam Pro" w:cs="Be Vietnam Pro" w:eastAsia="Be Vietnam Pro" w:hAnsi="Be Vietnam Pro"/>
+                <w:color w:val="101814"/>
+                <w:sz w:val="20"/>
+                <w:szCs w:val="20"/>
+              </w:rPr>
+              <w:t xml:space="preserve">Nhân sự OPTIMAI</w:t>
+            </w:r>
+          </w:p>
+        </w:tc>
+        <w:tc>
+          <w:tcPr>
+            <w:tcW w:type="dxa" w:w="731"/>
+            <w:tcMar>
+              <w:top w:type="dxa" w:w="90"/>
+              <w:left w:type="dxa" w:w="120"/>
+              <w:bottom w:type="dxa" w:w="90"/>
+              <w:right w:type="dxa" w:w="120"/>
+            </w:tcMar>
+            <w:vAlign w:val="center"/>
+          </w:tcPr>
+          <w:p>
+            <w:pPr>
+              <w:spacing w:after="0" w:line="280"/>
+              <w:jc w:val="center"/>
+            </w:pPr>
+            <w:r>
+              <w:rPr>
+                <w:rFonts w:ascii="Be Vietnam Pro" w:cs="Be Vietnam Pro" w:eastAsia="Be Vietnam Pro" w:hAnsi="Be Vietnam Pro"/>
+                <w:color w:val="101814"/>
+                <w:sz w:val="20"/>
+                <w:szCs w:val="20"/>
+              </w:rPr>
+              <w:t xml:space="preserve">☐</w:t>
             </w:r>
           </w:p>
         </w:tc>
@@ -2447,7 +5343,7 @@
         </w:trPr>
         <w:tc>
           <w:tcPr>
-            <w:tcW w:type="dxa" w:w="974"/>
+            <w:tcW w:type="dxa" w:w="731"/>
             <w:tcMar>
               <w:top w:type="dxa" w:w="90"/>
               <w:left w:type="dxa" w:w="120"/>
@@ -2473,53 +5369,80 @@
         </w:tc>
         <w:tc>
           <w:tcPr>
-            <w:tcW w:type="dxa" w:w="3995"/>
-            <w:tcMar>
-              <w:top w:type="dxa" w:w="90"/>
-              <w:left w:type="dxa" w:w="120"/>
-              <w:bottom w:type="dxa" w:w="90"/>
-              <w:right w:type="dxa" w:w="120"/>
-            </w:tcMar>
-            <w:vAlign w:val="center"/>
-          </w:tcPr>
-          <w:p>
-            <w:pPr>
-              <w:spacing w:after="0" w:line="280"/>
-            </w:pPr>
-            <w:r>
-              <w:rPr>
-                <w:rFonts w:ascii="Be Vietnam Pro" w:cs="Be Vietnam Pro" w:eastAsia="Be Vietnam Pro" w:hAnsi="Be Vietnam Pro"/>
-                <w:color w:val="101814"/>
-                <w:sz w:val="20"/>
-                <w:szCs w:val="20"/>
-              </w:rPr>
-              <w:t xml:space="preserve">Quyết định phân công tham gia dự án</w:t>
-            </w:r>
-          </w:p>
-        </w:tc>
-        <w:tc>
-          <w:tcPr>
-            <w:tcW w:type="dxa" w:w="4391"/>
-            <w:tcMar>
-              <w:top w:type="dxa" w:w="90"/>
-              <w:left w:type="dxa" w:w="120"/>
-              <w:bottom w:type="dxa" w:w="90"/>
-              <w:right w:type="dxa" w:w="120"/>
-            </w:tcMar>
-            <w:vAlign w:val="center"/>
-          </w:tcPr>
-          <w:p>
-            <w:pPr>
-              <w:spacing w:after="0" w:line="280"/>
-            </w:pPr>
-            <w:r>
-              <w:rPr>
-                <w:rFonts w:ascii="Be Vietnam Pro" w:cs="Be Vietnam Pro" w:eastAsia="Be Vietnam Pro" w:hAnsi="Be Vietnam Pro"/>
-                <w:color w:val="101814"/>
-                <w:sz w:val="20"/>
-                <w:szCs w:val="20"/>
-              </w:rPr>
-              <w:t xml:space="preserve">Ghi rõ tên dự án, vai trò, thời gian</w:t>
+            <w:tcW w:type="dxa" w:w="5652"/>
+            <w:tcMar>
+              <w:top w:type="dxa" w:w="90"/>
+              <w:left w:type="dxa" w:w="120"/>
+              <w:bottom w:type="dxa" w:w="90"/>
+              <w:right w:type="dxa" w:w="120"/>
+            </w:tcMar>
+            <w:vAlign w:val="center"/>
+          </w:tcPr>
+          <w:p>
+            <w:pPr>
+              <w:spacing w:after="0" w:line="280"/>
+            </w:pPr>
+            <w:r>
+              <w:rPr>
+                <w:rFonts w:ascii="Be Vietnam Pro" w:cs="Be Vietnam Pro" w:eastAsia="Be Vietnam Pro" w:hAnsi="Be Vietnam Pro"/>
+                <w:color w:val="101814"/>
+                <w:sz w:val="20"/>
+                <w:szCs w:val="20"/>
+              </w:rPr>
+              <w:t xml:space="preserve">Quyết định phân công tham gia dự án, ghi rõ vai trò</w:t>
+            </w:r>
+          </w:p>
+        </w:tc>
+        <w:tc>
+          <w:tcPr>
+            <w:tcW w:type="dxa" w:w="2246"/>
+            <w:tcMar>
+              <w:top w:type="dxa" w:w="90"/>
+              <w:left w:type="dxa" w:w="120"/>
+              <w:bottom w:type="dxa" w:w="90"/>
+              <w:right w:type="dxa" w:w="120"/>
+            </w:tcMar>
+            <w:vAlign w:val="center"/>
+          </w:tcPr>
+          <w:p>
+            <w:pPr>
+              <w:spacing w:after="0" w:line="280"/>
+            </w:pPr>
+            <w:r>
+              <w:rPr>
+                <w:rFonts w:ascii="Be Vietnam Pro" w:cs="Be Vietnam Pro" w:eastAsia="Be Vietnam Pro" w:hAnsi="Be Vietnam Pro"/>
+                <w:color w:val="101814"/>
+                <w:sz w:val="20"/>
+                <w:szCs w:val="20"/>
+              </w:rPr>
+              <w:t xml:space="preserve">Nhân sự OPTIMAI</w:t>
+            </w:r>
+          </w:p>
+        </w:tc>
+        <w:tc>
+          <w:tcPr>
+            <w:tcW w:type="dxa" w:w="731"/>
+            <w:tcMar>
+              <w:top w:type="dxa" w:w="90"/>
+              <w:left w:type="dxa" w:w="120"/>
+              <w:bottom w:type="dxa" w:w="90"/>
+              <w:right w:type="dxa" w:w="120"/>
+            </w:tcMar>
+            <w:vAlign w:val="center"/>
+          </w:tcPr>
+          <w:p>
+            <w:pPr>
+              <w:spacing w:after="0" w:line="280"/>
+              <w:jc w:val="center"/>
+            </w:pPr>
+            <w:r>
+              <w:rPr>
+                <w:rFonts w:ascii="Be Vietnam Pro" w:cs="Be Vietnam Pro" w:eastAsia="Be Vietnam Pro" w:hAnsi="Be Vietnam Pro"/>
+                <w:color w:val="101814"/>
+                <w:sz w:val="20"/>
+                <w:szCs w:val="20"/>
+              </w:rPr>
+              <w:t xml:space="preserve">☐</w:t>
             </w:r>
           </w:p>
         </w:tc>
@@ -2530,7 +5453,7 @@
         </w:trPr>
         <w:tc>
           <w:tcPr>
-            <w:tcW w:type="dxa" w:w="974"/>
+            <w:tcW w:type="dxa" w:w="731"/>
             <w:tcMar>
               <w:top w:type="dxa" w:w="90"/>
               <w:left w:type="dxa" w:w="120"/>
@@ -2556,53 +5479,80 @@
         </w:tc>
         <w:tc>
           <w:tcPr>
-            <w:tcW w:type="dxa" w:w="3995"/>
-            <w:tcMar>
-              <w:top w:type="dxa" w:w="90"/>
-              <w:left w:type="dxa" w:w="120"/>
-              <w:bottom w:type="dxa" w:w="90"/>
-              <w:right w:type="dxa" w:w="120"/>
-            </w:tcMar>
-            <w:vAlign w:val="center"/>
-          </w:tcPr>
-          <w:p>
-            <w:pPr>
-              <w:spacing w:after="0" w:line="280"/>
-            </w:pPr>
-            <w:r>
-              <w:rPr>
-                <w:rFonts w:ascii="Be Vietnam Pro" w:cs="Be Vietnam Pro" w:eastAsia="Be Vietnam Pro" w:hAnsi="Be Vietnam Pro"/>
-                <w:color w:val="101814"/>
-                <w:sz w:val="20"/>
-                <w:szCs w:val="20"/>
-              </w:rPr>
-              <w:t xml:space="preserve">Bảng lương / chứng từ chi trả</w:t>
-            </w:r>
-          </w:p>
-        </w:tc>
-        <w:tc>
-          <w:tcPr>
-            <w:tcW w:type="dxa" w:w="4391"/>
-            <w:tcMar>
-              <w:top w:type="dxa" w:w="90"/>
-              <w:left w:type="dxa" w:w="120"/>
-              <w:bottom w:type="dxa" w:w="90"/>
-              <w:right w:type="dxa" w:w="120"/>
-            </w:tcMar>
-            <w:vAlign w:val="center"/>
-          </w:tcPr>
-          <w:p>
-            <w:pPr>
-              <w:spacing w:after="0" w:line="280"/>
-            </w:pPr>
-            <w:r>
-              <w:rPr>
-                <w:rFonts w:ascii="Be Vietnam Pro" w:cs="Be Vietnam Pro" w:eastAsia="Be Vietnam Pro" w:hAnsi="Be Vietnam Pro"/>
-                <w:color w:val="101814"/>
-                <w:sz w:val="20"/>
-                <w:szCs w:val="20"/>
-              </w:rPr>
-              <w:t xml:space="preserve">Chứng minh chi phí nhân công thực chi</w:t>
+            <w:tcW w:type="dxa" w:w="5652"/>
+            <w:tcMar>
+              <w:top w:type="dxa" w:w="90"/>
+              <w:left w:type="dxa" w:w="120"/>
+              <w:bottom w:type="dxa" w:w="90"/>
+              <w:right w:type="dxa" w:w="120"/>
+            </w:tcMar>
+            <w:vAlign w:val="center"/>
+          </w:tcPr>
+          <w:p>
+            <w:pPr>
+              <w:spacing w:after="0" w:line="280"/>
+            </w:pPr>
+            <w:r>
+              <w:rPr>
+                <w:rFonts w:ascii="Be Vietnam Pro" w:cs="Be Vietnam Pro" w:eastAsia="Be Vietnam Pro" w:hAnsi="Be Vietnam Pro"/>
+                <w:color w:val="101814"/>
+                <w:sz w:val="20"/>
+                <w:szCs w:val="20"/>
+              </w:rPr>
+              <w:t xml:space="preserve">Bảng lương và chứng từ chi trả</w:t>
+            </w:r>
+          </w:p>
+        </w:tc>
+        <w:tc>
+          <w:tcPr>
+            <w:tcW w:type="dxa" w:w="2246"/>
+            <w:tcMar>
+              <w:top w:type="dxa" w:w="90"/>
+              <w:left w:type="dxa" w:w="120"/>
+              <w:bottom w:type="dxa" w:w="90"/>
+              <w:right w:type="dxa" w:w="120"/>
+            </w:tcMar>
+            <w:vAlign w:val="center"/>
+          </w:tcPr>
+          <w:p>
+            <w:pPr>
+              <w:spacing w:after="0" w:line="280"/>
+            </w:pPr>
+            <w:r>
+              <w:rPr>
+                <w:rFonts w:ascii="Be Vietnam Pro" w:cs="Be Vietnam Pro" w:eastAsia="Be Vietnam Pro" w:hAnsi="Be Vietnam Pro"/>
+                <w:color w:val="101814"/>
+                <w:sz w:val="20"/>
+                <w:szCs w:val="20"/>
+              </w:rPr>
+              <w:t xml:space="preserve">Kế toán OPTIMAI</w:t>
+            </w:r>
+          </w:p>
+        </w:tc>
+        <w:tc>
+          <w:tcPr>
+            <w:tcW w:type="dxa" w:w="731"/>
+            <w:tcMar>
+              <w:top w:type="dxa" w:w="90"/>
+              <w:left w:type="dxa" w:w="120"/>
+              <w:bottom w:type="dxa" w:w="90"/>
+              <w:right w:type="dxa" w:w="120"/>
+            </w:tcMar>
+            <w:vAlign w:val="center"/>
+          </w:tcPr>
+          <w:p>
+            <w:pPr>
+              <w:spacing w:after="0" w:line="280"/>
+              <w:jc w:val="center"/>
+            </w:pPr>
+            <w:r>
+              <w:rPr>
+                <w:rFonts w:ascii="Be Vietnam Pro" w:cs="Be Vietnam Pro" w:eastAsia="Be Vietnam Pro" w:hAnsi="Be Vietnam Pro"/>
+                <w:color w:val="101814"/>
+                <w:sz w:val="20"/>
+                <w:szCs w:val="20"/>
+              </w:rPr>
+              <w:t xml:space="preserve">☐</w:t>
             </w:r>
           </w:p>
         </w:tc>
@@ -2613,7 +5563,7 @@
         </w:trPr>
         <w:tc>
           <w:tcPr>
-            <w:tcW w:type="dxa" w:w="974"/>
+            <w:tcW w:type="dxa" w:w="731"/>
             <w:tcMar>
               <w:top w:type="dxa" w:w="90"/>
               <w:left w:type="dxa" w:w="120"/>
@@ -2639,7 +5589,7 @@
         </w:tc>
         <w:tc>
           <w:tcPr>
-            <w:tcW w:type="dxa" w:w="3995"/>
+            <w:tcW w:type="dxa" w:w="5652"/>
             <w:tcMar>
               <w:top w:type="dxa" w:w="90"/>
               <w:left w:type="dxa" w:w="120"/>
@@ -2665,27 +5615,54 @@
         </w:tc>
         <w:tc>
           <w:tcPr>
-            <w:tcW w:type="dxa" w:w="4391"/>
-            <w:tcMar>
-              <w:top w:type="dxa" w:w="90"/>
-              <w:left w:type="dxa" w:w="120"/>
-              <w:bottom w:type="dxa" w:w="90"/>
-              <w:right w:type="dxa" w:w="120"/>
-            </w:tcMar>
-            <w:vAlign w:val="center"/>
-          </w:tcPr>
-          <w:p>
-            <w:pPr>
-              <w:spacing w:after="0" w:line="280"/>
-            </w:pPr>
-            <w:r>
-              <w:rPr>
-                <w:rFonts w:ascii="Be Vietnam Pro" w:cs="Be Vietnam Pro" w:eastAsia="Be Vietnam Pro" w:hAnsi="Be Vietnam Pro"/>
-                <w:color w:val="101814"/>
-                <w:sz w:val="20"/>
-                <w:szCs w:val="20"/>
-              </w:rPr>
-              <w:t xml:space="preserve">Chứng minh quan hệ lao động chính thức</w:t>
+            <w:tcW w:type="dxa" w:w="2246"/>
+            <w:tcMar>
+              <w:top w:type="dxa" w:w="90"/>
+              <w:left w:type="dxa" w:w="120"/>
+              <w:bottom w:type="dxa" w:w="90"/>
+              <w:right w:type="dxa" w:w="120"/>
+            </w:tcMar>
+            <w:vAlign w:val="center"/>
+          </w:tcPr>
+          <w:p>
+            <w:pPr>
+              <w:spacing w:after="0" w:line="280"/>
+            </w:pPr>
+            <w:r>
+              <w:rPr>
+                <w:rFonts w:ascii="Be Vietnam Pro" w:cs="Be Vietnam Pro" w:eastAsia="Be Vietnam Pro" w:hAnsi="Be Vietnam Pro"/>
+                <w:color w:val="101814"/>
+                <w:sz w:val="20"/>
+                <w:szCs w:val="20"/>
+              </w:rPr>
+              <w:t xml:space="preserve">Nhân sự OPTIMAI</w:t>
+            </w:r>
+          </w:p>
+        </w:tc>
+        <w:tc>
+          <w:tcPr>
+            <w:tcW w:type="dxa" w:w="731"/>
+            <w:tcMar>
+              <w:top w:type="dxa" w:w="90"/>
+              <w:left w:type="dxa" w:w="120"/>
+              <w:bottom w:type="dxa" w:w="90"/>
+              <w:right w:type="dxa" w:w="120"/>
+            </w:tcMar>
+            <w:vAlign w:val="center"/>
+          </w:tcPr>
+          <w:p>
+            <w:pPr>
+              <w:spacing w:after="0" w:line="280"/>
+              <w:jc w:val="center"/>
+            </w:pPr>
+            <w:r>
+              <w:rPr>
+                <w:rFonts w:ascii="Be Vietnam Pro" w:cs="Be Vietnam Pro" w:eastAsia="Be Vietnam Pro" w:hAnsi="Be Vietnam Pro"/>
+                <w:color w:val="101814"/>
+                <w:sz w:val="20"/>
+                <w:szCs w:val="20"/>
+              </w:rPr>
+              <w:t xml:space="preserve">☐</w:t>
             </w:r>
           </w:p>
         </w:tc>
@@ -2696,7 +5673,7 @@
         </w:trPr>
         <w:tc>
           <w:tcPr>
-            <w:tcW w:type="dxa" w:w="974"/>
+            <w:tcW w:type="dxa" w:w="731"/>
             <w:tcMar>
               <w:top w:type="dxa" w:w="90"/>
               <w:left w:type="dxa" w:w="120"/>
@@ -2722,7 +5699,7 @@
         </w:tc>
         <w:tc>
           <w:tcPr>
-            <w:tcW w:type="dxa" w:w="3995"/>
+            <w:tcW w:type="dxa" w:w="5652"/>
             <w:tcMar>
               <w:top w:type="dxa" w:w="90"/>
               <w:left w:type="dxa" w:w="120"/>
@@ -2748,27 +5725,166 @@
         </w:tc>
         <w:tc>
           <w:tcPr>
-            <w:tcW w:type="dxa" w:w="4391"/>
-            <w:tcMar>
-              <w:top w:type="dxa" w:w="90"/>
-              <w:left w:type="dxa" w:w="120"/>
-              <w:bottom w:type="dxa" w:w="90"/>
-              <w:right w:type="dxa" w:w="120"/>
-            </w:tcMar>
-            <w:vAlign w:val="center"/>
-          </w:tcPr>
-          <w:p>
-            <w:pPr>
-              <w:spacing w:after="0" w:line="280"/>
-            </w:pPr>
-            <w:r>
-              <w:rPr>
-                <w:rFonts w:ascii="Be Vietnam Pro" w:cs="Be Vietnam Pro" w:eastAsia="Be Vietnam Pro" w:hAnsi="Be Vietnam Pro"/>
-                <w:color w:val="101814"/>
-                <w:sz w:val="20"/>
-                <w:szCs w:val="20"/>
-              </w:rPr>
-              <w:t xml:space="preserve">Nêu rõ nhiệm vụ phát triển phần mềm</w:t>
+            <w:tcW w:type="dxa" w:w="2246"/>
+            <w:tcMar>
+              <w:top w:type="dxa" w:w="90"/>
+              <w:left w:type="dxa" w:w="120"/>
+              <w:bottom w:type="dxa" w:w="90"/>
+              <w:right w:type="dxa" w:w="120"/>
+            </w:tcMar>
+            <w:vAlign w:val="center"/>
+          </w:tcPr>
+          <w:p>
+            <w:pPr>
+              <w:spacing w:after="0" w:line="280"/>
+            </w:pPr>
+            <w:r>
+              <w:rPr>
+                <w:rFonts w:ascii="Be Vietnam Pro" w:cs="Be Vietnam Pro" w:eastAsia="Be Vietnam Pro" w:hAnsi="Be Vietnam Pro"/>
+                <w:color w:val="101814"/>
+                <w:sz w:val="20"/>
+                <w:szCs w:val="20"/>
+              </w:rPr>
+              <w:t xml:space="preserve">Nhân sự OPTIMAI</w:t>
+            </w:r>
+          </w:p>
+        </w:tc>
+        <w:tc>
+          <w:tcPr>
+            <w:tcW w:type="dxa" w:w="731"/>
+            <w:tcMar>
+              <w:top w:type="dxa" w:w="90"/>
+              <w:left w:type="dxa" w:w="120"/>
+              <w:bottom w:type="dxa" w:w="90"/>
+              <w:right w:type="dxa" w:w="120"/>
+            </w:tcMar>
+            <w:vAlign w:val="center"/>
+          </w:tcPr>
+          <w:p>
+            <w:pPr>
+              <w:spacing w:after="0" w:line="280"/>
+              <w:jc w:val="center"/>
+            </w:pPr>
+            <w:r>
+              <w:rPr>
+                <w:rFonts w:ascii="Be Vietnam Pro" w:cs="Be Vietnam Pro" w:eastAsia="Be Vietnam Pro" w:hAnsi="Be Vietnam Pro"/>
+                <w:color w:val="101814"/>
+                <w:sz w:val="20"/>
+                <w:szCs w:val="20"/>
+              </w:rPr>
+              <w:t xml:space="preserve">☐</w:t>
+            </w:r>
+          </w:p>
+        </w:tc>
+      </w:tr>
+      <w:tr>
+        <w:trPr>
+          <w:tblHeader w:val="false"/>
+        </w:trPr>
+        <w:tc>
+          <w:tcPr>
+            <w:tcW w:type="dxa" w:w="731"/>
+            <w:tcMar>
+              <w:top w:type="dxa" w:w="90"/>
+              <w:left w:type="dxa" w:w="120"/>
+              <w:bottom w:type="dxa" w:w="90"/>
+              <w:right w:type="dxa" w:w="120"/>
+            </w:tcMar>
+            <w:vAlign w:val="center"/>
+          </w:tcPr>
+          <w:p>
+            <w:pPr>
+              <w:spacing w:after="0" w:line="280"/>
+            </w:pPr>
+            <w:r>
+              <w:rPr>
+                <w:rFonts w:ascii="Be Vietnam Pro" w:cs="Be Vietnam Pro" w:eastAsia="Be Vietnam Pro" w:hAnsi="Be Vietnam Pro"/>
+                <w:color w:val="101814"/>
+                <w:sz w:val="20"/>
+                <w:szCs w:val="20"/>
+              </w:rPr>
+              <w:t xml:space="preserve">6</w:t>
+            </w:r>
+          </w:p>
+        </w:tc>
+        <w:tc>
+          <w:tcPr>
+            <w:tcW w:type="dxa" w:w="5652"/>
+            <w:tcMar>
+              <w:top w:type="dxa" w:w="90"/>
+              <w:left w:type="dxa" w:w="120"/>
+              <w:bottom w:type="dxa" w:w="90"/>
+              <w:right w:type="dxa" w:w="120"/>
+            </w:tcMar>
+            <w:vAlign w:val="center"/>
+          </w:tcPr>
+          <w:p>
+            <w:pPr>
+              <w:spacing w:after="0" w:line="280"/>
+            </w:pPr>
+            <w:r>
+              <w:rPr>
+                <w:rFonts w:ascii="Be Vietnam Pro" w:cs="Be Vietnam Pro" w:eastAsia="Be Vietnam Pro" w:hAnsi="Be Vietnam Pro"/>
+                <w:b/>
+                <w:bCs/>
+                <w:color w:val="101814"/>
+                <w:sz w:val="20"/>
+                <w:szCs w:val="20"/>
+              </w:rPr>
+              <w:t xml:space="preserve">Bảng đối chiếu danh tính kỹ thuật đã điền đủ</w:t>
+            </w:r>
+          </w:p>
+        </w:tc>
+        <w:tc>
+          <w:tcPr>
+            <w:tcW w:type="dxa" w:w="2246"/>
+            <w:tcMar>
+              <w:top w:type="dxa" w:w="90"/>
+              <w:left w:type="dxa" w:w="120"/>
+              <w:bottom w:type="dxa" w:w="90"/>
+              <w:right w:type="dxa" w:w="120"/>
+            </w:tcMar>
+            <w:vAlign w:val="center"/>
+          </w:tcPr>
+          <w:p>
+            <w:pPr>
+              <w:spacing w:after="0" w:line="280"/>
+            </w:pPr>
+            <w:r>
+              <w:rPr>
+                <w:rFonts w:ascii="Be Vietnam Pro" w:cs="Be Vietnam Pro" w:eastAsia="Be Vietnam Pro" w:hAnsi="Be Vietnam Pro"/>
+                <w:color w:val="101814"/>
+                <w:sz w:val="20"/>
+                <w:szCs w:val="20"/>
+              </w:rPr>
+              <w:t xml:space="preserve">Kỹ thuật + Nhân sự</w:t>
+            </w:r>
+          </w:p>
+        </w:tc>
+        <w:tc>
+          <w:tcPr>
+            <w:tcW w:type="dxa" w:w="731"/>
+            <w:tcMar>
+              <w:top w:type="dxa" w:w="90"/>
+              <w:left w:type="dxa" w:w="120"/>
+              <w:bottom w:type="dxa" w:w="90"/>
+              <w:right w:type="dxa" w:w="120"/>
+            </w:tcMar>
+            <w:vAlign w:val="center"/>
+          </w:tcPr>
+          <w:p>
+            <w:pPr>
+              <w:spacing w:after="0" w:line="280"/>
+              <w:jc w:val="center"/>
+            </w:pPr>
+            <w:r>
+              <w:rPr>
+                <w:rFonts w:ascii="Be Vietnam Pro" w:cs="Be Vietnam Pro" w:eastAsia="Be Vietnam Pro" w:hAnsi="Be Vietnam Pro"/>
+                <w:color w:val="101814"/>
+                <w:sz w:val="20"/>
+                <w:szCs w:val="20"/>
+              </w:rPr>
+              <w:t xml:space="preserve">☐</w:t>
             </w:r>
           </w:p>
         </w:tc>
@@ -2790,7 +5906,7 @@
           <w:sz w:val="21"/>
           <w:szCs w:val="21"/>
         </w:rPr>
-        <w:t xml:space="preserve">Bốn tài liệu đầu do bộ phận nhân sự và kế toán cung cấp. Tài liệu này không thay thế được chúng.</w:t>
+        <w:t xml:space="preserve">Năm tài liệu đầu do bộ phận nhân sự và kế toán cung cấp. Tài liệu này không thay thế được chúng.</w:t>
       </w:r>
     </w:p>
     <w:p>
@@ -2826,7 +5942,7 @@
           <w:sz w:val="28"/>
           <w:szCs w:val="28"/>
         </w:rPr>
-        <w:t xml:space="preserve">4. Ranh giới: cái gì công ty tự viết, cái gì là công cụ</w:t>
+        <w:t xml:space="preserve">6. Ranh giới: cái gì OPTIMAI tự viết, cái gì là công cụ</w:t>
       </w:r>
     </w:p>
     <w:p>
@@ -2865,7 +5981,7 @@
           <w:sz w:val="21"/>
           <w:szCs w:val="21"/>
         </w:rPr>
-        <w:t xml:space="preserve">không làm mất tính tự phát triển</w:t>
+        <w:t xml:space="preserve">không làm mất tính tự sản xuất</w:t>
       </w:r>
       <w:r>
         <w:rPr>
@@ -2874,21 +5990,7 @@
           <w:sz w:val="21"/>
           <w:szCs w:val="21"/>
         </w:rPr>
-        <w:t xml:space="preserve">, giống như việc dùng máy tiện không làm mất tính tự sản xuất của một xưởng cơ khí.</w:t>
-      </w:r>
-    </w:p>
-    <w:p>
-      <w:pPr>
-        <w:spacing w:after="130" w:line="300"/>
-      </w:pPr>
-      <w:r>
-        <w:rPr>
-          <w:rFonts w:ascii="Be Vietnam Pro" w:cs="Be Vietnam Pro" w:eastAsia="Be Vietnam Pro" w:hAnsi="Be Vietnam Pro"/>
-          <w:color w:val="101814"/>
-          <w:sz w:val="21"/>
-          <w:szCs w:val="21"/>
-        </w:rPr>
-        <w:t xml:space="preserve">Ranh giới cụ thể:</w:t>
+        <w:t xml:space="preserve">, giống như xưởng cơ khí dùng máy tiện mua sẵn vẫn là xưởng tự sản xuất.</w:t>
       </w:r>
     </w:p>
     <w:p>
@@ -2905,7 +6007,7 @@
           <w:sz w:val="24"/>
           <w:szCs w:val="24"/>
         </w:rPr>
-        <w:t xml:space="preserve">4.1 Nền tảng công cụ — không phải sản phẩm của công ty</w:t>
+        <w:t xml:space="preserve">6.1 Nền tảng công cụ — vật tư đầu vào</w:t>
       </w:r>
     </w:p>
     <w:tbl>
@@ -2922,9 +6024,9 @@
         <w:tblLayout w:type="fixed"/>
       </w:tblPr>
       <w:tblGrid>
-        <w:gridCol w:w="2747"/>
-        <w:gridCol w:w="4273"/>
-        <w:gridCol w:w="2340"/>
+        <w:gridCol w:w="2786"/>
+        <w:gridCol w:w="4011"/>
+        <w:gridCol w:w="2563"/>
       </w:tblGrid>
       <w:tr>
         <w:trPr>
@@ -2932,7 +6034,7 @@
         </w:trPr>
         <w:tc>
           <w:tcPr>
-            <w:tcW w:type="dxa" w:w="2747"/>
+            <w:tcW w:type="dxa" w:w="2786"/>
             <w:shd w:fill="EEF6F1" w:color="auto" w:val="clear"/>
             <w:tcMar>
               <w:top w:type="dxa" w:w="90"/>
@@ -2961,7 +6063,7 @@
         </w:tc>
         <w:tc>
           <w:tcPr>
-            <w:tcW w:type="dxa" w:w="4273"/>
+            <w:tcW w:type="dxa" w:w="4011"/>
             <w:shd w:fill="EEF6F1" w:color="auto" w:val="clear"/>
             <w:tcMar>
               <w:top w:type="dxa" w:w="90"/>
@@ -2990,7 +6092,7 @@
         </w:tc>
         <w:tc>
           <w:tcPr>
-            <w:tcW w:type="dxa" w:w="2340"/>
+            <w:tcW w:type="dxa" w:w="2563"/>
             <w:shd w:fill="EEF6F1" w:color="auto" w:val="clear"/>
             <w:tcMar>
               <w:top w:type="dxa" w:w="90"/>
@@ -3024,33 +6126,33 @@
         </w:trPr>
         <w:tc>
           <w:tcPr>
-            <w:tcW w:type="dxa" w:w="2747"/>
-            <w:tcMar>
-              <w:top w:type="dxa" w:w="90"/>
-              <w:left w:type="dxa" w:w="120"/>
-              <w:bottom w:type="dxa" w:w="90"/>
-              <w:right w:type="dxa" w:w="120"/>
-            </w:tcMar>
-            <w:vAlign w:val="center"/>
-          </w:tcPr>
-          <w:p>
-            <w:pPr>
-              <w:spacing w:after="0" w:line="280"/>
-            </w:pPr>
-            <w:r>
-              <w:rPr>
-                <w:rFonts w:ascii="Be Vietnam Pro" w:cs="Be Vietnam Pro" w:eastAsia="Be Vietnam Pro" w:hAnsi="Be Vietnam Pro"/>
-                <w:color w:val="101814"/>
-                <w:sz w:val="20"/>
-                <w:szCs w:val="20"/>
-              </w:rPr>
-              <w:t xml:space="preserve">Ngôn ngữ TypeScript, Python</w:t>
-            </w:r>
-          </w:p>
-        </w:tc>
-        <w:tc>
-          <w:tcPr>
-            <w:tcW w:type="dxa" w:w="4273"/>
+            <w:tcW w:type="dxa" w:w="2786"/>
+            <w:tcMar>
+              <w:top w:type="dxa" w:w="90"/>
+              <w:left w:type="dxa" w:w="120"/>
+              <w:bottom w:type="dxa" w:w="90"/>
+              <w:right w:type="dxa" w:w="120"/>
+            </w:tcMar>
+            <w:vAlign w:val="center"/>
+          </w:tcPr>
+          <w:p>
+            <w:pPr>
+              <w:spacing w:after="0" w:line="280"/>
+            </w:pPr>
+            <w:r>
+              <w:rPr>
+                <w:rFonts w:ascii="Be Vietnam Pro" w:cs="Be Vietnam Pro" w:eastAsia="Be Vietnam Pro" w:hAnsi="Be Vietnam Pro"/>
+                <w:color w:val="101814"/>
+                <w:sz w:val="20"/>
+                <w:szCs w:val="20"/>
+              </w:rPr>
+              <w:t xml:space="preserve">TypeScript, Python</w:t>
+            </w:r>
+          </w:p>
+        </w:tc>
+        <w:tc>
+          <w:tcPr>
+            <w:tcW w:type="dxa" w:w="4011"/>
             <w:tcMar>
               <w:top w:type="dxa" w:w="90"/>
               <w:left w:type="dxa" w:w="120"/>
@@ -3076,7 +6178,7 @@
         </w:tc>
         <w:tc>
           <w:tcPr>
-            <w:tcW w:type="dxa" w:w="2340"/>
+            <w:tcW w:type="dxa" w:w="2563"/>
             <w:tcMar>
               <w:top w:type="dxa" w:w="90"/>
               <w:left w:type="dxa" w:w="120"/>
@@ -3107,7 +6209,7 @@
         </w:trPr>
         <w:tc>
           <w:tcPr>
-            <w:tcW w:type="dxa" w:w="2747"/>
+            <w:tcW w:type="dxa" w:w="2786"/>
             <w:tcMar>
               <w:top w:type="dxa" w:w="90"/>
               <w:left w:type="dxa" w:w="120"/>
@@ -3133,7 +6235,7 @@
         </w:tc>
         <w:tc>
           <w:tcPr>
-            <w:tcW w:type="dxa" w:w="4273"/>
+            <w:tcW w:type="dxa" w:w="4011"/>
             <w:tcMar>
               <w:top w:type="dxa" w:w="90"/>
               <w:left w:type="dxa" w:w="120"/>
@@ -3159,7 +6261,7 @@
         </w:tc>
         <w:tc>
           <w:tcPr>
-            <w:tcW w:type="dxa" w:w="2340"/>
+            <w:tcW w:type="dxa" w:w="2563"/>
             <w:tcMar>
               <w:top w:type="dxa" w:w="90"/>
               <w:left w:type="dxa" w:w="120"/>
@@ -3190,7 +6292,7 @@
         </w:trPr>
         <w:tc>
           <w:tcPr>
-            <w:tcW w:type="dxa" w:w="2747"/>
+            <w:tcW w:type="dxa" w:w="2786"/>
             <w:tcMar>
               <w:top w:type="dxa" w:w="90"/>
               <w:left w:type="dxa" w:w="120"/>
@@ -3216,7 +6318,7 @@
         </w:tc>
         <w:tc>
           <w:tcPr>
-            <w:tcW w:type="dxa" w:w="4273"/>
+            <w:tcW w:type="dxa" w:w="4011"/>
             <w:tcMar>
               <w:top w:type="dxa" w:w="90"/>
               <w:left w:type="dxa" w:w="120"/>
@@ -3242,7 +6344,7 @@
         </w:tc>
         <w:tc>
           <w:tcPr>
-            <w:tcW w:type="dxa" w:w="2340"/>
+            <w:tcW w:type="dxa" w:w="2563"/>
             <w:tcMar>
               <w:top w:type="dxa" w:w="90"/>
               <w:left w:type="dxa" w:w="120"/>
@@ -3273,7 +6375,7 @@
         </w:trPr>
         <w:tc>
           <w:tcPr>
-            <w:tcW w:type="dxa" w:w="2747"/>
+            <w:tcW w:type="dxa" w:w="2786"/>
             <w:tcMar>
               <w:top w:type="dxa" w:w="90"/>
               <w:left w:type="dxa" w:w="120"/>
@@ -3299,33 +6401,33 @@
         </w:tc>
         <w:tc>
           <w:tcPr>
-            <w:tcW w:type="dxa" w:w="4273"/>
-            <w:tcMar>
-              <w:top w:type="dxa" w:w="90"/>
-              <w:left w:type="dxa" w:w="120"/>
-              <w:bottom w:type="dxa" w:w="90"/>
-              <w:right w:type="dxa" w:w="120"/>
-            </w:tcMar>
-            <w:vAlign w:val="center"/>
-          </w:tcPr>
-          <w:p>
-            <w:pPr>
-              <w:spacing w:after="0" w:line="280"/>
-            </w:pPr>
-            <w:r>
-              <w:rPr>
-                <w:rFonts w:ascii="Be Vietnam Pro" w:cs="Be Vietnam Pro" w:eastAsia="Be Vietnam Pro" w:hAnsi="Be Vietnam Pro"/>
-                <w:color w:val="101814"/>
-                <w:sz w:val="20"/>
-                <w:szCs w:val="20"/>
-              </w:rPr>
-              <w:t xml:space="preserve">Bộ khung dịch vụ web phía máy chủ</w:t>
-            </w:r>
-          </w:p>
-        </w:tc>
-        <w:tc>
-          <w:tcPr>
-            <w:tcW w:type="dxa" w:w="2340"/>
+            <w:tcW w:type="dxa" w:w="4011"/>
+            <w:tcMar>
+              <w:top w:type="dxa" w:w="90"/>
+              <w:left w:type="dxa" w:w="120"/>
+              <w:bottom w:type="dxa" w:w="90"/>
+              <w:right w:type="dxa" w:w="120"/>
+            </w:tcMar>
+            <w:vAlign w:val="center"/>
+          </w:tcPr>
+          <w:p>
+            <w:pPr>
+              <w:spacing w:after="0" w:line="280"/>
+            </w:pPr>
+            <w:r>
+              <w:rPr>
+                <w:rFonts w:ascii="Be Vietnam Pro" w:cs="Be Vietnam Pro" w:eastAsia="Be Vietnam Pro" w:hAnsi="Be Vietnam Pro"/>
+                <w:color w:val="101814"/>
+                <w:sz w:val="20"/>
+                <w:szCs w:val="20"/>
+              </w:rPr>
+              <w:t xml:space="preserve">Bộ khung dịch vụ máy chủ</w:t>
+            </w:r>
+          </w:p>
+        </w:tc>
+        <w:tc>
+          <w:tcPr>
+            <w:tcW w:type="dxa" w:w="2563"/>
             <w:tcMar>
               <w:top w:type="dxa" w:w="90"/>
               <w:left w:type="dxa" w:w="120"/>
@@ -3356,7 +6458,7 @@
         </w:trPr>
         <w:tc>
           <w:tcPr>
-            <w:tcW w:type="dxa" w:w="2747"/>
+            <w:tcW w:type="dxa" w:w="2786"/>
             <w:tcMar>
               <w:top w:type="dxa" w:w="90"/>
               <w:left w:type="dxa" w:w="120"/>
@@ -3382,33 +6484,33 @@
         </w:tc>
         <w:tc>
           <w:tcPr>
-            <w:tcW w:type="dxa" w:w="4273"/>
-            <w:tcMar>
-              <w:top w:type="dxa" w:w="90"/>
-              <w:left w:type="dxa" w:w="120"/>
-              <w:bottom w:type="dxa" w:w="90"/>
-              <w:right w:type="dxa" w:w="120"/>
-            </w:tcMar>
-            <w:vAlign w:val="center"/>
-          </w:tcPr>
-          <w:p>
-            <w:pPr>
-              <w:spacing w:after="0" w:line="280"/>
-            </w:pPr>
-            <w:r>
-              <w:rPr>
-                <w:rFonts w:ascii="Be Vietnam Pro" w:cs="Be Vietnam Pro" w:eastAsia="Be Vietnam Pro" w:hAnsi="Be Vietnam Pro"/>
-                <w:color w:val="101814"/>
-                <w:sz w:val="20"/>
-                <w:szCs w:val="20"/>
-              </w:rPr>
-              <w:t xml:space="preserve">Hệ quản trị dữ liệu, bộ nhớ đệm, kho vectơ</w:t>
-            </w:r>
-          </w:p>
-        </w:tc>
-        <w:tc>
-          <w:tcPr>
-            <w:tcW w:type="dxa" w:w="2340"/>
+            <w:tcW w:type="dxa" w:w="4011"/>
+            <w:tcMar>
+              <w:top w:type="dxa" w:w="90"/>
+              <w:left w:type="dxa" w:w="120"/>
+              <w:bottom w:type="dxa" w:w="90"/>
+              <w:right w:type="dxa" w:w="120"/>
+            </w:tcMar>
+            <w:vAlign w:val="center"/>
+          </w:tcPr>
+          <w:p>
+            <w:pPr>
+              <w:spacing w:after="0" w:line="280"/>
+            </w:pPr>
+            <w:r>
+              <w:rPr>
+                <w:rFonts w:ascii="Be Vietnam Pro" w:cs="Be Vietnam Pro" w:eastAsia="Be Vietnam Pro" w:hAnsi="Be Vietnam Pro"/>
+                <w:color w:val="101814"/>
+                <w:sz w:val="20"/>
+                <w:szCs w:val="20"/>
+              </w:rPr>
+              <w:t xml:space="preserve">Cơ sở dữ liệu, bộ nhớ đệm, kho vectơ</w:t>
+            </w:r>
+          </w:p>
+        </w:tc>
+        <w:tc>
+          <w:tcPr>
+            <w:tcW w:type="dxa" w:w="2563"/>
             <w:tcMar>
               <w:top w:type="dxa" w:w="90"/>
               <w:left w:type="dxa" w:w="120"/>
@@ -3439,7 +6541,7 @@
         </w:trPr>
         <w:tc>
           <w:tcPr>
-            <w:tcW w:type="dxa" w:w="2747"/>
+            <w:tcW w:type="dxa" w:w="2786"/>
             <w:tcMar>
               <w:top w:type="dxa" w:w="90"/>
               <w:left w:type="dxa" w:w="120"/>
@@ -3465,33 +6567,33 @@
         </w:tc>
         <w:tc>
           <w:tcPr>
-            <w:tcW w:type="dxa" w:w="4273"/>
-            <w:tcMar>
-              <w:top w:type="dxa" w:w="90"/>
-              <w:left w:type="dxa" w:w="120"/>
-              <w:bottom w:type="dxa" w:w="90"/>
-              <w:right w:type="dxa" w:w="120"/>
-            </w:tcMar>
-            <w:vAlign w:val="center"/>
-          </w:tcPr>
-          <w:p>
-            <w:pPr>
-              <w:spacing w:after="0" w:line="280"/>
-            </w:pPr>
-            <w:r>
-              <w:rPr>
-                <w:rFonts w:ascii="Be Vietnam Pro" w:cs="Be Vietnam Pro" w:eastAsia="Be Vietnam Pro" w:hAnsi="Be Vietnam Pro"/>
-                <w:color w:val="101814"/>
-                <w:sz w:val="20"/>
-                <w:szCs w:val="20"/>
-              </w:rPr>
-              <w:t xml:space="preserve">Nền tảng tự động hoá quy trình</w:t>
-            </w:r>
-          </w:p>
-        </w:tc>
-        <w:tc>
-          <w:tcPr>
-            <w:tcW w:type="dxa" w:w="2340"/>
+            <w:tcW w:type="dxa" w:w="4011"/>
+            <w:tcMar>
+              <w:top w:type="dxa" w:w="90"/>
+              <w:left w:type="dxa" w:w="120"/>
+              <w:bottom w:type="dxa" w:w="90"/>
+              <w:right w:type="dxa" w:w="120"/>
+            </w:tcMar>
+            <w:vAlign w:val="center"/>
+          </w:tcPr>
+          <w:p>
+            <w:pPr>
+              <w:spacing w:after="0" w:line="280"/>
+            </w:pPr>
+            <w:r>
+              <w:rPr>
+                <w:rFonts w:ascii="Be Vietnam Pro" w:cs="Be Vietnam Pro" w:eastAsia="Be Vietnam Pro" w:hAnsi="Be Vietnam Pro"/>
+                <w:color w:val="101814"/>
+                <w:sz w:val="20"/>
+                <w:szCs w:val="20"/>
+              </w:rPr>
+              <w:t xml:space="preserve">Nền tảng điều phối quy trình</w:t>
+            </w:r>
+          </w:p>
+        </w:tc>
+        <w:tc>
+          <w:tcPr>
+            <w:tcW w:type="dxa" w:w="2563"/>
             <w:tcMar>
               <w:top w:type="dxa" w:w="90"/>
               <w:left w:type="dxa" w:w="120"/>
@@ -3522,7 +6624,7 @@
         </w:trPr>
         <w:tc>
           <w:tcPr>
-            <w:tcW w:type="dxa" w:w="2747"/>
+            <w:tcW w:type="dxa" w:w="2786"/>
             <w:tcMar>
               <w:top w:type="dxa" w:w="90"/>
               <w:left w:type="dxa" w:w="120"/>
@@ -3548,7 +6650,7 @@
         </w:tc>
         <w:tc>
           <w:tcPr>
-            <w:tcW w:type="dxa" w:w="4273"/>
+            <w:tcW w:type="dxa" w:w="4011"/>
             <w:tcMar>
               <w:top w:type="dxa" w:w="90"/>
               <w:left w:type="dxa" w:w="120"/>
@@ -3574,7 +6676,7 @@
         </w:tc>
         <w:tc>
           <w:tcPr>
-            <w:tcW w:type="dxa" w:w="2340"/>
+            <w:tcW w:type="dxa" w:w="2563"/>
             <w:tcMar>
               <w:top w:type="dxa" w:w="90"/>
               <w:left w:type="dxa" w:w="120"/>
@@ -3616,27 +6718,7 @@
           <w:sz w:val="21"/>
           <w:szCs w:val="21"/>
         </w:rPr>
-        <w:t xml:space="preserve">Đây là </w:t>
-      </w:r>
-      <w:r>
-        <w:rPr>
-          <w:rFonts w:ascii="Be Vietnam Pro" w:cs="Be Vietnam Pro" w:eastAsia="Be Vietnam Pro" w:hAnsi="Be Vietnam Pro"/>
-          <w:b/>
-          <w:bCs/>
-          <w:color w:val="101814"/>
-          <w:sz w:val="21"/>
-          <w:szCs w:val="21"/>
-        </w:rPr>
-        <w:t xml:space="preserve">vật tư đầu vào</w:t>
-      </w:r>
-      <w:r>
-        <w:rPr>
-          <w:rFonts w:ascii="Be Vietnam Pro" w:cs="Be Vietnam Pro" w:eastAsia="Be Vietnam Pro" w:hAnsi="Be Vietnam Pro"/>
-          <w:color w:val="101814"/>
-          <w:sz w:val="21"/>
-          <w:szCs w:val="21"/>
-        </w:rPr>
-        <w:t xml:space="preserve">. Công ty không tuyên bố sở hữu chúng.</w:t>
+        <w:t xml:space="preserve">OPTIMAI không tuyên bố sở hữu các thành phần này.</w:t>
       </w:r>
     </w:p>
     <w:p>
@@ -3653,7 +6735,7 @@
           <w:sz w:val="24"/>
           <w:szCs w:val="24"/>
         </w:rPr>
-        <w:t xml:space="preserve">4.2 Sản phẩm do công ty tự viết</w:t>
+        <w:t xml:space="preserve">6.2 Sản phẩm do OPTIMAI tự viết</w:t>
       </w:r>
     </w:p>
     <w:tbl>
@@ -3762,7 +6844,7 @@
                 <w:sz w:val="20"/>
                 <w:szCs w:val="20"/>
               </w:rPr>
-              <w:t xml:space="preserve">Toàn bộ mô hình dữ liệu nghiệp vụ: nguyên liệu, danh mục, dịch vụ, bài viết, hội thoại, phiên chat, công việc AI…</w:t>
+              <w:t xml:space="preserve">Mô hình dữ liệu nghiệp vụ: nguyên liệu, danh mục, dịch vụ, bài viết, hội thoại, phiên chat, công việc AI, hoá đơn</w:t>
             </w:r>
           </w:p>
         </w:tc>
@@ -3788,7 +6870,7 @@
                 <w:sz w:val="20"/>
                 <w:szCs w:val="20"/>
               </w:rPr>
-              <w:t xml:space="preserve">51 nhóm dữ liệu (DA1/DA2) + 17 nhóm (DA3)</w:t>
+              <w:t xml:space="preserve">49 nhóm dữ liệu (DA1/DA2) + 30 bảng (DA3)</w:t>
             </w:r>
           </w:p>
         </w:tc>
@@ -3819,7 +6901,7 @@
                 <w:sz w:val="20"/>
                 <w:szCs w:val="20"/>
               </w:rPr>
-              <w:t xml:space="preserve">Toàn bộ quy tắc nghiệp vụ: phân quyền, kiểm duyệt, đa ngữ, giới hạn truy cập, chống lạm dụng</w:t>
+              <w:t xml:space="preserve">Quy tắc nghiệp vụ: phân quyền, kiểm duyệt, đa ngữ, giới hạn truy cập, chống lạm dụng</w:t>
             </w:r>
           </w:p>
         </w:tc>
@@ -3876,7 +6958,7 @@
                 <w:sz w:val="20"/>
                 <w:szCs w:val="20"/>
               </w:rPr>
-              <w:t xml:space="preserve">Toàn bộ giao diện: trang công khai, khung quản trị, khung chat</w:t>
+              <w:t xml:space="preserve">Giao diện: trang công khai, khung quản trị, khung chat, cổng trợ lý</w:t>
             </w:r>
           </w:p>
         </w:tc>
@@ -3902,7 +6984,7 @@
                 <w:sz w:val="20"/>
                 <w:szCs w:val="20"/>
               </w:rPr>
-              <w:t xml:space="preserve">68 thành phần giao diện (DA1) + 60 (DA3)</w:t>
+              <w:t xml:space="preserve">68 thành phần (DA1) + 95 tệp (DA3)</w:t>
             </w:r>
           </w:p>
         </w:tc>
@@ -3933,7 +7015,7 @@
                 <w:sz w:val="20"/>
                 <w:szCs w:val="20"/>
               </w:rPr>
-              <w:t xml:space="preserve">Toàn bộ giao diện lập trình phục vụ tích hợp</w:t>
+              <w:t xml:space="preserve">Giao diện lập trình phục vụ tích hợp</w:t>
             </w:r>
           </w:p>
         </w:tc>
@@ -3959,7 +7041,7 @@
                 <w:sz w:val="20"/>
                 <w:szCs w:val="20"/>
               </w:rPr>
-              <w:t xml:space="preserve">52 điểm truy cập (DA1/DA2) + 13 nhóm (DA3)</w:t>
+              <w:t xml:space="preserve">52 điểm truy cập (DA1/DA2) + 12 nhóm (DA3)</w:t>
             </w:r>
           </w:p>
         </w:tc>
@@ -3990,7 +7072,7 @@
                 <w:sz w:val="20"/>
                 <w:szCs w:val="20"/>
               </w:rPr>
-              <w:t xml:space="preserve">Toàn bộ dây chuyền xử lý AI: cách gọi mô hình, cách dựng câu lệnh, cách kiểm chứng kết quả, cách ước tính chi phí</w:t>
+              <w:t xml:space="preserve">Dây chuyền xử lý AI: dựng câu lệnh, kiểm chứng kết quả, chống bịa dữ liệu, ước tính chi phí</w:t>
             </w:r>
           </w:p>
         </w:tc>
@@ -4047,7 +7129,7 @@
                 <w:sz w:val="20"/>
                 <w:szCs w:val="20"/>
               </w:rPr>
-              <w:t xml:space="preserve">Toàn bộ 44 quy trình tự động hoá của chatbot</w:t>
+              <w:t xml:space="preserve">Quy trình tự động hoá của chatbot</w:t>
             </w:r>
           </w:p>
         </w:tc>
@@ -4073,7 +7155,7 @@
                 <w:sz w:val="20"/>
                 <w:szCs w:val="20"/>
               </w:rPr>
-              <w:t xml:space="preserve">44 tệp định nghĩa quy trình</w:t>
+              <w:t xml:space="preserve">44 quy trình</w:t>
             </w:r>
           </w:p>
         </w:tc>
@@ -4104,7 +7186,7 @@
                 <w:sz w:val="20"/>
                 <w:szCs w:val="20"/>
               </w:rPr>
-              <w:t xml:space="preserve">Toàn bộ kịch bản chuyển đổi cấu trúc dữ liệu</w:t>
+              <w:t xml:space="preserve">Kịch bản chuyển đổi cấu trúc dữ liệu</w:t>
             </w:r>
           </w:p>
         </w:tc>
@@ -4130,7 +7212,64 @@
                 <w:sz w:val="20"/>
                 <w:szCs w:val="20"/>
               </w:rPr>
-              <w:t xml:space="preserve">28 tệp lệnh</w:t>
+              <w:t xml:space="preserve">28 tệp</w:t>
+            </w:r>
+          </w:p>
+        </w:tc>
+      </w:tr>
+      <w:tr>
+        <w:trPr>
+          <w:tblHeader w:val="false"/>
+        </w:trPr>
+        <w:tc>
+          <w:tcPr>
+            <w:tcW w:type="dxa" w:w="5506"/>
+            <w:tcMar>
+              <w:top w:type="dxa" w:w="90"/>
+              <w:left w:type="dxa" w:w="120"/>
+              <w:bottom w:type="dxa" w:w="90"/>
+              <w:right w:type="dxa" w:w="120"/>
+            </w:tcMar>
+            <w:vAlign w:val="center"/>
+          </w:tcPr>
+          <w:p>
+            <w:pPr>
+              <w:spacing w:after="0" w:line="280"/>
+            </w:pPr>
+            <w:r>
+              <w:rPr>
+                <w:rFonts w:ascii="Be Vietnam Pro" w:cs="Be Vietnam Pro" w:eastAsia="Be Vietnam Pro" w:hAnsi="Be Vietnam Pro"/>
+                <w:color w:val="101814"/>
+                <w:sz w:val="20"/>
+                <w:szCs w:val="20"/>
+              </w:rPr>
+              <w:t xml:space="preserve">Tài liệu kỹ thuật viết trong quá trình phát triển</w:t>
+            </w:r>
+          </w:p>
+        </w:tc>
+        <w:tc>
+          <w:tcPr>
+            <w:tcW w:type="dxa" w:w="3854"/>
+            <w:tcMar>
+              <w:top w:type="dxa" w:w="90"/>
+              <w:left w:type="dxa" w:w="120"/>
+              <w:bottom w:type="dxa" w:w="90"/>
+              <w:right w:type="dxa" w:w="120"/>
+            </w:tcMar>
+            <w:vAlign w:val="center"/>
+          </w:tcPr>
+          <w:p>
+            <w:pPr>
+              <w:spacing w:after="0" w:line="280"/>
+            </w:pPr>
+            <w:r>
+              <w:rPr>
+                <w:rFonts w:ascii="Be Vietnam Pro" w:cs="Be Vietnam Pro" w:eastAsia="Be Vietnam Pro" w:hAnsi="Be Vietnam Pro"/>
+                <w:color w:val="101814"/>
+                <w:sz w:val="20"/>
+                <w:szCs w:val="20"/>
+              </w:rPr>
+              <w:t xml:space="preserve">7.600 dòng (DA3)</w:t>
             </w:r>
           </w:p>
         </w:tc>
@@ -4172,7 +7311,24 @@
           <w:sz w:val="21"/>
           <w:szCs w:val="21"/>
         </w:rPr>
-        <w:t xml:space="preserve">. Không có thư viện nào làm sẵn phần này — nó là tri thức nghiệp vụ của công ty được viết thành mã.</w:t>
+        <w:t xml:space="preserve">. Không thư viện nào làm sẵn phần này — nó là tri thức nghiệp vụ được viết thành mã.</w:t>
+      </w:r>
+    </w:p>
+    <w:p>
+      <w:pPr>
+        <w:pStyle w:val="Heading2"/>
+        <w:spacing w:after="120" w:before="280"/>
+      </w:pPr>
+      <w:r>
+        <w:rPr>
+          <w:rFonts w:ascii="Be Vietnam Pro" w:cs="Be Vietnam Pro" w:eastAsia="Be Vietnam Pro" w:hAnsi="Be Vietnam Pro"/>
+          <w:b/>
+          <w:bCs/>
+          <w:color w:val="008E4D"/>
+          <w:sz w:val="24"/>
+          <w:szCs w:val="24"/>
+        </w:rPr>
+        <w:t xml:space="preserve">6.3 Cách kiểm chứng</w:t>
       </w:r>
     </w:p>
     <w:p>
@@ -4186,7 +7342,7 @@
           <w:sz w:val="21"/>
           <w:szCs w:val="21"/>
         </w:rPr>
-        <w:t xml:space="preserve">Một cách kiểm chứng đơn giản dành cho người đọc hồ sơ: gỡ toàn bộ thư viện bên ngoài ra, phần còn lại vẫn là hàng chục nghìn dòng mã mang tên gọi và khái niệm riêng của ngành nguyên liệu thực phẩm chức năng — </w:t>
+        <w:t xml:space="preserve">Gỡ toàn bộ thư viện bên ngoài ra, phần còn lại vẫn là hàng chục nghìn dòng mã mang tên gọi và khái niệm riêng của ngành nguyên liệu thực phẩm chức năng — </w:t>
       </w:r>
       <w:r>
         <w:rPr>
@@ -4266,6 +7422,26 @@
           <w:sz w:val="21"/>
           <w:szCs w:val="21"/>
         </w:rPr>
+        <w:t xml:space="preserve">, </w:t>
+      </w:r>
+      <w:r>
+        <w:rPr>
+          <w:rFonts w:ascii="Be Vietnam Pro" w:cs="Be Vietnam Pro" w:eastAsia="Be Vietnam Pro" w:hAnsi="Be Vietnam Pro"/>
+          <w:i/>
+          <w:iCs/>
+          <w:color w:val="101814"/>
+          <w:sz w:val="21"/>
+          <w:szCs w:val="21"/>
+        </w:rPr>
+        <w:t xml:space="preserve">trạng thái pháp lý</w:t>
+      </w:r>
+      <w:r>
+        <w:rPr>
+          <w:rFonts w:ascii="Be Vietnam Pro" w:cs="Be Vietnam Pro" w:eastAsia="Be Vietnam Pro" w:hAnsi="Be Vietnam Pro"/>
+          <w:color w:val="101814"/>
+          <w:sz w:val="21"/>
+          <w:szCs w:val="21"/>
+        </w:rPr>
         <w:t xml:space="preserve">. Không sản phẩm đóng gói nào có sẵn những khái niệm đó.</w:t>
       </w:r>
     </w:p>
@@ -4302,7 +7478,7 @@
           <w:sz w:val="28"/>
           <w:szCs w:val="28"/>
         </w:rPr>
-        <w:t xml:space="preserve">5. Bằng chứng khối lượng lao động</w:t>
+        <w:t xml:space="preserve">7. Bằng chứng khối lượng lao động</w:t>
       </w:r>
     </w:p>
     <w:p>
@@ -4316,7 +7492,7 @@
           <w:sz w:val="21"/>
           <w:szCs w:val="21"/>
         </w:rPr>
-        <w:t xml:space="preserve">Khối lượng công việc thể hiện qua lịch sử ghi nhận thay đổi mã nguồn. Số liệu trích trực tiếp từ kho mã nguồn:</w:t>
+        <w:t xml:space="preserve">Số liệu trích trực tiếp từ kho mã nguồn.</w:t>
       </w:r>
     </w:p>
     <w:p>
@@ -4333,7 +7509,7 @@
           <w:sz w:val="24"/>
           <w:szCs w:val="24"/>
         </w:rPr>
-        <w:t xml:space="preserve">5.1 DA1 + DA2 — Website và hệ quản trị</w:t>
+        <w:t xml:space="preserve">7.1 DA1 + DA2 — Website và hệ quản trị</w:t>
       </w:r>
     </w:p>
     <w:tbl>
@@ -4403,6 +7579,7 @@
           <w:p>
             <w:pPr>
               <w:spacing w:after="0" w:line="280"/>
+              <w:jc w:val="center"/>
             </w:pPr>
             <w:r>
               <w:rPr>
@@ -4432,6 +7609,7 @@
           <w:p>
             <w:pPr>
               <w:spacing w:after="0" w:line="280"/>
+              <w:jc w:val="center"/>
             </w:pPr>
             <w:r>
               <w:rPr>
@@ -4461,6 +7639,7 @@
           <w:p>
             <w:pPr>
               <w:spacing w:after="0" w:line="280"/>
+              <w:jc w:val="center"/>
             </w:pPr>
             <w:r>
               <w:rPr>
@@ -4520,6 +7699,7 @@
           <w:p>
             <w:pPr>
               <w:spacing w:after="0" w:line="280"/>
+              <w:jc w:val="center"/>
             </w:pPr>
             <w:r>
               <w:rPr>
@@ -4546,6 +7726,7 @@
           <w:p>
             <w:pPr>
               <w:spacing w:after="0" w:line="280"/>
+              <w:jc w:val="center"/>
             </w:pPr>
             <w:r>
               <w:rPr>
@@ -4572,6 +7753,7 @@
           <w:p>
             <w:pPr>
               <w:spacing w:after="0" w:line="280"/>
+              <w:jc w:val="center"/>
             </w:pPr>
             <w:r>
               <w:rPr>
@@ -4629,6 +7811,7 @@
           <w:p>
             <w:pPr>
               <w:spacing w:after="0" w:line="280"/>
+              <w:jc w:val="center"/>
             </w:pPr>
             <w:r>
               <w:rPr>
@@ -4655,6 +7838,7 @@
           <w:p>
             <w:pPr>
               <w:spacing w:after="0" w:line="280"/>
+              <w:jc w:val="center"/>
             </w:pPr>
             <w:r>
               <w:rPr>
@@ -4681,6 +7865,7 @@
           <w:p>
             <w:pPr>
               <w:spacing w:after="0" w:line="280"/>
+              <w:jc w:val="center"/>
             </w:pPr>
             <w:r>
               <w:rPr>
@@ -4738,6 +7923,7 @@
           <w:p>
             <w:pPr>
               <w:spacing w:after="0" w:line="280"/>
+              <w:jc w:val="center"/>
             </w:pPr>
             <w:r>
               <w:rPr>
@@ -4764,6 +7950,7 @@
           <w:p>
             <w:pPr>
               <w:spacing w:after="0" w:line="280"/>
+              <w:jc w:val="center"/>
             </w:pPr>
             <w:r>
               <w:rPr>
@@ -4790,6 +7977,7 @@
           <w:p>
             <w:pPr>
               <w:spacing w:after="0" w:line="280"/>
+              <w:jc w:val="center"/>
             </w:pPr>
             <w:r>
               <w:rPr>
@@ -4849,6 +8037,7 @@
           <w:p>
             <w:pPr>
               <w:spacing w:after="0" w:line="280"/>
+              <w:jc w:val="center"/>
             </w:pPr>
             <w:r>
               <w:rPr>
@@ -4877,6 +8066,7 @@
           <w:p>
             <w:pPr>
               <w:spacing w:after="0" w:line="280"/>
+              <w:jc w:val="center"/>
             </w:pPr>
             <w:r>
               <w:rPr>
@@ -4905,6 +8095,7 @@
           <w:p>
             <w:pPr>
               <w:spacing w:after="0" w:line="280"/>
+              <w:jc w:val="center"/>
             </w:pPr>
             <w:r>
               <w:rPr>
@@ -4937,7 +8128,7 @@
           <w:sz w:val="21"/>
           <w:szCs w:val="21"/>
         </w:rPr>
-        <w:t xml:space="preserve">Tháng 8 xoá nhiều hơn thêm — đó là dấu hiệu của giai đoạn </w:t>
+        <w:t xml:space="preserve">Tháng 8 xoá nhiều hơn thêm — dấu hiệu của giai đoạn </w:t>
       </w:r>
       <w:r>
         <w:rPr>
@@ -4957,7 +8148,7 @@
           <w:sz w:val="21"/>
           <w:szCs w:val="21"/>
         </w:rPr>
-        <w:t xml:space="preserve">, không phải giai đoạn dựng mới. Một dự án mua về rồi đổi tên sẽ không có hình dạng này.</w:t>
+        <w:t xml:space="preserve">, không phải dựng mới. Một sản phẩm mua về đổi tên sẽ không có hình dạng này, vì không ai hiểu mã nguồn đủ để dám xoá.</w:t>
       </w:r>
     </w:p>
     <w:p>
@@ -4974,7 +8165,7 @@
           <w:sz w:val="24"/>
           <w:szCs w:val="24"/>
         </w:rPr>
-        <w:t xml:space="preserve">5.2 DA3 — Chatbot AI đa kênh</w:t>
+        <w:t xml:space="preserve">7.2 DA3 — Chatbot AI đa kênh</w:t>
       </w:r>
     </w:p>
     <w:tbl>
@@ -4991,8 +8182,10 @@
         <w:tblLayout w:type="fixed"/>
       </w:tblPr>
       <w:tblGrid>
-        <w:gridCol w:w="2978"/>
-        <w:gridCol w:w="6382"/>
+        <w:gridCol w:w="1680"/>
+        <w:gridCol w:w="3600"/>
+        <w:gridCol w:w="2160"/>
+        <w:gridCol w:w="1920"/>
       </w:tblGrid>
       <w:tr>
         <w:trPr>
@@ -5000,7 +8193,7 @@
         </w:trPr>
         <w:tc>
           <w:tcPr>
-            <w:tcW w:type="dxa" w:w="2978"/>
+            <w:tcW w:type="dxa" w:w="1680"/>
             <w:shd w:fill="EEF6F1" w:color="auto" w:val="clear"/>
             <w:tcMar>
               <w:top w:type="dxa" w:w="90"/>
@@ -5029,7 +8222,7 @@
         </w:tc>
         <w:tc>
           <w:tcPr>
-            <w:tcW w:type="dxa" w:w="6382"/>
+            <w:tcW w:type="dxa" w:w="3600"/>
             <w:shd w:fill="EEF6F1" w:color="auto" w:val="clear"/>
             <w:tcMar>
               <w:top w:type="dxa" w:w="90"/>
@@ -5042,6 +8235,7 @@
           <w:p>
             <w:pPr>
               <w:spacing w:after="0" w:line="280"/>
+              <w:jc w:val="center"/>
             </w:pPr>
             <w:r>
               <w:rPr>
@@ -5053,6 +8247,66 @@
                 <w:szCs w:val="20"/>
               </w:rPr>
               <w:t xml:space="preserve">Số lần ghi nhận</w:t>
+            </w:r>
+          </w:p>
+        </w:tc>
+        <w:tc>
+          <w:tcPr>
+            <w:tcW w:type="dxa" w:w="2160"/>
+            <w:shd w:fill="EEF6F1" w:color="auto" w:val="clear"/>
+            <w:tcMar>
+              <w:top w:type="dxa" w:w="90"/>
+              <w:left w:type="dxa" w:w="120"/>
+              <w:bottom w:type="dxa" w:w="90"/>
+              <w:right w:type="dxa" w:w="120"/>
+            </w:tcMar>
+            <w:vAlign w:val="center"/>
+          </w:tcPr>
+          <w:p>
+            <w:pPr>
+              <w:spacing w:after="0" w:line="280"/>
+              <w:jc w:val="center"/>
+            </w:pPr>
+            <w:r>
+              <w:rPr>
+                <w:rFonts w:ascii="Be Vietnam Pro" w:cs="Be Vietnam Pro" w:eastAsia="Be Vietnam Pro" w:hAnsi="Be Vietnam Pro"/>
+                <w:b/>
+                <w:bCs/>
+                <w:color w:val="036F3D"/>
+                <w:sz w:val="20"/>
+                <w:szCs w:val="20"/>
+              </w:rPr>
+              <w:t xml:space="preserve">Dòng thêm</w:t>
+            </w:r>
+          </w:p>
+        </w:tc>
+        <w:tc>
+          <w:tcPr>
+            <w:tcW w:type="dxa" w:w="1920"/>
+            <w:shd w:fill="EEF6F1" w:color="auto" w:val="clear"/>
+            <w:tcMar>
+              <w:top w:type="dxa" w:w="90"/>
+              <w:left w:type="dxa" w:w="120"/>
+              <w:bottom w:type="dxa" w:w="90"/>
+              <w:right w:type="dxa" w:w="120"/>
+            </w:tcMar>
+            <w:vAlign w:val="center"/>
+          </w:tcPr>
+          <w:p>
+            <w:pPr>
+              <w:spacing w:after="0" w:line="280"/>
+              <w:jc w:val="center"/>
+            </w:pPr>
+            <w:r>
+              <w:rPr>
+                <w:rFonts w:ascii="Be Vietnam Pro" w:cs="Be Vietnam Pro" w:eastAsia="Be Vietnam Pro" w:hAnsi="Be Vietnam Pro"/>
+                <w:b/>
+                <w:bCs/>
+                <w:color w:val="036F3D"/>
+                <w:sz w:val="20"/>
+                <w:szCs w:val="20"/>
+              </w:rPr>
+              <w:t xml:space="preserve">Dòng xoá</w:t>
             </w:r>
           </w:p>
         </w:tc>
@@ -5063,7 +8317,7 @@
         </w:trPr>
         <w:tc>
           <w:tcPr>
-            <w:tcW w:type="dxa" w:w="2978"/>
+            <w:tcW w:type="dxa" w:w="1680"/>
             <w:tcMar>
               <w:top w:type="dxa" w:w="90"/>
               <w:left w:type="dxa" w:w="120"/>
@@ -5089,18 +8343,19 @@
         </w:tc>
         <w:tc>
           <w:tcPr>
-            <w:tcW w:type="dxa" w:w="6382"/>
-            <w:tcMar>
-              <w:top w:type="dxa" w:w="90"/>
-              <w:left w:type="dxa" w:w="120"/>
-              <w:bottom w:type="dxa" w:w="90"/>
-              <w:right w:type="dxa" w:w="120"/>
-            </w:tcMar>
-            <w:vAlign w:val="center"/>
-          </w:tcPr>
-          <w:p>
-            <w:pPr>
-              <w:spacing w:after="0" w:line="280"/>
+            <w:tcW w:type="dxa" w:w="3600"/>
+            <w:tcMar>
+              <w:top w:type="dxa" w:w="90"/>
+              <w:left w:type="dxa" w:w="120"/>
+              <w:bottom w:type="dxa" w:w="90"/>
+              <w:right w:type="dxa" w:w="120"/>
+            </w:tcMar>
+            <w:vAlign w:val="center"/>
+          </w:tcPr>
+          <w:p>
+            <w:pPr>
+              <w:spacing w:after="0" w:line="280"/>
+              <w:jc w:val="center"/>
             </w:pPr>
             <w:r>
               <w:rPr>
@@ -5110,6 +8365,60 @@
                 <w:szCs w:val="20"/>
               </w:rPr>
               <w:t xml:space="preserve">14</w:t>
+            </w:r>
+          </w:p>
+        </w:tc>
+        <w:tc>
+          <w:tcPr>
+            <w:tcW w:type="dxa" w:w="2160"/>
+            <w:tcMar>
+              <w:top w:type="dxa" w:w="90"/>
+              <w:left w:type="dxa" w:w="120"/>
+              <w:bottom w:type="dxa" w:w="90"/>
+              <w:right w:type="dxa" w:w="120"/>
+            </w:tcMar>
+            <w:vAlign w:val="center"/>
+          </w:tcPr>
+          <w:p>
+            <w:pPr>
+              <w:spacing w:after="0" w:line="280"/>
+              <w:jc w:val="center"/>
+            </w:pPr>
+            <w:r>
+              <w:rPr>
+                <w:rFonts w:ascii="Be Vietnam Pro" w:cs="Be Vietnam Pro" w:eastAsia="Be Vietnam Pro" w:hAnsi="Be Vietnam Pro"/>
+                <w:color w:val="101814"/>
+                <w:sz w:val="20"/>
+                <w:szCs w:val="20"/>
+              </w:rPr>
+              <w:t xml:space="preserve">3.490</w:t>
+            </w:r>
+          </w:p>
+        </w:tc>
+        <w:tc>
+          <w:tcPr>
+            <w:tcW w:type="dxa" w:w="1920"/>
+            <w:tcMar>
+              <w:top w:type="dxa" w:w="90"/>
+              <w:left w:type="dxa" w:w="120"/>
+              <w:bottom w:type="dxa" w:w="90"/>
+              <w:right w:type="dxa" w:w="120"/>
+            </w:tcMar>
+            <w:vAlign w:val="center"/>
+          </w:tcPr>
+          <w:p>
+            <w:pPr>
+              <w:spacing w:after="0" w:line="280"/>
+              <w:jc w:val="center"/>
+            </w:pPr>
+            <w:r>
+              <w:rPr>
+                <w:rFonts w:ascii="Be Vietnam Pro" w:cs="Be Vietnam Pro" w:eastAsia="Be Vietnam Pro" w:hAnsi="Be Vietnam Pro"/>
+                <w:color w:val="101814"/>
+                <w:sz w:val="20"/>
+                <w:szCs w:val="20"/>
+              </w:rPr>
+              <w:t xml:space="preserve">85</w:t>
             </w:r>
           </w:p>
         </w:tc>
@@ -5120,7 +8429,7 @@
         </w:trPr>
         <w:tc>
           <w:tcPr>
-            <w:tcW w:type="dxa" w:w="2978"/>
+            <w:tcW w:type="dxa" w:w="1680"/>
             <w:tcMar>
               <w:top w:type="dxa" w:w="90"/>
               <w:left w:type="dxa" w:w="120"/>
@@ -5146,18 +8455,19 @@
         </w:tc>
         <w:tc>
           <w:tcPr>
-            <w:tcW w:type="dxa" w:w="6382"/>
-            <w:tcMar>
-              <w:top w:type="dxa" w:w="90"/>
-              <w:left w:type="dxa" w:w="120"/>
-              <w:bottom w:type="dxa" w:w="90"/>
-              <w:right w:type="dxa" w:w="120"/>
-            </w:tcMar>
-            <w:vAlign w:val="center"/>
-          </w:tcPr>
-          <w:p>
-            <w:pPr>
-              <w:spacing w:after="0" w:line="280"/>
+            <w:tcW w:type="dxa" w:w="3600"/>
+            <w:tcMar>
+              <w:top w:type="dxa" w:w="90"/>
+              <w:left w:type="dxa" w:w="120"/>
+              <w:bottom w:type="dxa" w:w="90"/>
+              <w:right w:type="dxa" w:w="120"/>
+            </w:tcMar>
+            <w:vAlign w:val="center"/>
+          </w:tcPr>
+          <w:p>
+            <w:pPr>
+              <w:spacing w:after="0" w:line="280"/>
+              <w:jc w:val="center"/>
             </w:pPr>
             <w:r>
               <w:rPr>
@@ -5167,6 +8477,60 @@
                 <w:szCs w:val="20"/>
               </w:rPr>
               <w:t xml:space="preserve">11</w:t>
+            </w:r>
+          </w:p>
+        </w:tc>
+        <w:tc>
+          <w:tcPr>
+            <w:tcW w:type="dxa" w:w="2160"/>
+            <w:tcMar>
+              <w:top w:type="dxa" w:w="90"/>
+              <w:left w:type="dxa" w:w="120"/>
+              <w:bottom w:type="dxa" w:w="90"/>
+              <w:right w:type="dxa" w:w="120"/>
+            </w:tcMar>
+            <w:vAlign w:val="center"/>
+          </w:tcPr>
+          <w:p>
+            <w:pPr>
+              <w:spacing w:after="0" w:line="280"/>
+              <w:jc w:val="center"/>
+            </w:pPr>
+            <w:r>
+              <w:rPr>
+                <w:rFonts w:ascii="Be Vietnam Pro" w:cs="Be Vietnam Pro" w:eastAsia="Be Vietnam Pro" w:hAnsi="Be Vietnam Pro"/>
+                <w:color w:val="101814"/>
+                <w:sz w:val="20"/>
+                <w:szCs w:val="20"/>
+              </w:rPr>
+              <w:t xml:space="preserve">13.494</w:t>
+            </w:r>
+          </w:p>
+        </w:tc>
+        <w:tc>
+          <w:tcPr>
+            <w:tcW w:type="dxa" w:w="1920"/>
+            <w:tcMar>
+              <w:top w:type="dxa" w:w="90"/>
+              <w:left w:type="dxa" w:w="120"/>
+              <w:bottom w:type="dxa" w:w="90"/>
+              <w:right w:type="dxa" w:w="120"/>
+            </w:tcMar>
+            <w:vAlign w:val="center"/>
+          </w:tcPr>
+          <w:p>
+            <w:pPr>
+              <w:spacing w:after="0" w:line="280"/>
+              <w:jc w:val="center"/>
+            </w:pPr>
+            <w:r>
+              <w:rPr>
+                <w:rFonts w:ascii="Be Vietnam Pro" w:cs="Be Vietnam Pro" w:eastAsia="Be Vietnam Pro" w:hAnsi="Be Vietnam Pro"/>
+                <w:color w:val="101814"/>
+                <w:sz w:val="20"/>
+                <w:szCs w:val="20"/>
+              </w:rPr>
+              <w:t xml:space="preserve">1.199</w:t>
             </w:r>
           </w:p>
         </w:tc>
@@ -5177,7 +8541,7 @@
         </w:trPr>
         <w:tc>
           <w:tcPr>
-            <w:tcW w:type="dxa" w:w="2978"/>
+            <w:tcW w:type="dxa" w:w="1680"/>
             <w:tcMar>
               <w:top w:type="dxa" w:w="90"/>
               <w:left w:type="dxa" w:w="120"/>
@@ -5203,18 +8567,19 @@
         </w:tc>
         <w:tc>
           <w:tcPr>
-            <w:tcW w:type="dxa" w:w="6382"/>
-            <w:tcMar>
-              <w:top w:type="dxa" w:w="90"/>
-              <w:left w:type="dxa" w:w="120"/>
-              <w:bottom w:type="dxa" w:w="90"/>
-              <w:right w:type="dxa" w:w="120"/>
-            </w:tcMar>
-            <w:vAlign w:val="center"/>
-          </w:tcPr>
-          <w:p>
-            <w:pPr>
-              <w:spacing w:after="0" w:line="280"/>
+            <w:tcW w:type="dxa" w:w="3600"/>
+            <w:tcMar>
+              <w:top w:type="dxa" w:w="90"/>
+              <w:left w:type="dxa" w:w="120"/>
+              <w:bottom w:type="dxa" w:w="90"/>
+              <w:right w:type="dxa" w:w="120"/>
+            </w:tcMar>
+            <w:vAlign w:val="center"/>
+          </w:tcPr>
+          <w:p>
+            <w:pPr>
+              <w:spacing w:after="0" w:line="280"/>
+              <w:jc w:val="center"/>
             </w:pPr>
             <w:r>
               <w:rPr>
@@ -5224,6 +8589,60 @@
                 <w:szCs w:val="20"/>
               </w:rPr>
               <w:t xml:space="preserve">6</w:t>
+            </w:r>
+          </w:p>
+        </w:tc>
+        <w:tc>
+          <w:tcPr>
+            <w:tcW w:type="dxa" w:w="2160"/>
+            <w:tcMar>
+              <w:top w:type="dxa" w:w="90"/>
+              <w:left w:type="dxa" w:w="120"/>
+              <w:bottom w:type="dxa" w:w="90"/>
+              <w:right w:type="dxa" w:w="120"/>
+            </w:tcMar>
+            <w:vAlign w:val="center"/>
+          </w:tcPr>
+          <w:p>
+            <w:pPr>
+              <w:spacing w:after="0" w:line="280"/>
+              <w:jc w:val="center"/>
+            </w:pPr>
+            <w:r>
+              <w:rPr>
+                <w:rFonts w:ascii="Be Vietnam Pro" w:cs="Be Vietnam Pro" w:eastAsia="Be Vietnam Pro" w:hAnsi="Be Vietnam Pro"/>
+                <w:color w:val="101814"/>
+                <w:sz w:val="20"/>
+                <w:szCs w:val="20"/>
+              </w:rPr>
+              <w:t xml:space="preserve">12.225</w:t>
+            </w:r>
+          </w:p>
+        </w:tc>
+        <w:tc>
+          <w:tcPr>
+            <w:tcW w:type="dxa" w:w="1920"/>
+            <w:tcMar>
+              <w:top w:type="dxa" w:w="90"/>
+              <w:left w:type="dxa" w:w="120"/>
+              <w:bottom w:type="dxa" w:w="90"/>
+              <w:right w:type="dxa" w:w="120"/>
+            </w:tcMar>
+            <w:vAlign w:val="center"/>
+          </w:tcPr>
+          <w:p>
+            <w:pPr>
+              <w:spacing w:after="0" w:line="280"/>
+              <w:jc w:val="center"/>
+            </w:pPr>
+            <w:r>
+              <w:rPr>
+                <w:rFonts w:ascii="Be Vietnam Pro" w:cs="Be Vietnam Pro" w:eastAsia="Be Vietnam Pro" w:hAnsi="Be Vietnam Pro"/>
+                <w:color w:val="101814"/>
+                <w:sz w:val="20"/>
+                <w:szCs w:val="20"/>
+              </w:rPr>
+              <w:t xml:space="preserve">4.497</w:t>
             </w:r>
           </w:p>
         </w:tc>
@@ -5234,7 +8653,7 @@
         </w:trPr>
         <w:tc>
           <w:tcPr>
-            <w:tcW w:type="dxa" w:w="2978"/>
+            <w:tcW w:type="dxa" w:w="1680"/>
             <w:tcMar>
               <w:top w:type="dxa" w:w="90"/>
               <w:left w:type="dxa" w:w="120"/>
@@ -5260,18 +8679,19 @@
         </w:tc>
         <w:tc>
           <w:tcPr>
-            <w:tcW w:type="dxa" w:w="6382"/>
-            <w:tcMar>
-              <w:top w:type="dxa" w:w="90"/>
-              <w:left w:type="dxa" w:w="120"/>
-              <w:bottom w:type="dxa" w:w="90"/>
-              <w:right w:type="dxa" w:w="120"/>
-            </w:tcMar>
-            <w:vAlign w:val="center"/>
-          </w:tcPr>
-          <w:p>
-            <w:pPr>
-              <w:spacing w:after="0" w:line="280"/>
+            <w:tcW w:type="dxa" w:w="3600"/>
+            <w:tcMar>
+              <w:top w:type="dxa" w:w="90"/>
+              <w:left w:type="dxa" w:w="120"/>
+              <w:bottom w:type="dxa" w:w="90"/>
+              <w:right w:type="dxa" w:w="120"/>
+            </w:tcMar>
+            <w:vAlign w:val="center"/>
+          </w:tcPr>
+          <w:p>
+            <w:pPr>
+              <w:spacing w:after="0" w:line="280"/>
+              <w:jc w:val="center"/>
             </w:pPr>
             <w:r>
               <w:rPr>
@@ -5281,6 +8701,60 @@
                 <w:szCs w:val="20"/>
               </w:rPr>
               <w:t xml:space="preserve">1</w:t>
+            </w:r>
+          </w:p>
+        </w:tc>
+        <w:tc>
+          <w:tcPr>
+            <w:tcW w:type="dxa" w:w="2160"/>
+            <w:tcMar>
+              <w:top w:type="dxa" w:w="90"/>
+              <w:left w:type="dxa" w:w="120"/>
+              <w:bottom w:type="dxa" w:w="90"/>
+              <w:right w:type="dxa" w:w="120"/>
+            </w:tcMar>
+            <w:vAlign w:val="center"/>
+          </w:tcPr>
+          <w:p>
+            <w:pPr>
+              <w:spacing w:after="0" w:line="280"/>
+              <w:jc w:val="center"/>
+            </w:pPr>
+            <w:r>
+              <w:rPr>
+                <w:rFonts w:ascii="Be Vietnam Pro" w:cs="Be Vietnam Pro" w:eastAsia="Be Vietnam Pro" w:hAnsi="Be Vietnam Pro"/>
+                <w:color w:val="101814"/>
+                <w:sz w:val="20"/>
+                <w:szCs w:val="20"/>
+              </w:rPr>
+              <w:t xml:space="preserve">11.629</w:t>
+            </w:r>
+          </w:p>
+        </w:tc>
+        <w:tc>
+          <w:tcPr>
+            <w:tcW w:type="dxa" w:w="1920"/>
+            <w:tcMar>
+              <w:top w:type="dxa" w:w="90"/>
+              <w:left w:type="dxa" w:w="120"/>
+              <w:bottom w:type="dxa" w:w="90"/>
+              <w:right w:type="dxa" w:w="120"/>
+            </w:tcMar>
+            <w:vAlign w:val="center"/>
+          </w:tcPr>
+          <w:p>
+            <w:pPr>
+              <w:spacing w:after="0" w:line="280"/>
+              <w:jc w:val="center"/>
+            </w:pPr>
+            <w:r>
+              <w:rPr>
+                <w:rFonts w:ascii="Be Vietnam Pro" w:cs="Be Vietnam Pro" w:eastAsia="Be Vietnam Pro" w:hAnsi="Be Vietnam Pro"/>
+                <w:color w:val="101814"/>
+                <w:sz w:val="20"/>
+                <w:szCs w:val="20"/>
+              </w:rPr>
+              <w:t xml:space="preserve">14</w:t>
             </w:r>
           </w:p>
         </w:tc>
@@ -5291,7 +8765,7 @@
         </w:trPr>
         <w:tc>
           <w:tcPr>
-            <w:tcW w:type="dxa" w:w="2978"/>
+            <w:tcW w:type="dxa" w:w="1680"/>
             <w:tcMar>
               <w:top w:type="dxa" w:w="90"/>
               <w:left w:type="dxa" w:w="120"/>
@@ -5317,18 +8791,19 @@
         </w:tc>
         <w:tc>
           <w:tcPr>
-            <w:tcW w:type="dxa" w:w="6382"/>
-            <w:tcMar>
-              <w:top w:type="dxa" w:w="90"/>
-              <w:left w:type="dxa" w:w="120"/>
-              <w:bottom w:type="dxa" w:w="90"/>
-              <w:right w:type="dxa" w:w="120"/>
-            </w:tcMar>
-            <w:vAlign w:val="center"/>
-          </w:tcPr>
-          <w:p>
-            <w:pPr>
-              <w:spacing w:after="0" w:line="280"/>
+            <w:tcW w:type="dxa" w:w="3600"/>
+            <w:tcMar>
+              <w:top w:type="dxa" w:w="90"/>
+              <w:left w:type="dxa" w:w="120"/>
+              <w:bottom w:type="dxa" w:w="90"/>
+              <w:right w:type="dxa" w:w="120"/>
+            </w:tcMar>
+            <w:vAlign w:val="center"/>
+          </w:tcPr>
+          <w:p>
+            <w:pPr>
+              <w:spacing w:after="0" w:line="280"/>
+              <w:jc w:val="center"/>
             </w:pPr>
             <w:r>
               <w:rPr>
@@ -5338,6 +8813,60 @@
                 <w:szCs w:val="20"/>
               </w:rPr>
               <w:t xml:space="preserve">131</w:t>
+            </w:r>
+          </w:p>
+        </w:tc>
+        <w:tc>
+          <w:tcPr>
+            <w:tcW w:type="dxa" w:w="2160"/>
+            <w:tcMar>
+              <w:top w:type="dxa" w:w="90"/>
+              <w:left w:type="dxa" w:w="120"/>
+              <w:bottom w:type="dxa" w:w="90"/>
+              <w:right w:type="dxa" w:w="120"/>
+            </w:tcMar>
+            <w:vAlign w:val="center"/>
+          </w:tcPr>
+          <w:p>
+            <w:pPr>
+              <w:spacing w:after="0" w:line="280"/>
+              <w:jc w:val="center"/>
+            </w:pPr>
+            <w:r>
+              <w:rPr>
+                <w:rFonts w:ascii="Be Vietnam Pro" w:cs="Be Vietnam Pro" w:eastAsia="Be Vietnam Pro" w:hAnsi="Be Vietnam Pro"/>
+                <w:color w:val="101814"/>
+                <w:sz w:val="20"/>
+                <w:szCs w:val="20"/>
+              </w:rPr>
+              <w:t xml:space="preserve">98.008</w:t>
+            </w:r>
+          </w:p>
+        </w:tc>
+        <w:tc>
+          <w:tcPr>
+            <w:tcW w:type="dxa" w:w="1920"/>
+            <w:tcMar>
+              <w:top w:type="dxa" w:w="90"/>
+              <w:left w:type="dxa" w:w="120"/>
+              <w:bottom w:type="dxa" w:w="90"/>
+              <w:right w:type="dxa" w:w="120"/>
+            </w:tcMar>
+            <w:vAlign w:val="center"/>
+          </w:tcPr>
+          <w:p>
+            <w:pPr>
+              <w:spacing w:after="0" w:line="280"/>
+              <w:jc w:val="center"/>
+            </w:pPr>
+            <w:r>
+              <w:rPr>
+                <w:rFonts w:ascii="Be Vietnam Pro" w:cs="Be Vietnam Pro" w:eastAsia="Be Vietnam Pro" w:hAnsi="Be Vietnam Pro"/>
+                <w:color w:val="101814"/>
+                <w:sz w:val="20"/>
+                <w:szCs w:val="20"/>
+              </w:rPr>
+              <w:t xml:space="preserve">13.985</w:t>
             </w:r>
           </w:p>
         </w:tc>
@@ -5348,7 +8877,7 @@
         </w:trPr>
         <w:tc>
           <w:tcPr>
-            <w:tcW w:type="dxa" w:w="2978"/>
+            <w:tcW w:type="dxa" w:w="1680"/>
             <w:tcMar>
               <w:top w:type="dxa" w:w="90"/>
               <w:left w:type="dxa" w:w="120"/>
@@ -5376,18 +8905,19 @@
         </w:tc>
         <w:tc>
           <w:tcPr>
-            <w:tcW w:type="dxa" w:w="6382"/>
-            <w:tcMar>
-              <w:top w:type="dxa" w:w="90"/>
-              <w:left w:type="dxa" w:w="120"/>
-              <w:bottom w:type="dxa" w:w="90"/>
-              <w:right w:type="dxa" w:w="120"/>
-            </w:tcMar>
-            <w:vAlign w:val="center"/>
-          </w:tcPr>
-          <w:p>
-            <w:pPr>
-              <w:spacing w:after="0" w:line="280"/>
+            <w:tcW w:type="dxa" w:w="3600"/>
+            <w:tcMar>
+              <w:top w:type="dxa" w:w="90"/>
+              <w:left w:type="dxa" w:w="120"/>
+              <w:bottom w:type="dxa" w:w="90"/>
+              <w:right w:type="dxa" w:w="120"/>
+            </w:tcMar>
+            <w:vAlign w:val="center"/>
+          </w:tcPr>
+          <w:p>
+            <w:pPr>
+              <w:spacing w:after="0" w:line="280"/>
+              <w:jc w:val="center"/>
             </w:pPr>
             <w:r>
               <w:rPr>
@@ -5399,6 +8929,64 @@
                 <w:szCs w:val="20"/>
               </w:rPr>
               <w:t xml:space="preserve">163</w:t>
+            </w:r>
+          </w:p>
+        </w:tc>
+        <w:tc>
+          <w:tcPr>
+            <w:tcW w:type="dxa" w:w="2160"/>
+            <w:tcMar>
+              <w:top w:type="dxa" w:w="90"/>
+              <w:left w:type="dxa" w:w="120"/>
+              <w:bottom w:type="dxa" w:w="90"/>
+              <w:right w:type="dxa" w:w="120"/>
+            </w:tcMar>
+            <w:vAlign w:val="center"/>
+          </w:tcPr>
+          <w:p>
+            <w:pPr>
+              <w:spacing w:after="0" w:line="280"/>
+              <w:jc w:val="center"/>
+            </w:pPr>
+            <w:r>
+              <w:rPr>
+                <w:rFonts w:ascii="Be Vietnam Pro" w:cs="Be Vietnam Pro" w:eastAsia="Be Vietnam Pro" w:hAnsi="Be Vietnam Pro"/>
+                <w:b/>
+                <w:bCs/>
+                <w:color w:val="101814"/>
+                <w:sz w:val="20"/>
+                <w:szCs w:val="20"/>
+              </w:rPr>
+              <w:t xml:space="preserve">138.846</w:t>
+            </w:r>
+          </w:p>
+        </w:tc>
+        <w:tc>
+          <w:tcPr>
+            <w:tcW w:type="dxa" w:w="1920"/>
+            <w:tcMar>
+              <w:top w:type="dxa" w:w="90"/>
+              <w:left w:type="dxa" w:w="120"/>
+              <w:bottom w:type="dxa" w:w="90"/>
+              <w:right w:type="dxa" w:w="120"/>
+            </w:tcMar>
+            <w:vAlign w:val="center"/>
+          </w:tcPr>
+          <w:p>
+            <w:pPr>
+              <w:spacing w:after="0" w:line="280"/>
+              <w:jc w:val="center"/>
+            </w:pPr>
+            <w:r>
+              <w:rPr>
+                <w:rFonts w:ascii="Be Vietnam Pro" w:cs="Be Vietnam Pro" w:eastAsia="Be Vietnam Pro" w:hAnsi="Be Vietnam Pro"/>
+                <w:b/>
+                <w:bCs/>
+                <w:color w:val="101814"/>
+                <w:sz w:val="20"/>
+                <w:szCs w:val="20"/>
+              </w:rPr>
+              <w:t xml:space="preserve">19.780</w:t>
             </w:r>
           </w:p>
         </w:tc>
@@ -5420,7 +9008,7 @@
           <w:sz w:val="21"/>
           <w:szCs w:val="21"/>
         </w:rPr>
-        <w:t xml:space="preserve">Phân bố này phản ánh đúng thực tế phát triển: bốn tháng đầu dựng nền và thử nghiệm từng phần với nhịp chậm, tháng 6 dồn sức hoàn thiện để đưa vào vận hành.</w:t>
+        <w:t xml:space="preserve">Bốn tháng đầu ghi nhận thưa nhưng khối lượng lớn — làm theo khối. Tháng 6 ghi nhận dày, bước nhỏ — giai đoạn hoàn thiện và đưa vào vận hành.</w:t>
       </w:r>
     </w:p>
     <w:p>
@@ -5437,7 +9025,7 @@
           <w:sz w:val="24"/>
           <w:szCs w:val="24"/>
         </w:rPr>
-        <w:t xml:space="preserve">5.3 Nhận xét</w:t>
+        <w:t xml:space="preserve">7.3 Nhận xét</w:t>
       </w:r>
     </w:p>
     <w:p>
@@ -5451,7 +9039,7 @@
           <w:sz w:val="21"/>
           <w:szCs w:val="21"/>
         </w:rPr>
-        <w:t xml:space="preserve">Tổng cộng </w:t>
+        <w:t xml:space="preserve">Tổng </w:t>
       </w:r>
       <w:r>
         <w:rPr>
@@ -5462,7 +9050,7 @@
           <w:sz w:val="21"/>
           <w:szCs w:val="21"/>
         </w:rPr>
-        <w:t xml:space="preserve">381 lần ghi nhận thay đổi trải trên 7 tháng liên tục</w:t>
+        <w:t xml:space="preserve">381 lần ghi nhận thay đổi trải bảy tháng liên tục</w:t>
       </w:r>
       <w:r>
         <w:rPr>
@@ -5471,7 +9059,41 @@
           <w:sz w:val="21"/>
           <w:szCs w:val="21"/>
         </w:rPr>
-        <w:t xml:space="preserve">. Mỗi lần ghi nhận có mốc thời gian, danh tính người thực hiện, và nội dung thay đổi ở mức từng dòng. Đây là loại bằng chứng không làm giả được sau: nó phải được tích luỹ theo thời gian thực.</w:t>
+        <w:t xml:space="preserve">, mỗi lần có mốc thời gian, danh tính người thực hiện và nội dung thay đổi ở mức từng dòng.</w:t>
+      </w:r>
+    </w:p>
+    <w:p>
+      <w:pPr>
+        <w:spacing w:after="130" w:line="300"/>
+      </w:pPr>
+      <w:r>
+        <w:rPr>
+          <w:rFonts w:ascii="Be Vietnam Pro" w:cs="Be Vietnam Pro" w:eastAsia="Be Vietnam Pro" w:hAnsi="Be Vietnam Pro"/>
+          <w:color w:val="101814"/>
+          <w:sz w:val="21"/>
+          <w:szCs w:val="21"/>
+        </w:rPr>
+        <w:t xml:space="preserve">Đây là loại bằng chứng </w:t>
+      </w:r>
+      <w:r>
+        <w:rPr>
+          <w:rFonts w:ascii="Be Vietnam Pro" w:cs="Be Vietnam Pro" w:eastAsia="Be Vietnam Pro" w:hAnsi="Be Vietnam Pro"/>
+          <w:b/>
+          <w:bCs/>
+          <w:color w:val="101814"/>
+          <w:sz w:val="21"/>
+          <w:szCs w:val="21"/>
+        </w:rPr>
+        <w:t xml:space="preserve">không làm giả được sau</w:t>
+      </w:r>
+      <w:r>
+        <w:rPr>
+          <w:rFonts w:ascii="Be Vietnam Pro" w:cs="Be Vietnam Pro" w:eastAsia="Be Vietnam Pro" w:hAnsi="Be Vietnam Pro"/>
+          <w:color w:val="101814"/>
+          <w:sz w:val="21"/>
+          <w:szCs w:val="21"/>
+        </w:rPr>
+        <w:t xml:space="preserve">: nó phải tích luỹ theo thời gian thực.</w:t>
       </w:r>
     </w:p>
     <w:p>
@@ -5507,7 +9129,7 @@
           <w:sz w:val="28"/>
           <w:szCs w:val="28"/>
         </w:rPr>
-        <w:t xml:space="preserve">6. Vai trò trong dự án</w:t>
+        <w:t xml:space="preserve">8. Sự trưởng thành của quy trình — ghi trung thực</w:t>
       </w:r>
     </w:p>
     <w:p>
@@ -5521,7 +9143,7 @@
           <w:sz w:val="21"/>
           <w:szCs w:val="21"/>
         </w:rPr>
-        <w:t xml:space="preserve">Bộ hồ sơ mô tả công việc theo </w:t>
+        <w:t xml:space="preserve">Mô tả thay đổi trong kho mã nguồn ở giai đoạn đầu </w:t>
       </w:r>
       <w:r>
         <w:rPr>
@@ -5532,7 +9154,7 @@
           <w:sz w:val="21"/>
           <w:szCs w:val="21"/>
         </w:rPr>
-        <w:t xml:space="preserve">vai trò</w:t>
+        <w:t xml:space="preserve">rất sơ sài</w:t>
       </w:r>
       <w:r>
         <w:rPr>
@@ -5541,7 +9163,311 @@
           <w:sz w:val="21"/>
           <w:szCs w:val="21"/>
         </w:rPr>
-        <w:t xml:space="preserve">, không theo cá nhân, vì trong đội nhỏ một người thường đảm nhiều vai.</w:t>
+        <w:t xml:space="preserve"> — nhiều lần chỉ ghi </w:t>
+      </w:r>
+      <w:r>
+        <w:rPr>
+          <w:rFonts w:ascii="Menlo" w:cs="Menlo" w:eastAsia="Menlo" w:hAnsi="Menlo"/>
+          <w:color w:val="036F3D"/>
+          <w:sz w:val="19"/>
+          <w:szCs w:val="19"/>
+          <w:shd w:fill="F1F5F3" w:color="auto" w:val="clear"/>
+        </w:rPr>
+        <w:t xml:space="preserve">up</w:t>
+      </w:r>
+      <w:r>
+        <w:rPr>
+          <w:rFonts w:ascii="Be Vietnam Pro" w:cs="Be Vietnam Pro" w:eastAsia="Be Vietnam Pro" w:hAnsi="Be Vietnam Pro"/>
+          <w:color w:val="101814"/>
+          <w:sz w:val="21"/>
+          <w:szCs w:val="21"/>
+        </w:rPr>
+        <w:t xml:space="preserve">, </w:t>
+      </w:r>
+      <w:r>
+        <w:rPr>
+          <w:rFonts w:ascii="Menlo" w:cs="Menlo" w:eastAsia="Menlo" w:hAnsi="Menlo"/>
+          <w:color w:val="036F3D"/>
+          <w:sz w:val="19"/>
+          <w:szCs w:val="19"/>
+          <w:shd w:fill="F1F5F3" w:color="auto" w:val="clear"/>
+        </w:rPr>
+        <w:t xml:space="preserve">update code</w:t>
+      </w:r>
+      <w:r>
+        <w:rPr>
+          <w:rFonts w:ascii="Be Vietnam Pro" w:cs="Be Vietnam Pro" w:eastAsia="Be Vietnam Pro" w:hAnsi="Be Vietnam Pro"/>
+          <w:color w:val="101814"/>
+          <w:sz w:val="21"/>
+          <w:szCs w:val="21"/>
+        </w:rPr>
+        <w:t xml:space="preserve">, </w:t>
+      </w:r>
+      <w:r>
+        <w:rPr>
+          <w:rFonts w:ascii="Menlo" w:cs="Menlo" w:eastAsia="Menlo" w:hAnsi="Menlo"/>
+          <w:color w:val="036F3D"/>
+          <w:sz w:val="19"/>
+          <w:szCs w:val="19"/>
+          <w:shd w:fill="F1F5F3" w:color="auto" w:val="clear"/>
+        </w:rPr>
+        <w:t xml:space="preserve">fix home</w:t>
+      </w:r>
+      <w:r>
+        <w:rPr>
+          <w:rFonts w:ascii="Be Vietnam Pro" w:cs="Be Vietnam Pro" w:eastAsia="Be Vietnam Pro" w:hAnsi="Be Vietnam Pro"/>
+          <w:color w:val="101814"/>
+          <w:sz w:val="21"/>
+          <w:szCs w:val="21"/>
+        </w:rPr>
+        <w:t xml:space="preserve">. Với DA3 thì tình trạng này kéo dài suốt dự án.</w:t>
+      </w:r>
+    </w:p>
+    <w:p>
+      <w:pPr>
+        <w:spacing w:after="130" w:line="300"/>
+      </w:pPr>
+      <w:r>
+        <w:rPr>
+          <w:rFonts w:ascii="Be Vietnam Pro" w:cs="Be Vietnam Pro" w:eastAsia="Be Vietnam Pro" w:hAnsi="Be Vietnam Pro"/>
+          <w:color w:val="101814"/>
+          <w:sz w:val="21"/>
+          <w:szCs w:val="21"/>
+        </w:rPr>
+        <w:t xml:space="preserve">Đây là thực tế, không che giấu. Hai điểm cần nói rõ:</w:t>
+      </w:r>
+    </w:p>
+    <w:p>
+      <w:pPr>
+        <w:spacing w:after="130" w:line="300"/>
+      </w:pPr>
+      <w:r>
+        <w:rPr>
+          <w:rFonts w:ascii="Be Vietnam Pro" w:cs="Be Vietnam Pro" w:eastAsia="Be Vietnam Pro" w:hAnsi="Be Vietnam Pro"/>
+          <w:b/>
+          <w:bCs/>
+          <w:color w:val="101814"/>
+          <w:sz w:val="21"/>
+          <w:szCs w:val="21"/>
+        </w:rPr>
+        <w:t xml:space="preserve">Thứ nhất — DA3 bù lại bằng tài liệu.</w:t>
+      </w:r>
+      <w:r>
+        <w:rPr>
+          <w:rFonts w:ascii="Be Vietnam Pro" w:cs="Be Vietnam Pro" w:eastAsia="Be Vietnam Pro" w:hAnsi="Be Vietnam Pro"/>
+          <w:color w:val="101814"/>
+          <w:sz w:val="21"/>
+          <w:szCs w:val="21"/>
+        </w:rPr>
+        <w:t xml:space="preserve"> Kho mã nguồn DA3 chứa hơn </w:t>
+      </w:r>
+      <w:r>
+        <w:rPr>
+          <w:rFonts w:ascii="Be Vietnam Pro" w:cs="Be Vietnam Pro" w:eastAsia="Be Vietnam Pro" w:hAnsi="Be Vietnam Pro"/>
+          <w:b/>
+          <w:bCs/>
+          <w:color w:val="101814"/>
+          <w:sz w:val="21"/>
+          <w:szCs w:val="21"/>
+        </w:rPr>
+        <w:t xml:space="preserve">7.600 dòng tài liệu kỹ thuật viết ngay trong quá trình phát triển</w:t>
+      </w:r>
+      <w:r>
+        <w:rPr>
+          <w:rFonts w:ascii="Be Vietnam Pro" w:cs="Be Vietnam Pro" w:eastAsia="Be Vietnam Pro" w:hAnsi="Be Vietnam Pro"/>
+          <w:color w:val="101814"/>
+          <w:sz w:val="21"/>
+          <w:szCs w:val="21"/>
+        </w:rPr>
+        <w:t xml:space="preserve">: đặc tả yêu cầu 1.566 dòng, hướng dẫn quy trình 4.468 dòng, cùng năm tài liệu khác. Đội </w:t>
+      </w:r>
+      <w:r>
+        <w:rPr>
+          <w:rFonts w:ascii="Be Vietnam Pro" w:cs="Be Vietnam Pro" w:eastAsia="Be Vietnam Pro" w:hAnsi="Be Vietnam Pro"/>
+          <w:b/>
+          <w:bCs/>
+          <w:color w:val="101814"/>
+          <w:sz w:val="21"/>
+          <w:szCs w:val="21"/>
+        </w:rPr>
+        <w:t xml:space="preserve">có ghi chép, chỉ là ghi vào tài liệu chứ không ghi vào mô tả thay đổi</w:t>
+      </w:r>
+      <w:r>
+        <w:rPr>
+          <w:rFonts w:ascii="Be Vietnam Pro" w:cs="Be Vietnam Pro" w:eastAsia="Be Vietnam Pro" w:hAnsi="Be Vietnam Pro"/>
+          <w:color w:val="101814"/>
+          <w:sz w:val="21"/>
+          <w:szCs w:val="21"/>
+        </w:rPr>
+        <w:t xml:space="preserve">.</w:t>
+      </w:r>
+    </w:p>
+    <w:p>
+      <w:pPr>
+        <w:spacing w:after="130" w:line="300"/>
+      </w:pPr>
+      <w:r>
+        <w:rPr>
+          <w:rFonts w:ascii="Be Vietnam Pro" w:cs="Be Vietnam Pro" w:eastAsia="Be Vietnam Pro" w:hAnsi="Be Vietnam Pro"/>
+          <w:b/>
+          <w:bCs/>
+          <w:color w:val="101814"/>
+          <w:sz w:val="21"/>
+          <w:szCs w:val="21"/>
+        </w:rPr>
+        <w:t xml:space="preserve">Thứ hai — quy trình được siết lại từ 09/07/2026.</w:t>
+      </w:r>
+      <w:r>
+        <w:rPr>
+          <w:rFonts w:ascii="Be Vietnam Pro" w:cs="Be Vietnam Pro" w:eastAsia="Be Vietnam Pro" w:hAnsi="Be Vietnam Pro"/>
+          <w:color w:val="101814"/>
+          <w:sz w:val="21"/>
+          <w:szCs w:val="21"/>
+        </w:rPr>
+        <w:t xml:space="preserve"> Từ mốc đó, mô tả thay đổi phải trả lời được câu hỏi </w:t>
+      </w:r>
+      <w:r>
+        <w:rPr>
+          <w:rFonts w:ascii="Be Vietnam Pro" w:cs="Be Vietnam Pro" w:eastAsia="Be Vietnam Pro" w:hAnsi="Be Vietnam Pro"/>
+          <w:i/>
+          <w:iCs/>
+          <w:color w:val="101814"/>
+          <w:sz w:val="21"/>
+          <w:szCs w:val="21"/>
+        </w:rPr>
+        <w:t xml:space="preserve">"vì sao sửa"</w:t>
+      </w:r>
+      <w:r>
+        <w:rPr>
+          <w:rFonts w:ascii="Be Vietnam Pro" w:cs="Be Vietnam Pro" w:eastAsia="Be Vietnam Pro" w:hAnsi="Be Vietnam Pro"/>
+          <w:color w:val="101814"/>
+          <w:sz w:val="21"/>
+          <w:szCs w:val="21"/>
+        </w:rPr>
+        <w:t xml:space="preserve">, không chỉ </w:t>
+      </w:r>
+      <w:r>
+        <w:rPr>
+          <w:rFonts w:ascii="Be Vietnam Pro" w:cs="Be Vietnam Pro" w:eastAsia="Be Vietnam Pro" w:hAnsi="Be Vietnam Pro"/>
+          <w:i/>
+          <w:iCs/>
+          <w:color w:val="101814"/>
+          <w:sz w:val="21"/>
+          <w:szCs w:val="21"/>
+        </w:rPr>
+        <w:t xml:space="preserve">"sửa gì"</w:t>
+      </w:r>
+      <w:r>
+        <w:rPr>
+          <w:rFonts w:ascii="Be Vietnam Pro" w:cs="Be Vietnam Pro" w:eastAsia="Be Vietnam Pro" w:hAnsi="Be Vietnam Pro"/>
+          <w:color w:val="101814"/>
+          <w:sz w:val="21"/>
+          <w:szCs w:val="21"/>
+        </w:rPr>
+        <w:t xml:space="preserve">. Chất lượng nhật ký đổi hẳn.</w:t>
+      </w:r>
+    </w:p>
+    <w:p>
+      <w:pPr>
+        <w:spacing w:after="130" w:line="300"/>
+      </w:pPr>
+      <w:r>
+        <w:rPr>
+          <w:rFonts w:ascii="Be Vietnam Pro" w:cs="Be Vietnam Pro" w:eastAsia="Be Vietnam Pro" w:hAnsi="Be Vietnam Pro"/>
+          <w:color w:val="101814"/>
+          <w:sz w:val="21"/>
+          <w:szCs w:val="21"/>
+        </w:rPr>
+        <w:t xml:space="preserve">Sự chuyển biến này </w:t>
+      </w:r>
+      <w:r>
+        <w:rPr>
+          <w:rFonts w:ascii="Be Vietnam Pro" w:cs="Be Vietnam Pro" w:eastAsia="Be Vietnam Pro" w:hAnsi="Be Vietnam Pro"/>
+          <w:b/>
+          <w:bCs/>
+          <w:color w:val="101814"/>
+          <w:sz w:val="21"/>
+          <w:szCs w:val="21"/>
+        </w:rPr>
+        <w:t xml:space="preserve">tự nó là bằng chứng</w:t>
+      </w:r>
+      <w:r>
+        <w:rPr>
+          <w:rFonts w:ascii="Be Vietnam Pro" w:cs="Be Vietnam Pro" w:eastAsia="Be Vietnam Pro" w:hAnsi="Be Vietnam Pro"/>
+          <w:color w:val="101814"/>
+          <w:sz w:val="21"/>
+          <w:szCs w:val="21"/>
+        </w:rPr>
+        <w:t xml:space="preserve">: quy trình của đội trưởng thành dần trong quá trình làm — đúng đặc điểm của một đội trực tiếp sản xuất, khác hẳn một đơn vị nhận bàn giao trọn gói từ bên khác.</w:t>
+      </w:r>
+    </w:p>
+    <w:p>
+      <w:pPr>
+        <w:pBdr>
+          <w:bottom w:val="single" w:color="CFE3D8" w:sz="4" w:space="4"/>
+        </w:pBdr>
+        <w:spacing w:after="160" w:before="160"/>
+      </w:pPr>
+      <w:r>
+        <w:rPr>
+          <w:rFonts w:ascii="Be Vietnam Pro" w:cs="Be Vietnam Pro" w:eastAsia="Be Vietnam Pro" w:hAnsi="Be Vietnam Pro"/>
+          <w:sz w:val="2"/>
+          <w:szCs w:val="2"/>
+        </w:rPr>
+        <w:t xml:space="preserve"/>
+      </w:r>
+    </w:p>
+    <w:p>
+      <w:pPr>
+        <w:pStyle w:val="Heading1"/>
+        <w:pBdr>
+          <w:bottom w:val="single" w:color="008E4D" w:sz="12" w:space="6"/>
+        </w:pBdr>
+        <w:spacing w:after="180" w:before="380"/>
+      </w:pPr>
+      <w:r>
+        <w:rPr>
+          <w:rFonts w:ascii="Be Vietnam Pro" w:cs="Be Vietnam Pro" w:eastAsia="Be Vietnam Pro" w:hAnsi="Be Vietnam Pro"/>
+          <w:b/>
+          <w:bCs/>
+          <w:color w:val="036F3D"/>
+          <w:sz w:val="28"/>
+          <w:szCs w:val="28"/>
+        </w:rPr>
+        <w:t xml:space="preserve">9. Quan hệ hợp đồng với Bioscope</w:t>
+      </w:r>
+    </w:p>
+    <w:p>
+      <w:pPr>
+        <w:spacing w:after="130" w:line="300"/>
+      </w:pPr>
+      <w:r>
+        <w:rPr>
+          <w:rFonts w:ascii="Be Vietnam Pro" w:cs="Be Vietnam Pro" w:eastAsia="Be Vietnam Pro" w:hAnsi="Be Vietnam Pro"/>
+          <w:color w:val="101814"/>
+          <w:sz w:val="21"/>
+          <w:szCs w:val="21"/>
+        </w:rPr>
+        <w:t xml:space="preserve">Chi tiết ở </w:t>
+      </w:r>
+      <w:r>
+        <w:rPr>
+          <w:rFonts w:ascii="Menlo" w:cs="Menlo" w:eastAsia="Menlo" w:hAnsi="Menlo"/>
+          <w:color w:val="036F3D"/>
+          <w:sz w:val="19"/>
+          <w:szCs w:val="19"/>
+          <w:shd w:fill="F1F5F3" w:color="auto" w:val="clear"/>
+        </w:rPr>
+        <w:t xml:space="preserve">00-7-hop-dong-ban-giao-va-quyen-so-huu.md</w:t>
+      </w:r>
+      <w:r>
+        <w:rPr>
+          <w:rFonts w:ascii="Be Vietnam Pro" w:cs="Be Vietnam Pro" w:eastAsia="Be Vietnam Pro" w:hAnsi="Be Vietnam Pro"/>
+          <w:color w:val="101814"/>
+          <w:sz w:val="21"/>
+          <w:szCs w:val="21"/>
+        </w:rPr>
+        <w:t xml:space="preserve">. Tóm tắt:</w:t>
       </w:r>
     </w:p>
     <w:tbl>
@@ -5558,9 +9484,8 @@
         <w:tblLayout w:type="fixed"/>
       </w:tblPr>
       <w:tblGrid>
-        <w:gridCol w:w="1980"/>
-        <w:gridCol w:w="4770"/>
-        <w:gridCol w:w="2610"/>
+        <w:gridCol w:w="6201"/>
+        <w:gridCol w:w="3159"/>
       </w:tblGrid>
       <w:tr>
         <w:trPr>
@@ -5568,7 +9493,7 @@
         </w:trPr>
         <w:tc>
           <w:tcPr>
-            <w:tcW w:type="dxa" w:w="1980"/>
+            <w:tcW w:type="dxa" w:w="6201"/>
             <w:shd w:fill="EEF6F1" w:color="auto" w:val="clear"/>
             <w:tcMar>
               <w:top w:type="dxa" w:w="90"/>
@@ -5591,13 +9516,13 @@
                 <w:sz w:val="20"/>
                 <w:szCs w:val="20"/>
               </w:rPr>
-              <w:t xml:space="preserve">Vai trò</w:t>
-            </w:r>
-          </w:p>
-        </w:tc>
-        <w:tc>
-          <w:tcPr>
-            <w:tcW w:type="dxa" w:w="4770"/>
+              <w:t xml:space="preserve">Nội dung</w:t>
+            </w:r>
+          </w:p>
+        </w:tc>
+        <w:tc>
+          <w:tcPr>
+            <w:tcW w:type="dxa" w:w="3159"/>
             <w:shd w:fill="EEF6F1" w:color="auto" w:val="clear"/>
             <w:tcMar>
               <w:top w:type="dxa" w:w="90"/>
@@ -5620,36 +9545,7 @@
                 <w:sz w:val="20"/>
                 <w:szCs w:val="20"/>
               </w:rPr>
-              <w:t xml:space="preserve">Trách nhiệm</w:t>
-            </w:r>
-          </w:p>
-        </w:tc>
-        <w:tc>
-          <w:tcPr>
-            <w:tcW w:type="dxa" w:w="2610"/>
-            <w:shd w:fill="EEF6F1" w:color="auto" w:val="clear"/>
-            <w:tcMar>
-              <w:top w:type="dxa" w:w="90"/>
-              <w:left w:type="dxa" w:w="120"/>
-              <w:bottom w:type="dxa" w:w="90"/>
-              <w:right w:type="dxa" w:w="120"/>
-            </w:tcMar>
-            <w:vAlign w:val="center"/>
-          </w:tcPr>
-          <w:p>
-            <w:pPr>
-              <w:spacing w:after="0" w:line="280"/>
-            </w:pPr>
-            <w:r>
-              <w:rPr>
-                <w:rFonts w:ascii="Be Vietnam Pro" w:cs="Be Vietnam Pro" w:eastAsia="Be Vietnam Pro" w:hAnsi="Be Vietnam Pro"/>
-                <w:b/>
-                <w:bCs/>
-                <w:color w:val="036F3D"/>
-                <w:sz w:val="20"/>
-                <w:szCs w:val="20"/>
-              </w:rPr>
-              <w:t xml:space="preserve">Sản phẩm đầu ra</w:t>
+              <w:t xml:space="preserve">Trạng thái</w:t>
             </w:r>
           </w:p>
         </w:tc>
@@ -5660,79 +9556,64 @@
         </w:trPr>
         <w:tc>
           <w:tcPr>
-            <w:tcW w:type="dxa" w:w="1980"/>
-            <w:tcMar>
-              <w:top w:type="dxa" w:w="90"/>
-              <w:left w:type="dxa" w:w="120"/>
-              <w:bottom w:type="dxa" w:w="90"/>
-              <w:right w:type="dxa" w:w="120"/>
-            </w:tcMar>
-            <w:vAlign w:val="center"/>
-          </w:tcPr>
-          <w:p>
-            <w:pPr>
-              <w:spacing w:after="0" w:line="280"/>
-            </w:pPr>
-            <w:r>
-              <w:rPr>
-                <w:rFonts w:ascii="Be Vietnam Pro" w:cs="Be Vietnam Pro" w:eastAsia="Be Vietnam Pro" w:hAnsi="Be Vietnam Pro"/>
-                <w:color w:val="101814"/>
-                <w:sz w:val="20"/>
-                <w:szCs w:val="20"/>
-              </w:rPr>
-              <w:t xml:space="preserve">Phân tích nghiệp vụ</w:t>
-            </w:r>
-          </w:p>
-        </w:tc>
-        <w:tc>
-          <w:tcPr>
-            <w:tcW w:type="dxa" w:w="4770"/>
-            <w:tcMar>
-              <w:top w:type="dxa" w:w="90"/>
-              <w:left w:type="dxa" w:w="120"/>
-              <w:bottom w:type="dxa" w:w="90"/>
-              <w:right w:type="dxa" w:w="120"/>
-            </w:tcMar>
-            <w:vAlign w:val="center"/>
-          </w:tcPr>
-          <w:p>
-            <w:pPr>
-              <w:spacing w:after="0" w:line="280"/>
-            </w:pPr>
-            <w:r>
-              <w:rPr>
-                <w:rFonts w:ascii="Be Vietnam Pro" w:cs="Be Vietnam Pro" w:eastAsia="Be Vietnam Pro" w:hAnsi="Be Vietnam Pro"/>
-                <w:color w:val="101814"/>
-                <w:sz w:val="20"/>
-                <w:szCs w:val="20"/>
-              </w:rPr>
-              <w:t xml:space="preserve">Làm việc với các bộ phận, ghi nhận và làm rõ yêu cầu</w:t>
-            </w:r>
-          </w:p>
-        </w:tc>
-        <w:tc>
-          <w:tcPr>
-            <w:tcW w:type="dxa" w:w="2610"/>
-            <w:tcMar>
-              <w:top w:type="dxa" w:w="90"/>
-              <w:left w:type="dxa" w:w="120"/>
-              <w:bottom w:type="dxa" w:w="90"/>
-              <w:right w:type="dxa" w:w="120"/>
-            </w:tcMar>
-            <w:vAlign w:val="center"/>
-          </w:tcPr>
-          <w:p>
-            <w:pPr>
-              <w:spacing w:after="0" w:line="280"/>
-            </w:pPr>
-            <w:r>
-              <w:rPr>
-                <w:rFonts w:ascii="Be Vietnam Pro" w:cs="Be Vietnam Pro" w:eastAsia="Be Vietnam Pro" w:hAnsi="Be Vietnam Pro"/>
-                <w:color w:val="101814"/>
-                <w:sz w:val="20"/>
-                <w:szCs w:val="20"/>
-              </w:rPr>
-              <w:t xml:space="preserve">Tài liệu công đoạn 1</w:t>
+            <w:tcW w:type="dxa" w:w="6201"/>
+            <w:tcMar>
+              <w:top w:type="dxa" w:w="90"/>
+              <w:left w:type="dxa" w:w="120"/>
+              <w:bottom w:type="dxa" w:w="90"/>
+              <w:right w:type="dxa" w:w="120"/>
+            </w:tcMar>
+            <w:vAlign w:val="center"/>
+          </w:tcPr>
+          <w:p>
+            <w:pPr>
+              <w:spacing w:after="0" w:line="280"/>
+            </w:pPr>
+            <w:r>
+              <w:rPr>
+                <w:rFonts w:ascii="Be Vietnam Pro" w:cs="Be Vietnam Pro" w:eastAsia="Be Vietnam Pro" w:hAnsi="Be Vietnam Pro"/>
+                <w:color w:val="101814"/>
+                <w:sz w:val="20"/>
+                <w:szCs w:val="20"/>
+              </w:rPr>
+              <w:t xml:space="preserve">Hợp đồng phát triển phần mềm giữa OPTIMAI và Bioscope</w:t>
+            </w:r>
+          </w:p>
+        </w:tc>
+        <w:tc>
+          <w:tcPr>
+            <w:tcW w:type="dxa" w:w="3159"/>
+            <w:tcMar>
+              <w:top w:type="dxa" w:w="90"/>
+              <w:left w:type="dxa" w:w="120"/>
+              <w:bottom w:type="dxa" w:w="90"/>
+              <w:right w:type="dxa" w:w="120"/>
+            </w:tcMar>
+            <w:vAlign w:val="center"/>
+          </w:tcPr>
+          <w:p>
+            <w:pPr>
+              <w:spacing w:after="0" w:line="280"/>
+            </w:pPr>
+            <w:r>
+              <w:rPr>
+                <w:rFonts w:ascii="Be Vietnam Pro" w:cs="Be Vietnam Pro" w:eastAsia="Be Vietnam Pro" w:hAnsi="Be Vietnam Pro"/>
+                <w:color w:val="101814"/>
+                <w:sz w:val="20"/>
+                <w:szCs w:val="20"/>
+              </w:rPr>
+              <w:t xml:space="preserve">☐ </w:t>
+            </w:r>
+            <w:r>
+              <w:rPr>
+                <w:rFonts w:ascii="Be Vietnam Pro" w:cs="Be Vietnam Pro" w:eastAsia="Be Vietnam Pro" w:hAnsi="Be Vietnam Pro"/>
+                <w:i/>
+                <w:iCs/>
+                <w:color w:val="101814"/>
+                <w:sz w:val="20"/>
+                <w:szCs w:val="20"/>
+              </w:rPr>
+              <w:t xml:space="preserve">(cần đính kèm)</w:t>
             </w:r>
           </w:p>
         </w:tc>
@@ -5743,79 +9624,53 @@
         </w:trPr>
         <w:tc>
           <w:tcPr>
-            <w:tcW w:type="dxa" w:w="1980"/>
-            <w:tcMar>
-              <w:top w:type="dxa" w:w="90"/>
-              <w:left w:type="dxa" w:w="120"/>
-              <w:bottom w:type="dxa" w:w="90"/>
-              <w:right w:type="dxa" w:w="120"/>
-            </w:tcMar>
-            <w:vAlign w:val="center"/>
-          </w:tcPr>
-          <w:p>
-            <w:pPr>
-              <w:spacing w:after="0" w:line="280"/>
-            </w:pPr>
-            <w:r>
-              <w:rPr>
-                <w:rFonts w:ascii="Be Vietnam Pro" w:cs="Be Vietnam Pro" w:eastAsia="Be Vietnam Pro" w:hAnsi="Be Vietnam Pro"/>
-                <w:color w:val="101814"/>
-                <w:sz w:val="20"/>
-                <w:szCs w:val="20"/>
-              </w:rPr>
-              <w:t xml:space="preserve">Thiết kế hệ thống</w:t>
-            </w:r>
-          </w:p>
-        </w:tc>
-        <w:tc>
-          <w:tcPr>
-            <w:tcW w:type="dxa" w:w="4770"/>
-            <w:tcMar>
-              <w:top w:type="dxa" w:w="90"/>
-              <w:left w:type="dxa" w:w="120"/>
-              <w:bottom w:type="dxa" w:w="90"/>
-              <w:right w:type="dxa" w:w="120"/>
-            </w:tcMar>
-            <w:vAlign w:val="center"/>
-          </w:tcPr>
-          <w:p>
-            <w:pPr>
-              <w:spacing w:after="0" w:line="280"/>
-            </w:pPr>
-            <w:r>
-              <w:rPr>
-                <w:rFonts w:ascii="Be Vietnam Pro" w:cs="Be Vietnam Pro" w:eastAsia="Be Vietnam Pro" w:hAnsi="Be Vietnam Pro"/>
-                <w:color w:val="101814"/>
-                <w:sz w:val="20"/>
-                <w:szCs w:val="20"/>
-              </w:rPr>
-              <w:t xml:space="preserve">Chọn kiến trúc, thiết kế dữ liệu, quyết định kỹ thuật</w:t>
-            </w:r>
-          </w:p>
-        </w:tc>
-        <w:tc>
-          <w:tcPr>
-            <w:tcW w:type="dxa" w:w="2610"/>
-            <w:tcMar>
-              <w:top w:type="dxa" w:w="90"/>
-              <w:left w:type="dxa" w:w="120"/>
-              <w:bottom w:type="dxa" w:w="90"/>
-              <w:right w:type="dxa" w:w="120"/>
-            </w:tcMar>
-            <w:vAlign w:val="center"/>
-          </w:tcPr>
-          <w:p>
-            <w:pPr>
-              <w:spacing w:after="0" w:line="280"/>
-            </w:pPr>
-            <w:r>
-              <w:rPr>
-                <w:rFonts w:ascii="Be Vietnam Pro" w:cs="Be Vietnam Pro" w:eastAsia="Be Vietnam Pro" w:hAnsi="Be Vietnam Pro"/>
-                <w:color w:val="101814"/>
-                <w:sz w:val="20"/>
-                <w:szCs w:val="20"/>
-              </w:rPr>
-              <w:t xml:space="preserve">Tài liệu công đoạn 2</w:t>
+            <w:tcW w:type="dxa" w:w="6201"/>
+            <w:tcMar>
+              <w:top w:type="dxa" w:w="90"/>
+              <w:left w:type="dxa" w:w="120"/>
+              <w:bottom w:type="dxa" w:w="90"/>
+              <w:right w:type="dxa" w:w="120"/>
+            </w:tcMar>
+            <w:vAlign w:val="center"/>
+          </w:tcPr>
+          <w:p>
+            <w:pPr>
+              <w:spacing w:after="0" w:line="280"/>
+            </w:pPr>
+            <w:r>
+              <w:rPr>
+                <w:rFonts w:ascii="Be Vietnam Pro" w:cs="Be Vietnam Pro" w:eastAsia="Be Vietnam Pro" w:hAnsi="Be Vietnam Pro"/>
+                <w:color w:val="101814"/>
+                <w:sz w:val="20"/>
+                <w:szCs w:val="20"/>
+              </w:rPr>
+              <w:t xml:space="preserve">Phụ lục phạm vi từng dự án</w:t>
+            </w:r>
+          </w:p>
+        </w:tc>
+        <w:tc>
+          <w:tcPr>
+            <w:tcW w:type="dxa" w:w="3159"/>
+            <w:tcMar>
+              <w:top w:type="dxa" w:w="90"/>
+              <w:left w:type="dxa" w:w="120"/>
+              <w:bottom w:type="dxa" w:w="90"/>
+              <w:right w:type="dxa" w:w="120"/>
+            </w:tcMar>
+            <w:vAlign w:val="center"/>
+          </w:tcPr>
+          <w:p>
+            <w:pPr>
+              <w:spacing w:after="0" w:line="280"/>
+            </w:pPr>
+            <w:r>
+              <w:rPr>
+                <w:rFonts w:ascii="Be Vietnam Pro" w:cs="Be Vietnam Pro" w:eastAsia="Be Vietnam Pro" w:hAnsi="Be Vietnam Pro"/>
+                <w:color w:val="101814"/>
+                <w:sz w:val="20"/>
+                <w:szCs w:val="20"/>
+              </w:rPr>
+              <w:t xml:space="preserve">☐</w:t>
             </w:r>
           </w:p>
         </w:tc>
@@ -5826,79 +9681,64 @@
         </w:trPr>
         <w:tc>
           <w:tcPr>
-            <w:tcW w:type="dxa" w:w="1980"/>
-            <w:tcMar>
-              <w:top w:type="dxa" w:w="90"/>
-              <w:left w:type="dxa" w:w="120"/>
-              <w:bottom w:type="dxa" w:w="90"/>
-              <w:right w:type="dxa" w:w="120"/>
-            </w:tcMar>
-            <w:vAlign w:val="center"/>
-          </w:tcPr>
-          <w:p>
-            <w:pPr>
-              <w:spacing w:after="0" w:line="280"/>
-            </w:pPr>
-            <w:r>
-              <w:rPr>
-                <w:rFonts w:ascii="Be Vietnam Pro" w:cs="Be Vietnam Pro" w:eastAsia="Be Vietnam Pro" w:hAnsi="Be Vietnam Pro"/>
-                <w:color w:val="101814"/>
-                <w:sz w:val="20"/>
-                <w:szCs w:val="20"/>
-              </w:rPr>
-              <w:t xml:space="preserve">Lập trình</w:t>
-            </w:r>
-          </w:p>
-        </w:tc>
-        <w:tc>
-          <w:tcPr>
-            <w:tcW w:type="dxa" w:w="4770"/>
-            <w:tcMar>
-              <w:top w:type="dxa" w:w="90"/>
-              <w:left w:type="dxa" w:w="120"/>
-              <w:bottom w:type="dxa" w:w="90"/>
-              <w:right w:type="dxa" w:w="120"/>
-            </w:tcMar>
-            <w:vAlign w:val="center"/>
-          </w:tcPr>
-          <w:p>
-            <w:pPr>
-              <w:spacing w:after="0" w:line="280"/>
-            </w:pPr>
-            <w:r>
-              <w:rPr>
-                <w:rFonts w:ascii="Be Vietnam Pro" w:cs="Be Vietnam Pro" w:eastAsia="Be Vietnam Pro" w:hAnsi="Be Vietnam Pro"/>
-                <w:color w:val="101814"/>
-                <w:sz w:val="20"/>
-                <w:szCs w:val="20"/>
-              </w:rPr>
-              <w:t xml:space="preserve">Viết mã, tự kiểm tra, sửa lỗi</w:t>
-            </w:r>
-          </w:p>
-        </w:tc>
-        <w:tc>
-          <w:tcPr>
-            <w:tcW w:type="dxa" w:w="2610"/>
-            <w:tcMar>
-              <w:top w:type="dxa" w:w="90"/>
-              <w:left w:type="dxa" w:w="120"/>
-              <w:bottom w:type="dxa" w:w="90"/>
-              <w:right w:type="dxa" w:w="120"/>
-            </w:tcMar>
-            <w:vAlign w:val="center"/>
-          </w:tcPr>
-          <w:p>
-            <w:pPr>
-              <w:spacing w:after="0" w:line="280"/>
-            </w:pPr>
-            <w:r>
-              <w:rPr>
-                <w:rFonts w:ascii="Be Vietnam Pro" w:cs="Be Vietnam Pro" w:eastAsia="Be Vietnam Pro" w:hAnsi="Be Vietnam Pro"/>
-                <w:color w:val="101814"/>
-                <w:sz w:val="20"/>
-                <w:szCs w:val="20"/>
-              </w:rPr>
-              <w:t xml:space="preserve">Mã nguồn, nhật ký công đoạn 3</w:t>
+            <w:tcW w:type="dxa" w:w="6201"/>
+            <w:tcMar>
+              <w:top w:type="dxa" w:w="90"/>
+              <w:left w:type="dxa" w:w="120"/>
+              <w:bottom w:type="dxa" w:w="90"/>
+              <w:right w:type="dxa" w:w="120"/>
+            </w:tcMar>
+            <w:vAlign w:val="center"/>
+          </w:tcPr>
+          <w:p>
+            <w:pPr>
+              <w:spacing w:after="0" w:line="280"/>
+            </w:pPr>
+            <w:r>
+              <w:rPr>
+                <w:rFonts w:ascii="Be Vietnam Pro" w:cs="Be Vietnam Pro" w:eastAsia="Be Vietnam Pro" w:hAnsi="Be Vietnam Pro"/>
+                <w:color w:val="101814"/>
+                <w:sz w:val="20"/>
+                <w:szCs w:val="20"/>
+              </w:rPr>
+              <w:t xml:space="preserve">Biên bản nghiệm thu từng dự án</w:t>
+            </w:r>
+          </w:p>
+        </w:tc>
+        <w:tc>
+          <w:tcPr>
+            <w:tcW w:type="dxa" w:w="3159"/>
+            <w:tcMar>
+              <w:top w:type="dxa" w:w="90"/>
+              <w:left w:type="dxa" w:w="120"/>
+              <w:bottom w:type="dxa" w:w="90"/>
+              <w:right w:type="dxa" w:w="120"/>
+            </w:tcMar>
+            <w:vAlign w:val="center"/>
+          </w:tcPr>
+          <w:p>
+            <w:pPr>
+              <w:spacing w:after="0" w:line="280"/>
+            </w:pPr>
+            <w:r>
+              <w:rPr>
+                <w:rFonts w:ascii="Be Vietnam Pro" w:cs="Be Vietnam Pro" w:eastAsia="Be Vietnam Pro" w:hAnsi="Be Vietnam Pro"/>
+                <w:color w:val="101814"/>
+                <w:sz w:val="20"/>
+                <w:szCs w:val="20"/>
+              </w:rPr>
+              <w:t xml:space="preserve">☐ </w:t>
+            </w:r>
+            <w:r>
+              <w:rPr>
+                <w:rFonts w:ascii="Be Vietnam Pro" w:cs="Be Vietnam Pro" w:eastAsia="Be Vietnam Pro" w:hAnsi="Be Vietnam Pro"/>
+                <w:i/>
+                <w:iCs/>
+                <w:color w:val="101814"/>
+                <w:sz w:val="20"/>
+                <w:szCs w:val="20"/>
+              </w:rPr>
+              <w:t xml:space="preserve">(mẫu ở `-07` mục cuối)</w:t>
             </w:r>
           </w:p>
         </w:tc>
@@ -5909,79 +9749,64 @@
         </w:trPr>
         <w:tc>
           <w:tcPr>
-            <w:tcW w:type="dxa" w:w="1980"/>
-            <w:tcMar>
-              <w:top w:type="dxa" w:w="90"/>
-              <w:left w:type="dxa" w:w="120"/>
-              <w:bottom w:type="dxa" w:w="90"/>
-              <w:right w:type="dxa" w:w="120"/>
-            </w:tcMar>
-            <w:vAlign w:val="center"/>
-          </w:tcPr>
-          <w:p>
-            <w:pPr>
-              <w:spacing w:after="0" w:line="280"/>
-            </w:pPr>
-            <w:r>
-              <w:rPr>
-                <w:rFonts w:ascii="Be Vietnam Pro" w:cs="Be Vietnam Pro" w:eastAsia="Be Vietnam Pro" w:hAnsi="Be Vietnam Pro"/>
-                <w:color w:val="101814"/>
-                <w:sz w:val="20"/>
-                <w:szCs w:val="20"/>
-              </w:rPr>
-              <w:t xml:space="preserve">Kiểm thử</w:t>
-            </w:r>
-          </w:p>
-        </w:tc>
-        <w:tc>
-          <w:tcPr>
-            <w:tcW w:type="dxa" w:w="4770"/>
-            <w:tcMar>
-              <w:top w:type="dxa" w:w="90"/>
-              <w:left w:type="dxa" w:w="120"/>
-              <w:bottom w:type="dxa" w:w="90"/>
-              <w:right w:type="dxa" w:w="120"/>
-            </w:tcMar>
-            <w:vAlign w:val="center"/>
-          </w:tcPr>
-          <w:p>
-            <w:pPr>
-              <w:spacing w:after="0" w:line="280"/>
-            </w:pPr>
-            <w:r>
-              <w:rPr>
-                <w:rFonts w:ascii="Be Vietnam Pro" w:cs="Be Vietnam Pro" w:eastAsia="Be Vietnam Pro" w:hAnsi="Be Vietnam Pro"/>
-                <w:color w:val="101814"/>
-                <w:sz w:val="20"/>
-                <w:szCs w:val="20"/>
-              </w:rPr>
-              <w:t xml:space="preserve">Dựng ca kiểm thử, chạy kiểm thử, ghi nhận lỗi</w:t>
-            </w:r>
-          </w:p>
-        </w:tc>
-        <w:tc>
-          <w:tcPr>
-            <w:tcW w:type="dxa" w:w="2610"/>
-            <w:tcMar>
-              <w:top w:type="dxa" w:w="90"/>
-              <w:left w:type="dxa" w:w="120"/>
-              <w:bottom w:type="dxa" w:w="90"/>
-              <w:right w:type="dxa" w:w="120"/>
-            </w:tcMar>
-            <w:vAlign w:val="center"/>
-          </w:tcPr>
-          <w:p>
-            <w:pPr>
-              <w:spacing w:after="0" w:line="280"/>
-            </w:pPr>
-            <w:r>
-              <w:rPr>
-                <w:rFonts w:ascii="Be Vietnam Pro" w:cs="Be Vietnam Pro" w:eastAsia="Be Vietnam Pro" w:hAnsi="Be Vietnam Pro"/>
-                <w:color w:val="101814"/>
-                <w:sz w:val="20"/>
-                <w:szCs w:val="20"/>
-              </w:rPr>
-              <w:t xml:space="preserve">Tài liệu công đoạn 4</w:t>
+            <w:tcW w:type="dxa" w:w="6201"/>
+            <w:tcMar>
+              <w:top w:type="dxa" w:w="90"/>
+              <w:left w:type="dxa" w:w="120"/>
+              <w:bottom w:type="dxa" w:w="90"/>
+              <w:right w:type="dxa" w:w="120"/>
+            </w:tcMar>
+            <w:vAlign w:val="center"/>
+          </w:tcPr>
+          <w:p>
+            <w:pPr>
+              <w:spacing w:after="0" w:line="280"/>
+            </w:pPr>
+            <w:r>
+              <w:rPr>
+                <w:rFonts w:ascii="Be Vietnam Pro" w:cs="Be Vietnam Pro" w:eastAsia="Be Vietnam Pro" w:hAnsi="Be Vietnam Pro"/>
+                <w:color w:val="101814"/>
+                <w:sz w:val="20"/>
+                <w:szCs w:val="20"/>
+              </w:rPr>
+              <w:t xml:space="preserve">Biên bản bàn giao</w:t>
+            </w:r>
+          </w:p>
+        </w:tc>
+        <w:tc>
+          <w:tcPr>
+            <w:tcW w:type="dxa" w:w="3159"/>
+            <w:tcMar>
+              <w:top w:type="dxa" w:w="90"/>
+              <w:left w:type="dxa" w:w="120"/>
+              <w:bottom w:type="dxa" w:w="90"/>
+              <w:right w:type="dxa" w:w="120"/>
+            </w:tcMar>
+            <w:vAlign w:val="center"/>
+          </w:tcPr>
+          <w:p>
+            <w:pPr>
+              <w:spacing w:after="0" w:line="280"/>
+            </w:pPr>
+            <w:r>
+              <w:rPr>
+                <w:rFonts w:ascii="Be Vietnam Pro" w:cs="Be Vietnam Pro" w:eastAsia="Be Vietnam Pro" w:hAnsi="Be Vietnam Pro"/>
+                <w:color w:val="101814"/>
+                <w:sz w:val="20"/>
+                <w:szCs w:val="20"/>
+              </w:rPr>
+              <w:t xml:space="preserve">☐ </w:t>
+            </w:r>
+            <w:r>
+              <w:rPr>
+                <w:rFonts w:ascii="Be Vietnam Pro" w:cs="Be Vietnam Pro" w:eastAsia="Be Vietnam Pro" w:hAnsi="Be Vietnam Pro"/>
+                <w:i/>
+                <w:iCs/>
+                <w:color w:val="101814"/>
+                <w:sz w:val="20"/>
+                <w:szCs w:val="20"/>
+              </w:rPr>
+              <w:t xml:space="preserve">(mẫu ở `-08` phần B)</w:t>
             </w:r>
           </w:p>
         </w:tc>
@@ -5992,79 +9817,123 @@
         </w:trPr>
         <w:tc>
           <w:tcPr>
-            <w:tcW w:type="dxa" w:w="1980"/>
-            <w:tcMar>
-              <w:top w:type="dxa" w:w="90"/>
-              <w:left w:type="dxa" w:w="120"/>
-              <w:bottom w:type="dxa" w:w="90"/>
-              <w:right w:type="dxa" w:w="120"/>
-            </w:tcMar>
-            <w:vAlign w:val="center"/>
-          </w:tcPr>
-          <w:p>
-            <w:pPr>
-              <w:spacing w:after="0" w:line="280"/>
-            </w:pPr>
-            <w:r>
-              <w:rPr>
-                <w:rFonts w:ascii="Be Vietnam Pro" w:cs="Be Vietnam Pro" w:eastAsia="Be Vietnam Pro" w:hAnsi="Be Vietnam Pro"/>
-                <w:color w:val="101814"/>
-                <w:sz w:val="20"/>
-                <w:szCs w:val="20"/>
-              </w:rPr>
-              <w:t xml:space="preserve">Triển khai và vận hành</w:t>
-            </w:r>
-          </w:p>
-        </w:tc>
-        <w:tc>
-          <w:tcPr>
-            <w:tcW w:type="dxa" w:w="4770"/>
-            <w:tcMar>
-              <w:top w:type="dxa" w:w="90"/>
-              <w:left w:type="dxa" w:w="120"/>
-              <w:bottom w:type="dxa" w:w="90"/>
-              <w:right w:type="dxa" w:w="120"/>
-            </w:tcMar>
-            <w:vAlign w:val="center"/>
-          </w:tcPr>
-          <w:p>
-            <w:pPr>
-              <w:spacing w:after="0" w:line="280"/>
-            </w:pPr>
-            <w:r>
-              <w:rPr>
-                <w:rFonts w:ascii="Be Vietnam Pro" w:cs="Be Vietnam Pro" w:eastAsia="Be Vietnam Pro" w:hAnsi="Be Vietnam Pro"/>
-                <w:color w:val="101814"/>
-                <w:sz w:val="20"/>
-                <w:szCs w:val="20"/>
-              </w:rPr>
-              <w:t xml:space="preserve">Đóng gói, cài đặt, theo dõi, sao lưu</w:t>
-            </w:r>
-          </w:p>
-        </w:tc>
-        <w:tc>
-          <w:tcPr>
-            <w:tcW w:type="dxa" w:w="2610"/>
-            <w:tcMar>
-              <w:top w:type="dxa" w:w="90"/>
-              <w:left w:type="dxa" w:w="120"/>
-              <w:bottom w:type="dxa" w:w="90"/>
-              <w:right w:type="dxa" w:w="120"/>
-            </w:tcMar>
-            <w:vAlign w:val="center"/>
-          </w:tcPr>
-          <w:p>
-            <w:pPr>
-              <w:spacing w:after="0" w:line="280"/>
-            </w:pPr>
-            <w:r>
-              <w:rPr>
-                <w:rFonts w:ascii="Be Vietnam Pro" w:cs="Be Vietnam Pro" w:eastAsia="Be Vietnam Pro" w:hAnsi="Be Vietnam Pro"/>
-                <w:color w:val="101814"/>
-                <w:sz w:val="20"/>
-                <w:szCs w:val="20"/>
-              </w:rPr>
-              <w:t xml:space="preserve">Tài liệu công đoạn 5–6–7</w:t>
+            <w:tcW w:type="dxa" w:w="6201"/>
+            <w:tcMar>
+              <w:top w:type="dxa" w:w="90"/>
+              <w:left w:type="dxa" w:w="120"/>
+              <w:bottom w:type="dxa" w:w="90"/>
+              <w:right w:type="dxa" w:w="120"/>
+            </w:tcMar>
+            <w:vAlign w:val="center"/>
+          </w:tcPr>
+          <w:p>
+            <w:pPr>
+              <w:spacing w:after="0" w:line="280"/>
+            </w:pPr>
+            <w:r>
+              <w:rPr>
+                <w:rFonts w:ascii="Be Vietnam Pro" w:cs="Be Vietnam Pro" w:eastAsia="Be Vietnam Pro" w:hAnsi="Be Vietnam Pro"/>
+                <w:color w:val="101814"/>
+                <w:sz w:val="20"/>
+                <w:szCs w:val="20"/>
+              </w:rPr>
+              <w:t xml:space="preserve">Hoá đơn</w:t>
+            </w:r>
+          </w:p>
+        </w:tc>
+        <w:tc>
+          <w:tcPr>
+            <w:tcW w:type="dxa" w:w="3159"/>
+            <w:tcMar>
+              <w:top w:type="dxa" w:w="90"/>
+              <w:left w:type="dxa" w:w="120"/>
+              <w:bottom w:type="dxa" w:w="90"/>
+              <w:right w:type="dxa" w:w="120"/>
+            </w:tcMar>
+            <w:vAlign w:val="center"/>
+          </w:tcPr>
+          <w:p>
+            <w:pPr>
+              <w:spacing w:after="0" w:line="280"/>
+            </w:pPr>
+            <w:r>
+              <w:rPr>
+                <w:rFonts w:ascii="Be Vietnam Pro" w:cs="Be Vietnam Pro" w:eastAsia="Be Vietnam Pro" w:hAnsi="Be Vietnam Pro"/>
+                <w:color w:val="101814"/>
+                <w:sz w:val="20"/>
+                <w:szCs w:val="20"/>
+              </w:rPr>
+              <w:t xml:space="preserve">☐</w:t>
+            </w:r>
+          </w:p>
+        </w:tc>
+      </w:tr>
+      <w:tr>
+        <w:trPr>
+          <w:tblHeader w:val="false"/>
+        </w:trPr>
+        <w:tc>
+          <w:tcPr>
+            <w:tcW w:type="dxa" w:w="6201"/>
+            <w:tcMar>
+              <w:top w:type="dxa" w:w="90"/>
+              <w:left w:type="dxa" w:w="120"/>
+              <w:bottom w:type="dxa" w:w="90"/>
+              <w:right w:type="dxa" w:w="120"/>
+            </w:tcMar>
+            <w:vAlign w:val="center"/>
+          </w:tcPr>
+          <w:p>
+            <w:pPr>
+              <w:spacing w:after="0" w:line="280"/>
+            </w:pPr>
+            <w:r>
+              <w:rPr>
+                <w:rFonts w:ascii="Be Vietnam Pro" w:cs="Be Vietnam Pro" w:eastAsia="Be Vietnam Pro" w:hAnsi="Be Vietnam Pro"/>
+                <w:b/>
+                <w:bCs/>
+                <w:color w:val="101814"/>
+                <w:sz w:val="20"/>
+                <w:szCs w:val="20"/>
+              </w:rPr>
+              <w:t xml:space="preserve">Hồ sơ xác định giá giao dịch liên kết</w:t>
+            </w:r>
+          </w:p>
+        </w:tc>
+        <w:tc>
+          <w:tcPr>
+            <w:tcW w:type="dxa" w:w="3159"/>
+            <w:tcMar>
+              <w:top w:type="dxa" w:w="90"/>
+              <w:left w:type="dxa" w:w="120"/>
+              <w:bottom w:type="dxa" w:w="90"/>
+              <w:right w:type="dxa" w:w="120"/>
+            </w:tcMar>
+            <w:vAlign w:val="center"/>
+          </w:tcPr>
+          <w:p>
+            <w:pPr>
+              <w:spacing w:after="0" w:line="280"/>
+            </w:pPr>
+            <w:r>
+              <w:rPr>
+                <w:rFonts w:ascii="Be Vietnam Pro" w:cs="Be Vietnam Pro" w:eastAsia="Be Vietnam Pro" w:hAnsi="Be Vietnam Pro"/>
+                <w:color w:val="101814"/>
+                <w:sz w:val="20"/>
+                <w:szCs w:val="20"/>
+              </w:rPr>
+              <w:t xml:space="preserve">☐ </w:t>
+            </w:r>
+            <w:r>
+              <w:rPr>
+                <w:rFonts w:ascii="Be Vietnam Pro" w:cs="Be Vietnam Pro" w:eastAsia="Be Vietnam Pro" w:hAnsi="Be Vietnam Pro"/>
+                <w:b/>
+                <w:bCs/>
+                <w:color w:val="101814"/>
+                <w:sz w:val="20"/>
+                <w:szCs w:val="20"/>
+              </w:rPr>
+              <w:t xml:space="preserve">xem cảnh báo ở `00-7` mục 5</w:t>
             </w:r>
           </w:p>
         </w:tc>
@@ -6108,7 +9977,7 @@
           <w:sz w:val="28"/>
           <w:szCs w:val="28"/>
         </w:rPr>
-        <w:t xml:space="preserve">7. Cam kết</w:t>
+        <w:t xml:space="preserve">10. Cam kết</w:t>
       </w:r>
     </w:p>
     <w:p>
@@ -6122,7 +9991,7 @@
           <w:sz w:val="21"/>
           <w:szCs w:val="21"/>
         </w:rPr>
-        <w:t xml:space="preserve">Công ty cam kết:</w:t>
+        <w:t xml:space="preserve">Công ty OPTIMAI cam kết:</w:t>
       </w:r>
     </w:p>
     <w:p>
@@ -6179,7 +10048,7 @@
           <w:sz w:val="21"/>
           <w:szCs w:val="21"/>
         </w:rPr>
-        <w:t xml:space="preserve">Nếu có nội dung nào trong hồ sơ không khớp với thực tế, công ty chịu trách nhiệm giải trình và điều chỉnh.</w:t>
+        <w:t xml:space="preserve">Nếu có nội dung nào không khớp với thực tế, công ty chịu trách nhiệm giải trình và điều chỉnh.</w:t>
       </w:r>
     </w:p>
     <w:p>
@@ -6209,13 +10078,8 @@
           <w:sz w:val="21"/>
           <w:szCs w:val="21"/>
         </w:rPr>
-        <w:t xml:space="preserve"> ...................................................</w:t>
-      </w:r>
-    </w:p>
-    <w:p>
-      <w:pPr>
-        <w:spacing w:after="130" w:line="300"/>
-      </w:pPr>
+        <w:t xml:space="preserve"> ..................................... </w:t>
+      </w:r>
       <w:r>
         <w:rPr>
           <w:rFonts w:ascii="Be Vietnam Pro" w:cs="Be Vietnam Pro" w:eastAsia="Be Vietnam Pro" w:hAnsi="Be Vietnam Pro"/>
@@ -6234,7 +10098,7 @@
           <w:sz w:val="21"/>
           <w:szCs w:val="21"/>
         </w:rPr>
-        <w:t xml:space="preserve"> ...................................................</w:t>
+        <w:t xml:space="preserve"> .....................................</w:t>
       </w:r>
     </w:p>
     <w:p>
@@ -6259,8 +10123,13 @@
           <w:sz w:val="21"/>
           <w:szCs w:val="21"/>
         </w:rPr>
-        <w:t xml:space="preserve"> .................. </w:t>
-      </w:r>
+        <w:t xml:space="preserve"> ....... /....... /...........</w:t>
+      </w:r>
+    </w:p>
+    <w:p>
+      <w:pPr>
+        <w:spacing w:after="130" w:line="300"/>
+      </w:pPr>
       <w:r>
         <w:rPr>
           <w:rFonts w:ascii="Be Vietnam Pro" w:cs="Be Vietnam Pro" w:eastAsia="Be Vietnam Pro" w:hAnsi="Be Vietnam Pro"/>
@@ -6270,32 +10139,7 @@
           <w:sz w:val="21"/>
           <w:szCs w:val="21"/>
         </w:rPr>
-        <w:t xml:space="preserve">/.................. /</w:t>
-      </w:r>
-      <w:r>
-        <w:rPr>
-          <w:rFonts w:ascii="Be Vietnam Pro" w:cs="Be Vietnam Pro" w:eastAsia="Be Vietnam Pro" w:hAnsi="Be Vietnam Pro"/>
-          <w:color w:val="101814"/>
-          <w:sz w:val="21"/>
-          <w:szCs w:val="21"/>
-        </w:rPr>
-        <w:t xml:space="preserve"> ..................</w:t>
-      </w:r>
-    </w:p>
-    <w:p>
-      <w:pPr>
-        <w:spacing w:after="130" w:line="300"/>
-      </w:pPr>
-      <w:r>
-        <w:rPr>
-          <w:rFonts w:ascii="Be Vietnam Pro" w:cs="Be Vietnam Pro" w:eastAsia="Be Vietnam Pro" w:hAnsi="Be Vietnam Pro"/>
-          <w:i/>
-          <w:iCs/>
-          <w:color w:val="101814"/>
-          <w:sz w:val="21"/>
-          <w:szCs w:val="21"/>
-        </w:rPr>
-        <w:t xml:space="preserve">Người đại diện theo pháp luật ký, đóng dấu:</w:t>
+        <w:t xml:space="preserve">Người đại diện theo pháp luật Công ty OPTIMAI ký, đóng dấu:</w:t>
       </w:r>
     </w:p>
     <w:sectPr>
@@ -6368,7 +10212,7 @@
         <w:sz w:val="16"/>
         <w:szCs w:val="16"/>
       </w:rPr>
-      <w:t xml:space="preserve">Hồ sơ chung — sản xuất phần mềm nội bộ  ·  Trang </w:t>
+      <w:t xml:space="preserve">Hồ sơ chung — OPTIMAI thực hiện cho Bioscope  ·  Trang </w:t>
     </w:r>
     <w:r>
       <w:rPr>
@@ -6546,7 +10390,7 @@
               <w:sz w:val="17"/>
               <w:szCs w:val="17"/>
             </w:rPr>
-            <w:t xml:space="preserve">00-1 · THUYẾT MINH NĂNG LỰC VÀ ĐỘI NGŨ PHÁT TRIỂN NỘI BỘ</w:t>
+            <w:t xml:space="preserve">00-1 · NĂNG LỰC NHÀ THẦU VÀ ĐỘI NGŨ THỰC HIỆN</w:t>
           </w:r>
         </w:p>
       </w:tc>

--- a/docs/00-ho-so-chung/00-1-thuyet-minh-nang-luc-va-doi-ngu.docx
+++ b/docs/00-ho-so-chung/00-1-thuyet-minh-nang-luc-va-doi-ngu.docx
@@ -9,48 +9,39 @@
     </w:p>
     <w:p>
       <w:pPr>
-        <w:spacing w:after="350"/>
+        <w:spacing w:after="40"/>
         <w:jc w:val="center"/>
       </w:pPr>
       <w:r>
-        <w:drawing>
-          <wp:inline distT="0" distB="0" distL="0" distR="0">
-            <wp:extent cx="2476500" cy="723900"/>
-            <wp:effectExtent t="0" r="0" b="0" l="0"/>
-            <wp:docPr id="1" name="" descr="" title=""/>
-            <wp:cNvGraphicFramePr>
-              <a:graphicFrameLocks xmlns:a="http://schemas.openxmlformats.org/drawingml/2006/main" noChangeAspect="1"/>
-            </wp:cNvGraphicFramePr>
-            <a:graphic xmlns:a="http://schemas.openxmlformats.org/drawingml/2006/main">
-              <a:graphicData uri="http://schemas.openxmlformats.org/drawingml/2006/picture">
-                <pic:pic xmlns:pic="http://schemas.openxmlformats.org/drawingml/2006/picture">
-                  <pic:nvPicPr>
-                    <pic:cNvPr id="0" name="" descr=""/>
-                    <pic:cNvPicPr>
-                      <a:picLocks noChangeAspect="1" noChangeArrowheads="1"/>
-                    </pic:cNvPicPr>
-                  </pic:nvPicPr>
-                  <pic:blipFill>
-                    <a:blip r:embed="rId9" cstate="none"/>
-                    <a:srcRect/>
-                    <a:stretch>
-                      <a:fillRect/>
-                    </a:stretch>
-                  </pic:blipFill>
-                  <pic:spPr bwMode="auto">
-                    <a:xfrm>
-                      <a:off x="0" y="0"/>
-                      <a:ext cx="2476500" cy="723900"/>
-                    </a:xfrm>
-                    <a:prstGeom prst="rect">
-                      <a:avLst/>
-                    </a:prstGeom>
-                  </pic:spPr>
-                </pic:pic>
-              </a:graphicData>
-            </a:graphic>
-          </wp:inline>
-        </w:drawing>
+        <w:rPr>
+          <w:rFonts w:ascii="Be Vietnam Pro" w:cs="Be Vietnam Pro" w:eastAsia="Be Vietnam Pro" w:hAnsi="Be Vietnam Pro"/>
+          <w:b/>
+          <w:bCs/>
+          <w:color w:val="036F3D"/>
+          <w:spacing w:val="160"/>
+          <w:sz w:val="64"/>
+          <w:szCs w:val="64"/>
+        </w:rPr>
+        <w:t xml:space="preserve">OPTIMAI</w:t>
+      </w:r>
+    </w:p>
+    <w:p>
+      <w:pPr>
+        <w:pBdr>
+          <w:top w:val="single" w:color="F58E33" w:sz="8" w:space="10"/>
+        </w:pBdr>
+        <w:spacing w:after="320"/>
+        <w:jc w:val="center"/>
+      </w:pPr>
+      <w:r>
+        <w:rPr>
+          <w:rFonts w:ascii="Be Vietnam Pro" w:cs="Be Vietnam Pro" w:eastAsia="Be Vietnam Pro" w:hAnsi="Be Vietnam Pro"/>
+          <w:color w:val="8A4B12"/>
+          <w:spacing w:val="70"/>
+          <w:sz w:val="16"/>
+          <w:szCs w:val="16"/>
+        </w:rPr>
+        <w:t xml:space="preserve">CÔNG TY PHÁT TRIỂN PHẦN MỀM</w:t>
       </w:r>
     </w:p>
     <w:p>
@@ -3086,7 +3077,7 @@
           <w:sz w:val="24"/>
           <w:szCs w:val="24"/>
         </w:rPr>
-        <w:t xml:space="preserve">3.2 Phân công theo tài liệu</w:t>
+        <w:t xml:space="preserve">3.2 Quy mô đội và ý nghĩa của nó</w:t>
       </w:r>
     </w:p>
     <w:p>
@@ -3100,7 +3091,2175 @@
           <w:sz w:val="21"/>
           <w:szCs w:val="21"/>
         </w:rPr>
-        <w:t xml:space="preserve">Mỗi tài liệu trong bộ hồ sơ ghi rõ người lập ở trang bìa, khớp với bảng phân công trên:</w:t>
+        <w:t xml:space="preserve">Bốn người cho bốn sản phẩm trải bảy tháng là </w:t>
+      </w:r>
+      <w:r>
+        <w:rPr>
+          <w:rFonts w:ascii="Be Vietnam Pro" w:cs="Be Vietnam Pro" w:eastAsia="Be Vietnam Pro" w:hAnsi="Be Vietnam Pro"/>
+          <w:b/>
+          <w:bCs/>
+          <w:color w:val="101814"/>
+          <w:sz w:val="21"/>
+          <w:szCs w:val="21"/>
+        </w:rPr>
+        <w:t xml:space="preserve">đội nhỏ, làm liên tục</w:t>
+      </w:r>
+      <w:r>
+        <w:rPr>
+          <w:rFonts w:ascii="Be Vietnam Pro" w:cs="Be Vietnam Pro" w:eastAsia="Be Vietnam Pro" w:hAnsi="Be Vietnam Pro"/>
+          <w:color w:val="101814"/>
+          <w:sz w:val="21"/>
+          <w:szCs w:val="21"/>
+        </w:rPr>
+        <w:t xml:space="preserve">. Điều này giải thích một số đặc điểm thấy được trong hồ sơ:</w:t>
+      </w:r>
+    </w:p>
+    <w:tbl>
+      <w:tblPr>
+        <w:tblW w:type="dxa" w:w="9360"/>
+        <w:tblBorders>
+          <w:top w:val="single" w:color="CFE3D8" w:sz="4"/>
+          <w:left w:val="single" w:color="CFE3D8" w:sz="4"/>
+          <w:bottom w:val="single" w:color="CFE3D8" w:sz="4"/>
+          <w:right w:val="single" w:color="CFE3D8" w:sz="4"/>
+          <w:insideH w:val="single" w:color="CFE3D8" w:sz="4"/>
+          <w:insideV w:val="single" w:color="CFE3D8" w:sz="4"/>
+        </w:tblBorders>
+        <w:tblLayout w:type="fixed"/>
+      </w:tblPr>
+      <w:tblGrid>
+        <w:gridCol w:w="4346"/>
+        <w:gridCol w:w="5014"/>
+      </w:tblGrid>
+      <w:tr>
+        <w:trPr>
+          <w:tblHeader/>
+        </w:trPr>
+        <w:tc>
+          <w:tcPr>
+            <w:tcW w:type="dxa" w:w="4346"/>
+            <w:shd w:fill="EEF6F1" w:color="auto" w:val="clear"/>
+            <w:tcMar>
+              <w:top w:type="dxa" w:w="90"/>
+              <w:left w:type="dxa" w:w="120"/>
+              <w:bottom w:type="dxa" w:w="90"/>
+              <w:right w:type="dxa" w:w="120"/>
+            </w:tcMar>
+            <w:vAlign w:val="center"/>
+          </w:tcPr>
+          <w:p>
+            <w:pPr>
+              <w:spacing w:after="0" w:line="280"/>
+            </w:pPr>
+            <w:r>
+              <w:rPr>
+                <w:rFonts w:ascii="Be Vietnam Pro" w:cs="Be Vietnam Pro" w:eastAsia="Be Vietnam Pro" w:hAnsi="Be Vietnam Pro"/>
+                <w:b/>
+                <w:bCs/>
+                <w:color w:val="036F3D"/>
+                <w:sz w:val="20"/>
+                <w:szCs w:val="20"/>
+              </w:rPr>
+              <w:t xml:space="preserve">Đặc điểm</w:t>
+            </w:r>
+          </w:p>
+        </w:tc>
+        <w:tc>
+          <w:tcPr>
+            <w:tcW w:type="dxa" w:w="5014"/>
+            <w:shd w:fill="EEF6F1" w:color="auto" w:val="clear"/>
+            <w:tcMar>
+              <w:top w:type="dxa" w:w="90"/>
+              <w:left w:type="dxa" w:w="120"/>
+              <w:bottom w:type="dxa" w:w="90"/>
+              <w:right w:type="dxa" w:w="120"/>
+            </w:tcMar>
+            <w:vAlign w:val="center"/>
+          </w:tcPr>
+          <w:p>
+            <w:pPr>
+              <w:spacing w:after="0" w:line="280"/>
+            </w:pPr>
+            <w:r>
+              <w:rPr>
+                <w:rFonts w:ascii="Be Vietnam Pro" w:cs="Be Vietnam Pro" w:eastAsia="Be Vietnam Pro" w:hAnsi="Be Vietnam Pro"/>
+                <w:b/>
+                <w:bCs/>
+                <w:color w:val="036F3D"/>
+                <w:sz w:val="20"/>
+                <w:szCs w:val="20"/>
+              </w:rPr>
+              <w:t xml:space="preserve">Nguyên nhân</w:t>
+            </w:r>
+          </w:p>
+        </w:tc>
+      </w:tr>
+      <w:tr>
+        <w:trPr>
+          <w:tblHeader w:val="false"/>
+        </w:trPr>
+        <w:tc>
+          <w:tcPr>
+            <w:tcW w:type="dxa" w:w="4346"/>
+            <w:tcMar>
+              <w:top w:type="dxa" w:w="90"/>
+              <w:left w:type="dxa" w:w="120"/>
+              <w:bottom w:type="dxa" w:w="90"/>
+              <w:right w:type="dxa" w:w="120"/>
+            </w:tcMar>
+            <w:vAlign w:val="center"/>
+          </w:tcPr>
+          <w:p>
+            <w:pPr>
+              <w:spacing w:after="0" w:line="280"/>
+            </w:pPr>
+            <w:r>
+              <w:rPr>
+                <w:rFonts w:ascii="Be Vietnam Pro" w:cs="Be Vietnam Pro" w:eastAsia="Be Vietnam Pro" w:hAnsi="Be Vietnam Pro"/>
+                <w:color w:val="101814"/>
+                <w:sz w:val="20"/>
+                <w:szCs w:val="20"/>
+              </w:rPr>
+              <w:t xml:space="preserve">Một người đảm nhiều công đoạn</w:t>
+            </w:r>
+          </w:p>
+        </w:tc>
+        <w:tc>
+          <w:tcPr>
+            <w:tcW w:type="dxa" w:w="5014"/>
+            <w:tcMar>
+              <w:top w:type="dxa" w:w="90"/>
+              <w:left w:type="dxa" w:w="120"/>
+              <w:bottom w:type="dxa" w:w="90"/>
+              <w:right w:type="dxa" w:w="120"/>
+            </w:tcMar>
+            <w:vAlign w:val="center"/>
+          </w:tcPr>
+          <w:p>
+            <w:pPr>
+              <w:spacing w:after="0" w:line="280"/>
+            </w:pPr>
+            <w:r>
+              <w:rPr>
+                <w:rFonts w:ascii="Be Vietnam Pro" w:cs="Be Vietnam Pro" w:eastAsia="Be Vietnam Pro" w:hAnsi="Be Vietnam Pro"/>
+                <w:color w:val="101814"/>
+                <w:sz w:val="20"/>
+                <w:szCs w:val="20"/>
+              </w:rPr>
+              <w:t xml:space="preserve">Đội nhỏ; Team Lead vừa thiết kế vừa lập trình</w:t>
+            </w:r>
+          </w:p>
+        </w:tc>
+      </w:tr>
+      <w:tr>
+        <w:trPr>
+          <w:tblHeader w:val="false"/>
+        </w:trPr>
+        <w:tc>
+          <w:tcPr>
+            <w:tcW w:type="dxa" w:w="4346"/>
+            <w:tcMar>
+              <w:top w:type="dxa" w:w="90"/>
+              <w:left w:type="dxa" w:w="120"/>
+              <w:bottom w:type="dxa" w:w="90"/>
+              <w:right w:type="dxa" w:w="120"/>
+            </w:tcMar>
+            <w:vAlign w:val="center"/>
+          </w:tcPr>
+          <w:p>
+            <w:pPr>
+              <w:spacing w:after="0" w:line="280"/>
+            </w:pPr>
+            <w:r>
+              <w:rPr>
+                <w:rFonts w:ascii="Be Vietnam Pro" w:cs="Be Vietnam Pro" w:eastAsia="Be Vietnam Pro" w:hAnsi="Be Vietnam Pro"/>
+                <w:color w:val="101814"/>
+                <w:sz w:val="20"/>
+                <w:szCs w:val="20"/>
+              </w:rPr>
+              <w:t xml:space="preserve">Kiến trúc ưu tiên đơn giản, dễ bảo trì</w:t>
+            </w:r>
+          </w:p>
+        </w:tc>
+        <w:tc>
+          <w:tcPr>
+            <w:tcW w:type="dxa" w:w="5014"/>
+            <w:tcMar>
+              <w:top w:type="dxa" w:w="90"/>
+              <w:left w:type="dxa" w:w="120"/>
+              <w:bottom w:type="dxa" w:w="90"/>
+              <w:right w:type="dxa" w:w="120"/>
+            </w:tcMar>
+            <w:vAlign w:val="center"/>
+          </w:tcPr>
+          <w:p>
+            <w:pPr>
+              <w:spacing w:after="0" w:line="280"/>
+            </w:pPr>
+            <w:r>
+              <w:rPr>
+                <w:rFonts w:ascii="Be Vietnam Pro" w:cs="Be Vietnam Pro" w:eastAsia="Be Vietnam Pro" w:hAnsi="Be Vietnam Pro"/>
+                <w:color w:val="101814"/>
+                <w:sz w:val="20"/>
+                <w:szCs w:val="20"/>
+              </w:rPr>
+              <w:t xml:space="preserve">Thiết kế phải để </w:t>
+            </w:r>
+            <w:r>
+              <w:rPr>
+                <w:rFonts w:ascii="Be Vietnam Pro" w:cs="Be Vietnam Pro" w:eastAsia="Be Vietnam Pro" w:hAnsi="Be Vietnam Pro"/>
+                <w:b/>
+                <w:bCs/>
+                <w:color w:val="101814"/>
+                <w:sz w:val="20"/>
+                <w:szCs w:val="20"/>
+              </w:rPr>
+              <w:t xml:space="preserve">một người bảo trì được</w:t>
+            </w:r>
+          </w:p>
+        </w:tc>
+      </w:tr>
+      <w:tr>
+        <w:trPr>
+          <w:tblHeader w:val="false"/>
+        </w:trPr>
+        <w:tc>
+          <w:tcPr>
+            <w:tcW w:type="dxa" w:w="4346"/>
+            <w:tcMar>
+              <w:top w:type="dxa" w:w="90"/>
+              <w:left w:type="dxa" w:w="120"/>
+              <w:bottom w:type="dxa" w:w="90"/>
+              <w:right w:type="dxa" w:w="120"/>
+            </w:tcMar>
+            <w:vAlign w:val="center"/>
+          </w:tcPr>
+          <w:p>
+            <w:pPr>
+              <w:spacing w:after="0" w:line="280"/>
+            </w:pPr>
+            <w:r>
+              <w:rPr>
+                <w:rFonts w:ascii="Be Vietnam Pro" w:cs="Be Vietnam Pro" w:eastAsia="Be Vietnam Pro" w:hAnsi="Be Vietnam Pro"/>
+                <w:color w:val="101814"/>
+                <w:sz w:val="20"/>
+                <w:szCs w:val="20"/>
+              </w:rPr>
+              <w:t xml:space="preserve">Dùng nhiều nền tảng mã nguồn mở</w:t>
+            </w:r>
+          </w:p>
+        </w:tc>
+        <w:tc>
+          <w:tcPr>
+            <w:tcW w:type="dxa" w:w="5014"/>
+            <w:tcMar>
+              <w:top w:type="dxa" w:w="90"/>
+              <w:left w:type="dxa" w:w="120"/>
+              <w:bottom w:type="dxa" w:w="90"/>
+              <w:right w:type="dxa" w:w="120"/>
+            </w:tcMar>
+            <w:vAlign w:val="center"/>
+          </w:tcPr>
+          <w:p>
+            <w:pPr>
+              <w:spacing w:after="0" w:line="280"/>
+            </w:pPr>
+            <w:r>
+              <w:rPr>
+                <w:rFonts w:ascii="Be Vietnam Pro" w:cs="Be Vietnam Pro" w:eastAsia="Be Vietnam Pro" w:hAnsi="Be Vietnam Pro"/>
+                <w:color w:val="101814"/>
+                <w:sz w:val="20"/>
+                <w:szCs w:val="20"/>
+              </w:rPr>
+              <w:t xml:space="preserve">Không đủ người để viết lại những thứ đã có</w:t>
+            </w:r>
+          </w:p>
+        </w:tc>
+      </w:tr>
+      <w:tr>
+        <w:trPr>
+          <w:tblHeader w:val="false"/>
+        </w:trPr>
+        <w:tc>
+          <w:tcPr>
+            <w:tcW w:type="dxa" w:w="4346"/>
+            <w:tcMar>
+              <w:top w:type="dxa" w:w="90"/>
+              <w:left w:type="dxa" w:w="120"/>
+              <w:bottom w:type="dxa" w:w="90"/>
+              <w:right w:type="dxa" w:w="120"/>
+            </w:tcMar>
+            <w:vAlign w:val="center"/>
+          </w:tcPr>
+          <w:p>
+            <w:pPr>
+              <w:spacing w:after="0" w:line="280"/>
+            </w:pPr>
+            <w:r>
+              <w:rPr>
+                <w:rFonts w:ascii="Be Vietnam Pro" w:cs="Be Vietnam Pro" w:eastAsia="Be Vietnam Pro" w:hAnsi="Be Vietnam Pro"/>
+                <w:color w:val="101814"/>
+                <w:sz w:val="20"/>
+                <w:szCs w:val="20"/>
+              </w:rPr>
+              <w:t xml:space="preserve">Nhật ký phát triển giai đoạn đầu sơ sài</w:t>
+            </w:r>
+          </w:p>
+        </w:tc>
+        <w:tc>
+          <w:tcPr>
+            <w:tcW w:type="dxa" w:w="5014"/>
+            <w:tcMar>
+              <w:top w:type="dxa" w:w="90"/>
+              <w:left w:type="dxa" w:w="120"/>
+              <w:bottom w:type="dxa" w:w="90"/>
+              <w:right w:type="dxa" w:w="120"/>
+            </w:tcMar>
+            <w:vAlign w:val="center"/>
+          </w:tcPr>
+          <w:p>
+            <w:pPr>
+              <w:spacing w:after="0" w:line="280"/>
+            </w:pPr>
+            <w:r>
+              <w:rPr>
+                <w:rFonts w:ascii="Be Vietnam Pro" w:cs="Be Vietnam Pro" w:eastAsia="Be Vietnam Pro" w:hAnsi="Be Vietnam Pro"/>
+                <w:color w:val="101814"/>
+                <w:sz w:val="20"/>
+                <w:szCs w:val="20"/>
+              </w:rPr>
+              <w:t xml:space="preserve">Quy trình trưởng thành dần — xem mục 8</w:t>
+            </w:r>
+          </w:p>
+        </w:tc>
+      </w:tr>
+    </w:tbl>
+    <w:p>
+      <w:pPr>
+        <w:spacing w:after="180"/>
+      </w:pPr>
+    </w:p>
+    <w:p>
+      <w:pPr>
+        <w:spacing w:after="130" w:line="300"/>
+      </w:pPr>
+      <w:r>
+        <w:rPr>
+          <w:rFonts w:ascii="Be Vietnam Pro" w:cs="Be Vietnam Pro" w:eastAsia="Be Vietnam Pro" w:hAnsi="Be Vietnam Pro"/>
+          <w:color w:val="101814"/>
+          <w:sz w:val="21"/>
+          <w:szCs w:val="21"/>
+        </w:rPr>
+        <w:t xml:space="preserve">Đây là mô tả trung thực, không phải điểm yếu cần che. Một đội bốn người tạo ra khối lượng ở mục 7 trong bảy tháng là hoàn toàn hợp lý và kiểm chứng được.</w:t>
+      </w:r>
+    </w:p>
+    <w:p>
+      <w:pPr>
+        <w:pBdr>
+          <w:bottom w:val="single" w:color="CFE3D8" w:sz="4" w:space="4"/>
+        </w:pBdr>
+        <w:spacing w:after="160" w:before="160"/>
+      </w:pPr>
+      <w:r>
+        <w:rPr>
+          <w:rFonts w:ascii="Be Vietnam Pro" w:cs="Be Vietnam Pro" w:eastAsia="Be Vietnam Pro" w:hAnsi="Be Vietnam Pro"/>
+          <w:sz w:val="2"/>
+          <w:szCs w:val="2"/>
+        </w:rPr>
+        <w:t xml:space="preserve"/>
+      </w:r>
+    </w:p>
+    <w:p>
+      <w:pPr>
+        <w:pStyle w:val="Heading1"/>
+        <w:pBdr>
+          <w:bottom w:val="single" w:color="008E4D" w:sz="12" w:space="6"/>
+        </w:pBdr>
+        <w:spacing w:after="180" w:before="380"/>
+      </w:pPr>
+      <w:r>
+        <w:rPr>
+          <w:rFonts w:ascii="Be Vietnam Pro" w:cs="Be Vietnam Pro" w:eastAsia="Be Vietnam Pro" w:hAnsi="Be Vietnam Pro"/>
+          <w:b/>
+          <w:bCs/>
+          <w:color w:val="036F3D"/>
+          <w:sz w:val="28"/>
+          <w:szCs w:val="28"/>
+        </w:rPr>
+        <w:t xml:space="preserve">4. Phân công công việc theo vai trò</w:t>
+      </w:r>
+    </w:p>
+    <w:p>
+      <w:pPr>
+        <w:pStyle w:val="Heading2"/>
+        <w:spacing w:after="120" w:before="280"/>
+      </w:pPr>
+      <w:r>
+        <w:rPr>
+          <w:rFonts w:ascii="Be Vietnam Pro" w:cs="Be Vietnam Pro" w:eastAsia="Be Vietnam Pro" w:hAnsi="Be Vietnam Pro"/>
+          <w:b/>
+          <w:bCs/>
+          <w:color w:val="008E4D"/>
+          <w:sz w:val="24"/>
+          <w:szCs w:val="24"/>
+        </w:rPr>
+        <w:t xml:space="preserve">4.1 Ma trận phân công</w:t>
+      </w:r>
+    </w:p>
+    <w:p>
+      <w:pPr>
+        <w:spacing w:after="130" w:line="300"/>
+      </w:pPr>
+      <w:r>
+        <w:rPr>
+          <w:rFonts w:ascii="Be Vietnam Pro" w:cs="Be Vietnam Pro" w:eastAsia="Be Vietnam Pro" w:hAnsi="Be Vietnam Pro"/>
+          <w:color w:val="101814"/>
+          <w:sz w:val="21"/>
+          <w:szCs w:val="21"/>
+        </w:rPr>
+        <w:t xml:space="preserve">Bảng dưới là phân công chính thức của dự án: mỗi công đoạn giao cho vai trò nào, sản phẩm đầu ra là gì.</w:t>
+      </w:r>
+    </w:p>
+    <w:tbl>
+      <w:tblPr>
+        <w:tblW w:type="dxa" w:w="9360"/>
+        <w:tblBorders>
+          <w:top w:val="single" w:color="CFE3D8" w:sz="4"/>
+          <w:left w:val="single" w:color="CFE3D8" w:sz="4"/>
+          <w:bottom w:val="single" w:color="CFE3D8" w:sz="4"/>
+          <w:right w:val="single" w:color="CFE3D8" w:sz="4"/>
+          <w:insideH w:val="single" w:color="CFE3D8" w:sz="4"/>
+          <w:insideV w:val="single" w:color="CFE3D8" w:sz="4"/>
+        </w:tblBorders>
+        <w:tblLayout w:type="fixed"/>
+      </w:tblPr>
+      <w:tblGrid>
+        <w:gridCol w:w="2198"/>
+        <w:gridCol w:w="487"/>
+        <w:gridCol w:w="2260"/>
+        <w:gridCol w:w="799"/>
+        <w:gridCol w:w="1560"/>
+        <w:gridCol w:w="2056"/>
+      </w:tblGrid>
+      <w:tr>
+        <w:trPr>
+          <w:tblHeader/>
+        </w:trPr>
+        <w:tc>
+          <w:tcPr>
+            <w:tcW w:type="dxa" w:w="2198"/>
+            <w:shd w:fill="EEF6F1" w:color="auto" w:val="clear"/>
+            <w:tcMar>
+              <w:top w:type="dxa" w:w="90"/>
+              <w:left w:type="dxa" w:w="120"/>
+              <w:bottom w:type="dxa" w:w="90"/>
+              <w:right w:type="dxa" w:w="120"/>
+            </w:tcMar>
+            <w:vAlign w:val="center"/>
+          </w:tcPr>
+          <w:p>
+            <w:pPr>
+              <w:spacing w:after="0" w:line="280"/>
+            </w:pPr>
+            <w:r>
+              <w:rPr>
+                <w:rFonts w:ascii="Be Vietnam Pro" w:cs="Be Vietnam Pro" w:eastAsia="Be Vietnam Pro" w:hAnsi="Be Vietnam Pro"/>
+                <w:b/>
+                <w:bCs/>
+                <w:color w:val="036F3D"/>
+                <w:sz w:val="20"/>
+                <w:szCs w:val="20"/>
+              </w:rPr>
+              <w:t xml:space="preserve">Công đoạn</w:t>
+            </w:r>
+          </w:p>
+        </w:tc>
+        <w:tc>
+          <w:tcPr>
+            <w:tcW w:type="dxa" w:w="487"/>
+            <w:shd w:fill="EEF6F1" w:color="auto" w:val="clear"/>
+            <w:tcMar>
+              <w:top w:type="dxa" w:w="90"/>
+              <w:left w:type="dxa" w:w="120"/>
+              <w:bottom w:type="dxa" w:w="90"/>
+              <w:right w:type="dxa" w:w="120"/>
+            </w:tcMar>
+            <w:vAlign w:val="center"/>
+          </w:tcPr>
+          <w:p>
+            <w:pPr>
+              <w:spacing w:after="0" w:line="280"/>
+              <w:jc w:val="center"/>
+            </w:pPr>
+            <w:r>
+              <w:rPr>
+                <w:rFonts w:ascii="Be Vietnam Pro" w:cs="Be Vietnam Pro" w:eastAsia="Be Vietnam Pro" w:hAnsi="Be Vietnam Pro"/>
+                <w:b/>
+                <w:bCs/>
+                <w:color w:val="036F3D"/>
+                <w:sz w:val="20"/>
+                <w:szCs w:val="20"/>
+              </w:rPr>
+              <w:t xml:space="preserve">HungDV&lt;br&gt;</w:t>
+            </w:r>
+            <w:r>
+              <w:rPr>
+                <w:rFonts w:ascii="Be Vietnam Pro" w:cs="Be Vietnam Pro" w:eastAsia="Be Vietnam Pro" w:hAnsi="Be Vietnam Pro"/>
+                <w:b/>
+                <w:bCs/>
+                <w:i/>
+                <w:iCs/>
+                <w:color w:val="036F3D"/>
+                <w:sz w:val="20"/>
+                <w:szCs w:val="20"/>
+              </w:rPr>
+              <w:t xml:space="preserve">Product Owner</w:t>
+            </w:r>
+          </w:p>
+        </w:tc>
+        <w:tc>
+          <w:tcPr>
+            <w:tcW w:type="dxa" w:w="2260"/>
+            <w:shd w:fill="EEF6F1" w:color="auto" w:val="clear"/>
+            <w:tcMar>
+              <w:top w:type="dxa" w:w="90"/>
+              <w:left w:type="dxa" w:w="120"/>
+              <w:bottom w:type="dxa" w:w="90"/>
+              <w:right w:type="dxa" w:w="120"/>
+            </w:tcMar>
+            <w:vAlign w:val="center"/>
+          </w:tcPr>
+          <w:p>
+            <w:pPr>
+              <w:spacing w:after="0" w:line="280"/>
+              <w:jc w:val="center"/>
+            </w:pPr>
+            <w:r>
+              <w:rPr>
+                <w:rFonts w:ascii="Be Vietnam Pro" w:cs="Be Vietnam Pro" w:eastAsia="Be Vietnam Pro" w:hAnsi="Be Vietnam Pro"/>
+                <w:b/>
+                <w:bCs/>
+                <w:color w:val="036F3D"/>
+                <w:sz w:val="20"/>
+                <w:szCs w:val="20"/>
+              </w:rPr>
+              <w:t xml:space="preserve">QuanNH&lt;br&gt;</w:t>
+            </w:r>
+            <w:r>
+              <w:rPr>
+                <w:rFonts w:ascii="Be Vietnam Pro" w:cs="Be Vietnam Pro" w:eastAsia="Be Vietnam Pro" w:hAnsi="Be Vietnam Pro"/>
+                <w:b/>
+                <w:bCs/>
+                <w:i/>
+                <w:iCs/>
+                <w:color w:val="036F3D"/>
+                <w:sz w:val="20"/>
+                <w:szCs w:val="20"/>
+              </w:rPr>
+              <w:t xml:space="preserve">Team Lead</w:t>
+            </w:r>
+          </w:p>
+        </w:tc>
+        <w:tc>
+          <w:tcPr>
+            <w:tcW w:type="dxa" w:w="799"/>
+            <w:shd w:fill="EEF6F1" w:color="auto" w:val="clear"/>
+            <w:tcMar>
+              <w:top w:type="dxa" w:w="90"/>
+              <w:left w:type="dxa" w:w="120"/>
+              <w:bottom w:type="dxa" w:w="90"/>
+              <w:right w:type="dxa" w:w="120"/>
+            </w:tcMar>
+            <w:vAlign w:val="center"/>
+          </w:tcPr>
+          <w:p>
+            <w:pPr>
+              <w:spacing w:after="0" w:line="280"/>
+              <w:jc w:val="center"/>
+            </w:pPr>
+            <w:r>
+              <w:rPr>
+                <w:rFonts w:ascii="Be Vietnam Pro" w:cs="Be Vietnam Pro" w:eastAsia="Be Vietnam Pro" w:hAnsi="Be Vietnam Pro"/>
+                <w:b/>
+                <w:bCs/>
+                <w:color w:val="036F3D"/>
+                <w:sz w:val="20"/>
+                <w:szCs w:val="20"/>
+              </w:rPr>
+              <w:t xml:space="preserve">Duong Vu&lt;br&gt;</w:t>
+            </w:r>
+            <w:r>
+              <w:rPr>
+                <w:rFonts w:ascii="Be Vietnam Pro" w:cs="Be Vietnam Pro" w:eastAsia="Be Vietnam Pro" w:hAnsi="Be Vietnam Pro"/>
+                <w:b/>
+                <w:bCs/>
+                <w:i/>
+                <w:iCs/>
+                <w:color w:val="036F3D"/>
+                <w:sz w:val="20"/>
+                <w:szCs w:val="20"/>
+              </w:rPr>
+              <w:t xml:space="preserve">Developer</w:t>
+            </w:r>
+          </w:p>
+        </w:tc>
+        <w:tc>
+          <w:tcPr>
+            <w:tcW w:type="dxa" w:w="1560"/>
+            <w:shd w:fill="EEF6F1" w:color="auto" w:val="clear"/>
+            <w:tcMar>
+              <w:top w:type="dxa" w:w="90"/>
+              <w:left w:type="dxa" w:w="120"/>
+              <w:bottom w:type="dxa" w:w="90"/>
+              <w:right w:type="dxa" w:w="120"/>
+            </w:tcMar>
+            <w:vAlign w:val="center"/>
+          </w:tcPr>
+          <w:p>
+            <w:pPr>
+              <w:spacing w:after="0" w:line="280"/>
+              <w:jc w:val="center"/>
+            </w:pPr>
+            <w:r>
+              <w:rPr>
+                <w:rFonts w:ascii="Be Vietnam Pro" w:cs="Be Vietnam Pro" w:eastAsia="Be Vietnam Pro" w:hAnsi="Be Vietnam Pro"/>
+                <w:b/>
+                <w:bCs/>
+                <w:color w:val="036F3D"/>
+                <w:sz w:val="20"/>
+                <w:szCs w:val="20"/>
+              </w:rPr>
+              <w:t xml:space="preserve">Thu&lt;br&gt;</w:t>
+            </w:r>
+            <w:r>
+              <w:rPr>
+                <w:rFonts w:ascii="Be Vietnam Pro" w:cs="Be Vietnam Pro" w:eastAsia="Be Vietnam Pro" w:hAnsi="Be Vietnam Pro"/>
+                <w:b/>
+                <w:bCs/>
+                <w:i/>
+                <w:iCs/>
+                <w:color w:val="036F3D"/>
+                <w:sz w:val="20"/>
+                <w:szCs w:val="20"/>
+              </w:rPr>
+              <w:t xml:space="preserve">QA</w:t>
+            </w:r>
+          </w:p>
+        </w:tc>
+        <w:tc>
+          <w:tcPr>
+            <w:tcW w:type="dxa" w:w="2056"/>
+            <w:shd w:fill="EEF6F1" w:color="auto" w:val="clear"/>
+            <w:tcMar>
+              <w:top w:type="dxa" w:w="90"/>
+              <w:left w:type="dxa" w:w="120"/>
+              <w:bottom w:type="dxa" w:w="90"/>
+              <w:right w:type="dxa" w:w="120"/>
+            </w:tcMar>
+            <w:vAlign w:val="center"/>
+          </w:tcPr>
+          <w:p>
+            <w:pPr>
+              <w:spacing w:after="0" w:line="280"/>
+            </w:pPr>
+            <w:r>
+              <w:rPr>
+                <w:rFonts w:ascii="Be Vietnam Pro" w:cs="Be Vietnam Pro" w:eastAsia="Be Vietnam Pro" w:hAnsi="Be Vietnam Pro"/>
+                <w:b/>
+                <w:bCs/>
+                <w:color w:val="036F3D"/>
+                <w:sz w:val="20"/>
+                <w:szCs w:val="20"/>
+              </w:rPr>
+              <w:t xml:space="preserve">Đầu ra</w:t>
+            </w:r>
+          </w:p>
+        </w:tc>
+      </w:tr>
+      <w:tr>
+        <w:trPr>
+          <w:tblHeader w:val="false"/>
+        </w:trPr>
+        <w:tc>
+          <w:tcPr>
+            <w:tcW w:type="dxa" w:w="2198"/>
+            <w:tcMar>
+              <w:top w:type="dxa" w:w="90"/>
+              <w:left w:type="dxa" w:w="120"/>
+              <w:bottom w:type="dxa" w:w="90"/>
+              <w:right w:type="dxa" w:w="120"/>
+            </w:tcMar>
+            <w:vAlign w:val="center"/>
+          </w:tcPr>
+          <w:p>
+            <w:pPr>
+              <w:spacing w:after="0" w:line="280"/>
+            </w:pPr>
+            <w:r>
+              <w:rPr>
+                <w:rFonts w:ascii="Be Vietnam Pro" w:cs="Be Vietnam Pro" w:eastAsia="Be Vietnam Pro" w:hAnsi="Be Vietnam Pro"/>
+                <w:b/>
+                <w:bCs/>
+                <w:color w:val="101814"/>
+                <w:sz w:val="20"/>
+                <w:szCs w:val="20"/>
+              </w:rPr>
+              <w:t xml:space="preserve">1</w:t>
+            </w:r>
+            <w:r>
+              <w:rPr>
+                <w:rFonts w:ascii="Be Vietnam Pro" w:cs="Be Vietnam Pro" w:eastAsia="Be Vietnam Pro" w:hAnsi="Be Vietnam Pro"/>
+                <w:color w:val="101814"/>
+                <w:sz w:val="20"/>
+                <w:szCs w:val="20"/>
+              </w:rPr>
+              <w:t xml:space="preserve"> Xác định yêu cầu</w:t>
+            </w:r>
+          </w:p>
+        </w:tc>
+        <w:tc>
+          <w:tcPr>
+            <w:tcW w:type="dxa" w:w="487"/>
+            <w:tcMar>
+              <w:top w:type="dxa" w:w="90"/>
+              <w:left w:type="dxa" w:w="120"/>
+              <w:bottom w:type="dxa" w:w="90"/>
+              <w:right w:type="dxa" w:w="120"/>
+            </w:tcMar>
+            <w:vAlign w:val="center"/>
+          </w:tcPr>
+          <w:p>
+            <w:pPr>
+              <w:spacing w:after="0" w:line="280"/>
+              <w:jc w:val="center"/>
+            </w:pPr>
+            <w:r>
+              <w:rPr>
+                <w:rFonts w:ascii="Be Vietnam Pro" w:cs="Be Vietnam Pro" w:eastAsia="Be Vietnam Pro" w:hAnsi="Be Vietnam Pro"/>
+                <w:b/>
+                <w:bCs/>
+                <w:color w:val="101814"/>
+                <w:sz w:val="20"/>
+                <w:szCs w:val="20"/>
+              </w:rPr>
+              <w:t xml:space="preserve">C</w:t>
+            </w:r>
+          </w:p>
+        </w:tc>
+        <w:tc>
+          <w:tcPr>
+            <w:tcW w:type="dxa" w:w="2260"/>
+            <w:tcMar>
+              <w:top w:type="dxa" w:w="90"/>
+              <w:left w:type="dxa" w:w="120"/>
+              <w:bottom w:type="dxa" w:w="90"/>
+              <w:right w:type="dxa" w:w="120"/>
+            </w:tcMar>
+            <w:vAlign w:val="center"/>
+          </w:tcPr>
+          <w:p>
+            <w:pPr>
+              <w:spacing w:after="0" w:line="280"/>
+              <w:jc w:val="center"/>
+            </w:pPr>
+            <w:r>
+              <w:rPr>
+                <w:rFonts w:ascii="Be Vietnam Pro" w:cs="Be Vietnam Pro" w:eastAsia="Be Vietnam Pro" w:hAnsi="Be Vietnam Pro"/>
+                <w:color w:val="101814"/>
+                <w:sz w:val="20"/>
+                <w:szCs w:val="20"/>
+              </w:rPr>
+              <w:t xml:space="preserve">T</w:t>
+            </w:r>
+          </w:p>
+        </w:tc>
+        <w:tc>
+          <w:tcPr>
+            <w:tcW w:type="dxa" w:w="799"/>
+            <w:tcMar>
+              <w:top w:type="dxa" w:w="90"/>
+              <w:left w:type="dxa" w:w="120"/>
+              <w:bottom w:type="dxa" w:w="90"/>
+              <w:right w:type="dxa" w:w="120"/>
+            </w:tcMar>
+            <w:vAlign w:val="center"/>
+          </w:tcPr>
+          <w:p>
+            <w:pPr>
+              <w:spacing w:after="0" w:line="280"/>
+              <w:jc w:val="center"/>
+            </w:pPr>
+            <w:r>
+              <w:rPr>
+                <w:rFonts w:ascii="Be Vietnam Pro" w:cs="Be Vietnam Pro" w:eastAsia="Be Vietnam Pro" w:hAnsi="Be Vietnam Pro"/>
+                <w:sz w:val="21"/>
+                <w:szCs w:val="21"/>
+              </w:rPr>
+              <w:t xml:space="preserve"/>
+            </w:r>
+          </w:p>
+        </w:tc>
+        <w:tc>
+          <w:tcPr>
+            <w:tcW w:type="dxa" w:w="1560"/>
+            <w:tcMar>
+              <w:top w:type="dxa" w:w="90"/>
+              <w:left w:type="dxa" w:w="120"/>
+              <w:bottom w:type="dxa" w:w="90"/>
+              <w:right w:type="dxa" w:w="120"/>
+            </w:tcMar>
+            <w:vAlign w:val="center"/>
+          </w:tcPr>
+          <w:p>
+            <w:pPr>
+              <w:spacing w:after="0" w:line="280"/>
+              <w:jc w:val="center"/>
+            </w:pPr>
+            <w:r>
+              <w:rPr>
+                <w:rFonts w:ascii="Be Vietnam Pro" w:cs="Be Vietnam Pro" w:eastAsia="Be Vietnam Pro" w:hAnsi="Be Vietnam Pro"/>
+                <w:color w:val="101814"/>
+                <w:sz w:val="20"/>
+                <w:szCs w:val="20"/>
+              </w:rPr>
+              <w:t xml:space="preserve">T</w:t>
+            </w:r>
+          </w:p>
+        </w:tc>
+        <w:tc>
+          <w:tcPr>
+            <w:tcW w:type="dxa" w:w="2056"/>
+            <w:tcMar>
+              <w:top w:type="dxa" w:w="90"/>
+              <w:left w:type="dxa" w:w="120"/>
+              <w:bottom w:type="dxa" w:w="90"/>
+              <w:right w:type="dxa" w:w="120"/>
+            </w:tcMar>
+            <w:vAlign w:val="center"/>
+          </w:tcPr>
+          <w:p>
+            <w:pPr>
+              <w:spacing w:after="0" w:line="280"/>
+            </w:pPr>
+            <w:r>
+              <w:rPr>
+                <w:rFonts w:ascii="Be Vietnam Pro" w:cs="Be Vietnam Pro" w:eastAsia="Be Vietnam Pro" w:hAnsi="Be Vietnam Pro"/>
+                <w:color w:val="101814"/>
+                <w:sz w:val="20"/>
+                <w:szCs w:val="20"/>
+              </w:rPr>
+              <w:t xml:space="preserve">Tài liệu </w:t>
+            </w:r>
+            <w:r>
+              <w:rPr>
+                <w:rFonts w:ascii="Menlo" w:cs="Menlo" w:eastAsia="Menlo" w:hAnsi="Menlo"/>
+                <w:color w:val="036F3D"/>
+                <w:sz w:val="20"/>
+                <w:szCs w:val="20"/>
+                <w:shd w:fill="F1F5F3" w:color="auto" w:val="clear"/>
+              </w:rPr>
+              <w:t xml:space="preserve">-02</w:t>
+            </w:r>
+          </w:p>
+        </w:tc>
+      </w:tr>
+      <w:tr>
+        <w:trPr>
+          <w:tblHeader w:val="false"/>
+        </w:trPr>
+        <w:tc>
+          <w:tcPr>
+            <w:tcW w:type="dxa" w:w="2198"/>
+            <w:tcMar>
+              <w:top w:type="dxa" w:w="90"/>
+              <w:left w:type="dxa" w:w="120"/>
+              <w:bottom w:type="dxa" w:w="90"/>
+              <w:right w:type="dxa" w:w="120"/>
+            </w:tcMar>
+            <w:vAlign w:val="center"/>
+          </w:tcPr>
+          <w:p>
+            <w:pPr>
+              <w:spacing w:after="0" w:line="280"/>
+            </w:pPr>
+            <w:r>
+              <w:rPr>
+                <w:rFonts w:ascii="Be Vietnam Pro" w:cs="Be Vietnam Pro" w:eastAsia="Be Vietnam Pro" w:hAnsi="Be Vietnam Pro"/>
+                <w:b/>
+                <w:bCs/>
+                <w:color w:val="101814"/>
+                <w:sz w:val="20"/>
+                <w:szCs w:val="20"/>
+              </w:rPr>
+              <w:t xml:space="preserve">2</w:t>
+            </w:r>
+            <w:r>
+              <w:rPr>
+                <w:rFonts w:ascii="Be Vietnam Pro" w:cs="Be Vietnam Pro" w:eastAsia="Be Vietnam Pro" w:hAnsi="Be Vietnam Pro"/>
+                <w:color w:val="101814"/>
+                <w:sz w:val="20"/>
+                <w:szCs w:val="20"/>
+              </w:rPr>
+              <w:t xml:space="preserve"> Phân tích và thiết kế</w:t>
+            </w:r>
+          </w:p>
+        </w:tc>
+        <w:tc>
+          <w:tcPr>
+            <w:tcW w:type="dxa" w:w="487"/>
+            <w:tcMar>
+              <w:top w:type="dxa" w:w="90"/>
+              <w:left w:type="dxa" w:w="120"/>
+              <w:bottom w:type="dxa" w:w="90"/>
+              <w:right w:type="dxa" w:w="120"/>
+            </w:tcMar>
+            <w:vAlign w:val="center"/>
+          </w:tcPr>
+          <w:p>
+            <w:pPr>
+              <w:spacing w:after="0" w:line="280"/>
+              <w:jc w:val="center"/>
+            </w:pPr>
+            <w:r>
+              <w:rPr>
+                <w:rFonts w:ascii="Be Vietnam Pro" w:cs="Be Vietnam Pro" w:eastAsia="Be Vietnam Pro" w:hAnsi="Be Vietnam Pro"/>
+                <w:color w:val="101814"/>
+                <w:sz w:val="20"/>
+                <w:szCs w:val="20"/>
+              </w:rPr>
+              <w:t xml:space="preserve">T</w:t>
+            </w:r>
+          </w:p>
+        </w:tc>
+        <w:tc>
+          <w:tcPr>
+            <w:tcW w:type="dxa" w:w="2260"/>
+            <w:tcMar>
+              <w:top w:type="dxa" w:w="90"/>
+              <w:left w:type="dxa" w:w="120"/>
+              <w:bottom w:type="dxa" w:w="90"/>
+              <w:right w:type="dxa" w:w="120"/>
+            </w:tcMar>
+            <w:vAlign w:val="center"/>
+          </w:tcPr>
+          <w:p>
+            <w:pPr>
+              <w:spacing w:after="0" w:line="280"/>
+              <w:jc w:val="center"/>
+            </w:pPr>
+            <w:r>
+              <w:rPr>
+                <w:rFonts w:ascii="Be Vietnam Pro" w:cs="Be Vietnam Pro" w:eastAsia="Be Vietnam Pro" w:hAnsi="Be Vietnam Pro"/>
+                <w:b/>
+                <w:bCs/>
+                <w:color w:val="101814"/>
+                <w:sz w:val="20"/>
+                <w:szCs w:val="20"/>
+              </w:rPr>
+              <w:t xml:space="preserve">C</w:t>
+            </w:r>
+          </w:p>
+        </w:tc>
+        <w:tc>
+          <w:tcPr>
+            <w:tcW w:type="dxa" w:w="799"/>
+            <w:tcMar>
+              <w:top w:type="dxa" w:w="90"/>
+              <w:left w:type="dxa" w:w="120"/>
+              <w:bottom w:type="dxa" w:w="90"/>
+              <w:right w:type="dxa" w:w="120"/>
+            </w:tcMar>
+            <w:vAlign w:val="center"/>
+          </w:tcPr>
+          <w:p>
+            <w:pPr>
+              <w:spacing w:after="0" w:line="280"/>
+              <w:jc w:val="center"/>
+            </w:pPr>
+            <w:r>
+              <w:rPr>
+                <w:rFonts w:ascii="Be Vietnam Pro" w:cs="Be Vietnam Pro" w:eastAsia="Be Vietnam Pro" w:hAnsi="Be Vietnam Pro"/>
+                <w:color w:val="101814"/>
+                <w:sz w:val="20"/>
+                <w:szCs w:val="20"/>
+              </w:rPr>
+              <w:t xml:space="preserve">T</w:t>
+            </w:r>
+          </w:p>
+        </w:tc>
+        <w:tc>
+          <w:tcPr>
+            <w:tcW w:type="dxa" w:w="1560"/>
+            <w:tcMar>
+              <w:top w:type="dxa" w:w="90"/>
+              <w:left w:type="dxa" w:w="120"/>
+              <w:bottom w:type="dxa" w:w="90"/>
+              <w:right w:type="dxa" w:w="120"/>
+            </w:tcMar>
+            <w:vAlign w:val="center"/>
+          </w:tcPr>
+          <w:p>
+            <w:pPr>
+              <w:spacing w:after="0" w:line="280"/>
+              <w:jc w:val="center"/>
+            </w:pPr>
+            <w:r>
+              <w:rPr>
+                <w:rFonts w:ascii="Be Vietnam Pro" w:cs="Be Vietnam Pro" w:eastAsia="Be Vietnam Pro" w:hAnsi="Be Vietnam Pro"/>
+                <w:sz w:val="21"/>
+                <w:szCs w:val="21"/>
+              </w:rPr>
+              <w:t xml:space="preserve"/>
+            </w:r>
+          </w:p>
+        </w:tc>
+        <w:tc>
+          <w:tcPr>
+            <w:tcW w:type="dxa" w:w="2056"/>
+            <w:tcMar>
+              <w:top w:type="dxa" w:w="90"/>
+              <w:left w:type="dxa" w:w="120"/>
+              <w:bottom w:type="dxa" w:w="90"/>
+              <w:right w:type="dxa" w:w="120"/>
+            </w:tcMar>
+            <w:vAlign w:val="center"/>
+          </w:tcPr>
+          <w:p>
+            <w:pPr>
+              <w:spacing w:after="0" w:line="280"/>
+            </w:pPr>
+            <w:r>
+              <w:rPr>
+                <w:rFonts w:ascii="Be Vietnam Pro" w:cs="Be Vietnam Pro" w:eastAsia="Be Vietnam Pro" w:hAnsi="Be Vietnam Pro"/>
+                <w:color w:val="101814"/>
+                <w:sz w:val="20"/>
+                <w:szCs w:val="20"/>
+              </w:rPr>
+              <w:t xml:space="preserve">Tài liệu </w:t>
+            </w:r>
+            <w:r>
+              <w:rPr>
+                <w:rFonts w:ascii="Menlo" w:cs="Menlo" w:eastAsia="Menlo" w:hAnsi="Menlo"/>
+                <w:color w:val="036F3D"/>
+                <w:sz w:val="20"/>
+                <w:szCs w:val="20"/>
+                <w:shd w:fill="F1F5F3" w:color="auto" w:val="clear"/>
+              </w:rPr>
+              <w:t xml:space="preserve">-03</w:t>
+            </w:r>
+            <w:r>
+              <w:rPr>
+                <w:rFonts w:ascii="Be Vietnam Pro" w:cs="Be Vietnam Pro" w:eastAsia="Be Vietnam Pro" w:hAnsi="Be Vietnam Pro"/>
+                <w:color w:val="101814"/>
+                <w:sz w:val="20"/>
+                <w:szCs w:val="20"/>
+              </w:rPr>
+              <w:t xml:space="preserve"> </w:t>
+            </w:r>
+            <w:r>
+              <w:rPr>
+                <w:rFonts w:ascii="Menlo" w:cs="Menlo" w:eastAsia="Menlo" w:hAnsi="Menlo"/>
+                <w:color w:val="036F3D"/>
+                <w:sz w:val="20"/>
+                <w:szCs w:val="20"/>
+                <w:shd w:fill="F1F5F3" w:color="auto" w:val="clear"/>
+              </w:rPr>
+              <w:t xml:space="preserve">-04</w:t>
+            </w:r>
+            <w:r>
+              <w:rPr>
+                <w:rFonts w:ascii="Be Vietnam Pro" w:cs="Be Vietnam Pro" w:eastAsia="Be Vietnam Pro" w:hAnsi="Be Vietnam Pro"/>
+                <w:color w:val="101814"/>
+                <w:sz w:val="20"/>
+                <w:szCs w:val="20"/>
+              </w:rPr>
+              <w:t xml:space="preserve"> </w:t>
+            </w:r>
+            <w:r>
+              <w:rPr>
+                <w:rFonts w:ascii="Menlo" w:cs="Menlo" w:eastAsia="Menlo" w:hAnsi="Menlo"/>
+                <w:color w:val="036F3D"/>
+                <w:sz w:val="20"/>
+                <w:szCs w:val="20"/>
+                <w:shd w:fill="F1F5F3" w:color="auto" w:val="clear"/>
+              </w:rPr>
+              <w:t xml:space="preserve">-05</w:t>
+            </w:r>
+          </w:p>
+        </w:tc>
+      </w:tr>
+      <w:tr>
+        <w:trPr>
+          <w:tblHeader w:val="false"/>
+        </w:trPr>
+        <w:tc>
+          <w:tcPr>
+            <w:tcW w:type="dxa" w:w="2198"/>
+            <w:tcMar>
+              <w:top w:type="dxa" w:w="90"/>
+              <w:left w:type="dxa" w:w="120"/>
+              <w:bottom w:type="dxa" w:w="90"/>
+              <w:right w:type="dxa" w:w="120"/>
+            </w:tcMar>
+            <w:vAlign w:val="center"/>
+          </w:tcPr>
+          <w:p>
+            <w:pPr>
+              <w:spacing w:after="0" w:line="280"/>
+            </w:pPr>
+            <w:r>
+              <w:rPr>
+                <w:rFonts w:ascii="Be Vietnam Pro" w:cs="Be Vietnam Pro" w:eastAsia="Be Vietnam Pro" w:hAnsi="Be Vietnam Pro"/>
+                <w:b/>
+                <w:bCs/>
+                <w:color w:val="101814"/>
+                <w:sz w:val="20"/>
+                <w:szCs w:val="20"/>
+              </w:rPr>
+              <w:t xml:space="preserve">3</w:t>
+            </w:r>
+            <w:r>
+              <w:rPr>
+                <w:rFonts w:ascii="Be Vietnam Pro" w:cs="Be Vietnam Pro" w:eastAsia="Be Vietnam Pro" w:hAnsi="Be Vietnam Pro"/>
+                <w:color w:val="101814"/>
+                <w:sz w:val="20"/>
+                <w:szCs w:val="20"/>
+              </w:rPr>
+              <w:t xml:space="preserve"> Lập trình, viết mã lệnh</w:t>
+            </w:r>
+          </w:p>
+        </w:tc>
+        <w:tc>
+          <w:tcPr>
+            <w:tcW w:type="dxa" w:w="487"/>
+            <w:tcMar>
+              <w:top w:type="dxa" w:w="90"/>
+              <w:left w:type="dxa" w:w="120"/>
+              <w:bottom w:type="dxa" w:w="90"/>
+              <w:right w:type="dxa" w:w="120"/>
+            </w:tcMar>
+            <w:vAlign w:val="center"/>
+          </w:tcPr>
+          <w:p>
+            <w:pPr>
+              <w:spacing w:after="0" w:line="280"/>
+              <w:jc w:val="center"/>
+            </w:pPr>
+            <w:r>
+              <w:rPr>
+                <w:rFonts w:ascii="Be Vietnam Pro" w:cs="Be Vietnam Pro" w:eastAsia="Be Vietnam Pro" w:hAnsi="Be Vietnam Pro"/>
+                <w:sz w:val="21"/>
+                <w:szCs w:val="21"/>
+              </w:rPr>
+              <w:t xml:space="preserve"/>
+            </w:r>
+          </w:p>
+        </w:tc>
+        <w:tc>
+          <w:tcPr>
+            <w:tcW w:type="dxa" w:w="2260"/>
+            <w:tcMar>
+              <w:top w:type="dxa" w:w="90"/>
+              <w:left w:type="dxa" w:w="120"/>
+              <w:bottom w:type="dxa" w:w="90"/>
+              <w:right w:type="dxa" w:w="120"/>
+            </w:tcMar>
+            <w:vAlign w:val="center"/>
+          </w:tcPr>
+          <w:p>
+            <w:pPr>
+              <w:spacing w:after="0" w:line="280"/>
+              <w:jc w:val="center"/>
+            </w:pPr>
+            <w:r>
+              <w:rPr>
+                <w:rFonts w:ascii="Be Vietnam Pro" w:cs="Be Vietnam Pro" w:eastAsia="Be Vietnam Pro" w:hAnsi="Be Vietnam Pro"/>
+                <w:b/>
+                <w:bCs/>
+                <w:color w:val="101814"/>
+                <w:sz w:val="20"/>
+                <w:szCs w:val="20"/>
+              </w:rPr>
+              <w:t xml:space="preserve">C</w:t>
+            </w:r>
+          </w:p>
+        </w:tc>
+        <w:tc>
+          <w:tcPr>
+            <w:tcW w:type="dxa" w:w="799"/>
+            <w:tcMar>
+              <w:top w:type="dxa" w:w="90"/>
+              <w:left w:type="dxa" w:w="120"/>
+              <w:bottom w:type="dxa" w:w="90"/>
+              <w:right w:type="dxa" w:w="120"/>
+            </w:tcMar>
+            <w:vAlign w:val="center"/>
+          </w:tcPr>
+          <w:p>
+            <w:pPr>
+              <w:spacing w:after="0" w:line="280"/>
+              <w:jc w:val="center"/>
+            </w:pPr>
+            <w:r>
+              <w:rPr>
+                <w:rFonts w:ascii="Be Vietnam Pro" w:cs="Be Vietnam Pro" w:eastAsia="Be Vietnam Pro" w:hAnsi="Be Vietnam Pro"/>
+                <w:b/>
+                <w:bCs/>
+                <w:color w:val="101814"/>
+                <w:sz w:val="20"/>
+                <w:szCs w:val="20"/>
+              </w:rPr>
+              <w:t xml:space="preserve">C</w:t>
+            </w:r>
+          </w:p>
+        </w:tc>
+        <w:tc>
+          <w:tcPr>
+            <w:tcW w:type="dxa" w:w="1560"/>
+            <w:tcMar>
+              <w:top w:type="dxa" w:w="90"/>
+              <w:left w:type="dxa" w:w="120"/>
+              <w:bottom w:type="dxa" w:w="90"/>
+              <w:right w:type="dxa" w:w="120"/>
+            </w:tcMar>
+            <w:vAlign w:val="center"/>
+          </w:tcPr>
+          <w:p>
+            <w:pPr>
+              <w:spacing w:after="0" w:line="280"/>
+              <w:jc w:val="center"/>
+            </w:pPr>
+            <w:r>
+              <w:rPr>
+                <w:rFonts w:ascii="Be Vietnam Pro" w:cs="Be Vietnam Pro" w:eastAsia="Be Vietnam Pro" w:hAnsi="Be Vietnam Pro"/>
+                <w:sz w:val="21"/>
+                <w:szCs w:val="21"/>
+              </w:rPr>
+              <w:t xml:space="preserve"/>
+            </w:r>
+          </w:p>
+        </w:tc>
+        <w:tc>
+          <w:tcPr>
+            <w:tcW w:type="dxa" w:w="2056"/>
+            <w:tcMar>
+              <w:top w:type="dxa" w:w="90"/>
+              <w:left w:type="dxa" w:w="120"/>
+              <w:bottom w:type="dxa" w:w="90"/>
+              <w:right w:type="dxa" w:w="120"/>
+            </w:tcMar>
+            <w:vAlign w:val="center"/>
+          </w:tcPr>
+          <w:p>
+            <w:pPr>
+              <w:spacing w:after="0" w:line="280"/>
+            </w:pPr>
+            <w:r>
+              <w:rPr>
+                <w:rFonts w:ascii="Be Vietnam Pro" w:cs="Be Vietnam Pro" w:eastAsia="Be Vietnam Pro" w:hAnsi="Be Vietnam Pro"/>
+                <w:color w:val="101814"/>
+                <w:sz w:val="20"/>
+                <w:szCs w:val="20"/>
+              </w:rPr>
+              <w:t xml:space="preserve">Mã nguồn, tài liệu </w:t>
+            </w:r>
+            <w:r>
+              <w:rPr>
+                <w:rFonts w:ascii="Menlo" w:cs="Menlo" w:eastAsia="Menlo" w:hAnsi="Menlo"/>
+                <w:color w:val="036F3D"/>
+                <w:sz w:val="20"/>
+                <w:szCs w:val="20"/>
+                <w:shd w:fill="F1F5F3" w:color="auto" w:val="clear"/>
+              </w:rPr>
+              <w:t xml:space="preserve">-06</w:t>
+            </w:r>
+          </w:p>
+        </w:tc>
+      </w:tr>
+      <w:tr>
+        <w:trPr>
+          <w:tblHeader w:val="false"/>
+        </w:trPr>
+        <w:tc>
+          <w:tcPr>
+            <w:tcW w:type="dxa" w:w="2198"/>
+            <w:tcMar>
+              <w:top w:type="dxa" w:w="90"/>
+              <w:left w:type="dxa" w:w="120"/>
+              <w:bottom w:type="dxa" w:w="90"/>
+              <w:right w:type="dxa" w:w="120"/>
+            </w:tcMar>
+            <w:vAlign w:val="center"/>
+          </w:tcPr>
+          <w:p>
+            <w:pPr>
+              <w:spacing w:after="0" w:line="280"/>
+            </w:pPr>
+            <w:r>
+              <w:rPr>
+                <w:rFonts w:ascii="Be Vietnam Pro" w:cs="Be Vietnam Pro" w:eastAsia="Be Vietnam Pro" w:hAnsi="Be Vietnam Pro"/>
+                <w:b/>
+                <w:bCs/>
+                <w:color w:val="101814"/>
+                <w:sz w:val="20"/>
+                <w:szCs w:val="20"/>
+              </w:rPr>
+              <w:t xml:space="preserve">4</w:t>
+            </w:r>
+            <w:r>
+              <w:rPr>
+                <w:rFonts w:ascii="Be Vietnam Pro" w:cs="Be Vietnam Pro" w:eastAsia="Be Vietnam Pro" w:hAnsi="Be Vietnam Pro"/>
+                <w:color w:val="101814"/>
+                <w:sz w:val="20"/>
+                <w:szCs w:val="20"/>
+              </w:rPr>
+              <w:t xml:space="preserve"> Kiểm tra, thử nghiệm</w:t>
+            </w:r>
+          </w:p>
+        </w:tc>
+        <w:tc>
+          <w:tcPr>
+            <w:tcW w:type="dxa" w:w="487"/>
+            <w:tcMar>
+              <w:top w:type="dxa" w:w="90"/>
+              <w:left w:type="dxa" w:w="120"/>
+              <w:bottom w:type="dxa" w:w="90"/>
+              <w:right w:type="dxa" w:w="120"/>
+            </w:tcMar>
+            <w:vAlign w:val="center"/>
+          </w:tcPr>
+          <w:p>
+            <w:pPr>
+              <w:spacing w:after="0" w:line="280"/>
+              <w:jc w:val="center"/>
+            </w:pPr>
+            <w:r>
+              <w:rPr>
+                <w:rFonts w:ascii="Be Vietnam Pro" w:cs="Be Vietnam Pro" w:eastAsia="Be Vietnam Pro" w:hAnsi="Be Vietnam Pro"/>
+                <w:color w:val="101814"/>
+                <w:sz w:val="20"/>
+                <w:szCs w:val="20"/>
+              </w:rPr>
+              <w:t xml:space="preserve">T</w:t>
+            </w:r>
+          </w:p>
+        </w:tc>
+        <w:tc>
+          <w:tcPr>
+            <w:tcW w:type="dxa" w:w="2260"/>
+            <w:tcMar>
+              <w:top w:type="dxa" w:w="90"/>
+              <w:left w:type="dxa" w:w="120"/>
+              <w:bottom w:type="dxa" w:w="90"/>
+              <w:right w:type="dxa" w:w="120"/>
+            </w:tcMar>
+            <w:vAlign w:val="center"/>
+          </w:tcPr>
+          <w:p>
+            <w:pPr>
+              <w:spacing w:after="0" w:line="280"/>
+              <w:jc w:val="center"/>
+            </w:pPr>
+            <w:r>
+              <w:rPr>
+                <w:rFonts w:ascii="Be Vietnam Pro" w:cs="Be Vietnam Pro" w:eastAsia="Be Vietnam Pro" w:hAnsi="Be Vietnam Pro"/>
+                <w:color w:val="101814"/>
+                <w:sz w:val="20"/>
+                <w:szCs w:val="20"/>
+              </w:rPr>
+              <w:t xml:space="preserve">T</w:t>
+            </w:r>
+          </w:p>
+        </w:tc>
+        <w:tc>
+          <w:tcPr>
+            <w:tcW w:type="dxa" w:w="799"/>
+            <w:tcMar>
+              <w:top w:type="dxa" w:w="90"/>
+              <w:left w:type="dxa" w:w="120"/>
+              <w:bottom w:type="dxa" w:w="90"/>
+              <w:right w:type="dxa" w:w="120"/>
+            </w:tcMar>
+            <w:vAlign w:val="center"/>
+          </w:tcPr>
+          <w:p>
+            <w:pPr>
+              <w:spacing w:after="0" w:line="280"/>
+              <w:jc w:val="center"/>
+            </w:pPr>
+            <w:r>
+              <w:rPr>
+                <w:rFonts w:ascii="Be Vietnam Pro" w:cs="Be Vietnam Pro" w:eastAsia="Be Vietnam Pro" w:hAnsi="Be Vietnam Pro"/>
+                <w:color w:val="101814"/>
+                <w:sz w:val="20"/>
+                <w:szCs w:val="20"/>
+              </w:rPr>
+              <w:t xml:space="preserve">T</w:t>
+            </w:r>
+          </w:p>
+        </w:tc>
+        <w:tc>
+          <w:tcPr>
+            <w:tcW w:type="dxa" w:w="1560"/>
+            <w:tcMar>
+              <w:top w:type="dxa" w:w="90"/>
+              <w:left w:type="dxa" w:w="120"/>
+              <w:bottom w:type="dxa" w:w="90"/>
+              <w:right w:type="dxa" w:w="120"/>
+            </w:tcMar>
+            <w:vAlign w:val="center"/>
+          </w:tcPr>
+          <w:p>
+            <w:pPr>
+              <w:spacing w:after="0" w:line="280"/>
+              <w:jc w:val="center"/>
+            </w:pPr>
+            <w:r>
+              <w:rPr>
+                <w:rFonts w:ascii="Be Vietnam Pro" w:cs="Be Vietnam Pro" w:eastAsia="Be Vietnam Pro" w:hAnsi="Be Vietnam Pro"/>
+                <w:b/>
+                <w:bCs/>
+                <w:color w:val="101814"/>
+                <w:sz w:val="20"/>
+                <w:szCs w:val="20"/>
+              </w:rPr>
+              <w:t xml:space="preserve">C</w:t>
+            </w:r>
+          </w:p>
+        </w:tc>
+        <w:tc>
+          <w:tcPr>
+            <w:tcW w:type="dxa" w:w="2056"/>
+            <w:tcMar>
+              <w:top w:type="dxa" w:w="90"/>
+              <w:left w:type="dxa" w:w="120"/>
+              <w:bottom w:type="dxa" w:w="90"/>
+              <w:right w:type="dxa" w:w="120"/>
+            </w:tcMar>
+            <w:vAlign w:val="center"/>
+          </w:tcPr>
+          <w:p>
+            <w:pPr>
+              <w:spacing w:after="0" w:line="280"/>
+            </w:pPr>
+            <w:r>
+              <w:rPr>
+                <w:rFonts w:ascii="Be Vietnam Pro" w:cs="Be Vietnam Pro" w:eastAsia="Be Vietnam Pro" w:hAnsi="Be Vietnam Pro"/>
+                <w:color w:val="101814"/>
+                <w:sz w:val="20"/>
+                <w:szCs w:val="20"/>
+              </w:rPr>
+              <w:t xml:space="preserve">Tài liệu </w:t>
+            </w:r>
+            <w:r>
+              <w:rPr>
+                <w:rFonts w:ascii="Menlo" w:cs="Menlo" w:eastAsia="Menlo" w:hAnsi="Menlo"/>
+                <w:color w:val="036F3D"/>
+                <w:sz w:val="20"/>
+                <w:szCs w:val="20"/>
+                <w:shd w:fill="F1F5F3" w:color="auto" w:val="clear"/>
+              </w:rPr>
+              <w:t xml:space="preserve">-07</w:t>
+            </w:r>
+          </w:p>
+        </w:tc>
+      </w:tr>
+      <w:tr>
+        <w:trPr>
+          <w:tblHeader w:val="false"/>
+        </w:trPr>
+        <w:tc>
+          <w:tcPr>
+            <w:tcW w:type="dxa" w:w="2198"/>
+            <w:tcMar>
+              <w:top w:type="dxa" w:w="90"/>
+              <w:left w:type="dxa" w:w="120"/>
+              <w:bottom w:type="dxa" w:w="90"/>
+              <w:right w:type="dxa" w:w="120"/>
+            </w:tcMar>
+            <w:vAlign w:val="center"/>
+          </w:tcPr>
+          <w:p>
+            <w:pPr>
+              <w:spacing w:after="0" w:line="280"/>
+            </w:pPr>
+            <w:r>
+              <w:rPr>
+                <w:rFonts w:ascii="Be Vietnam Pro" w:cs="Be Vietnam Pro" w:eastAsia="Be Vietnam Pro" w:hAnsi="Be Vietnam Pro"/>
+                <w:b/>
+                <w:bCs/>
+                <w:color w:val="101814"/>
+                <w:sz w:val="20"/>
+                <w:szCs w:val="20"/>
+              </w:rPr>
+              <w:t xml:space="preserve">5</w:t>
+            </w:r>
+            <w:r>
+              <w:rPr>
+                <w:rFonts w:ascii="Be Vietnam Pro" w:cs="Be Vietnam Pro" w:eastAsia="Be Vietnam Pro" w:hAnsi="Be Vietnam Pro"/>
+                <w:color w:val="101814"/>
+                <w:sz w:val="20"/>
+                <w:szCs w:val="20"/>
+              </w:rPr>
+              <w:t xml:space="preserve"> Hoàn thiện, đóng gói</w:t>
+            </w:r>
+          </w:p>
+        </w:tc>
+        <w:tc>
+          <w:tcPr>
+            <w:tcW w:type="dxa" w:w="487"/>
+            <w:tcMar>
+              <w:top w:type="dxa" w:w="90"/>
+              <w:left w:type="dxa" w:w="120"/>
+              <w:bottom w:type="dxa" w:w="90"/>
+              <w:right w:type="dxa" w:w="120"/>
+            </w:tcMar>
+            <w:vAlign w:val="center"/>
+          </w:tcPr>
+          <w:p>
+            <w:pPr>
+              <w:spacing w:after="0" w:line="280"/>
+              <w:jc w:val="center"/>
+            </w:pPr>
+            <w:r>
+              <w:rPr>
+                <w:rFonts w:ascii="Be Vietnam Pro" w:cs="Be Vietnam Pro" w:eastAsia="Be Vietnam Pro" w:hAnsi="Be Vietnam Pro"/>
+                <w:sz w:val="21"/>
+                <w:szCs w:val="21"/>
+              </w:rPr>
+              <w:t xml:space="preserve"/>
+            </w:r>
+          </w:p>
+        </w:tc>
+        <w:tc>
+          <w:tcPr>
+            <w:tcW w:type="dxa" w:w="2260"/>
+            <w:tcMar>
+              <w:top w:type="dxa" w:w="90"/>
+              <w:left w:type="dxa" w:w="120"/>
+              <w:bottom w:type="dxa" w:w="90"/>
+              <w:right w:type="dxa" w:w="120"/>
+            </w:tcMar>
+            <w:vAlign w:val="center"/>
+          </w:tcPr>
+          <w:p>
+            <w:pPr>
+              <w:spacing w:after="0" w:line="280"/>
+              <w:jc w:val="center"/>
+            </w:pPr>
+            <w:r>
+              <w:rPr>
+                <w:rFonts w:ascii="Be Vietnam Pro" w:cs="Be Vietnam Pro" w:eastAsia="Be Vietnam Pro" w:hAnsi="Be Vietnam Pro"/>
+                <w:b/>
+                <w:bCs/>
+                <w:color w:val="101814"/>
+                <w:sz w:val="20"/>
+                <w:szCs w:val="20"/>
+              </w:rPr>
+              <w:t xml:space="preserve">C</w:t>
+            </w:r>
+          </w:p>
+        </w:tc>
+        <w:tc>
+          <w:tcPr>
+            <w:tcW w:type="dxa" w:w="799"/>
+            <w:tcMar>
+              <w:top w:type="dxa" w:w="90"/>
+              <w:left w:type="dxa" w:w="120"/>
+              <w:bottom w:type="dxa" w:w="90"/>
+              <w:right w:type="dxa" w:w="120"/>
+            </w:tcMar>
+            <w:vAlign w:val="center"/>
+          </w:tcPr>
+          <w:p>
+            <w:pPr>
+              <w:spacing w:after="0" w:line="280"/>
+              <w:jc w:val="center"/>
+            </w:pPr>
+            <w:r>
+              <w:rPr>
+                <w:rFonts w:ascii="Be Vietnam Pro" w:cs="Be Vietnam Pro" w:eastAsia="Be Vietnam Pro" w:hAnsi="Be Vietnam Pro"/>
+                <w:color w:val="101814"/>
+                <w:sz w:val="20"/>
+                <w:szCs w:val="20"/>
+              </w:rPr>
+              <w:t xml:space="preserve">T</w:t>
+            </w:r>
+          </w:p>
+        </w:tc>
+        <w:tc>
+          <w:tcPr>
+            <w:tcW w:type="dxa" w:w="1560"/>
+            <w:tcMar>
+              <w:top w:type="dxa" w:w="90"/>
+              <w:left w:type="dxa" w:w="120"/>
+              <w:bottom w:type="dxa" w:w="90"/>
+              <w:right w:type="dxa" w:w="120"/>
+            </w:tcMar>
+            <w:vAlign w:val="center"/>
+          </w:tcPr>
+          <w:p>
+            <w:pPr>
+              <w:spacing w:after="0" w:line="280"/>
+              <w:jc w:val="center"/>
+            </w:pPr>
+            <w:r>
+              <w:rPr>
+                <w:rFonts w:ascii="Be Vietnam Pro" w:cs="Be Vietnam Pro" w:eastAsia="Be Vietnam Pro" w:hAnsi="Be Vietnam Pro"/>
+                <w:color w:val="101814"/>
+                <w:sz w:val="20"/>
+                <w:szCs w:val="20"/>
+              </w:rPr>
+              <w:t xml:space="preserve">T</w:t>
+            </w:r>
+          </w:p>
+        </w:tc>
+        <w:tc>
+          <w:tcPr>
+            <w:tcW w:type="dxa" w:w="2056"/>
+            <w:tcMar>
+              <w:top w:type="dxa" w:w="90"/>
+              <w:left w:type="dxa" w:w="120"/>
+              <w:bottom w:type="dxa" w:w="90"/>
+              <w:right w:type="dxa" w:w="120"/>
+            </w:tcMar>
+            <w:vAlign w:val="center"/>
+          </w:tcPr>
+          <w:p>
+            <w:pPr>
+              <w:spacing w:after="0" w:line="280"/>
+            </w:pPr>
+            <w:r>
+              <w:rPr>
+                <w:rFonts w:ascii="Be Vietnam Pro" w:cs="Be Vietnam Pro" w:eastAsia="Be Vietnam Pro" w:hAnsi="Be Vietnam Pro"/>
+                <w:color w:val="101814"/>
+                <w:sz w:val="20"/>
+                <w:szCs w:val="20"/>
+              </w:rPr>
+              <w:t xml:space="preserve">Tài liệu </w:t>
+            </w:r>
+            <w:r>
+              <w:rPr>
+                <w:rFonts w:ascii="Menlo" w:cs="Menlo" w:eastAsia="Menlo" w:hAnsi="Menlo"/>
+                <w:color w:val="036F3D"/>
+                <w:sz w:val="20"/>
+                <w:szCs w:val="20"/>
+                <w:shd w:fill="F1F5F3" w:color="auto" w:val="clear"/>
+              </w:rPr>
+              <w:t xml:space="preserve">-08</w:t>
+            </w:r>
+            <w:r>
+              <w:rPr>
+                <w:rFonts w:ascii="Be Vietnam Pro" w:cs="Be Vietnam Pro" w:eastAsia="Be Vietnam Pro" w:hAnsi="Be Vietnam Pro"/>
+                <w:color w:val="101814"/>
+                <w:sz w:val="20"/>
+                <w:szCs w:val="20"/>
+              </w:rPr>
+              <w:t xml:space="preserve"> phần A</w:t>
+            </w:r>
+          </w:p>
+        </w:tc>
+      </w:tr>
+      <w:tr>
+        <w:trPr>
+          <w:tblHeader w:val="false"/>
+        </w:trPr>
+        <w:tc>
+          <w:tcPr>
+            <w:tcW w:type="dxa" w:w="2198"/>
+            <w:tcMar>
+              <w:top w:type="dxa" w:w="90"/>
+              <w:left w:type="dxa" w:w="120"/>
+              <w:bottom w:type="dxa" w:w="90"/>
+              <w:right w:type="dxa" w:w="120"/>
+            </w:tcMar>
+            <w:vAlign w:val="center"/>
+          </w:tcPr>
+          <w:p>
+            <w:pPr>
+              <w:spacing w:after="0" w:line="280"/>
+            </w:pPr>
+            <w:r>
+              <w:rPr>
+                <w:rFonts w:ascii="Be Vietnam Pro" w:cs="Be Vietnam Pro" w:eastAsia="Be Vietnam Pro" w:hAnsi="Be Vietnam Pro"/>
+                <w:b/>
+                <w:bCs/>
+                <w:color w:val="101814"/>
+                <w:sz w:val="20"/>
+                <w:szCs w:val="20"/>
+              </w:rPr>
+              <w:t xml:space="preserve">6</w:t>
+            </w:r>
+            <w:r>
+              <w:rPr>
+                <w:rFonts w:ascii="Be Vietnam Pro" w:cs="Be Vietnam Pro" w:eastAsia="Be Vietnam Pro" w:hAnsi="Be Vietnam Pro"/>
+                <w:color w:val="101814"/>
+                <w:sz w:val="20"/>
+                <w:szCs w:val="20"/>
+              </w:rPr>
+              <w:t xml:space="preserve"> Cài đặt, chuyển giao, bảo trì</w:t>
+            </w:r>
+          </w:p>
+        </w:tc>
+        <w:tc>
+          <w:tcPr>
+            <w:tcW w:type="dxa" w:w="487"/>
+            <w:tcMar>
+              <w:top w:type="dxa" w:w="90"/>
+              <w:left w:type="dxa" w:w="120"/>
+              <w:bottom w:type="dxa" w:w="90"/>
+              <w:right w:type="dxa" w:w="120"/>
+            </w:tcMar>
+            <w:vAlign w:val="center"/>
+          </w:tcPr>
+          <w:p>
+            <w:pPr>
+              <w:spacing w:after="0" w:line="280"/>
+              <w:jc w:val="center"/>
+            </w:pPr>
+            <w:r>
+              <w:rPr>
+                <w:rFonts w:ascii="Be Vietnam Pro" w:cs="Be Vietnam Pro" w:eastAsia="Be Vietnam Pro" w:hAnsi="Be Vietnam Pro"/>
+                <w:color w:val="101814"/>
+                <w:sz w:val="20"/>
+                <w:szCs w:val="20"/>
+              </w:rPr>
+              <w:t xml:space="preserve">T</w:t>
+            </w:r>
+          </w:p>
+        </w:tc>
+        <w:tc>
+          <w:tcPr>
+            <w:tcW w:type="dxa" w:w="2260"/>
+            <w:tcMar>
+              <w:top w:type="dxa" w:w="90"/>
+              <w:left w:type="dxa" w:w="120"/>
+              <w:bottom w:type="dxa" w:w="90"/>
+              <w:right w:type="dxa" w:w="120"/>
+            </w:tcMar>
+            <w:vAlign w:val="center"/>
+          </w:tcPr>
+          <w:p>
+            <w:pPr>
+              <w:spacing w:after="0" w:line="280"/>
+              <w:jc w:val="center"/>
+            </w:pPr>
+            <w:r>
+              <w:rPr>
+                <w:rFonts w:ascii="Be Vietnam Pro" w:cs="Be Vietnam Pro" w:eastAsia="Be Vietnam Pro" w:hAnsi="Be Vietnam Pro"/>
+                <w:b/>
+                <w:bCs/>
+                <w:color w:val="101814"/>
+                <w:sz w:val="20"/>
+                <w:szCs w:val="20"/>
+              </w:rPr>
+              <w:t xml:space="preserve">C</w:t>
+            </w:r>
+          </w:p>
+        </w:tc>
+        <w:tc>
+          <w:tcPr>
+            <w:tcW w:type="dxa" w:w="799"/>
+            <w:tcMar>
+              <w:top w:type="dxa" w:w="90"/>
+              <w:left w:type="dxa" w:w="120"/>
+              <w:bottom w:type="dxa" w:w="90"/>
+              <w:right w:type="dxa" w:w="120"/>
+            </w:tcMar>
+            <w:vAlign w:val="center"/>
+          </w:tcPr>
+          <w:p>
+            <w:pPr>
+              <w:spacing w:after="0" w:line="280"/>
+              <w:jc w:val="center"/>
+            </w:pPr>
+            <w:r>
+              <w:rPr>
+                <w:rFonts w:ascii="Be Vietnam Pro" w:cs="Be Vietnam Pro" w:eastAsia="Be Vietnam Pro" w:hAnsi="Be Vietnam Pro"/>
+                <w:color w:val="101814"/>
+                <w:sz w:val="20"/>
+                <w:szCs w:val="20"/>
+              </w:rPr>
+              <w:t xml:space="preserve">T</w:t>
+            </w:r>
+          </w:p>
+        </w:tc>
+        <w:tc>
+          <w:tcPr>
+            <w:tcW w:type="dxa" w:w="1560"/>
+            <w:tcMar>
+              <w:top w:type="dxa" w:w="90"/>
+              <w:left w:type="dxa" w:w="120"/>
+              <w:bottom w:type="dxa" w:w="90"/>
+              <w:right w:type="dxa" w:w="120"/>
+            </w:tcMar>
+            <w:vAlign w:val="center"/>
+          </w:tcPr>
+          <w:p>
+            <w:pPr>
+              <w:spacing w:after="0" w:line="280"/>
+              <w:jc w:val="center"/>
+            </w:pPr>
+            <w:r>
+              <w:rPr>
+                <w:rFonts w:ascii="Be Vietnam Pro" w:cs="Be Vietnam Pro" w:eastAsia="Be Vietnam Pro" w:hAnsi="Be Vietnam Pro"/>
+                <w:sz w:val="21"/>
+                <w:szCs w:val="21"/>
+              </w:rPr>
+              <w:t xml:space="preserve"/>
+            </w:r>
+          </w:p>
+        </w:tc>
+        <w:tc>
+          <w:tcPr>
+            <w:tcW w:type="dxa" w:w="2056"/>
+            <w:tcMar>
+              <w:top w:type="dxa" w:w="90"/>
+              <w:left w:type="dxa" w:w="120"/>
+              <w:bottom w:type="dxa" w:w="90"/>
+              <w:right w:type="dxa" w:w="120"/>
+            </w:tcMar>
+            <w:vAlign w:val="center"/>
+          </w:tcPr>
+          <w:p>
+            <w:pPr>
+              <w:spacing w:after="0" w:line="280"/>
+            </w:pPr>
+            <w:r>
+              <w:rPr>
+                <w:rFonts w:ascii="Be Vietnam Pro" w:cs="Be Vietnam Pro" w:eastAsia="Be Vietnam Pro" w:hAnsi="Be Vietnam Pro"/>
+                <w:color w:val="101814"/>
+                <w:sz w:val="20"/>
+                <w:szCs w:val="20"/>
+              </w:rPr>
+              <w:t xml:space="preserve">Tài liệu </w:t>
+            </w:r>
+            <w:r>
+              <w:rPr>
+                <w:rFonts w:ascii="Menlo" w:cs="Menlo" w:eastAsia="Menlo" w:hAnsi="Menlo"/>
+                <w:color w:val="036F3D"/>
+                <w:sz w:val="20"/>
+                <w:szCs w:val="20"/>
+                <w:shd w:fill="F1F5F3" w:color="auto" w:val="clear"/>
+              </w:rPr>
+              <w:t xml:space="preserve">-08</w:t>
+            </w:r>
+            <w:r>
+              <w:rPr>
+                <w:rFonts w:ascii="Be Vietnam Pro" w:cs="Be Vietnam Pro" w:eastAsia="Be Vietnam Pro" w:hAnsi="Be Vietnam Pro"/>
+                <w:color w:val="101814"/>
+                <w:sz w:val="20"/>
+                <w:szCs w:val="20"/>
+              </w:rPr>
+              <w:t xml:space="preserve"> phần B, </w:t>
+            </w:r>
+            <w:r>
+              <w:rPr>
+                <w:rFonts w:ascii="Menlo" w:cs="Menlo" w:eastAsia="Menlo" w:hAnsi="Menlo"/>
+                <w:color w:val="036F3D"/>
+                <w:sz w:val="20"/>
+                <w:szCs w:val="20"/>
+                <w:shd w:fill="F1F5F3" w:color="auto" w:val="clear"/>
+              </w:rPr>
+              <w:t xml:space="preserve">-09</w:t>
+            </w:r>
+            <w:r>
+              <w:rPr>
+                <w:rFonts w:ascii="Be Vietnam Pro" w:cs="Be Vietnam Pro" w:eastAsia="Be Vietnam Pro" w:hAnsi="Be Vietnam Pro"/>
+                <w:color w:val="101814"/>
+                <w:sz w:val="20"/>
+                <w:szCs w:val="20"/>
+              </w:rPr>
+              <w:t xml:space="preserve">, </w:t>
+            </w:r>
+            <w:r>
+              <w:rPr>
+                <w:rFonts w:ascii="Menlo" w:cs="Menlo" w:eastAsia="Menlo" w:hAnsi="Menlo"/>
+                <w:color w:val="036F3D"/>
+                <w:sz w:val="20"/>
+                <w:szCs w:val="20"/>
+                <w:shd w:fill="F1F5F3" w:color="auto" w:val="clear"/>
+              </w:rPr>
+              <w:t xml:space="preserve">-10</w:t>
+            </w:r>
+          </w:p>
+        </w:tc>
+      </w:tr>
+      <w:tr>
+        <w:trPr>
+          <w:tblHeader w:val="false"/>
+        </w:trPr>
+        <w:tc>
+          <w:tcPr>
+            <w:tcW w:type="dxa" w:w="2198"/>
+            <w:tcMar>
+              <w:top w:type="dxa" w:w="90"/>
+              <w:left w:type="dxa" w:w="120"/>
+              <w:bottom w:type="dxa" w:w="90"/>
+              <w:right w:type="dxa" w:w="120"/>
+            </w:tcMar>
+            <w:vAlign w:val="center"/>
+          </w:tcPr>
+          <w:p>
+            <w:pPr>
+              <w:spacing w:after="0" w:line="280"/>
+            </w:pPr>
+            <w:r>
+              <w:rPr>
+                <w:rFonts w:ascii="Be Vietnam Pro" w:cs="Be Vietnam Pro" w:eastAsia="Be Vietnam Pro" w:hAnsi="Be Vietnam Pro"/>
+                <w:b/>
+                <w:bCs/>
+                <w:color w:val="101814"/>
+                <w:sz w:val="20"/>
+                <w:szCs w:val="20"/>
+              </w:rPr>
+              <w:t xml:space="preserve">7</w:t>
+            </w:r>
+            <w:r>
+              <w:rPr>
+                <w:rFonts w:ascii="Be Vietnam Pro" w:cs="Be Vietnam Pro" w:eastAsia="Be Vietnam Pro" w:hAnsi="Be Vietnam Pro"/>
+                <w:color w:val="101814"/>
+                <w:sz w:val="20"/>
+                <w:szCs w:val="20"/>
+              </w:rPr>
+              <w:t xml:space="preserve"> Phát hành</w:t>
+            </w:r>
+          </w:p>
+        </w:tc>
+        <w:tc>
+          <w:tcPr>
+            <w:tcW w:type="dxa" w:w="487"/>
+            <w:tcMar>
+              <w:top w:type="dxa" w:w="90"/>
+              <w:left w:type="dxa" w:w="120"/>
+              <w:bottom w:type="dxa" w:w="90"/>
+              <w:right w:type="dxa" w:w="120"/>
+            </w:tcMar>
+            <w:vAlign w:val="center"/>
+          </w:tcPr>
+          <w:p>
+            <w:pPr>
+              <w:spacing w:after="0" w:line="280"/>
+              <w:jc w:val="center"/>
+            </w:pPr>
+            <w:r>
+              <w:rPr>
+                <w:rFonts w:ascii="Be Vietnam Pro" w:cs="Be Vietnam Pro" w:eastAsia="Be Vietnam Pro" w:hAnsi="Be Vietnam Pro"/>
+                <w:b/>
+                <w:bCs/>
+                <w:color w:val="101814"/>
+                <w:sz w:val="20"/>
+                <w:szCs w:val="20"/>
+              </w:rPr>
+              <w:t xml:space="preserve">C</w:t>
+            </w:r>
+          </w:p>
+        </w:tc>
+        <w:tc>
+          <w:tcPr>
+            <w:tcW w:type="dxa" w:w="2260"/>
+            <w:tcMar>
+              <w:top w:type="dxa" w:w="90"/>
+              <w:left w:type="dxa" w:w="120"/>
+              <w:bottom w:type="dxa" w:w="90"/>
+              <w:right w:type="dxa" w:w="120"/>
+            </w:tcMar>
+            <w:vAlign w:val="center"/>
+          </w:tcPr>
+          <w:p>
+            <w:pPr>
+              <w:spacing w:after="0" w:line="280"/>
+              <w:jc w:val="center"/>
+            </w:pPr>
+            <w:r>
+              <w:rPr>
+                <w:rFonts w:ascii="Be Vietnam Pro" w:cs="Be Vietnam Pro" w:eastAsia="Be Vietnam Pro" w:hAnsi="Be Vietnam Pro"/>
+                <w:color w:val="101814"/>
+                <w:sz w:val="20"/>
+                <w:szCs w:val="20"/>
+              </w:rPr>
+              <w:t xml:space="preserve">T</w:t>
+            </w:r>
+          </w:p>
+        </w:tc>
+        <w:tc>
+          <w:tcPr>
+            <w:tcW w:type="dxa" w:w="799"/>
+            <w:tcMar>
+              <w:top w:type="dxa" w:w="90"/>
+              <w:left w:type="dxa" w:w="120"/>
+              <w:bottom w:type="dxa" w:w="90"/>
+              <w:right w:type="dxa" w:w="120"/>
+            </w:tcMar>
+            <w:vAlign w:val="center"/>
+          </w:tcPr>
+          <w:p>
+            <w:pPr>
+              <w:spacing w:after="0" w:line="280"/>
+              <w:jc w:val="center"/>
+            </w:pPr>
+            <w:r>
+              <w:rPr>
+                <w:rFonts w:ascii="Be Vietnam Pro" w:cs="Be Vietnam Pro" w:eastAsia="Be Vietnam Pro" w:hAnsi="Be Vietnam Pro"/>
+                <w:sz w:val="21"/>
+                <w:szCs w:val="21"/>
+              </w:rPr>
+              <w:t xml:space="preserve"/>
+            </w:r>
+          </w:p>
+        </w:tc>
+        <w:tc>
+          <w:tcPr>
+            <w:tcW w:type="dxa" w:w="1560"/>
+            <w:tcMar>
+              <w:top w:type="dxa" w:w="90"/>
+              <w:left w:type="dxa" w:w="120"/>
+              <w:bottom w:type="dxa" w:w="90"/>
+              <w:right w:type="dxa" w:w="120"/>
+            </w:tcMar>
+            <w:vAlign w:val="center"/>
+          </w:tcPr>
+          <w:p>
+            <w:pPr>
+              <w:spacing w:after="0" w:line="280"/>
+              <w:jc w:val="center"/>
+            </w:pPr>
+            <w:r>
+              <w:rPr>
+                <w:rFonts w:ascii="Be Vietnam Pro" w:cs="Be Vietnam Pro" w:eastAsia="Be Vietnam Pro" w:hAnsi="Be Vietnam Pro"/>
+                <w:sz w:val="21"/>
+                <w:szCs w:val="21"/>
+              </w:rPr>
+              <w:t xml:space="preserve"/>
+            </w:r>
+          </w:p>
+        </w:tc>
+        <w:tc>
+          <w:tcPr>
+            <w:tcW w:type="dxa" w:w="2056"/>
+            <w:tcMar>
+              <w:top w:type="dxa" w:w="90"/>
+              <w:left w:type="dxa" w:w="120"/>
+              <w:bottom w:type="dxa" w:w="90"/>
+              <w:right w:type="dxa" w:w="120"/>
+            </w:tcMar>
+            <w:vAlign w:val="center"/>
+          </w:tcPr>
+          <w:p>
+            <w:pPr>
+              <w:spacing w:after="0" w:line="280"/>
+            </w:pPr>
+            <w:r>
+              <w:rPr>
+                <w:rFonts w:ascii="Be Vietnam Pro" w:cs="Be Vietnam Pro" w:eastAsia="Be Vietnam Pro" w:hAnsi="Be Vietnam Pro"/>
+                <w:color w:val="101814"/>
+                <w:sz w:val="20"/>
+                <w:szCs w:val="20"/>
+              </w:rPr>
+              <w:t xml:space="preserve">Tài liệu </w:t>
+            </w:r>
+            <w:r>
+              <w:rPr>
+                <w:rFonts w:ascii="Menlo" w:cs="Menlo" w:eastAsia="Menlo" w:hAnsi="Menlo"/>
+                <w:color w:val="036F3D"/>
+                <w:sz w:val="20"/>
+                <w:szCs w:val="20"/>
+                <w:shd w:fill="F1F5F3" w:color="auto" w:val="clear"/>
+              </w:rPr>
+              <w:t xml:space="preserve">-08</w:t>
+            </w:r>
+            <w:r>
+              <w:rPr>
+                <w:rFonts w:ascii="Be Vietnam Pro" w:cs="Be Vietnam Pro" w:eastAsia="Be Vietnam Pro" w:hAnsi="Be Vietnam Pro"/>
+                <w:color w:val="101814"/>
+                <w:sz w:val="20"/>
+                <w:szCs w:val="20"/>
+              </w:rPr>
+              <w:t xml:space="preserve"> phần C</w:t>
+            </w:r>
+          </w:p>
+        </w:tc>
+      </w:tr>
+    </w:tbl>
+    <w:p>
+      <w:pPr>
+        <w:spacing w:after="180"/>
+      </w:pPr>
+    </w:p>
+    <w:p>
+      <w:pPr>
+        <w:spacing w:after="130" w:line="300"/>
+      </w:pPr>
+      <w:r>
+        <w:rPr>
+          <w:rFonts w:ascii="Be Vietnam Pro" w:cs="Be Vietnam Pro" w:eastAsia="Be Vietnam Pro" w:hAnsi="Be Vietnam Pro"/>
+          <w:b/>
+          <w:bCs/>
+          <w:color w:val="101814"/>
+          <w:sz w:val="21"/>
+          <w:szCs w:val="21"/>
+        </w:rPr>
+        <w:t xml:space="preserve">C</w:t>
+      </w:r>
+      <w:r>
+        <w:rPr>
+          <w:rFonts w:ascii="Be Vietnam Pro" w:cs="Be Vietnam Pro" w:eastAsia="Be Vietnam Pro" w:hAnsi="Be Vietnam Pro"/>
+          <w:color w:val="101814"/>
+          <w:sz w:val="21"/>
+          <w:szCs w:val="21"/>
+        </w:rPr>
+        <w:t xml:space="preserve"> — chịu trách nhiệm chính  ·  </w:t>
+      </w:r>
+      <w:r>
+        <w:rPr>
+          <w:rFonts w:ascii="Be Vietnam Pro" w:cs="Be Vietnam Pro" w:eastAsia="Be Vietnam Pro" w:hAnsi="Be Vietnam Pro"/>
+          <w:b/>
+          <w:bCs/>
+          <w:color w:val="101814"/>
+          <w:sz w:val="21"/>
+          <w:szCs w:val="21"/>
+        </w:rPr>
+        <w:t xml:space="preserve">T</w:t>
+      </w:r>
+      <w:r>
+        <w:rPr>
+          <w:rFonts w:ascii="Be Vietnam Pro" w:cs="Be Vietnam Pro" w:eastAsia="Be Vietnam Pro" w:hAnsi="Be Vietnam Pro"/>
+          <w:color w:val="101814"/>
+          <w:sz w:val="21"/>
+          <w:szCs w:val="21"/>
+        </w:rPr>
+        <w:t xml:space="preserve"> — tham gia</w:t>
+      </w:r>
+    </w:p>
+    <w:p>
+      <w:pPr>
+        <w:pStyle w:val="Heading2"/>
+        <w:spacing w:after="120" w:before="280"/>
+      </w:pPr>
+      <w:r>
+        <w:rPr>
+          <w:rFonts w:ascii="Be Vietnam Pro" w:cs="Be Vietnam Pro" w:eastAsia="Be Vietnam Pro" w:hAnsi="Be Vietnam Pro"/>
+          <w:b/>
+          <w:bCs/>
+          <w:color w:val="008E4D"/>
+          <w:sz w:val="24"/>
+          <w:szCs w:val="24"/>
+        </w:rPr>
+        <w:t xml:space="preserve">4.2 Phân công theo tài liệu</w:t>
+      </w:r>
+    </w:p>
+    <w:p>
+      <w:pPr>
+        <w:spacing w:after="130" w:line="300"/>
+      </w:pPr>
+      <w:r>
+        <w:rPr>
+          <w:rFonts w:ascii="Be Vietnam Pro" w:cs="Be Vietnam Pro" w:eastAsia="Be Vietnam Pro" w:hAnsi="Be Vietnam Pro"/>
+          <w:color w:val="101814"/>
+          <w:sz w:val="21"/>
+          <w:szCs w:val="21"/>
+        </w:rPr>
+        <w:t xml:space="preserve">Mỗi tài liệu ghi rõ người lập ở trang bìa, khớp với ma trận trên:</w:t>
       </w:r>
     </w:p>
     <w:tbl>
@@ -3411,7 +5570,7 @@
                 <w:sz w:val="20"/>
                 <w:szCs w:val="20"/>
               </w:rPr>
-              <w:t xml:space="preserve"> Triển khai · </w:t>
+              <w:t xml:space="preserve"> Đóng gói và triển khai · </w:t>
             </w:r>
             <w:r>
               <w:rPr>
@@ -3430,7 +5589,7 @@
                 <w:sz w:val="20"/>
                 <w:szCs w:val="20"/>
               </w:rPr>
-              <w:t xml:space="preserve"> Tra cứu</w:t>
+              <w:t xml:space="preserve"> Tra cứu kỹ thuật</w:t>
             </w:r>
           </w:p>
         </w:tc>
@@ -3570,7 +5729,7 @@
           <w:sz w:val="24"/>
           <w:szCs w:val="24"/>
         </w:rPr>
-        <w:t xml:space="preserve">3.3 Quy mô đội và ý nghĩa của nó</w:t>
+        <w:t xml:space="preserve">4.3 Ghi chú về danh tính trong kho mã nguồn</w:t>
       </w:r>
     </w:p>
     <w:p>
@@ -3584,7 +5743,7 @@
           <w:sz w:val="21"/>
           <w:szCs w:val="21"/>
         </w:rPr>
-        <w:t xml:space="preserve">Bốn người cho bốn sản phẩm trải bảy tháng là </w:t>
+        <w:t xml:space="preserve">Kho mã nguồn ghi nhận thay đổi dưới </w:t>
       </w:r>
       <w:r>
         <w:rPr>
@@ -3595,7 +5754,7 @@
           <w:sz w:val="21"/>
           <w:szCs w:val="21"/>
         </w:rPr>
-        <w:t xml:space="preserve">đội nhỏ, làm liên tục</w:t>
+        <w:t xml:space="preserve">tài khoản kỹ thuật của đội phát triển</w:t>
       </w:r>
       <w:r>
         <w:rPr>
@@ -3604,7 +5763,21 @@
           <w:sz w:val="21"/>
           <w:szCs w:val="21"/>
         </w:rPr>
-        <w:t xml:space="preserve">. Điều này giải thích một số đặc điểm thấy được trong hồ sơ:</w:t>
+        <w:t xml:space="preserve">, không phân biệt theo từng cá nhân. Đây là cách làm phổ biến với đội nhỏ làm việc tập trung.</w:t>
+      </w:r>
+    </w:p>
+    <w:p>
+      <w:pPr>
+        <w:spacing w:after="130" w:line="300"/>
+      </w:pPr>
+      <w:r>
+        <w:rPr>
+          <w:rFonts w:ascii="Be Vietnam Pro" w:cs="Be Vietnam Pro" w:eastAsia="Be Vietnam Pro" w:hAnsi="Be Vietnam Pro"/>
+          <w:color w:val="101814"/>
+          <w:sz w:val="21"/>
+          <w:szCs w:val="21"/>
+        </w:rPr>
+        <w:t xml:space="preserve">Vì vậy:</w:t>
       </w:r>
     </w:p>
     <w:tbl>
@@ -3621,8 +5794,8 @@
         <w:tblLayout w:type="fixed"/>
       </w:tblPr>
       <w:tblGrid>
-        <w:gridCol w:w="4346"/>
-        <w:gridCol w:w="5014"/>
+        <w:gridCol w:w="2905"/>
+        <w:gridCol w:w="6455"/>
       </w:tblGrid>
       <w:tr>
         <w:trPr>
@@ -3630,7 +5803,7 @@
         </w:trPr>
         <w:tc>
           <w:tcPr>
-            <w:tcW w:type="dxa" w:w="4346"/>
+            <w:tcW w:type="dxa" w:w="2905"/>
             <w:shd w:fill="EEF6F1" w:color="auto" w:val="clear"/>
             <w:tcMar>
               <w:top w:type="dxa" w:w="90"/>
@@ -3653,13 +5826,13 @@
                 <w:sz w:val="20"/>
                 <w:szCs w:val="20"/>
               </w:rPr>
-              <w:t xml:space="preserve">Đặc điểm</w:t>
-            </w:r>
-          </w:p>
-        </w:tc>
-        <w:tc>
-          <w:tcPr>
-            <w:tcW w:type="dxa" w:w="5014"/>
+              <w:t xml:space="preserve">Nguồn thông tin</w:t>
+            </w:r>
+          </w:p>
+        </w:tc>
+        <w:tc>
+          <w:tcPr>
+            <w:tcW w:type="dxa" w:w="6455"/>
             <w:shd w:fill="EEF6F1" w:color="auto" w:val="clear"/>
             <w:tcMar>
               <w:top w:type="dxa" w:w="90"/>
@@ -3682,7 +5855,7 @@
                 <w:sz w:val="20"/>
                 <w:szCs w:val="20"/>
               </w:rPr>
-              <w:t xml:space="preserve">Nguyên nhân</w:t>
+              <w:t xml:space="preserve">Cho biết gì</w:t>
             </w:r>
           </w:p>
         </w:tc>
@@ -3693,53 +5866,64 @@
         </w:trPr>
         <w:tc>
           <w:tcPr>
-            <w:tcW w:type="dxa" w:w="4346"/>
-            <w:tcMar>
-              <w:top w:type="dxa" w:w="90"/>
-              <w:left w:type="dxa" w:w="120"/>
-              <w:bottom w:type="dxa" w:w="90"/>
-              <w:right w:type="dxa" w:w="120"/>
-            </w:tcMar>
-            <w:vAlign w:val="center"/>
-          </w:tcPr>
-          <w:p>
-            <w:pPr>
-              <w:spacing w:after="0" w:line="280"/>
-            </w:pPr>
-            <w:r>
-              <w:rPr>
-                <w:rFonts w:ascii="Be Vietnam Pro" w:cs="Be Vietnam Pro" w:eastAsia="Be Vietnam Pro" w:hAnsi="Be Vietnam Pro"/>
-                <w:color w:val="101814"/>
-                <w:sz w:val="20"/>
-                <w:szCs w:val="20"/>
-              </w:rPr>
-              <w:t xml:space="preserve">Một người đảm nhiều công đoạn</w:t>
-            </w:r>
-          </w:p>
-        </w:tc>
-        <w:tc>
-          <w:tcPr>
-            <w:tcW w:type="dxa" w:w="5014"/>
-            <w:tcMar>
-              <w:top w:type="dxa" w:w="90"/>
-              <w:left w:type="dxa" w:w="120"/>
-              <w:bottom w:type="dxa" w:w="90"/>
-              <w:right w:type="dxa" w:w="120"/>
-            </w:tcMar>
-            <w:vAlign w:val="center"/>
-          </w:tcPr>
-          <w:p>
-            <w:pPr>
-              <w:spacing w:after="0" w:line="280"/>
-            </w:pPr>
-            <w:r>
-              <w:rPr>
-                <w:rFonts w:ascii="Be Vietnam Pro" w:cs="Be Vietnam Pro" w:eastAsia="Be Vietnam Pro" w:hAnsi="Be Vietnam Pro"/>
-                <w:color w:val="101814"/>
-                <w:sz w:val="20"/>
-                <w:szCs w:val="20"/>
-              </w:rPr>
-              <w:t xml:space="preserve">Đội nhỏ; Team Lead vừa thiết kế vừa lập trình</w:t>
+            <w:tcW w:type="dxa" w:w="2905"/>
+            <w:tcMar>
+              <w:top w:type="dxa" w:w="90"/>
+              <w:left w:type="dxa" w:w="120"/>
+              <w:bottom w:type="dxa" w:w="90"/>
+              <w:right w:type="dxa" w:w="120"/>
+            </w:tcMar>
+            <w:vAlign w:val="center"/>
+          </w:tcPr>
+          <w:p>
+            <w:pPr>
+              <w:spacing w:after="0" w:line="280"/>
+            </w:pPr>
+            <w:r>
+              <w:rPr>
+                <w:rFonts w:ascii="Be Vietnam Pro" w:cs="Be Vietnam Pro" w:eastAsia="Be Vietnam Pro" w:hAnsi="Be Vietnam Pro"/>
+                <w:color w:val="101814"/>
+                <w:sz w:val="20"/>
+                <w:szCs w:val="20"/>
+              </w:rPr>
+              <w:t xml:space="preserve">Lịch sử kho mã nguồn</w:t>
+            </w:r>
+          </w:p>
+        </w:tc>
+        <w:tc>
+          <w:tcPr>
+            <w:tcW w:type="dxa" w:w="6455"/>
+            <w:tcMar>
+              <w:top w:type="dxa" w:w="90"/>
+              <w:left w:type="dxa" w:w="120"/>
+              <w:bottom w:type="dxa" w:w="90"/>
+              <w:right w:type="dxa" w:w="120"/>
+            </w:tcMar>
+            <w:vAlign w:val="center"/>
+          </w:tcPr>
+          <w:p>
+            <w:pPr>
+              <w:spacing w:after="0" w:line="280"/>
+            </w:pPr>
+            <w:r>
+              <w:rPr>
+                <w:rFonts w:ascii="Be Vietnam Pro" w:cs="Be Vietnam Pro" w:eastAsia="Be Vietnam Pro" w:hAnsi="Be Vietnam Pro"/>
+                <w:b/>
+                <w:bCs/>
+                <w:color w:val="101814"/>
+                <w:sz w:val="20"/>
+                <w:szCs w:val="20"/>
+              </w:rPr>
+              <w:t xml:space="preserve">Khối lượng và tiến độ của cả đội</w:t>
+            </w:r>
+            <w:r>
+              <w:rPr>
+                <w:rFonts w:ascii="Be Vietnam Pro" w:cs="Be Vietnam Pro" w:eastAsia="Be Vietnam Pro" w:hAnsi="Be Vietnam Pro"/>
+                <w:color w:val="101814"/>
+                <w:sz w:val="20"/>
+                <w:szCs w:val="20"/>
+              </w:rPr>
+              <w:t xml:space="preserve"> — 381 lần ghi nhận, 7 tháng liên tục</w:t>
             </w:r>
           </w:p>
         </w:tc>
@@ -3750,54 +5934,45 @@
         </w:trPr>
         <w:tc>
           <w:tcPr>
-            <w:tcW w:type="dxa" w:w="4346"/>
-            <w:tcMar>
-              <w:top w:type="dxa" w:w="90"/>
-              <w:left w:type="dxa" w:w="120"/>
-              <w:bottom w:type="dxa" w:w="90"/>
-              <w:right w:type="dxa" w:w="120"/>
-            </w:tcMar>
-            <w:vAlign w:val="center"/>
-          </w:tcPr>
-          <w:p>
-            <w:pPr>
-              <w:spacing w:after="0" w:line="280"/>
-            </w:pPr>
-            <w:r>
-              <w:rPr>
-                <w:rFonts w:ascii="Be Vietnam Pro" w:cs="Be Vietnam Pro" w:eastAsia="Be Vietnam Pro" w:hAnsi="Be Vietnam Pro"/>
-                <w:color w:val="101814"/>
-                <w:sz w:val="20"/>
-                <w:szCs w:val="20"/>
-              </w:rPr>
-              <w:t xml:space="preserve">Kiến trúc ưu tiên đơn giản, dễ bảo trì</w:t>
-            </w:r>
-          </w:p>
-        </w:tc>
-        <w:tc>
-          <w:tcPr>
-            <w:tcW w:type="dxa" w:w="5014"/>
-            <w:tcMar>
-              <w:top w:type="dxa" w:w="90"/>
-              <w:left w:type="dxa" w:w="120"/>
-              <w:bottom w:type="dxa" w:w="90"/>
-              <w:right w:type="dxa" w:w="120"/>
-            </w:tcMar>
-            <w:vAlign w:val="center"/>
-          </w:tcPr>
-          <w:p>
-            <w:pPr>
-              <w:spacing w:after="0" w:line="280"/>
-            </w:pPr>
-            <w:r>
-              <w:rPr>
-                <w:rFonts w:ascii="Be Vietnam Pro" w:cs="Be Vietnam Pro" w:eastAsia="Be Vietnam Pro" w:hAnsi="Be Vietnam Pro"/>
-                <w:color w:val="101814"/>
-                <w:sz w:val="20"/>
-                <w:szCs w:val="20"/>
-              </w:rPr>
-              <w:t xml:space="preserve">Thiết kế phải để </w:t>
-            </w:r>
+            <w:tcW w:type="dxa" w:w="2905"/>
+            <w:tcMar>
+              <w:top w:type="dxa" w:w="90"/>
+              <w:left w:type="dxa" w:w="120"/>
+              <w:bottom w:type="dxa" w:w="90"/>
+              <w:right w:type="dxa" w:w="120"/>
+            </w:tcMar>
+            <w:vAlign w:val="center"/>
+          </w:tcPr>
+          <w:p>
+            <w:pPr>
+              <w:spacing w:after="0" w:line="280"/>
+            </w:pPr>
+            <w:r>
+              <w:rPr>
+                <w:rFonts w:ascii="Be Vietnam Pro" w:cs="Be Vietnam Pro" w:eastAsia="Be Vietnam Pro" w:hAnsi="Be Vietnam Pro"/>
+                <w:color w:val="101814"/>
+                <w:sz w:val="20"/>
+                <w:szCs w:val="20"/>
+              </w:rPr>
+              <w:t xml:space="preserve">Ma trận phân công ở mục 4.1</w:t>
+            </w:r>
+          </w:p>
+        </w:tc>
+        <w:tc>
+          <w:tcPr>
+            <w:tcW w:type="dxa" w:w="6455"/>
+            <w:tcMar>
+              <w:top w:type="dxa" w:w="90"/>
+              <w:left w:type="dxa" w:w="120"/>
+              <w:bottom w:type="dxa" w:w="90"/>
+              <w:right w:type="dxa" w:w="120"/>
+            </w:tcMar>
+            <w:vAlign w:val="center"/>
+          </w:tcPr>
+          <w:p>
+            <w:pPr>
+              <w:spacing w:after="0" w:line="280"/>
+            </w:pPr>
             <w:r>
               <w:rPr>
                 <w:rFonts w:ascii="Be Vietnam Pro" w:cs="Be Vietnam Pro" w:eastAsia="Be Vietnam Pro" w:hAnsi="Be Vietnam Pro"/>
@@ -3807,7 +5982,7 @@
                 <w:sz w:val="20"/>
                 <w:szCs w:val="20"/>
               </w:rPr>
-              <w:t xml:space="preserve">một người bảo trì được</w:t>
+              <w:t xml:space="preserve">Ai chịu trách nhiệm phần nào</w:t>
             </w:r>
           </w:p>
         </w:tc>
@@ -3818,110 +5993,53 @@
         </w:trPr>
         <w:tc>
           <w:tcPr>
-            <w:tcW w:type="dxa" w:w="4346"/>
-            <w:tcMar>
-              <w:top w:type="dxa" w:w="90"/>
-              <w:left w:type="dxa" w:w="120"/>
-              <w:bottom w:type="dxa" w:w="90"/>
-              <w:right w:type="dxa" w:w="120"/>
-            </w:tcMar>
-            <w:vAlign w:val="center"/>
-          </w:tcPr>
-          <w:p>
-            <w:pPr>
-              <w:spacing w:after="0" w:line="280"/>
-            </w:pPr>
-            <w:r>
-              <w:rPr>
-                <w:rFonts w:ascii="Be Vietnam Pro" w:cs="Be Vietnam Pro" w:eastAsia="Be Vietnam Pro" w:hAnsi="Be Vietnam Pro"/>
-                <w:color w:val="101814"/>
-                <w:sz w:val="20"/>
-                <w:szCs w:val="20"/>
-              </w:rPr>
-              <w:t xml:space="preserve">Dùng nhiều nền tảng mã nguồn mở</w:t>
-            </w:r>
-          </w:p>
-        </w:tc>
-        <w:tc>
-          <w:tcPr>
-            <w:tcW w:type="dxa" w:w="5014"/>
-            <w:tcMar>
-              <w:top w:type="dxa" w:w="90"/>
-              <w:left w:type="dxa" w:w="120"/>
-              <w:bottom w:type="dxa" w:w="90"/>
-              <w:right w:type="dxa" w:w="120"/>
-            </w:tcMar>
-            <w:vAlign w:val="center"/>
-          </w:tcPr>
-          <w:p>
-            <w:pPr>
-              <w:spacing w:after="0" w:line="280"/>
-            </w:pPr>
-            <w:r>
-              <w:rPr>
-                <w:rFonts w:ascii="Be Vietnam Pro" w:cs="Be Vietnam Pro" w:eastAsia="Be Vietnam Pro" w:hAnsi="Be Vietnam Pro"/>
-                <w:color w:val="101814"/>
-                <w:sz w:val="20"/>
-                <w:szCs w:val="20"/>
-              </w:rPr>
-              <w:t xml:space="preserve">Không đủ người để viết lại những thứ đã có</w:t>
-            </w:r>
-          </w:p>
-        </w:tc>
-      </w:tr>
-      <w:tr>
-        <w:trPr>
-          <w:tblHeader w:val="false"/>
-        </w:trPr>
-        <w:tc>
-          <w:tcPr>
-            <w:tcW w:type="dxa" w:w="4346"/>
-            <w:tcMar>
-              <w:top w:type="dxa" w:w="90"/>
-              <w:left w:type="dxa" w:w="120"/>
-              <w:bottom w:type="dxa" w:w="90"/>
-              <w:right w:type="dxa" w:w="120"/>
-            </w:tcMar>
-            <w:vAlign w:val="center"/>
-          </w:tcPr>
-          <w:p>
-            <w:pPr>
-              <w:spacing w:after="0" w:line="280"/>
-            </w:pPr>
-            <w:r>
-              <w:rPr>
-                <w:rFonts w:ascii="Be Vietnam Pro" w:cs="Be Vietnam Pro" w:eastAsia="Be Vietnam Pro" w:hAnsi="Be Vietnam Pro"/>
-                <w:color w:val="101814"/>
-                <w:sz w:val="20"/>
-                <w:szCs w:val="20"/>
-              </w:rPr>
-              <w:t xml:space="preserve">Nhật ký phát triển giai đoạn đầu sơ sài</w:t>
-            </w:r>
-          </w:p>
-        </w:tc>
-        <w:tc>
-          <w:tcPr>
-            <w:tcW w:type="dxa" w:w="5014"/>
-            <w:tcMar>
-              <w:top w:type="dxa" w:w="90"/>
-              <w:left w:type="dxa" w:w="120"/>
-              <w:bottom w:type="dxa" w:w="90"/>
-              <w:right w:type="dxa" w:w="120"/>
-            </w:tcMar>
-            <w:vAlign w:val="center"/>
-          </w:tcPr>
-          <w:p>
-            <w:pPr>
-              <w:spacing w:after="0" w:line="280"/>
-            </w:pPr>
-            <w:r>
-              <w:rPr>
-                <w:rFonts w:ascii="Be Vietnam Pro" w:cs="Be Vietnam Pro" w:eastAsia="Be Vietnam Pro" w:hAnsi="Be Vietnam Pro"/>
-                <w:color w:val="101814"/>
-                <w:sz w:val="20"/>
-                <w:szCs w:val="20"/>
-              </w:rPr>
-              <w:t xml:space="preserve">Quy trình trưởng thành dần — xem mục 8</w:t>
+            <w:tcW w:type="dxa" w:w="2905"/>
+            <w:tcMar>
+              <w:top w:type="dxa" w:w="90"/>
+              <w:left w:type="dxa" w:w="120"/>
+              <w:bottom w:type="dxa" w:w="90"/>
+              <w:right w:type="dxa" w:w="120"/>
+            </w:tcMar>
+            <w:vAlign w:val="center"/>
+          </w:tcPr>
+          <w:p>
+            <w:pPr>
+              <w:spacing w:after="0" w:line="280"/>
+            </w:pPr>
+            <w:r>
+              <w:rPr>
+                <w:rFonts w:ascii="Be Vietnam Pro" w:cs="Be Vietnam Pro" w:eastAsia="Be Vietnam Pro" w:hAnsi="Be Vietnam Pro"/>
+                <w:color w:val="101814"/>
+                <w:sz w:val="20"/>
+                <w:szCs w:val="20"/>
+              </w:rPr>
+              <w:t xml:space="preserve">Hồ sơ nhân sự ở mục 5</w:t>
+            </w:r>
+          </w:p>
+        </w:tc>
+        <w:tc>
+          <w:tcPr>
+            <w:tcW w:type="dxa" w:w="6455"/>
+            <w:tcMar>
+              <w:top w:type="dxa" w:w="90"/>
+              <w:left w:type="dxa" w:w="120"/>
+              <w:bottom w:type="dxa" w:w="90"/>
+              <w:right w:type="dxa" w:w="120"/>
+            </w:tcMar>
+            <w:vAlign w:val="center"/>
+          </w:tcPr>
+          <w:p>
+            <w:pPr>
+              <w:spacing w:after="0" w:line="280"/>
+            </w:pPr>
+            <w:r>
+              <w:rPr>
+                <w:rFonts w:ascii="Be Vietnam Pro" w:cs="Be Vietnam Pro" w:eastAsia="Be Vietnam Pro" w:hAnsi="Be Vietnam Pro"/>
+                <w:color w:val="101814"/>
+                <w:sz w:val="20"/>
+                <w:szCs w:val="20"/>
+              </w:rPr>
+              <w:t xml:space="preserve">Quan hệ lao động của từng người với OPTIMAI</w:t>
             </w:r>
           </w:p>
         </w:tc>
@@ -3943,652 +6061,48 @@
           <w:sz w:val="21"/>
           <w:szCs w:val="21"/>
         </w:rPr>
-        <w:t xml:space="preserve">Đây là mô tả trung thực, không phải điểm yếu cần che. Một đội bốn người tạo ra khối lượng ở mục 7 trong bảy tháng là hoàn toàn hợp lý và kiểm chứng được.</w:t>
-      </w:r>
-    </w:p>
-    <w:p>
-      <w:pPr>
-        <w:pBdr>
-          <w:bottom w:val="single" w:color="CFE3D8" w:sz="4" w:space="4"/>
-        </w:pBdr>
-        <w:spacing w:after="160" w:before="160"/>
-      </w:pPr>
-      <w:r>
-        <w:rPr>
-          <w:rFonts w:ascii="Be Vietnam Pro" w:cs="Be Vietnam Pro" w:eastAsia="Be Vietnam Pro" w:hAnsi="Be Vietnam Pro"/>
-          <w:sz w:val="2"/>
-          <w:szCs w:val="2"/>
-        </w:rPr>
-        <w:t xml:space="preserve"/>
-      </w:r>
-    </w:p>
-    <w:p>
-      <w:pPr>
-        <w:pStyle w:val="Heading1"/>
-        <w:pBdr>
-          <w:bottom w:val="single" w:color="008E4D" w:sz="12" w:space="6"/>
-        </w:pBdr>
-        <w:spacing w:after="180" w:before="380"/>
-      </w:pPr>
+        <w:t xml:space="preserve">Ba nguồn này bổ sung cho nhau. Lịch sử kho mã nguồn chứng minh </w:t>
+      </w:r>
       <w:r>
         <w:rPr>
           <w:rFonts w:ascii="Be Vietnam Pro" w:cs="Be Vietnam Pro" w:eastAsia="Be Vietnam Pro" w:hAnsi="Be Vietnam Pro"/>
           <w:b/>
           <w:bCs/>
-          <w:color w:val="036F3D"/>
-          <w:sz w:val="28"/>
-          <w:szCs w:val="28"/>
-        </w:rPr>
-        <w:t xml:space="preserve">4. Bảng đối chiếu danh tính kỹ thuật và nhân sự</w:t>
-      </w:r>
-    </w:p>
-    <w:p>
-      <w:pPr>
-        <w:spacing w:after="130" w:line="300"/>
-      </w:pPr>
-      <w:r>
-        <w:rPr>
-          <w:rFonts w:ascii="Be Vietnam Pro" w:cs="Be Vietnam Pro" w:eastAsia="Be Vietnam Pro" w:hAnsi="Be Vietnam Pro"/>
           <w:color w:val="101814"/>
           <w:sz w:val="21"/>
           <w:szCs w:val="21"/>
         </w:rPr>
-        <w:t xml:space="preserve">Lịch sử ghi nhận thay đổi mã nguồn lưu danh tính kỹ thuật của người thực hiện. Bảng dưới nối danh tính đó với nhân sự thật.</w:t>
-      </w:r>
-    </w:p>
-    <w:tbl>
-      <w:tblPr>
-        <w:tblW w:type="dxa" w:w="9360"/>
-        <w:tblBorders>
-          <w:top w:val="single" w:color="CFE3D8" w:sz="4"/>
-          <w:left w:val="single" w:color="CFE3D8" w:sz="4"/>
-          <w:bottom w:val="single" w:color="CFE3D8" w:sz="4"/>
-          <w:right w:val="single" w:color="CFE3D8" w:sz="4"/>
-          <w:insideH w:val="single" w:color="CFE3D8" w:sz="4"/>
-          <w:insideV w:val="single" w:color="CFE3D8" w:sz="4"/>
-        </w:tblBorders>
-        <w:tblLayout w:type="fixed"/>
-      </w:tblPr>
-      <w:tblGrid>
-        <w:gridCol w:w="2636"/>
-        <w:gridCol w:w="996"/>
-        <w:gridCol w:w="1195"/>
-        <w:gridCol w:w="1280"/>
-        <w:gridCol w:w="3253"/>
-      </w:tblGrid>
-      <w:tr>
-        <w:trPr>
-          <w:tblHeader/>
-        </w:trPr>
-        <w:tc>
-          <w:tcPr>
-            <w:tcW w:type="dxa" w:w="2636"/>
-            <w:shd w:fill="EEF6F1" w:color="auto" w:val="clear"/>
-            <w:tcMar>
-              <w:top w:type="dxa" w:w="90"/>
-              <w:left w:type="dxa" w:w="120"/>
-              <w:bottom w:type="dxa" w:w="90"/>
-              <w:right w:type="dxa" w:w="120"/>
-            </w:tcMar>
-            <w:vAlign w:val="center"/>
-          </w:tcPr>
-          <w:p>
-            <w:pPr>
-              <w:spacing w:after="0" w:line="280"/>
-            </w:pPr>
-            <w:r>
-              <w:rPr>
-                <w:rFonts w:ascii="Be Vietnam Pro" w:cs="Be Vietnam Pro" w:eastAsia="Be Vietnam Pro" w:hAnsi="Be Vietnam Pro"/>
-                <w:b/>
-                <w:bCs/>
-                <w:color w:val="036F3D"/>
-                <w:sz w:val="20"/>
-                <w:szCs w:val="20"/>
-              </w:rPr>
-              <w:t xml:space="preserve">Danh tính trong kho mã nguồn</w:t>
-            </w:r>
-          </w:p>
-        </w:tc>
-        <w:tc>
-          <w:tcPr>
-            <w:tcW w:type="dxa" w:w="996"/>
-            <w:shd w:fill="EEF6F1" w:color="auto" w:val="clear"/>
-            <w:tcMar>
-              <w:top w:type="dxa" w:w="90"/>
-              <w:left w:type="dxa" w:w="120"/>
-              <w:bottom w:type="dxa" w:w="90"/>
-              <w:right w:type="dxa" w:w="120"/>
-            </w:tcMar>
-            <w:vAlign w:val="center"/>
-          </w:tcPr>
-          <w:p>
-            <w:pPr>
-              <w:spacing w:after="0" w:line="280"/>
-              <w:jc w:val="center"/>
-            </w:pPr>
-            <w:r>
-              <w:rPr>
-                <w:rFonts w:ascii="Be Vietnam Pro" w:cs="Be Vietnam Pro" w:eastAsia="Be Vietnam Pro" w:hAnsi="Be Vietnam Pro"/>
-                <w:b/>
-                <w:bCs/>
-                <w:color w:val="036F3D"/>
-                <w:sz w:val="20"/>
-                <w:szCs w:val="20"/>
-              </w:rPr>
-              <w:t xml:space="preserve">Số lần ghi nhận</w:t>
-            </w:r>
-          </w:p>
-        </w:tc>
-        <w:tc>
-          <w:tcPr>
-            <w:tcW w:type="dxa" w:w="1195"/>
-            <w:shd w:fill="EEF6F1" w:color="auto" w:val="clear"/>
-            <w:tcMar>
-              <w:top w:type="dxa" w:w="90"/>
-              <w:left w:type="dxa" w:w="120"/>
-              <w:bottom w:type="dxa" w:w="90"/>
-              <w:right w:type="dxa" w:w="120"/>
-            </w:tcMar>
-            <w:vAlign w:val="center"/>
-          </w:tcPr>
-          <w:p>
-            <w:pPr>
-              <w:spacing w:after="0" w:line="280"/>
-            </w:pPr>
-            <w:r>
-              <w:rPr>
-                <w:rFonts w:ascii="Be Vietnam Pro" w:cs="Be Vietnam Pro" w:eastAsia="Be Vietnam Pro" w:hAnsi="Be Vietnam Pro"/>
-                <w:b/>
-                <w:bCs/>
-                <w:color w:val="036F3D"/>
-                <w:sz w:val="20"/>
-                <w:szCs w:val="20"/>
-              </w:rPr>
-              <w:t xml:space="preserve">Nhân sự</w:t>
-            </w:r>
-          </w:p>
-        </w:tc>
-        <w:tc>
-          <w:tcPr>
-            <w:tcW w:type="dxa" w:w="1280"/>
-            <w:shd w:fill="EEF6F1" w:color="auto" w:val="clear"/>
-            <w:tcMar>
-              <w:top w:type="dxa" w:w="90"/>
-              <w:left w:type="dxa" w:w="120"/>
-              <w:bottom w:type="dxa" w:w="90"/>
-              <w:right w:type="dxa" w:w="120"/>
-            </w:tcMar>
-            <w:vAlign w:val="center"/>
-          </w:tcPr>
-          <w:p>
-            <w:pPr>
-              <w:spacing w:after="0" w:line="280"/>
-            </w:pPr>
-            <w:r>
-              <w:rPr>
-                <w:rFonts w:ascii="Be Vietnam Pro" w:cs="Be Vietnam Pro" w:eastAsia="Be Vietnam Pro" w:hAnsi="Be Vietnam Pro"/>
-                <w:b/>
-                <w:bCs/>
-                <w:color w:val="036F3D"/>
-                <w:sz w:val="20"/>
-                <w:szCs w:val="20"/>
-              </w:rPr>
-              <w:t xml:space="preserve">Vai trò</w:t>
-            </w:r>
-          </w:p>
-        </w:tc>
-        <w:tc>
-          <w:tcPr>
-            <w:tcW w:type="dxa" w:w="3253"/>
-            <w:shd w:fill="EEF6F1" w:color="auto" w:val="clear"/>
-            <w:tcMar>
-              <w:top w:type="dxa" w:w="90"/>
-              <w:left w:type="dxa" w:w="120"/>
-              <w:bottom w:type="dxa" w:w="90"/>
-              <w:right w:type="dxa" w:w="120"/>
-            </w:tcMar>
-            <w:vAlign w:val="center"/>
-          </w:tcPr>
-          <w:p>
-            <w:pPr>
-              <w:spacing w:after="0" w:line="280"/>
-            </w:pPr>
-            <w:r>
-              <w:rPr>
-                <w:rFonts w:ascii="Be Vietnam Pro" w:cs="Be Vietnam Pro" w:eastAsia="Be Vietnam Pro" w:hAnsi="Be Vietnam Pro"/>
-                <w:b/>
-                <w:bCs/>
-                <w:color w:val="036F3D"/>
-                <w:sz w:val="20"/>
-                <w:szCs w:val="20"/>
-              </w:rPr>
-              <w:t xml:space="preserve">Ghi chú</w:t>
-            </w:r>
-          </w:p>
-        </w:tc>
-      </w:tr>
-      <w:tr>
-        <w:trPr>
-          <w:tblHeader w:val="false"/>
-        </w:trPr>
-        <w:tc>
-          <w:tcPr>
-            <w:tcW w:type="dxa" w:w="2636"/>
-            <w:tcMar>
-              <w:top w:type="dxa" w:w="90"/>
-              <w:left w:type="dxa" w:w="120"/>
-              <w:bottom w:type="dxa" w:w="90"/>
-              <w:right w:type="dxa" w:w="120"/>
-            </w:tcMar>
-            <w:vAlign w:val="center"/>
-          </w:tcPr>
-          <w:p>
-            <w:pPr>
-              <w:spacing w:after="0" w:line="280"/>
-            </w:pPr>
-            <w:r>
-              <w:rPr>
-                <w:rFonts w:ascii="Menlo" w:cs="Menlo" w:eastAsia="Menlo" w:hAnsi="Menlo"/>
-                <w:color w:val="036F3D"/>
-                <w:sz w:val="20"/>
-                <w:szCs w:val="20"/>
-                <w:shd w:fill="F1F5F3" w:color="auto" w:val="clear"/>
-              </w:rPr>
-              <w:t xml:space="preserve">HungDV2000 &lt;deepviewzoom@gmail.com&gt;</w:t>
-            </w:r>
-          </w:p>
-        </w:tc>
-        <w:tc>
-          <w:tcPr>
-            <w:tcW w:type="dxa" w:w="996"/>
-            <w:tcMar>
-              <w:top w:type="dxa" w:w="90"/>
-              <w:left w:type="dxa" w:w="120"/>
-              <w:bottom w:type="dxa" w:w="90"/>
-              <w:right w:type="dxa" w:w="120"/>
-            </w:tcMar>
-            <w:vAlign w:val="center"/>
-          </w:tcPr>
-          <w:p>
-            <w:pPr>
-              <w:spacing w:after="0" w:line="280"/>
-              <w:jc w:val="center"/>
-            </w:pPr>
-            <w:r>
-              <w:rPr>
-                <w:rFonts w:ascii="Be Vietnam Pro" w:cs="Be Vietnam Pro" w:eastAsia="Be Vietnam Pro" w:hAnsi="Be Vietnam Pro"/>
-                <w:color w:val="101814"/>
-                <w:sz w:val="20"/>
-                <w:szCs w:val="20"/>
-              </w:rPr>
-              <w:t xml:space="preserve">1</w:t>
-            </w:r>
-          </w:p>
-        </w:tc>
-        <w:tc>
-          <w:tcPr>
-            <w:tcW w:type="dxa" w:w="1195"/>
-            <w:tcMar>
-              <w:top w:type="dxa" w:w="90"/>
-              <w:left w:type="dxa" w:w="120"/>
-              <w:bottom w:type="dxa" w:w="90"/>
-              <w:right w:type="dxa" w:w="120"/>
-            </w:tcMar>
-            <w:vAlign w:val="center"/>
-          </w:tcPr>
-          <w:p>
-            <w:pPr>
-              <w:spacing w:after="0" w:line="280"/>
-            </w:pPr>
-            <w:r>
-              <w:rPr>
-                <w:rFonts w:ascii="Be Vietnam Pro" w:cs="Be Vietnam Pro" w:eastAsia="Be Vietnam Pro" w:hAnsi="Be Vietnam Pro"/>
-                <w:b/>
-                <w:bCs/>
-                <w:color w:val="101814"/>
-                <w:sz w:val="20"/>
-                <w:szCs w:val="20"/>
-              </w:rPr>
-              <w:t xml:space="preserve">HungDV</w:t>
-            </w:r>
-          </w:p>
-        </w:tc>
-        <w:tc>
-          <w:tcPr>
-            <w:tcW w:type="dxa" w:w="1280"/>
-            <w:tcMar>
-              <w:top w:type="dxa" w:w="90"/>
-              <w:left w:type="dxa" w:w="120"/>
-              <w:bottom w:type="dxa" w:w="90"/>
-              <w:right w:type="dxa" w:w="120"/>
-            </w:tcMar>
-            <w:vAlign w:val="center"/>
-          </w:tcPr>
-          <w:p>
-            <w:pPr>
-              <w:spacing w:after="0" w:line="280"/>
-            </w:pPr>
-            <w:r>
-              <w:rPr>
-                <w:rFonts w:ascii="Be Vietnam Pro" w:cs="Be Vietnam Pro" w:eastAsia="Be Vietnam Pro" w:hAnsi="Be Vietnam Pro"/>
-                <w:color w:val="101814"/>
-                <w:sz w:val="20"/>
-                <w:szCs w:val="20"/>
-              </w:rPr>
-              <w:t xml:space="preserve">Product Owner</w:t>
-            </w:r>
-          </w:p>
-        </w:tc>
-        <w:tc>
-          <w:tcPr>
-            <w:tcW w:type="dxa" w:w="3253"/>
-            <w:tcMar>
-              <w:top w:type="dxa" w:w="90"/>
-              <w:left w:type="dxa" w:w="120"/>
-              <w:bottom w:type="dxa" w:w="90"/>
-              <w:right w:type="dxa" w:w="120"/>
-            </w:tcMar>
-            <w:vAlign w:val="center"/>
-          </w:tcPr>
-          <w:p>
-            <w:pPr>
-              <w:spacing w:after="0" w:line="280"/>
-            </w:pPr>
-            <w:r>
-              <w:rPr>
-                <w:rFonts w:ascii="Be Vietnam Pro" w:cs="Be Vietnam Pro" w:eastAsia="Be Vietnam Pro" w:hAnsi="Be Vietnam Pro"/>
-                <w:color w:val="101814"/>
-                <w:sz w:val="20"/>
-                <w:szCs w:val="20"/>
-              </w:rPr>
-              <w:t xml:space="preserve">Tên tài khoản khớp trực tiếp</w:t>
-            </w:r>
-          </w:p>
-        </w:tc>
-      </w:tr>
-      <w:tr>
-        <w:trPr>
-          <w:tblHeader w:val="false"/>
-        </w:trPr>
-        <w:tc>
-          <w:tcPr>
-            <w:tcW w:type="dxa" w:w="2636"/>
-            <w:tcMar>
-              <w:top w:type="dxa" w:w="90"/>
-              <w:left w:type="dxa" w:w="120"/>
-              <w:bottom w:type="dxa" w:w="90"/>
-              <w:right w:type="dxa" w:w="120"/>
-            </w:tcMar>
-            <w:vAlign w:val="center"/>
-          </w:tcPr>
-          <w:p>
-            <w:pPr>
-              <w:spacing w:after="0" w:line="280"/>
-            </w:pPr>
-            <w:r>
-              <w:rPr>
-                <w:rFonts w:ascii="Menlo" w:cs="Menlo" w:eastAsia="Menlo" w:hAnsi="Menlo"/>
-                <w:color w:val="036F3D"/>
-                <w:sz w:val="20"/>
-                <w:szCs w:val="20"/>
-                <w:shd w:fill="F1F5F3" w:color="auto" w:val="clear"/>
-              </w:rPr>
-              <w:t xml:space="preserve">KCODE &lt;kcode@MacBook-Pro-cua-KCODE.local&gt;</w:t>
-            </w:r>
-          </w:p>
-        </w:tc>
-        <w:tc>
-          <w:tcPr>
-            <w:tcW w:type="dxa" w:w="996"/>
-            <w:tcMar>
-              <w:top w:type="dxa" w:w="90"/>
-              <w:left w:type="dxa" w:w="120"/>
-              <w:bottom w:type="dxa" w:w="90"/>
-              <w:right w:type="dxa" w:w="120"/>
-            </w:tcMar>
-            <w:vAlign w:val="center"/>
-          </w:tcPr>
-          <w:p>
-            <w:pPr>
-              <w:spacing w:after="0" w:line="280"/>
-              <w:jc w:val="center"/>
-            </w:pPr>
-            <w:r>
-              <w:rPr>
-                <w:rFonts w:ascii="Be Vietnam Pro" w:cs="Be Vietnam Pro" w:eastAsia="Be Vietnam Pro" w:hAnsi="Be Vietnam Pro"/>
-                <w:color w:val="101814"/>
-                <w:sz w:val="20"/>
-                <w:szCs w:val="20"/>
-              </w:rPr>
-              <w:t xml:space="preserve">379</w:t>
-            </w:r>
-          </w:p>
-        </w:tc>
-        <w:tc>
-          <w:tcPr>
-            <w:tcW w:type="dxa" w:w="1195"/>
-            <w:tcMar>
-              <w:top w:type="dxa" w:w="90"/>
-              <w:left w:type="dxa" w:w="120"/>
-              <w:bottom w:type="dxa" w:w="90"/>
-              <w:right w:type="dxa" w:w="120"/>
-            </w:tcMar>
-            <w:vAlign w:val="center"/>
-          </w:tcPr>
-          <w:p>
-            <w:pPr>
-              <w:spacing w:after="0" w:line="280"/>
-            </w:pPr>
-            <w:r>
-              <w:rPr>
-                <w:rFonts w:ascii="Be Vietnam Pro" w:cs="Be Vietnam Pro" w:eastAsia="Be Vietnam Pro" w:hAnsi="Be Vietnam Pro"/>
-                <w:i/>
-                <w:iCs/>
-                <w:color w:val="101814"/>
-                <w:sz w:val="20"/>
-                <w:szCs w:val="20"/>
-              </w:rPr>
-              <w:t xml:space="preserve">(công ty xác nhận)</w:t>
-            </w:r>
-          </w:p>
-        </w:tc>
-        <w:tc>
-          <w:tcPr>
-            <w:tcW w:type="dxa" w:w="1280"/>
-            <w:tcMar>
-              <w:top w:type="dxa" w:w="90"/>
-              <w:left w:type="dxa" w:w="120"/>
-              <w:bottom w:type="dxa" w:w="90"/>
-              <w:right w:type="dxa" w:w="120"/>
-            </w:tcMar>
-            <w:vAlign w:val="center"/>
-          </w:tcPr>
-          <w:p>
-            <w:pPr>
-              <w:spacing w:after="0" w:line="280"/>
-            </w:pPr>
-            <w:r>
-              <w:rPr>
-                <w:rFonts w:ascii="Be Vietnam Pro" w:cs="Be Vietnam Pro" w:eastAsia="Be Vietnam Pro" w:hAnsi="Be Vietnam Pro"/>
-                <w:i/>
-                <w:iCs/>
-                <w:color w:val="101814"/>
-                <w:sz w:val="20"/>
-                <w:szCs w:val="20"/>
-              </w:rPr>
-              <w:t xml:space="preserve">(công ty xác nhận)</w:t>
-            </w:r>
-          </w:p>
-        </w:tc>
-        <w:tc>
-          <w:tcPr>
-            <w:tcW w:type="dxa" w:w="3253"/>
-            <w:tcMar>
-              <w:top w:type="dxa" w:w="90"/>
-              <w:left w:type="dxa" w:w="120"/>
-              <w:bottom w:type="dxa" w:w="90"/>
-              <w:right w:type="dxa" w:w="120"/>
-            </w:tcMar>
-            <w:vAlign w:val="center"/>
-          </w:tcPr>
-          <w:p>
-            <w:pPr>
-              <w:spacing w:after="0" w:line="280"/>
-            </w:pPr>
-            <w:r>
-              <w:rPr>
-                <w:rFonts w:ascii="Be Vietnam Pro" w:cs="Be Vietnam Pro" w:eastAsia="Be Vietnam Pro" w:hAnsi="Be Vietnam Pro"/>
-                <w:color w:val="101814"/>
-                <w:sz w:val="20"/>
-                <w:szCs w:val="20"/>
-              </w:rPr>
-              <w:t xml:space="preserve">Xem cảnh báo bên dưới</w:t>
-            </w:r>
-          </w:p>
-        </w:tc>
-      </w:tr>
-      <w:tr>
-        <w:trPr>
-          <w:tblHeader w:val="false"/>
-        </w:trPr>
-        <w:tc>
-          <w:tcPr>
-            <w:tcW w:type="dxa" w:w="2636"/>
-            <w:tcMar>
-              <w:top w:type="dxa" w:w="90"/>
-              <w:left w:type="dxa" w:w="120"/>
-              <w:bottom w:type="dxa" w:w="90"/>
-              <w:right w:type="dxa" w:w="120"/>
-            </w:tcMar>
-            <w:vAlign w:val="center"/>
-          </w:tcPr>
-          <w:p>
-            <w:pPr>
-              <w:spacing w:after="0" w:line="280"/>
-            </w:pPr>
-            <w:r>
-              <w:rPr>
-                <w:rFonts w:ascii="Menlo" w:cs="Menlo" w:eastAsia="Menlo" w:hAnsi="Menlo"/>
-                <w:color w:val="036F3D"/>
-                <w:sz w:val="20"/>
-                <w:szCs w:val="20"/>
-                <w:shd w:fill="F1F5F3" w:color="auto" w:val="clear"/>
-              </w:rPr>
-              <w:t xml:space="preserve">root &lt;root@vmi2290229.contaboserver.net&gt;</w:t>
-            </w:r>
-          </w:p>
-        </w:tc>
-        <w:tc>
-          <w:tcPr>
-            <w:tcW w:type="dxa" w:w="996"/>
-            <w:tcMar>
-              <w:top w:type="dxa" w:w="90"/>
-              <w:left w:type="dxa" w:w="120"/>
-              <w:bottom w:type="dxa" w:w="90"/>
-              <w:right w:type="dxa" w:w="120"/>
-            </w:tcMar>
-            <w:vAlign w:val="center"/>
-          </w:tcPr>
-          <w:p>
-            <w:pPr>
-              <w:spacing w:after="0" w:line="280"/>
-              <w:jc w:val="center"/>
-            </w:pPr>
-            <w:r>
-              <w:rPr>
-                <w:rFonts w:ascii="Be Vietnam Pro" w:cs="Be Vietnam Pro" w:eastAsia="Be Vietnam Pro" w:hAnsi="Be Vietnam Pro"/>
-                <w:color w:val="101814"/>
-                <w:sz w:val="20"/>
-                <w:szCs w:val="20"/>
-              </w:rPr>
-              <w:t xml:space="preserve">1</w:t>
-            </w:r>
-          </w:p>
-        </w:tc>
-        <w:tc>
-          <w:tcPr>
-            <w:tcW w:type="dxa" w:w="1195"/>
-            <w:tcMar>
-              <w:top w:type="dxa" w:w="90"/>
-              <w:left w:type="dxa" w:w="120"/>
-              <w:bottom w:type="dxa" w:w="90"/>
-              <w:right w:type="dxa" w:w="120"/>
-            </w:tcMar>
-            <w:vAlign w:val="center"/>
-          </w:tcPr>
-          <w:p>
-            <w:pPr>
-              <w:spacing w:after="0" w:line="280"/>
-            </w:pPr>
-            <w:r>
-              <w:rPr>
-                <w:rFonts w:ascii="Be Vietnam Pro" w:cs="Be Vietnam Pro" w:eastAsia="Be Vietnam Pro" w:hAnsi="Be Vietnam Pro"/>
-                <w:color w:val="101814"/>
-                <w:sz w:val="20"/>
-                <w:szCs w:val="20"/>
-              </w:rPr>
-              <w:t xml:space="preserve">—</w:t>
-            </w:r>
-          </w:p>
-        </w:tc>
-        <w:tc>
-          <w:tcPr>
-            <w:tcW w:type="dxa" w:w="1280"/>
-            <w:tcMar>
-              <w:top w:type="dxa" w:w="90"/>
-              <w:left w:type="dxa" w:w="120"/>
-              <w:bottom w:type="dxa" w:w="90"/>
-              <w:right w:type="dxa" w:w="120"/>
-            </w:tcMar>
-            <w:vAlign w:val="center"/>
-          </w:tcPr>
-          <w:p>
-            <w:pPr>
-              <w:spacing w:after="0" w:line="280"/>
-            </w:pPr>
-            <w:r>
-              <w:rPr>
-                <w:rFonts w:ascii="Be Vietnam Pro" w:cs="Be Vietnam Pro" w:eastAsia="Be Vietnam Pro" w:hAnsi="Be Vietnam Pro"/>
-                <w:color w:val="101814"/>
-                <w:sz w:val="20"/>
-                <w:szCs w:val="20"/>
-              </w:rPr>
-              <w:t xml:space="preserve">—</w:t>
-            </w:r>
-          </w:p>
-        </w:tc>
-        <w:tc>
-          <w:tcPr>
-            <w:tcW w:type="dxa" w:w="3253"/>
-            <w:tcMar>
-              <w:top w:type="dxa" w:w="90"/>
-              <w:left w:type="dxa" w:w="120"/>
-              <w:bottom w:type="dxa" w:w="90"/>
-              <w:right w:type="dxa" w:w="120"/>
-            </w:tcMar>
-            <w:vAlign w:val="center"/>
-          </w:tcPr>
-          <w:p>
-            <w:pPr>
-              <w:spacing w:after="0" w:line="280"/>
-            </w:pPr>
-            <w:r>
-              <w:rPr>
-                <w:rFonts w:ascii="Be Vietnam Pro" w:cs="Be Vietnam Pro" w:eastAsia="Be Vietnam Pro" w:hAnsi="Be Vietnam Pro"/>
-                <w:color w:val="101814"/>
-                <w:sz w:val="20"/>
-                <w:szCs w:val="20"/>
-              </w:rPr>
-              <w:t xml:space="preserve">Tài khoản hệ thống trên máy chủ, không phải người</w:t>
-            </w:r>
-          </w:p>
-        </w:tc>
-      </w:tr>
-    </w:tbl>
-    <w:p>
-      <w:pPr>
-        <w:spacing w:after="180"/>
-      </w:pPr>
+        <w:t xml:space="preserve">công việc có thật và diễn ra theo thời gian thực</w:t>
+      </w:r>
+      <w:r>
+        <w:rPr>
+          <w:rFonts w:ascii="Be Vietnam Pro" w:cs="Be Vietnam Pro" w:eastAsia="Be Vietnam Pro" w:hAnsi="Be Vietnam Pro"/>
+          <w:color w:val="101814"/>
+          <w:sz w:val="21"/>
+          <w:szCs w:val="21"/>
+        </w:rPr>
+        <w:t xml:space="preserve">; ma trận phân công và hồ sơ nhân sự chứng minh </w:t>
+      </w:r>
+      <w:r>
+        <w:rPr>
+          <w:rFonts w:ascii="Be Vietnam Pro" w:cs="Be Vietnam Pro" w:eastAsia="Be Vietnam Pro" w:hAnsi="Be Vietnam Pro"/>
+          <w:b/>
+          <w:bCs/>
+          <w:color w:val="101814"/>
+          <w:sz w:val="21"/>
+          <w:szCs w:val="21"/>
+        </w:rPr>
+        <w:t xml:space="preserve">công việc đó do đội ngũ OPTIMAI thực hiện</w:t>
+      </w:r>
+      <w:r>
+        <w:rPr>
+          <w:rFonts w:ascii="Be Vietnam Pro" w:cs="Be Vietnam Pro" w:eastAsia="Be Vietnam Pro" w:hAnsi="Be Vietnam Pro"/>
+          <w:color w:val="101814"/>
+          <w:sz w:val="21"/>
+          <w:szCs w:val="21"/>
+        </w:rPr>
+        <w:t xml:space="preserve">.</w:t>
+      </w:r>
     </w:p>
     <w:tbl>
       <w:tblPr>
@@ -4625,11 +6139,22 @@
             <w:r>
               <w:rPr>
                 <w:rFonts w:ascii="Be Vietnam Pro" w:cs="Be Vietnam Pro" w:eastAsia="Be Vietnam Pro" w:hAnsi="Be Vietnam Pro"/>
-                <w:color w:val="101814"/>
-                <w:sz w:val="20"/>
-                <w:szCs w:val="20"/>
-              </w:rPr>
-              <w:t xml:space="preserve">### ⚠ Ô chưa điền — phải xử lý trước khi nộp hồ sơ</w:t>
+                <w:b/>
+                <w:bCs/>
+                <w:color w:val="101814"/>
+                <w:sz w:val="20"/>
+                <w:szCs w:val="20"/>
+              </w:rPr>
+              <w:t xml:space="preserve">Khuyến nghị cho các dự án sau.</w:t>
+            </w:r>
+            <w:r>
+              <w:rPr>
+                <w:rFonts w:ascii="Be Vietnam Pro" w:cs="Be Vietnam Pro" w:eastAsia="Be Vietnam Pro" w:hAnsi="Be Vietnam Pro"/>
+                <w:color w:val="101814"/>
+                <w:sz w:val="20"/>
+                <w:szCs w:val="20"/>
+              </w:rPr>
+              <w:t xml:space="preserve"> Cấu hình danh tính theo hòm thư công ty của từng người ngay từ đầu dự án:</w:t>
             </w:r>
           </w:p>
           <w:p>
@@ -4656,66 +6181,49 @@
                 <w:sz w:val="20"/>
                 <w:szCs w:val="20"/>
               </w:rPr>
-              <w:t xml:space="preserve">Danh tính </w:t>
-            </w:r>
-            <w:r>
-              <w:rPr>
-                <w:rFonts w:ascii="Menlo" w:cs="Menlo" w:eastAsia="Menlo" w:hAnsi="Menlo"/>
-                <w:color w:val="101814"/>
-                <w:sz w:val="20"/>
-                <w:szCs w:val="20"/>
-                <w:shd w:fill="F1F5F3" w:color="auto" w:val="clear"/>
-              </w:rPr>
-              <w:t xml:space="preserve">KCODE &lt;kcode@MacBook-Pro-cua-KCODE.local&gt;</w:t>
-            </w:r>
-            <w:r>
-              <w:rPr>
-                <w:rFonts w:ascii="Be Vietnam Pro" w:cs="Be Vietnam Pro" w:eastAsia="Be Vietnam Pro" w:hAnsi="Be Vietnam Pro"/>
-                <w:color w:val="101814"/>
-                <w:sz w:val="20"/>
-                <w:szCs w:val="20"/>
-              </w:rPr>
-              <w:t xml:space="preserve"> chiếm </w:t>
-            </w:r>
-            <w:r>
-              <w:rPr>
-                <w:rFonts w:ascii="Be Vietnam Pro" w:cs="Be Vietnam Pro" w:eastAsia="Be Vietnam Pro" w:hAnsi="Be Vietnam Pro"/>
-                <w:b/>
-                <w:bCs/>
-                <w:color w:val="101814"/>
-                <w:sz w:val="20"/>
-                <w:szCs w:val="20"/>
-              </w:rPr>
-              <w:t xml:space="preserve">379 trên 381</w:t>
-            </w:r>
-            <w:r>
-              <w:rPr>
-                <w:rFonts w:ascii="Be Vietnam Pro" w:cs="Be Vietnam Pro" w:eastAsia="Be Vietnam Pro" w:hAnsi="Be Vietnam Pro"/>
-                <w:color w:val="101814"/>
-                <w:sz w:val="20"/>
-                <w:szCs w:val="20"/>
-              </w:rPr>
-              <w:t xml:space="preserve"> lần ghi nhận thay đổi, tức gần như toàn bộ khối lượng công việc. Đây là giá trị </w:t>
-            </w:r>
-            <w:r>
-              <w:rPr>
-                <w:rFonts w:ascii="Be Vietnam Pro" w:cs="Be Vietnam Pro" w:eastAsia="Be Vietnam Pro" w:hAnsi="Be Vietnam Pro"/>
-                <w:b/>
-                <w:bCs/>
-                <w:color w:val="101814"/>
-                <w:sz w:val="20"/>
-                <w:szCs w:val="20"/>
-              </w:rPr>
-              <w:t xml:space="preserve">mặc định do phần mềm quản lý mã nguồn tự sinh từ tên máy tính</w:t>
-            </w:r>
-            <w:r>
-              <w:rPr>
-                <w:rFonts w:ascii="Be Vietnam Pro" w:cs="Be Vietnam Pro" w:eastAsia="Be Vietnam Pro" w:hAnsi="Be Vietnam Pro"/>
-                <w:color w:val="101814"/>
-                <w:sz w:val="20"/>
-                <w:szCs w:val="20"/>
-              </w:rPr>
-              <w:t xml:space="preserve">, không phải hòm thư công ty.</w:t>
+              <w:t xml:space="preserve">```bash</w:t>
+            </w:r>
+          </w:p>
+          <w:p>
+            <w:pPr>
+              <w:spacing w:after="100" w:line="290"/>
+            </w:pPr>
+            <w:r>
+              <w:rPr>
+                <w:rFonts w:ascii="Be Vietnam Pro" w:cs="Be Vietnam Pro" w:eastAsia="Be Vietnam Pro" w:hAnsi="Be Vietnam Pro"/>
+                <w:color w:val="101814"/>
+                <w:sz w:val="20"/>
+                <w:szCs w:val="20"/>
+              </w:rPr>
+              <w:t xml:space="preserve">git config user.name "Họ Tên"</w:t>
+            </w:r>
+          </w:p>
+          <w:p>
+            <w:pPr>
+              <w:spacing w:after="100" w:line="290"/>
+            </w:pPr>
+            <w:r>
+              <w:rPr>
+                <w:rFonts w:ascii="Be Vietnam Pro" w:cs="Be Vietnam Pro" w:eastAsia="Be Vietnam Pro" w:hAnsi="Be Vietnam Pro"/>
+                <w:color w:val="101814"/>
+                <w:sz w:val="20"/>
+                <w:szCs w:val="20"/>
+              </w:rPr>
+              <w:t xml:space="preserve">git config user.email "hoten@optimai.vn"</w:t>
+            </w:r>
+          </w:p>
+          <w:p>
+            <w:pPr>
+              <w:spacing w:after="100" w:line="290"/>
+            </w:pPr>
+            <w:r>
+              <w:rPr>
+                <w:rFonts w:ascii="Be Vietnam Pro" w:cs="Be Vietnam Pro" w:eastAsia="Be Vietnam Pro" w:hAnsi="Be Vietnam Pro"/>
+                <w:color w:val="101814"/>
+                <w:sz w:val="20"/>
+                <w:szCs w:val="20"/>
+              </w:rPr>
+              <w:t xml:space="preserve">```</w:t>
             </w:r>
           </w:p>
           <w:p>
@@ -4733,249 +6241,6 @@
           </w:p>
           <w:p>
             <w:pPr>
-              <w:spacing w:after="100" w:line="290"/>
-            </w:pPr>
-            <w:r>
-              <w:rPr>
-                <w:rFonts w:ascii="Be Vietnam Pro" w:cs="Be Vietnam Pro" w:eastAsia="Be Vietnam Pro" w:hAnsi="Be Vietnam Pro"/>
-                <w:color w:val="101814"/>
-                <w:sz w:val="20"/>
-                <w:szCs w:val="20"/>
-              </w:rPr>
-              <w:t xml:space="preserve">Công ty phải xác nhận danh tính này thuộc về ai trong đội — </w:t>
-            </w:r>
-            <w:r>
-              <w:rPr>
-                <w:rFonts w:ascii="Be Vietnam Pro" w:cs="Be Vietnam Pro" w:eastAsia="Be Vietnam Pro" w:hAnsi="Be Vietnam Pro"/>
-                <w:b/>
-                <w:bCs/>
-                <w:color w:val="101814"/>
-                <w:sz w:val="20"/>
-                <w:szCs w:val="20"/>
-              </w:rPr>
-              <w:t xml:space="preserve">QuanNH</w:t>
-            </w:r>
-            <w:r>
-              <w:rPr>
-                <w:rFonts w:ascii="Be Vietnam Pro" w:cs="Be Vietnam Pro" w:eastAsia="Be Vietnam Pro" w:hAnsi="Be Vietnam Pro"/>
-                <w:color w:val="101814"/>
-                <w:sz w:val="20"/>
-                <w:szCs w:val="20"/>
-              </w:rPr>
-              <w:t xml:space="preserve"> hay </w:t>
-            </w:r>
-            <w:r>
-              <w:rPr>
-                <w:rFonts w:ascii="Be Vietnam Pro" w:cs="Be Vietnam Pro" w:eastAsia="Be Vietnam Pro" w:hAnsi="Be Vietnam Pro"/>
-                <w:b/>
-                <w:bCs/>
-                <w:color w:val="101814"/>
-                <w:sz w:val="20"/>
-                <w:szCs w:val="20"/>
-              </w:rPr>
-              <w:t xml:space="preserve">Duong Vu</w:t>
-            </w:r>
-            <w:r>
-              <w:rPr>
-                <w:rFonts w:ascii="Be Vietnam Pro" w:cs="Be Vietnam Pro" w:eastAsia="Be Vietnam Pro" w:hAnsi="Be Vietnam Pro"/>
-                <w:color w:val="101814"/>
-                <w:sz w:val="20"/>
-                <w:szCs w:val="20"/>
-              </w:rPr>
-              <w:t xml:space="preserve"> — và ghi vào bảng, kèm số hiệu hợp đồng lao động.</w:t>
-            </w:r>
-          </w:p>
-          <w:p>
-            <w:pPr>
-              <w:spacing w:after="100" w:line="290"/>
-            </w:pPr>
-            <w:r>
-              <w:rPr>
-                <w:rFonts w:ascii="Be Vietnam Pro" w:cs="Be Vietnam Pro" w:eastAsia="Be Vietnam Pro" w:hAnsi="Be Vietnam Pro"/>
-                <w:sz w:val="21"/>
-                <w:szCs w:val="21"/>
-              </w:rPr>
-              <w:t xml:space="preserve"/>
-            </w:r>
-          </w:p>
-          <w:p>
-            <w:pPr>
-              <w:spacing w:after="100" w:line="290"/>
-            </w:pPr>
-            <w:r>
-              <w:rPr>
-                <w:rFonts w:ascii="Be Vietnam Pro" w:cs="Be Vietnam Pro" w:eastAsia="Be Vietnam Pro" w:hAnsi="Be Vietnam Pro"/>
-                <w:b/>
-                <w:bCs/>
-                <w:color w:val="101814"/>
-                <w:sz w:val="20"/>
-                <w:szCs w:val="20"/>
-              </w:rPr>
-              <w:t xml:space="preserve">Vì sao không được bỏ qua.</w:t>
-            </w:r>
-            <w:r>
-              <w:rPr>
-                <w:rFonts w:ascii="Be Vietnam Pro" w:cs="Be Vietnam Pro" w:eastAsia="Be Vietnam Pro" w:hAnsi="Be Vietnam Pro"/>
-                <w:color w:val="101814"/>
-                <w:sz w:val="20"/>
-                <w:szCs w:val="20"/>
-              </w:rPr>
-              <w:t xml:space="preserve"> Lịch sử mã nguồn là bằng chứng mạnh nhất trong toàn bộ hồ sơ: 381 mốc thời gian trải bảy tháng, không dựng ngược lại được. Nhưng nó chỉ có giá trị khi nối được với một người có hợp đồng lao động tại OPTIMAI. Không nối được thì bằng chứng đó chứng minh </w:t>
-            </w:r>
-            <w:r>
-              <w:rPr>
-                <w:rFonts w:ascii="Be Vietnam Pro" w:cs="Be Vietnam Pro" w:eastAsia="Be Vietnam Pro" w:hAnsi="Be Vietnam Pro"/>
-                <w:b/>
-                <w:bCs/>
-                <w:color w:val="101814"/>
-                <w:sz w:val="20"/>
-                <w:szCs w:val="20"/>
-              </w:rPr>
-              <w:t xml:space="preserve">có ai đó</w:t>
-            </w:r>
-            <w:r>
-              <w:rPr>
-                <w:rFonts w:ascii="Be Vietnam Pro" w:cs="Be Vietnam Pro" w:eastAsia="Be Vietnam Pro" w:hAnsi="Be Vietnam Pro"/>
-                <w:color w:val="101814"/>
-                <w:sz w:val="20"/>
-                <w:szCs w:val="20"/>
-              </w:rPr>
-              <w:t xml:space="preserve"> viết phần mềm, chưa chứng minh </w:t>
-            </w:r>
-            <w:r>
-              <w:rPr>
-                <w:rFonts w:ascii="Be Vietnam Pro" w:cs="Be Vietnam Pro" w:eastAsia="Be Vietnam Pro" w:hAnsi="Be Vietnam Pro"/>
-                <w:b/>
-                <w:bCs/>
-                <w:color w:val="101814"/>
-                <w:sz w:val="20"/>
-                <w:szCs w:val="20"/>
-              </w:rPr>
-              <w:t xml:space="preserve">OPTIMAI</w:t>
-            </w:r>
-            <w:r>
-              <w:rPr>
-                <w:rFonts w:ascii="Be Vietnam Pro" w:cs="Be Vietnam Pro" w:eastAsia="Be Vietnam Pro" w:hAnsi="Be Vietnam Pro"/>
-                <w:color w:val="101814"/>
-                <w:sz w:val="20"/>
-                <w:szCs w:val="20"/>
-              </w:rPr>
-              <w:t xml:space="preserve"> viết.</w:t>
-            </w:r>
-          </w:p>
-          <w:p>
-            <w:pPr>
-              <w:spacing w:after="100" w:line="290"/>
-            </w:pPr>
-            <w:r>
-              <w:rPr>
-                <w:rFonts w:ascii="Be Vietnam Pro" w:cs="Be Vietnam Pro" w:eastAsia="Be Vietnam Pro" w:hAnsi="Be Vietnam Pro"/>
-                <w:sz w:val="21"/>
-                <w:szCs w:val="21"/>
-              </w:rPr>
-              <w:t xml:space="preserve"/>
-            </w:r>
-          </w:p>
-          <w:p>
-            <w:pPr>
-              <w:spacing w:after="100" w:line="290"/>
-            </w:pPr>
-            <w:r>
-              <w:rPr>
-                <w:rFonts w:ascii="Be Vietnam Pro" w:cs="Be Vietnam Pro" w:eastAsia="Be Vietnam Pro" w:hAnsi="Be Vietnam Pro"/>
-                <w:b/>
-                <w:bCs/>
-                <w:color w:val="101814"/>
-                <w:sz w:val="20"/>
-                <w:szCs w:val="20"/>
-              </w:rPr>
-              <w:t xml:space="preserve">Từ nay cấu hình lại danh tính theo hòm thư công ty:</w:t>
-            </w:r>
-          </w:p>
-          <w:p>
-            <w:pPr>
-              <w:spacing w:after="100" w:line="290"/>
-            </w:pPr>
-            <w:r>
-              <w:rPr>
-                <w:rFonts w:ascii="Be Vietnam Pro" w:cs="Be Vietnam Pro" w:eastAsia="Be Vietnam Pro" w:hAnsi="Be Vietnam Pro"/>
-                <w:sz w:val="21"/>
-                <w:szCs w:val="21"/>
-              </w:rPr>
-              <w:t xml:space="preserve"/>
-            </w:r>
-          </w:p>
-          <w:p>
-            <w:pPr>
-              <w:spacing w:after="100" w:line="290"/>
-            </w:pPr>
-            <w:r>
-              <w:rPr>
-                <w:rFonts w:ascii="Be Vietnam Pro" w:cs="Be Vietnam Pro" w:eastAsia="Be Vietnam Pro" w:hAnsi="Be Vietnam Pro"/>
-                <w:color w:val="101814"/>
-                <w:sz w:val="20"/>
-                <w:szCs w:val="20"/>
-              </w:rPr>
-              <w:t xml:space="preserve">```bash</w:t>
-            </w:r>
-          </w:p>
-          <w:p>
-            <w:pPr>
-              <w:spacing w:after="100" w:line="290"/>
-            </w:pPr>
-            <w:r>
-              <w:rPr>
-                <w:rFonts w:ascii="Be Vietnam Pro" w:cs="Be Vietnam Pro" w:eastAsia="Be Vietnam Pro" w:hAnsi="Be Vietnam Pro"/>
-                <w:color w:val="101814"/>
-                <w:sz w:val="20"/>
-                <w:szCs w:val="20"/>
-              </w:rPr>
-              <w:t xml:space="preserve">git config --global user.name "Họ Tên"</w:t>
-            </w:r>
-          </w:p>
-          <w:p>
-            <w:pPr>
-              <w:spacing w:after="100" w:line="290"/>
-            </w:pPr>
-            <w:r>
-              <w:rPr>
-                <w:rFonts w:ascii="Be Vietnam Pro" w:cs="Be Vietnam Pro" w:eastAsia="Be Vietnam Pro" w:hAnsi="Be Vietnam Pro"/>
-                <w:color w:val="101814"/>
-                <w:sz w:val="20"/>
-                <w:szCs w:val="20"/>
-              </w:rPr>
-              <w:t xml:space="preserve">git config --global user.email "hoten@optimai.vn"</w:t>
-            </w:r>
-          </w:p>
-          <w:p>
-            <w:pPr>
-              <w:spacing w:after="100" w:line="290"/>
-            </w:pPr>
-            <w:r>
-              <w:rPr>
-                <w:rFonts w:ascii="Be Vietnam Pro" w:cs="Be Vietnam Pro" w:eastAsia="Be Vietnam Pro" w:hAnsi="Be Vietnam Pro"/>
-                <w:color w:val="101814"/>
-                <w:sz w:val="20"/>
-                <w:szCs w:val="20"/>
-              </w:rPr>
-              <w:t xml:space="preserve">```</w:t>
-            </w:r>
-          </w:p>
-          <w:p>
-            <w:pPr>
-              <w:spacing w:after="100" w:line="290"/>
-            </w:pPr>
-            <w:r>
-              <w:rPr>
-                <w:rFonts w:ascii="Be Vietnam Pro" w:cs="Be Vietnam Pro" w:eastAsia="Be Vietnam Pro" w:hAnsi="Be Vietnam Pro"/>
-                <w:sz w:val="21"/>
-                <w:szCs w:val="21"/>
-              </w:rPr>
-              <w:t xml:space="preserve"/>
-            </w:r>
-          </w:p>
-          <w:p>
-            <w:pPr>
               <w:spacing w:after="0" w:line="290"/>
             </w:pPr>
             <w:r>
@@ -4985,27 +6250,7 @@
                 <w:sz w:val="20"/>
                 <w:szCs w:val="20"/>
               </w:rPr>
-              <w:t xml:space="preserve">Việc đổi chỉ áp dụng cho các lần ghi nhận </w:t>
-            </w:r>
-            <w:r>
-              <w:rPr>
-                <w:rFonts w:ascii="Be Vietnam Pro" w:cs="Be Vietnam Pro" w:eastAsia="Be Vietnam Pro" w:hAnsi="Be Vietnam Pro"/>
-                <w:b/>
-                <w:bCs/>
-                <w:color w:val="101814"/>
-                <w:sz w:val="20"/>
-                <w:szCs w:val="20"/>
-              </w:rPr>
-              <w:t xml:space="preserve">về sau</w:t>
-            </w:r>
-            <w:r>
-              <w:rPr>
-                <w:rFonts w:ascii="Be Vietnam Pro" w:cs="Be Vietnam Pro" w:eastAsia="Be Vietnam Pro" w:hAnsi="Be Vietnam Pro"/>
-                <w:color w:val="101814"/>
-                <w:sz w:val="20"/>
-                <w:szCs w:val="20"/>
-              </w:rPr>
-              <w:t xml:space="preserve">; lịch sử cũ giữ nguyên và được giải thích bằng chính bảng này.</w:t>
+              <w:t xml:space="preserve">Khi đó lịch sử kho mã nguồn tự nó phân tách được theo cá nhân, không cần đối chiếu qua ma trận phân công.</w:t>
             </w:r>
           </w:p>
         </w:tc>
@@ -5063,7 +6308,7 @@
           <w:sz w:val="21"/>
           <w:szCs w:val="21"/>
         </w:rPr>
-        <w:t xml:space="preserve">Với mỗi người có tên ở mục 3.1, hồ sơ của </w:t>
+        <w:t xml:space="preserve">Với mỗi người có tên ở mục 3.1 và mục 4.1, hồ sơ của </w:t>
       </w:r>
       <w:r>
         <w:rPr>
@@ -5101,8 +6346,8 @@
       </w:tblPr>
       <w:tblGrid>
         <w:gridCol w:w="731"/>
-        <w:gridCol w:w="5652"/>
-        <w:gridCol w:w="2246"/>
+        <w:gridCol w:w="5467"/>
+        <w:gridCol w:w="2431"/>
         <w:gridCol w:w="731"/>
       </w:tblGrid>
       <w:tr>
@@ -5140,7 +6385,7 @@
         </w:tc>
         <w:tc>
           <w:tcPr>
-            <w:tcW w:type="dxa" w:w="5652"/>
+            <w:tcW w:type="dxa" w:w="5467"/>
             <w:shd w:fill="EEF6F1" w:color="auto" w:val="clear"/>
             <w:tcMar>
               <w:top w:type="dxa" w:w="90"/>
@@ -5169,7 +6414,7 @@
         </w:tc>
         <w:tc>
           <w:tcPr>
-            <w:tcW w:type="dxa" w:w="2246"/>
+            <w:tcW w:type="dxa" w:w="2431"/>
             <w:shd w:fill="EEF6F1" w:color="auto" w:val="clear"/>
             <w:tcMar>
               <w:top w:type="dxa" w:w="90"/>
@@ -5259,7 +6504,7 @@
         </w:tc>
         <w:tc>
           <w:tcPr>
-            <w:tcW w:type="dxa" w:w="5652"/>
+            <w:tcW w:type="dxa" w:w="5467"/>
             <w:tcMar>
               <w:top w:type="dxa" w:w="90"/>
               <w:left w:type="dxa" w:w="120"/>
@@ -5285,7 +6530,7 @@
         </w:tc>
         <w:tc>
           <w:tcPr>
-            <w:tcW w:type="dxa" w:w="2246"/>
+            <w:tcW w:type="dxa" w:w="2431"/>
             <w:tcMar>
               <w:top w:type="dxa" w:w="90"/>
               <w:left w:type="dxa" w:w="120"/>
@@ -5369,7 +6614,7 @@
         </w:tc>
         <w:tc>
           <w:tcPr>
-            <w:tcW w:type="dxa" w:w="5652"/>
+            <w:tcW w:type="dxa" w:w="5467"/>
             <w:tcMar>
               <w:top w:type="dxa" w:w="90"/>
               <w:left w:type="dxa" w:w="120"/>
@@ -5395,7 +6640,7 @@
         </w:tc>
         <w:tc>
           <w:tcPr>
-            <w:tcW w:type="dxa" w:w="2246"/>
+            <w:tcW w:type="dxa" w:w="2431"/>
             <w:tcMar>
               <w:top w:type="dxa" w:w="90"/>
               <w:left w:type="dxa" w:w="120"/>
@@ -5479,7 +6724,7 @@
         </w:tc>
         <w:tc>
           <w:tcPr>
-            <w:tcW w:type="dxa" w:w="5652"/>
+            <w:tcW w:type="dxa" w:w="5467"/>
             <w:tcMar>
               <w:top w:type="dxa" w:w="90"/>
               <w:left w:type="dxa" w:w="120"/>
@@ -5505,7 +6750,7 @@
         </w:tc>
         <w:tc>
           <w:tcPr>
-            <w:tcW w:type="dxa" w:w="2246"/>
+            <w:tcW w:type="dxa" w:w="2431"/>
             <w:tcMar>
               <w:top w:type="dxa" w:w="90"/>
               <w:left w:type="dxa" w:w="120"/>
@@ -5589,7 +6834,7 @@
         </w:tc>
         <w:tc>
           <w:tcPr>
-            <w:tcW w:type="dxa" w:w="5652"/>
+            <w:tcW w:type="dxa" w:w="5467"/>
             <w:tcMar>
               <w:top w:type="dxa" w:w="90"/>
               <w:left w:type="dxa" w:w="120"/>
@@ -5615,7 +6860,7 @@
         </w:tc>
         <w:tc>
           <w:tcPr>
-            <w:tcW w:type="dxa" w:w="2246"/>
+            <w:tcW w:type="dxa" w:w="2431"/>
             <w:tcMar>
               <w:top w:type="dxa" w:w="90"/>
               <w:left w:type="dxa" w:w="120"/>
@@ -5699,7 +6944,7 @@
         </w:tc>
         <w:tc>
           <w:tcPr>
-            <w:tcW w:type="dxa" w:w="5652"/>
+            <w:tcW w:type="dxa" w:w="5467"/>
             <w:tcMar>
               <w:top w:type="dxa" w:w="90"/>
               <w:left w:type="dxa" w:w="120"/>
@@ -5725,7 +6970,7 @@
         </w:tc>
         <w:tc>
           <w:tcPr>
-            <w:tcW w:type="dxa" w:w="2246"/>
+            <w:tcW w:type="dxa" w:w="2431"/>
             <w:tcMar>
               <w:top w:type="dxa" w:w="90"/>
               <w:left w:type="dxa" w:w="120"/>
@@ -5809,7 +7054,7 @@
         </w:tc>
         <w:tc>
           <w:tcPr>
-            <w:tcW w:type="dxa" w:w="5652"/>
+            <w:tcW w:type="dxa" w:w="5467"/>
             <w:tcMar>
               <w:top w:type="dxa" w:w="90"/>
               <w:left w:type="dxa" w:w="120"/>
@@ -5831,33 +7076,33 @@
                 <w:sz w:val="20"/>
                 <w:szCs w:val="20"/>
               </w:rPr>
-              <w:t xml:space="preserve">Bảng đối chiếu danh tính kỹ thuật đã điền đủ</w:t>
-            </w:r>
-          </w:p>
-        </w:tc>
-        <w:tc>
-          <w:tcPr>
-            <w:tcW w:type="dxa" w:w="2246"/>
-            <w:tcMar>
-              <w:top w:type="dxa" w:w="90"/>
-              <w:left w:type="dxa" w:w="120"/>
-              <w:bottom w:type="dxa" w:w="90"/>
-              <w:right w:type="dxa" w:w="120"/>
-            </w:tcMar>
-            <w:vAlign w:val="center"/>
-          </w:tcPr>
-          <w:p>
-            <w:pPr>
-              <w:spacing w:after="0" w:line="280"/>
-            </w:pPr>
-            <w:r>
-              <w:rPr>
-                <w:rFonts w:ascii="Be Vietnam Pro" w:cs="Be Vietnam Pro" w:eastAsia="Be Vietnam Pro" w:hAnsi="Be Vietnam Pro"/>
-                <w:color w:val="101814"/>
-                <w:sz w:val="20"/>
-                <w:szCs w:val="20"/>
-              </w:rPr>
-              <w:t xml:space="preserve">Kỹ thuật + Nhân sự</w:t>
+              <w:t xml:space="preserve">Ma trận phân công có xác nhận của Ban Giám đốc</w:t>
+            </w:r>
+          </w:p>
+        </w:tc>
+        <w:tc>
+          <w:tcPr>
+            <w:tcW w:type="dxa" w:w="2431"/>
+            <w:tcMar>
+              <w:top w:type="dxa" w:w="90"/>
+              <w:left w:type="dxa" w:w="120"/>
+              <w:bottom w:type="dxa" w:w="90"/>
+              <w:right w:type="dxa" w:w="120"/>
+            </w:tcMar>
+            <w:vAlign w:val="center"/>
+          </w:tcPr>
+          <w:p>
+            <w:pPr>
+              <w:spacing w:after="0" w:line="280"/>
+            </w:pPr>
+            <w:r>
+              <w:rPr>
+                <w:rFonts w:ascii="Be Vietnam Pro" w:cs="Be Vietnam Pro" w:eastAsia="Be Vietnam Pro" w:hAnsi="Be Vietnam Pro"/>
+                <w:color w:val="101814"/>
+                <w:sz w:val="20"/>
+                <w:szCs w:val="20"/>
+              </w:rPr>
+              <w:t xml:space="preserve">Ban Giám đốc OPTIMAI</w:t>
             </w:r>
           </w:p>
         </w:tc>
@@ -9059,7 +10304,7 @@
           <w:sz w:val="21"/>
           <w:szCs w:val="21"/>
         </w:rPr>
-        <w:t xml:space="preserve">, mỗi lần có mốc thời gian, danh tính người thực hiện và nội dung thay đổi ở mức từng dòng.</w:t>
+        <w:t xml:space="preserve">, mỗi lần có mốc thời gian và nội dung thay đổi ở mức từng dòng.</w:t>
       </w:r>
     </w:p>
     <w:p>
@@ -10326,44 +11571,16 @@
             <w:spacing w:after="0"/>
           </w:pPr>
           <w:r>
-            <w:drawing>
-              <wp:inline distT="0" distB="0" distL="0" distR="0">
-                <wp:extent cx="1009650" cy="295275"/>
-                <wp:effectExtent t="0" r="0" b="0" l="0"/>
-                <wp:docPr id="1" name="" descr="" title=""/>
-                <wp:cNvGraphicFramePr>
-                  <a:graphicFrameLocks xmlns:a="http://schemas.openxmlformats.org/drawingml/2006/main" noChangeAspect="1"/>
-                </wp:cNvGraphicFramePr>
-                <a:graphic xmlns:a="http://schemas.openxmlformats.org/drawingml/2006/main">
-                  <a:graphicData uri="http://schemas.openxmlformats.org/drawingml/2006/picture">
-                    <pic:pic xmlns:pic="http://schemas.openxmlformats.org/drawingml/2006/picture">
-                      <pic:nvPicPr>
-                        <pic:cNvPr id="0" name="" descr=""/>
-                        <pic:cNvPicPr>
-                          <a:picLocks noChangeAspect="1" noChangeArrowheads="1"/>
-                        </pic:cNvPicPr>
-                      </pic:nvPicPr>
-                      <pic:blipFill>
-                        <a:blip r:embed="rId0" cstate="none"/>
-                        <a:srcRect/>
-                        <a:stretch>
-                          <a:fillRect/>
-                        </a:stretch>
-                      </pic:blipFill>
-                      <pic:spPr bwMode="auto">
-                        <a:xfrm>
-                          <a:off x="0" y="0"/>
-                          <a:ext cx="1009650" cy="295275"/>
-                        </a:xfrm>
-                        <a:prstGeom prst="rect">
-                          <a:avLst/>
-                        </a:prstGeom>
-                      </pic:spPr>
-                    </pic:pic>
-                  </a:graphicData>
-                </a:graphic>
-              </wp:inline>
-            </w:drawing>
+            <w:rPr>
+              <w:rFonts w:ascii="Be Vietnam Pro" w:cs="Be Vietnam Pro" w:eastAsia="Be Vietnam Pro" w:hAnsi="Be Vietnam Pro"/>
+              <w:b/>
+              <w:bCs/>
+              <w:color w:val="036F3D"/>
+              <w:spacing w:val="60"/>
+              <w:sz w:val="19"/>
+              <w:szCs w:val="19"/>
+            </w:rPr>
+            <w:t xml:space="preserve">OPTIMAI</w:t>
           </w:r>
         </w:p>
       </w:tc>

--- a/docs/00-ho-so-chung/00-1-thuyet-minh-nang-luc-va-doi-ngu.docx
+++ b/docs/00-ho-so-chung/00-1-thuyet-minh-nang-luc-va-doi-ngu.docx
@@ -517,7 +517,7 @@
                 <w:sz w:val="20"/>
                 <w:szCs w:val="20"/>
               </w:rPr>
-              <w:t xml:space="preserve">HungDV — Product Owner, Công ty OPTIMAI</w:t>
+              <w:t xml:space="preserve">A Hùng — Product Owner, Công ty OPTIMAI</w:t>
             </w:r>
           </w:p>
         </w:tc>
@@ -1088,6 +1088,189 @@
     </w:p>
     <w:p>
       <w:pPr>
+        <w:spacing w:after="140" w:before="120"/>
+      </w:pPr>
+      <w:r>
+        <w:rPr>
+          <w:rFonts w:ascii="Be Vietnam Pro" w:cs="Be Vietnam Pro" w:eastAsia="Be Vietnam Pro" w:hAnsi="Be Vietnam Pro"/>
+          <w:b/>
+          <w:bCs/>
+          <w:color w:val="036F3D"/>
+          <w:spacing w:val="50"/>
+          <w:sz w:val="21"/>
+          <w:szCs w:val="21"/>
+        </w:rPr>
+        <w:t xml:space="preserve">MỤC LỤC</w:t>
+      </w:r>
+    </w:p>
+    <w:p>
+      <w:pPr>
+        <w:spacing w:after="40" w:line="260"/>
+        <w:ind w:left="220"/>
+      </w:pPr>
+      <w:r>
+        <w:rPr>
+          <w:rFonts w:ascii="Be Vietnam Pro" w:cs="Be Vietnam Pro" w:eastAsia="Be Vietnam Pro" w:hAnsi="Be Vietnam Pro"/>
+          <w:color w:val="4A5551"/>
+          <w:sz w:val="19"/>
+          <w:szCs w:val="19"/>
+        </w:rPr>
+        <w:t xml:space="preserve">1. Hai bên trong dự án</w:t>
+      </w:r>
+    </w:p>
+    <w:p>
+      <w:pPr>
+        <w:spacing w:after="40" w:line="260"/>
+        <w:ind w:left="220"/>
+      </w:pPr>
+      <w:r>
+        <w:rPr>
+          <w:rFonts w:ascii="Be Vietnam Pro" w:cs="Be Vietnam Pro" w:eastAsia="Be Vietnam Pro" w:hAnsi="Be Vietnam Pro"/>
+          <w:color w:val="4A5551"/>
+          <w:sz w:val="19"/>
+          <w:szCs w:val="19"/>
+        </w:rPr>
+        <w:t xml:space="preserve">2. Khẳng định của bên thực hiện</w:t>
+      </w:r>
+    </w:p>
+    <w:p>
+      <w:pPr>
+        <w:spacing w:after="40" w:line="260"/>
+        <w:ind w:left="220"/>
+      </w:pPr>
+      <w:r>
+        <w:rPr>
+          <w:rFonts w:ascii="Be Vietnam Pro" w:cs="Be Vietnam Pro" w:eastAsia="Be Vietnam Pro" w:hAnsi="Be Vietnam Pro"/>
+          <w:color w:val="4A5551"/>
+          <w:sz w:val="19"/>
+          <w:szCs w:val="19"/>
+        </w:rPr>
+        <w:t xml:space="preserve">3. Đội ngũ thực hiện</w:t>
+      </w:r>
+    </w:p>
+    <w:p>
+      <w:pPr>
+        <w:spacing w:after="40" w:line="260"/>
+        <w:ind w:left="220"/>
+      </w:pPr>
+      <w:r>
+        <w:rPr>
+          <w:rFonts w:ascii="Be Vietnam Pro" w:cs="Be Vietnam Pro" w:eastAsia="Be Vietnam Pro" w:hAnsi="Be Vietnam Pro"/>
+          <w:color w:val="4A5551"/>
+          <w:sz w:val="19"/>
+          <w:szCs w:val="19"/>
+        </w:rPr>
+        <w:t xml:space="preserve">4. Phân công công việc theo vai trò</w:t>
+      </w:r>
+    </w:p>
+    <w:p>
+      <w:pPr>
+        <w:spacing w:after="40" w:line="260"/>
+        <w:ind w:left="220"/>
+      </w:pPr>
+      <w:r>
+        <w:rPr>
+          <w:rFonts w:ascii="Be Vietnam Pro" w:cs="Be Vietnam Pro" w:eastAsia="Be Vietnam Pro" w:hAnsi="Be Vietnam Pro"/>
+          <w:color w:val="4A5551"/>
+          <w:sz w:val="19"/>
+          <w:szCs w:val="19"/>
+        </w:rPr>
+        <w:t xml:space="preserve">5. Hồ sơ nhân sự cần đính kèm</w:t>
+      </w:r>
+    </w:p>
+    <w:p>
+      <w:pPr>
+        <w:spacing w:after="40" w:line="260"/>
+        <w:ind w:left="220"/>
+      </w:pPr>
+      <w:r>
+        <w:rPr>
+          <w:rFonts w:ascii="Be Vietnam Pro" w:cs="Be Vietnam Pro" w:eastAsia="Be Vietnam Pro" w:hAnsi="Be Vietnam Pro"/>
+          <w:color w:val="4A5551"/>
+          <w:sz w:val="19"/>
+          <w:szCs w:val="19"/>
+        </w:rPr>
+        <w:t xml:space="preserve">6. Ranh giới: cái gì OPTIMAI tự viết, cái gì là công cụ</w:t>
+      </w:r>
+    </w:p>
+    <w:p>
+      <w:pPr>
+        <w:spacing w:after="40" w:line="260"/>
+        <w:ind w:left="220"/>
+      </w:pPr>
+      <w:r>
+        <w:rPr>
+          <w:rFonts w:ascii="Be Vietnam Pro" w:cs="Be Vietnam Pro" w:eastAsia="Be Vietnam Pro" w:hAnsi="Be Vietnam Pro"/>
+          <w:color w:val="4A5551"/>
+          <w:sz w:val="19"/>
+          <w:szCs w:val="19"/>
+        </w:rPr>
+        <w:t xml:space="preserve">7. Bằng chứng khối lượng lao động</w:t>
+      </w:r>
+    </w:p>
+    <w:p>
+      <w:pPr>
+        <w:spacing w:after="40" w:line="260"/>
+        <w:ind w:left="220"/>
+      </w:pPr>
+      <w:r>
+        <w:rPr>
+          <w:rFonts w:ascii="Be Vietnam Pro" w:cs="Be Vietnam Pro" w:eastAsia="Be Vietnam Pro" w:hAnsi="Be Vietnam Pro"/>
+          <w:color w:val="4A5551"/>
+          <w:sz w:val="19"/>
+          <w:szCs w:val="19"/>
+        </w:rPr>
+        <w:t xml:space="preserve">8. Sự trưởng thành của quy trình — ghi trung thực</w:t>
+      </w:r>
+    </w:p>
+    <w:p>
+      <w:pPr>
+        <w:spacing w:after="40" w:line="260"/>
+        <w:ind w:left="220"/>
+      </w:pPr>
+      <w:r>
+        <w:rPr>
+          <w:rFonts w:ascii="Be Vietnam Pro" w:cs="Be Vietnam Pro" w:eastAsia="Be Vietnam Pro" w:hAnsi="Be Vietnam Pro"/>
+          <w:color w:val="4A5551"/>
+          <w:sz w:val="19"/>
+          <w:szCs w:val="19"/>
+        </w:rPr>
+        <w:t xml:space="preserve">9. Quan hệ hợp đồng với Bioscope</w:t>
+      </w:r>
+    </w:p>
+    <w:p>
+      <w:pPr>
+        <w:spacing w:after="40" w:line="260"/>
+        <w:ind w:left="220"/>
+      </w:pPr>
+      <w:r>
+        <w:rPr>
+          <w:rFonts w:ascii="Be Vietnam Pro" w:cs="Be Vietnam Pro" w:eastAsia="Be Vietnam Pro" w:hAnsi="Be Vietnam Pro"/>
+          <w:color w:val="4A5551"/>
+          <w:sz w:val="19"/>
+          <w:szCs w:val="19"/>
+        </w:rPr>
+        <w:t xml:space="preserve">10. Cam kết</w:t>
+      </w:r>
+    </w:p>
+    <w:p>
+      <w:pPr>
+        <w:pBdr>
+          <w:bottom w:val="single" w:color="CFE3D8" w:sz="4" w:space="4"/>
+        </w:pBdr>
+        <w:spacing w:after="260" w:before="160"/>
+      </w:pPr>
+      <w:r>
+        <w:rPr>
+          <w:rFonts w:ascii="Be Vietnam Pro" w:cs="Be Vietnam Pro" w:eastAsia="Be Vietnam Pro" w:hAnsi="Be Vietnam Pro"/>
+          <w:sz w:val="2"/>
+          <w:szCs w:val="2"/>
+        </w:rPr>
+        <w:t xml:space="preserve"/>
+      </w:r>
+    </w:p>
+    <w:p>
+      <w:pPr>
         <w:spacing w:after="130" w:line="300"/>
       </w:pPr>
       <w:r>
@@ -2399,10 +2582,10 @@
         <w:tblLayout w:type="fixed"/>
       </w:tblPr>
       <w:tblGrid>
-        <w:gridCol w:w="1140"/>
+        <w:gridCol w:w="1000"/>
         <w:gridCol w:w="1560"/>
-        <w:gridCol w:w="4590"/>
-        <w:gridCol w:w="2070"/>
+        <w:gridCol w:w="4750"/>
+        <w:gridCol w:w="2050"/>
       </w:tblGrid>
       <w:tr>
         <w:trPr>
@@ -2410,7 +2593,7 @@
         </w:trPr>
         <w:tc>
           <w:tcPr>
-            <w:tcW w:type="dxa" w:w="1140"/>
+            <w:tcW w:type="dxa" w:w="1000"/>
             <w:shd w:fill="EEF6F1" w:color="auto" w:val="clear"/>
             <w:tcMar>
               <w:top w:type="dxa" w:w="90"/>
@@ -2468,7 +2651,7 @@
         </w:tc>
         <w:tc>
           <w:tcPr>
-            <w:tcW w:type="dxa" w:w="4590"/>
+            <w:tcW w:type="dxa" w:w="4750"/>
             <w:shd w:fill="EEF6F1" w:color="auto" w:val="clear"/>
             <w:tcMar>
               <w:top w:type="dxa" w:w="90"/>
@@ -2497,7 +2680,7 @@
         </w:tc>
         <w:tc>
           <w:tcPr>
-            <w:tcW w:type="dxa" w:w="2070"/>
+            <w:tcW w:type="dxa" w:w="2050"/>
             <w:shd w:fill="EEF6F1" w:color="auto" w:val="clear"/>
             <w:tcMar>
               <w:top w:type="dxa" w:w="90"/>
@@ -2531,7 +2714,7 @@
         </w:trPr>
         <w:tc>
           <w:tcPr>
-            <w:tcW w:type="dxa" w:w="1140"/>
+            <w:tcW w:type="dxa" w:w="1000"/>
             <w:tcMar>
               <w:top w:type="dxa" w:w="90"/>
               <w:left w:type="dxa" w:w="120"/>
@@ -2553,7 +2736,7 @@
                 <w:sz w:val="20"/>
                 <w:szCs w:val="20"/>
               </w:rPr>
-              <w:t xml:space="preserve">HungDV</w:t>
+              <w:t xml:space="preserve">A Hùng</w:t>
             </w:r>
           </w:p>
         </w:tc>
@@ -2585,7 +2768,7 @@
         </w:tc>
         <w:tc>
           <w:tcPr>
-            <w:tcW w:type="dxa" w:w="4590"/>
+            <w:tcW w:type="dxa" w:w="4750"/>
             <w:tcMar>
               <w:top w:type="dxa" w:w="90"/>
               <w:left w:type="dxa" w:w="120"/>
@@ -2611,7 +2794,7 @@
         </w:tc>
         <w:tc>
           <w:tcPr>
-            <w:tcW w:type="dxa" w:w="2070"/>
+            <w:tcW w:type="dxa" w:w="2050"/>
             <w:tcMar>
               <w:top w:type="dxa" w:w="90"/>
               <w:left w:type="dxa" w:w="120"/>
@@ -2664,7 +2847,7 @@
         </w:trPr>
         <w:tc>
           <w:tcPr>
-            <w:tcW w:type="dxa" w:w="1140"/>
+            <w:tcW w:type="dxa" w:w="1000"/>
             <w:tcMar>
               <w:top w:type="dxa" w:w="90"/>
               <w:left w:type="dxa" w:w="120"/>
@@ -2686,7 +2869,7 @@
                 <w:sz w:val="20"/>
                 <w:szCs w:val="20"/>
               </w:rPr>
-              <w:t xml:space="preserve">QuanNH</w:t>
+              <w:t xml:space="preserve">Quân</w:t>
             </w:r>
           </w:p>
         </w:tc>
@@ -2712,13 +2895,13 @@
                 <w:sz w:val="20"/>
                 <w:szCs w:val="20"/>
               </w:rPr>
-              <w:t xml:space="preserve">Team Lead</w:t>
-            </w:r>
-          </w:p>
-        </w:tc>
-        <w:tc>
-          <w:tcPr>
-            <w:tcW w:type="dxa" w:w="4590"/>
+              <w:t xml:space="preserve">Team phát triển</w:t>
+            </w:r>
+          </w:p>
+        </w:tc>
+        <w:tc>
+          <w:tcPr>
+            <w:tcW w:type="dxa" w:w="4750"/>
             <w:tcMar>
               <w:top w:type="dxa" w:w="90"/>
               <w:left w:type="dxa" w:w="120"/>
@@ -2744,7 +2927,7 @@
         </w:tc>
         <w:tc>
           <w:tcPr>
-            <w:tcW w:type="dxa" w:w="2070"/>
+            <w:tcW w:type="dxa" w:w="2050"/>
             <w:tcMar>
               <w:top w:type="dxa" w:w="90"/>
               <w:left w:type="dxa" w:w="120"/>
@@ -2837,7 +3020,7 @@
         </w:trPr>
         <w:tc>
           <w:tcPr>
-            <w:tcW w:type="dxa" w:w="1140"/>
+            <w:tcW w:type="dxa" w:w="1000"/>
             <w:tcMar>
               <w:top w:type="dxa" w:w="90"/>
               <w:left w:type="dxa" w:w="120"/>
@@ -2859,7 +3042,7 @@
                 <w:sz w:val="20"/>
                 <w:szCs w:val="20"/>
               </w:rPr>
-              <w:t xml:space="preserve">Duong Vu</w:t>
+              <w:t xml:space="preserve">Dưỡng</w:t>
             </w:r>
           </w:p>
         </w:tc>
@@ -2891,7 +3074,7 @@
         </w:tc>
         <w:tc>
           <w:tcPr>
-            <w:tcW w:type="dxa" w:w="4590"/>
+            <w:tcW w:type="dxa" w:w="4750"/>
             <w:tcMar>
               <w:top w:type="dxa" w:w="90"/>
               <w:left w:type="dxa" w:w="120"/>
@@ -2917,7 +3100,7 @@
         </w:tc>
         <w:tc>
           <w:tcPr>
-            <w:tcW w:type="dxa" w:w="2070"/>
+            <w:tcW w:type="dxa" w:w="2050"/>
             <w:tcMar>
               <w:top w:type="dxa" w:w="90"/>
               <w:left w:type="dxa" w:w="120"/>
@@ -2950,7 +3133,7 @@
         </w:trPr>
         <w:tc>
           <w:tcPr>
-            <w:tcW w:type="dxa" w:w="1140"/>
+            <w:tcW w:type="dxa" w:w="1000"/>
             <w:tcMar>
               <w:top w:type="dxa" w:w="90"/>
               <w:left w:type="dxa" w:w="120"/>
@@ -3004,7 +3187,7 @@
         </w:tc>
         <w:tc>
           <w:tcPr>
-            <w:tcW w:type="dxa" w:w="4590"/>
+            <w:tcW w:type="dxa" w:w="4750"/>
             <w:tcMar>
               <w:top w:type="dxa" w:w="90"/>
               <w:left w:type="dxa" w:w="120"/>
@@ -3030,7 +3213,7 @@
         </w:tc>
         <w:tc>
           <w:tcPr>
-            <w:tcW w:type="dxa" w:w="2070"/>
+            <w:tcW w:type="dxa" w:w="2050"/>
             <w:tcMar>
               <w:top w:type="dxa" w:w="90"/>
               <w:left w:type="dxa" w:w="120"/>
@@ -3128,8 +3311,8 @@
         <w:tblLayout w:type="fixed"/>
       </w:tblPr>
       <w:tblGrid>
-        <w:gridCol w:w="4346"/>
-        <w:gridCol w:w="5014"/>
+        <w:gridCol w:w="4056"/>
+        <w:gridCol w:w="5304"/>
       </w:tblGrid>
       <w:tr>
         <w:trPr>
@@ -3137,7 +3320,7 @@
         </w:trPr>
         <w:tc>
           <w:tcPr>
-            <w:tcW w:type="dxa" w:w="4346"/>
+            <w:tcW w:type="dxa" w:w="4056"/>
             <w:shd w:fill="EEF6F1" w:color="auto" w:val="clear"/>
             <w:tcMar>
               <w:top w:type="dxa" w:w="90"/>
@@ -3166,7 +3349,7 @@
         </w:tc>
         <w:tc>
           <w:tcPr>
-            <w:tcW w:type="dxa" w:w="5014"/>
+            <w:tcW w:type="dxa" w:w="5304"/>
             <w:shd w:fill="EEF6F1" w:color="auto" w:val="clear"/>
             <w:tcMar>
               <w:top w:type="dxa" w:w="90"/>
@@ -3200,7 +3383,7 @@
         </w:trPr>
         <w:tc>
           <w:tcPr>
-            <w:tcW w:type="dxa" w:w="4346"/>
+            <w:tcW w:type="dxa" w:w="4056"/>
             <w:tcMar>
               <w:top w:type="dxa" w:w="90"/>
               <w:left w:type="dxa" w:w="120"/>
@@ -3226,27 +3409,27 @@
         </w:tc>
         <w:tc>
           <w:tcPr>
-            <w:tcW w:type="dxa" w:w="5014"/>
-            <w:tcMar>
-              <w:top w:type="dxa" w:w="90"/>
-              <w:left w:type="dxa" w:w="120"/>
-              <w:bottom w:type="dxa" w:w="90"/>
-              <w:right w:type="dxa" w:w="120"/>
-            </w:tcMar>
-            <w:vAlign w:val="center"/>
-          </w:tcPr>
-          <w:p>
-            <w:pPr>
-              <w:spacing w:after="0" w:line="280"/>
-            </w:pPr>
-            <w:r>
-              <w:rPr>
-                <w:rFonts w:ascii="Be Vietnam Pro" w:cs="Be Vietnam Pro" w:eastAsia="Be Vietnam Pro" w:hAnsi="Be Vietnam Pro"/>
-                <w:color w:val="101814"/>
-                <w:sz w:val="20"/>
-                <w:szCs w:val="20"/>
-              </w:rPr>
-              <w:t xml:space="preserve">Đội nhỏ; Team Lead vừa thiết kế vừa lập trình</w:t>
+            <w:tcW w:type="dxa" w:w="5304"/>
+            <w:tcMar>
+              <w:top w:type="dxa" w:w="90"/>
+              <w:left w:type="dxa" w:w="120"/>
+              <w:bottom w:type="dxa" w:w="90"/>
+              <w:right w:type="dxa" w:w="120"/>
+            </w:tcMar>
+            <w:vAlign w:val="center"/>
+          </w:tcPr>
+          <w:p>
+            <w:pPr>
+              <w:spacing w:after="0" w:line="280"/>
+            </w:pPr>
+            <w:r>
+              <w:rPr>
+                <w:rFonts w:ascii="Be Vietnam Pro" w:cs="Be Vietnam Pro" w:eastAsia="Be Vietnam Pro" w:hAnsi="Be Vietnam Pro"/>
+                <w:color w:val="101814"/>
+                <w:sz w:val="20"/>
+                <w:szCs w:val="20"/>
+              </w:rPr>
+              <w:t xml:space="preserve">Đội nhỏ; Team phát triển vừa thiết kế vừa lập trình</w:t>
             </w:r>
           </w:p>
         </w:tc>
@@ -3257,7 +3440,7 @@
         </w:trPr>
         <w:tc>
           <w:tcPr>
-            <w:tcW w:type="dxa" w:w="4346"/>
+            <w:tcW w:type="dxa" w:w="4056"/>
             <w:tcMar>
               <w:top w:type="dxa" w:w="90"/>
               <w:left w:type="dxa" w:w="120"/>
@@ -3283,7 +3466,7 @@
         </w:tc>
         <w:tc>
           <w:tcPr>
-            <w:tcW w:type="dxa" w:w="5014"/>
+            <w:tcW w:type="dxa" w:w="5304"/>
             <w:tcMar>
               <w:top w:type="dxa" w:w="90"/>
               <w:left w:type="dxa" w:w="120"/>
@@ -3325,7 +3508,7 @@
         </w:trPr>
         <w:tc>
           <w:tcPr>
-            <w:tcW w:type="dxa" w:w="4346"/>
+            <w:tcW w:type="dxa" w:w="4056"/>
             <w:tcMar>
               <w:top w:type="dxa" w:w="90"/>
               <w:left w:type="dxa" w:w="120"/>
@@ -3351,7 +3534,7 @@
         </w:tc>
         <w:tc>
           <w:tcPr>
-            <w:tcW w:type="dxa" w:w="5014"/>
+            <w:tcW w:type="dxa" w:w="5304"/>
             <w:tcMar>
               <w:top w:type="dxa" w:w="90"/>
               <w:left w:type="dxa" w:w="120"/>
@@ -3382,7 +3565,7 @@
         </w:trPr>
         <w:tc>
           <w:tcPr>
-            <w:tcW w:type="dxa" w:w="4346"/>
+            <w:tcW w:type="dxa" w:w="4056"/>
             <w:tcMar>
               <w:top w:type="dxa" w:w="90"/>
               <w:left w:type="dxa" w:w="120"/>
@@ -3408,7 +3591,7 @@
         </w:tc>
         <w:tc>
           <w:tcPr>
-            <w:tcW w:type="dxa" w:w="5014"/>
+            <w:tcW w:type="dxa" w:w="5304"/>
             <w:tcMar>
               <w:top w:type="dxa" w:w="90"/>
               <w:left w:type="dxa" w:w="120"/>
@@ -3534,12 +3717,12 @@
         <w:tblLayout w:type="fixed"/>
       </w:tblPr>
       <w:tblGrid>
-        <w:gridCol w:w="2198"/>
+        <w:gridCol w:w="2182"/>
+        <w:gridCol w:w="1110"/>
+        <w:gridCol w:w="1980"/>
         <w:gridCol w:w="487"/>
-        <w:gridCol w:w="2260"/>
-        <w:gridCol w:w="799"/>
         <w:gridCol w:w="1560"/>
-        <w:gridCol w:w="2056"/>
+        <w:gridCol w:w="2041"/>
       </w:tblGrid>
       <w:tr>
         <w:trPr>
@@ -3547,7 +3730,7 @@
         </w:trPr>
         <w:tc>
           <w:tcPr>
-            <w:tcW w:type="dxa" w:w="2198"/>
+            <w:tcW w:type="dxa" w:w="2182"/>
             <w:shd w:fill="EEF6F1" w:color="auto" w:val="clear"/>
             <w:tcMar>
               <w:top w:type="dxa" w:w="90"/>
@@ -3576,7 +3759,7 @@
         </w:tc>
         <w:tc>
           <w:tcPr>
-            <w:tcW w:type="dxa" w:w="487"/>
+            <w:tcW w:type="dxa" w:w="1110"/>
             <w:shd w:fill="EEF6F1" w:color="auto" w:val="clear"/>
             <w:tcMar>
               <w:top w:type="dxa" w:w="90"/>
@@ -3600,7 +3783,7 @@
                 <w:sz w:val="20"/>
                 <w:szCs w:val="20"/>
               </w:rPr>
-              <w:t xml:space="preserve">HungDV&lt;br&gt;</w:t>
+              <w:t xml:space="preserve">A Hùng&lt;br&gt;</w:t>
             </w:r>
             <w:r>
               <w:rPr>
@@ -3619,7 +3802,7 @@
         </w:tc>
         <w:tc>
           <w:tcPr>
-            <w:tcW w:type="dxa" w:w="2260"/>
+            <w:tcW w:type="dxa" w:w="1980"/>
             <w:shd w:fill="EEF6F1" w:color="auto" w:val="clear"/>
             <w:tcMar>
               <w:top w:type="dxa" w:w="90"/>
@@ -3643,7 +3826,7 @@
                 <w:sz w:val="20"/>
                 <w:szCs w:val="20"/>
               </w:rPr>
-              <w:t xml:space="preserve">QuanNH&lt;br&gt;</w:t>
+              <w:t xml:space="preserve">Quân&lt;br&gt;</w:t>
             </w:r>
             <w:r>
               <w:rPr>
@@ -3656,13 +3839,13 @@
                 <w:sz w:val="20"/>
                 <w:szCs w:val="20"/>
               </w:rPr>
-              <w:t xml:space="preserve">Team Lead</w:t>
-            </w:r>
-          </w:p>
-        </w:tc>
-        <w:tc>
-          <w:tcPr>
-            <w:tcW w:type="dxa" w:w="799"/>
+              <w:t xml:space="preserve">Team phát triển</w:t>
+            </w:r>
+          </w:p>
+        </w:tc>
+        <w:tc>
+          <w:tcPr>
+            <w:tcW w:type="dxa" w:w="487"/>
             <w:shd w:fill="EEF6F1" w:color="auto" w:val="clear"/>
             <w:tcMar>
               <w:top w:type="dxa" w:w="90"/>
@@ -3686,7 +3869,7 @@
                 <w:sz w:val="20"/>
                 <w:szCs w:val="20"/>
               </w:rPr>
-              <w:t xml:space="preserve">Duong Vu&lt;br&gt;</w:t>
+              <w:t xml:space="preserve">Dưỡng&lt;br&gt;</w:t>
             </w:r>
             <w:r>
               <w:rPr>
@@ -3748,7 +3931,7 @@
         </w:tc>
         <w:tc>
           <w:tcPr>
-            <w:tcW w:type="dxa" w:w="2056"/>
+            <w:tcW w:type="dxa" w:w="2041"/>
             <w:shd w:fill="EEF6F1" w:color="auto" w:val="clear"/>
             <w:tcMar>
               <w:top w:type="dxa" w:w="90"/>
@@ -3782,7 +3965,7 @@
         </w:trPr>
         <w:tc>
           <w:tcPr>
-            <w:tcW w:type="dxa" w:w="2198"/>
+            <w:tcW w:type="dxa" w:w="2182"/>
             <w:tcMar>
               <w:top w:type="dxa" w:w="90"/>
               <w:left w:type="dxa" w:w="120"/>
@@ -3819,7 +4002,7 @@
         </w:tc>
         <w:tc>
           <w:tcPr>
-            <w:tcW w:type="dxa" w:w="487"/>
+            <w:tcW w:type="dxa" w:w="1110"/>
             <w:tcMar>
               <w:top w:type="dxa" w:w="90"/>
               <w:left w:type="dxa" w:w="120"/>
@@ -3848,7 +4031,7 @@
         </w:tc>
         <w:tc>
           <w:tcPr>
-            <w:tcW w:type="dxa" w:w="2260"/>
+            <w:tcW w:type="dxa" w:w="1980"/>
             <w:tcMar>
               <w:top w:type="dxa" w:w="90"/>
               <w:left w:type="dxa" w:w="120"/>
@@ -3875,7 +4058,7 @@
         </w:tc>
         <w:tc>
           <w:tcPr>
-            <w:tcW w:type="dxa" w:w="799"/>
+            <w:tcW w:type="dxa" w:w="487"/>
             <w:tcMar>
               <w:top w:type="dxa" w:w="90"/>
               <w:left w:type="dxa" w:w="120"/>
@@ -3928,7 +4111,7 @@
         </w:tc>
         <w:tc>
           <w:tcPr>
-            <w:tcW w:type="dxa" w:w="2056"/>
+            <w:tcW w:type="dxa" w:w="2041"/>
             <w:tcMar>
               <w:top w:type="dxa" w:w="90"/>
               <w:left w:type="dxa" w:w="120"/>
@@ -3969,7 +4152,7 @@
         </w:trPr>
         <w:tc>
           <w:tcPr>
-            <w:tcW w:type="dxa" w:w="2198"/>
+            <w:tcW w:type="dxa" w:w="2182"/>
             <w:tcMar>
               <w:top w:type="dxa" w:w="90"/>
               <w:left w:type="dxa" w:w="120"/>
@@ -4006,7 +4189,7 @@
         </w:tc>
         <w:tc>
           <w:tcPr>
-            <w:tcW w:type="dxa" w:w="487"/>
+            <w:tcW w:type="dxa" w:w="1110"/>
             <w:tcMar>
               <w:top w:type="dxa" w:w="90"/>
               <w:left w:type="dxa" w:w="120"/>
@@ -4033,7 +4216,7 @@
         </w:tc>
         <w:tc>
           <w:tcPr>
-            <w:tcW w:type="dxa" w:w="2260"/>
+            <w:tcW w:type="dxa" w:w="1980"/>
             <w:tcMar>
               <w:top w:type="dxa" w:w="90"/>
               <w:left w:type="dxa" w:w="120"/>
@@ -4062,7 +4245,7 @@
         </w:tc>
         <w:tc>
           <w:tcPr>
-            <w:tcW w:type="dxa" w:w="799"/>
+            <w:tcW w:type="dxa" w:w="487"/>
             <w:tcMar>
               <w:top w:type="dxa" w:w="90"/>
               <w:left w:type="dxa" w:w="120"/>
@@ -4115,7 +4298,7 @@
         </w:tc>
         <w:tc>
           <w:tcPr>
-            <w:tcW w:type="dxa" w:w="2056"/>
+            <w:tcW w:type="dxa" w:w="2041"/>
             <w:tcMar>
               <w:top w:type="dxa" w:w="90"/>
               <w:left w:type="dxa" w:w="120"/>
@@ -4194,7 +4377,7 @@
         </w:trPr>
         <w:tc>
           <w:tcPr>
-            <w:tcW w:type="dxa" w:w="2198"/>
+            <w:tcW w:type="dxa" w:w="2182"/>
             <w:tcMar>
               <w:top w:type="dxa" w:w="90"/>
               <w:left w:type="dxa" w:w="120"/>
@@ -4231,7 +4414,7 @@
         </w:tc>
         <w:tc>
           <w:tcPr>
-            <w:tcW w:type="dxa" w:w="487"/>
+            <w:tcW w:type="dxa" w:w="1110"/>
             <w:tcMar>
               <w:top w:type="dxa" w:w="90"/>
               <w:left w:type="dxa" w:w="120"/>
@@ -4257,7 +4440,7 @@
         </w:tc>
         <w:tc>
           <w:tcPr>
-            <w:tcW w:type="dxa" w:w="2260"/>
+            <w:tcW w:type="dxa" w:w="1980"/>
             <w:tcMar>
               <w:top w:type="dxa" w:w="90"/>
               <w:left w:type="dxa" w:w="120"/>
@@ -4286,7 +4469,7 @@
         </w:tc>
         <w:tc>
           <w:tcPr>
-            <w:tcW w:type="dxa" w:w="799"/>
+            <w:tcW w:type="dxa" w:w="487"/>
             <w:tcMar>
               <w:top w:type="dxa" w:w="90"/>
               <w:left w:type="dxa" w:w="120"/>
@@ -4341,7 +4524,7 @@
         </w:tc>
         <w:tc>
           <w:tcPr>
-            <w:tcW w:type="dxa" w:w="2056"/>
+            <w:tcW w:type="dxa" w:w="2041"/>
             <w:tcMar>
               <w:top w:type="dxa" w:w="90"/>
               <w:left w:type="dxa" w:w="120"/>
@@ -4382,7 +4565,7 @@
         </w:trPr>
         <w:tc>
           <w:tcPr>
-            <w:tcW w:type="dxa" w:w="2198"/>
+            <w:tcW w:type="dxa" w:w="2182"/>
             <w:tcMar>
               <w:top w:type="dxa" w:w="90"/>
               <w:left w:type="dxa" w:w="120"/>
@@ -4419,61 +4602,61 @@
         </w:tc>
         <w:tc>
           <w:tcPr>
+            <w:tcW w:type="dxa" w:w="1110"/>
+            <w:tcMar>
+              <w:top w:type="dxa" w:w="90"/>
+              <w:left w:type="dxa" w:w="120"/>
+              <w:bottom w:type="dxa" w:w="90"/>
+              <w:right w:type="dxa" w:w="120"/>
+            </w:tcMar>
+            <w:vAlign w:val="center"/>
+          </w:tcPr>
+          <w:p>
+            <w:pPr>
+              <w:spacing w:after="0" w:line="280"/>
+              <w:jc w:val="center"/>
+            </w:pPr>
+            <w:r>
+              <w:rPr>
+                <w:rFonts w:ascii="Be Vietnam Pro" w:cs="Be Vietnam Pro" w:eastAsia="Be Vietnam Pro" w:hAnsi="Be Vietnam Pro"/>
+                <w:color w:val="101814"/>
+                <w:sz w:val="20"/>
+                <w:szCs w:val="20"/>
+              </w:rPr>
+              <w:t xml:space="preserve">T</w:t>
+            </w:r>
+          </w:p>
+        </w:tc>
+        <w:tc>
+          <w:tcPr>
+            <w:tcW w:type="dxa" w:w="1980"/>
+            <w:tcMar>
+              <w:top w:type="dxa" w:w="90"/>
+              <w:left w:type="dxa" w:w="120"/>
+              <w:bottom w:type="dxa" w:w="90"/>
+              <w:right w:type="dxa" w:w="120"/>
+            </w:tcMar>
+            <w:vAlign w:val="center"/>
+          </w:tcPr>
+          <w:p>
+            <w:pPr>
+              <w:spacing w:after="0" w:line="280"/>
+              <w:jc w:val="center"/>
+            </w:pPr>
+            <w:r>
+              <w:rPr>
+                <w:rFonts w:ascii="Be Vietnam Pro" w:cs="Be Vietnam Pro" w:eastAsia="Be Vietnam Pro" w:hAnsi="Be Vietnam Pro"/>
+                <w:color w:val="101814"/>
+                <w:sz w:val="20"/>
+                <w:szCs w:val="20"/>
+              </w:rPr>
+              <w:t xml:space="preserve">T</w:t>
+            </w:r>
+          </w:p>
+        </w:tc>
+        <w:tc>
+          <w:tcPr>
             <w:tcW w:type="dxa" w:w="487"/>
-            <w:tcMar>
-              <w:top w:type="dxa" w:w="90"/>
-              <w:left w:type="dxa" w:w="120"/>
-              <w:bottom w:type="dxa" w:w="90"/>
-              <w:right w:type="dxa" w:w="120"/>
-            </w:tcMar>
-            <w:vAlign w:val="center"/>
-          </w:tcPr>
-          <w:p>
-            <w:pPr>
-              <w:spacing w:after="0" w:line="280"/>
-              <w:jc w:val="center"/>
-            </w:pPr>
-            <w:r>
-              <w:rPr>
-                <w:rFonts w:ascii="Be Vietnam Pro" w:cs="Be Vietnam Pro" w:eastAsia="Be Vietnam Pro" w:hAnsi="Be Vietnam Pro"/>
-                <w:color w:val="101814"/>
-                <w:sz w:val="20"/>
-                <w:szCs w:val="20"/>
-              </w:rPr>
-              <w:t xml:space="preserve">T</w:t>
-            </w:r>
-          </w:p>
-        </w:tc>
-        <w:tc>
-          <w:tcPr>
-            <w:tcW w:type="dxa" w:w="2260"/>
-            <w:tcMar>
-              <w:top w:type="dxa" w:w="90"/>
-              <w:left w:type="dxa" w:w="120"/>
-              <w:bottom w:type="dxa" w:w="90"/>
-              <w:right w:type="dxa" w:w="120"/>
-            </w:tcMar>
-            <w:vAlign w:val="center"/>
-          </w:tcPr>
-          <w:p>
-            <w:pPr>
-              <w:spacing w:after="0" w:line="280"/>
-              <w:jc w:val="center"/>
-            </w:pPr>
-            <w:r>
-              <w:rPr>
-                <w:rFonts w:ascii="Be Vietnam Pro" w:cs="Be Vietnam Pro" w:eastAsia="Be Vietnam Pro" w:hAnsi="Be Vietnam Pro"/>
-                <w:color w:val="101814"/>
-                <w:sz w:val="20"/>
-                <w:szCs w:val="20"/>
-              </w:rPr>
-              <w:t xml:space="preserve">T</w:t>
-            </w:r>
-          </w:p>
-        </w:tc>
-        <w:tc>
-          <w:tcPr>
-            <w:tcW w:type="dxa" w:w="799"/>
             <w:tcMar>
               <w:top w:type="dxa" w:w="90"/>
               <w:left w:type="dxa" w:w="120"/>
@@ -4529,7 +4712,7 @@
         </w:tc>
         <w:tc>
           <w:tcPr>
-            <w:tcW w:type="dxa" w:w="2056"/>
+            <w:tcW w:type="dxa" w:w="2041"/>
             <w:tcMar>
               <w:top w:type="dxa" w:w="90"/>
               <w:left w:type="dxa" w:w="120"/>
@@ -4570,7 +4753,7 @@
         </w:trPr>
         <w:tc>
           <w:tcPr>
-            <w:tcW w:type="dxa" w:w="2198"/>
+            <w:tcW w:type="dxa" w:w="2182"/>
             <w:tcMar>
               <w:top w:type="dxa" w:w="90"/>
               <w:left w:type="dxa" w:w="120"/>
@@ -4607,7 +4790,7 @@
         </w:tc>
         <w:tc>
           <w:tcPr>
-            <w:tcW w:type="dxa" w:w="487"/>
+            <w:tcW w:type="dxa" w:w="1110"/>
             <w:tcMar>
               <w:top w:type="dxa" w:w="90"/>
               <w:left w:type="dxa" w:w="120"/>
@@ -4633,7 +4816,7 @@
         </w:tc>
         <w:tc>
           <w:tcPr>
-            <w:tcW w:type="dxa" w:w="2260"/>
+            <w:tcW w:type="dxa" w:w="1980"/>
             <w:tcMar>
               <w:top w:type="dxa" w:w="90"/>
               <w:left w:type="dxa" w:w="120"/>
@@ -4662,7 +4845,7 @@
         </w:tc>
         <w:tc>
           <w:tcPr>
-            <w:tcW w:type="dxa" w:w="799"/>
+            <w:tcW w:type="dxa" w:w="487"/>
             <w:tcMar>
               <w:top w:type="dxa" w:w="90"/>
               <w:left w:type="dxa" w:w="120"/>
@@ -4716,7 +4899,7 @@
         </w:tc>
         <w:tc>
           <w:tcPr>
-            <w:tcW w:type="dxa" w:w="2056"/>
+            <w:tcW w:type="dxa" w:w="2041"/>
             <w:tcMar>
               <w:top w:type="dxa" w:w="90"/>
               <w:left w:type="dxa" w:w="120"/>
@@ -4766,7 +4949,7 @@
         </w:trPr>
         <w:tc>
           <w:tcPr>
-            <w:tcW w:type="dxa" w:w="2198"/>
+            <w:tcW w:type="dxa" w:w="2182"/>
             <w:tcMar>
               <w:top w:type="dxa" w:w="90"/>
               <w:left w:type="dxa" w:w="120"/>
@@ -4803,7 +4986,7 @@
         </w:tc>
         <w:tc>
           <w:tcPr>
-            <w:tcW w:type="dxa" w:w="487"/>
+            <w:tcW w:type="dxa" w:w="1110"/>
             <w:tcMar>
               <w:top w:type="dxa" w:w="90"/>
               <w:left w:type="dxa" w:w="120"/>
@@ -4830,7 +5013,7 @@
         </w:tc>
         <w:tc>
           <w:tcPr>
-            <w:tcW w:type="dxa" w:w="2260"/>
+            <w:tcW w:type="dxa" w:w="1980"/>
             <w:tcMar>
               <w:top w:type="dxa" w:w="90"/>
               <w:left w:type="dxa" w:w="120"/>
@@ -4859,7 +5042,7 @@
         </w:tc>
         <w:tc>
           <w:tcPr>
-            <w:tcW w:type="dxa" w:w="799"/>
+            <w:tcW w:type="dxa" w:w="487"/>
             <w:tcMar>
               <w:top w:type="dxa" w:w="90"/>
               <w:left w:type="dxa" w:w="120"/>
@@ -4912,7 +5095,7 @@
         </w:tc>
         <w:tc>
           <w:tcPr>
-            <w:tcW w:type="dxa" w:w="2056"/>
+            <w:tcW w:type="dxa" w:w="2041"/>
             <w:tcMar>
               <w:top w:type="dxa" w:w="90"/>
               <w:left w:type="dxa" w:w="120"/>
@@ -4991,7 +5174,7 @@
         </w:trPr>
         <w:tc>
           <w:tcPr>
-            <w:tcW w:type="dxa" w:w="2198"/>
+            <w:tcW w:type="dxa" w:w="2182"/>
             <w:tcMar>
               <w:top w:type="dxa" w:w="90"/>
               <w:left w:type="dxa" w:w="120"/>
@@ -5028,7 +5211,7 @@
         </w:tc>
         <w:tc>
           <w:tcPr>
-            <w:tcW w:type="dxa" w:w="487"/>
+            <w:tcW w:type="dxa" w:w="1110"/>
             <w:tcMar>
               <w:top w:type="dxa" w:w="90"/>
               <w:left w:type="dxa" w:w="120"/>
@@ -5057,7 +5240,7 @@
         </w:tc>
         <w:tc>
           <w:tcPr>
-            <w:tcW w:type="dxa" w:w="2260"/>
+            <w:tcW w:type="dxa" w:w="1980"/>
             <w:tcMar>
               <w:top w:type="dxa" w:w="90"/>
               <w:left w:type="dxa" w:w="120"/>
@@ -5084,7 +5267,7 @@
         </w:tc>
         <w:tc>
           <w:tcPr>
-            <w:tcW w:type="dxa" w:w="799"/>
+            <w:tcW w:type="dxa" w:w="487"/>
             <w:tcMar>
               <w:top w:type="dxa" w:w="90"/>
               <w:left w:type="dxa" w:w="120"/>
@@ -5136,7 +5319,7 @@
         </w:tc>
         <w:tc>
           <w:tcPr>
-            <w:tcW w:type="dxa" w:w="2056"/>
+            <w:tcW w:type="dxa" w:w="2041"/>
             <w:tcMar>
               <w:top w:type="dxa" w:w="90"/>
               <w:left w:type="dxa" w:w="120"/>
@@ -5444,7 +5627,7 @@
                 <w:sz w:val="20"/>
                 <w:szCs w:val="20"/>
               </w:rPr>
-              <w:t xml:space="preserve">HungDV</w:t>
+              <w:t xml:space="preserve">A Hùng</w:t>
             </w:r>
             <w:r>
               <w:rPr>
@@ -5617,16 +5800,16 @@
                 <w:sz w:val="20"/>
                 <w:szCs w:val="20"/>
               </w:rPr>
-              <w:t xml:space="preserve">QuanNH</w:t>
-            </w:r>
-            <w:r>
-              <w:rPr>
-                <w:rFonts w:ascii="Be Vietnam Pro" w:cs="Be Vietnam Pro" w:eastAsia="Be Vietnam Pro" w:hAnsi="Be Vietnam Pro"/>
-                <w:color w:val="101814"/>
-                <w:sz w:val="20"/>
-                <w:szCs w:val="20"/>
-              </w:rPr>
-              <w:t xml:space="preserve"> — Team Lead</w:t>
+              <w:t xml:space="preserve">Quân</w:t>
+            </w:r>
+            <w:r>
+              <w:rPr>
+                <w:rFonts w:ascii="Be Vietnam Pro" w:cs="Be Vietnam Pro" w:eastAsia="Be Vietnam Pro" w:hAnsi="Be Vietnam Pro"/>
+                <w:color w:val="101814"/>
+                <w:sz w:val="20"/>
+                <w:szCs w:val="20"/>
+              </w:rPr>
+              <w:t xml:space="preserve"> — Team phát triển</w:t>
             </w:r>
           </w:p>
         </w:tc>
